--- a/Lab1/ЛР2_Отчёт.docx
+++ b/Lab1/ЛР2_Отчёт.docx
@@ -858,18 +858,41 @@
           <w14:ligatures w14:val="none"/>
         </w:rPr>
         <w:tab/>
-        <w:t>Болтак С. В.</w:t>
-      </w:r>
-    </w:p>
-    <w:p>
-      <w:pPr>
-        <w:spacing w:after="0" w:line="360" w:lineRule="exact"/>
-        <w:jc w:val="both"/>
+      </w:r>
+      <w:proofErr w:type="spellStart"/>
+      <w:r>
         <w:rPr>
           <w:rFonts w:ascii="Times New Roman" w:eastAsia="Times New Roman" w:hAnsi="Times New Roman" w:cs="Times New Roman"/>
           <w:kern w:val="0"/>
           <w:sz w:val="28"/>
           <w:szCs w:val="28"/>
+          <w:lang w:val="ru-RU" w:eastAsia="ru-RU"/>
+          <w14:ligatures w14:val="none"/>
+        </w:rPr>
+        <w:t>Болтак</w:t>
+      </w:r>
+      <w:proofErr w:type="spellEnd"/>
+      <w:r>
+        <w:rPr>
+          <w:rFonts w:ascii="Times New Roman" w:eastAsia="Times New Roman" w:hAnsi="Times New Roman" w:cs="Times New Roman"/>
+          <w:kern w:val="0"/>
+          <w:sz w:val="28"/>
+          <w:szCs w:val="28"/>
+          <w:lang w:val="ru-RU" w:eastAsia="ru-RU"/>
+          <w14:ligatures w14:val="none"/>
+        </w:rPr>
+        <w:t xml:space="preserve"> С. В.</w:t>
+      </w:r>
+    </w:p>
+    <w:p>
+      <w:pPr>
+        <w:spacing w:after="0" w:line="360" w:lineRule="exact"/>
+        <w:jc w:val="both"/>
+        <w:rPr>
+          <w:rFonts w:ascii="Times New Roman" w:eastAsia="Times New Roman" w:hAnsi="Times New Roman" w:cs="Times New Roman"/>
+          <w:kern w:val="0"/>
+          <w:sz w:val="28"/>
+          <w:szCs w:val="28"/>
           <w:lang w:eastAsia="ru-RU"/>
           <w14:ligatures w14:val="none"/>
         </w:rPr>
@@ -1028,6 +1051,7 @@
         </w:rPr>
         <w:t xml:space="preserve"> разработать простейший аналог утилиты </w:t>
       </w:r>
+      <w:proofErr w:type="spellStart"/>
       <w:r>
         <w:rPr>
           <w:rFonts w:ascii="Times New Roman" w:hAnsi="Times New Roman" w:cs="Times New Roman"/>
@@ -1037,6 +1061,7 @@
         </w:rPr>
         <w:t>tracert</w:t>
       </w:r>
+      <w:proofErr w:type="spellEnd"/>
       <w:r>
         <w:rPr>
           <w:rFonts w:ascii="Times New Roman" w:hAnsi="Times New Roman" w:cs="Times New Roman"/>
@@ -1192,7 +1217,7 @@
           <w:rFonts w:ascii="Times New Roman" w:hAnsi="Times New Roman" w:cs="Times New Roman"/>
           <w:sz w:val="28"/>
           <w:szCs w:val="28"/>
-          <w:lang w:val="en-US"/>
+          <w:lang w:val="ru-RU"/>
         </w:rPr>
       </w:pPr>
       <w:r>
@@ -1222,6 +1247,7 @@
         </w:rPr>
         <w:t>“</w:t>
       </w:r>
+      <w:proofErr w:type="spellStart"/>
       <w:r>
         <w:rPr>
           <w:rFonts w:ascii="Times New Roman" w:hAnsi="Times New Roman" w:cs="Times New Roman"/>
@@ -1231,6 +1257,7 @@
         </w:rPr>
         <w:t>mytracert</w:t>
       </w:r>
+      <w:proofErr w:type="spellEnd"/>
       <w:r>
         <w:rPr>
           <w:rFonts w:ascii="Times New Roman" w:hAnsi="Times New Roman" w:cs="Times New Roman"/>
@@ -1363,6 +1390,7 @@
       <w:r>
         <w:rPr>
           <w:rFonts w:ascii="Times New Roman" w:hAnsi="Times New Roman" w:cs="Times New Roman"/>
+          <w:noProof/>
           <w:sz w:val="28"/>
           <w:szCs w:val="28"/>
           <w:lang w:val="en-US"/>
@@ -1504,6 +1532,7 @@
         </w:rPr>
         <w:t xml:space="preserve">Рисунок 1 – Трассировка маршрута до узла </w:t>
       </w:r>
+      <w:proofErr w:type="spellStart"/>
       <w:r>
         <w:rPr>
           <w:rFonts w:ascii="Times New Roman" w:hAnsi="Times New Roman" w:cs="Times New Roman"/>
@@ -1513,6 +1542,7 @@
         </w:rPr>
         <w:t>bsuir</w:t>
       </w:r>
+      <w:proofErr w:type="spellEnd"/>
       <w:r>
         <w:rPr>
           <w:rFonts w:ascii="Times New Roman" w:hAnsi="Times New Roman" w:cs="Times New Roman"/>
@@ -1538,42 +1568,34 @@
           <w:szCs w:val="28"/>
           <w:lang w:val="ru-RU"/>
         </w:rPr>
-        <w:t xml:space="preserve"> без </w:t>
-      </w:r>
-      <w:r>
-        <w:rPr>
-          <w:rFonts w:ascii="Times New Roman" w:hAnsi="Times New Roman" w:cs="Times New Roman"/>
-          <w:sz w:val="28"/>
-          <w:szCs w:val="28"/>
-          <w:lang w:val="ru-RU"/>
-        </w:rPr>
-        <w:t>разрешения в имена узлов</w:t>
-      </w:r>
-    </w:p>
-    <w:p>
-      <w:pPr>
-        <w:ind w:firstLine="709"/>
-        <w:rPr>
-          <w:rFonts w:ascii="Times New Roman" w:hAnsi="Times New Roman" w:cs="Times New Roman"/>
-          <w:sz w:val="28"/>
-          <w:szCs w:val="28"/>
-          <w:lang w:val="ru-RU"/>
-        </w:rPr>
-      </w:pPr>
-    </w:p>
-    <w:p>
-      <w:pPr>
-        <w:ind w:firstLine="709"/>
-        <w:rPr>
-          <w:rFonts w:ascii="Times New Roman" w:hAnsi="Times New Roman" w:cs="Times New Roman"/>
-          <w:sz w:val="28"/>
-          <w:szCs w:val="28"/>
-          <w:lang w:val="ru-RU"/>
-        </w:rPr>
-      </w:pPr>
-      <w:r>
-        <w:rPr>
-          <w:rFonts w:ascii="Times New Roman" w:hAnsi="Times New Roman" w:cs="Times New Roman"/>
+        <w:t xml:space="preserve"> без разрешения в имена узлов</w:t>
+      </w:r>
+    </w:p>
+    <w:p>
+      <w:pPr>
+        <w:ind w:firstLine="709"/>
+        <w:rPr>
+          <w:rFonts w:ascii="Times New Roman" w:hAnsi="Times New Roman" w:cs="Times New Roman"/>
+          <w:sz w:val="28"/>
+          <w:szCs w:val="28"/>
+          <w:lang w:val="ru-RU"/>
+        </w:rPr>
+      </w:pPr>
+    </w:p>
+    <w:p>
+      <w:pPr>
+        <w:ind w:firstLine="709"/>
+        <w:rPr>
+          <w:rFonts w:ascii="Times New Roman" w:hAnsi="Times New Roman" w:cs="Times New Roman"/>
+          <w:sz w:val="28"/>
+          <w:szCs w:val="28"/>
+          <w:lang w:val="ru-RU"/>
+        </w:rPr>
+      </w:pPr>
+      <w:r>
+        <w:rPr>
+          <w:rFonts w:ascii="Times New Roman" w:hAnsi="Times New Roman" w:cs="Times New Roman"/>
+          <w:noProof/>
           <w:sz w:val="28"/>
           <w:szCs w:val="28"/>
           <w:lang w:val="ru-RU"/>
@@ -1642,61 +1664,7 @@
           <w:szCs w:val="28"/>
           <w:lang w:val="ru-RU"/>
         </w:rPr>
-        <w:t xml:space="preserve">На рисунке </w:t>
-      </w:r>
-      <w:r>
-        <w:rPr>
-          <w:rFonts w:ascii="Times New Roman" w:hAnsi="Times New Roman" w:cs="Times New Roman"/>
-          <w:sz w:val="28"/>
-          <w:szCs w:val="28"/>
-          <w:lang w:val="ru-RU"/>
-        </w:rPr>
-        <w:t>2</w:t>
-      </w:r>
-      <w:r>
-        <w:rPr>
-          <w:rFonts w:ascii="Times New Roman" w:hAnsi="Times New Roman" w:cs="Times New Roman"/>
-          <w:sz w:val="28"/>
-          <w:szCs w:val="28"/>
-          <w:lang w:val="ru-RU"/>
-        </w:rPr>
-        <w:t xml:space="preserve"> представлен результат работы программы </w:t>
-      </w:r>
-      <w:r>
-        <w:rPr>
-          <w:rFonts w:ascii="Times New Roman" w:hAnsi="Times New Roman" w:cs="Times New Roman"/>
-          <w:sz w:val="28"/>
-          <w:szCs w:val="28"/>
-          <w:lang w:val="ru-RU"/>
-        </w:rPr>
-        <w:t>с</w:t>
-      </w:r>
-      <w:r>
-        <w:rPr>
-          <w:rFonts w:ascii="Times New Roman" w:hAnsi="Times New Roman" w:cs="Times New Roman"/>
-          <w:sz w:val="28"/>
-          <w:szCs w:val="28"/>
-          <w:lang w:val="ru-RU"/>
-        </w:rPr>
-        <w:t xml:space="preserve"> параметр</w:t>
-      </w:r>
-      <w:r>
-        <w:rPr>
-          <w:rFonts w:ascii="Times New Roman" w:hAnsi="Times New Roman" w:cs="Times New Roman"/>
-          <w:sz w:val="28"/>
-          <w:szCs w:val="28"/>
-          <w:lang w:val="ru-RU"/>
-        </w:rPr>
-        <w:t>ом</w:t>
-      </w:r>
-      <w:r>
-        <w:rPr>
-          <w:rFonts w:ascii="Times New Roman" w:hAnsi="Times New Roman" w:cs="Times New Roman"/>
-          <w:sz w:val="28"/>
-          <w:szCs w:val="28"/>
-          <w:lang w:val="ru-RU"/>
-        </w:rPr>
-        <w:t xml:space="preserve"> </w:t>
+        <w:t xml:space="preserve">На рисунке 2 представлен результат работы программы с параметром </w:t>
       </w:r>
       <w:r>
         <w:rPr>
@@ -1773,26 +1741,9 @@
           <w:szCs w:val="28"/>
           <w:lang w:val="ru-RU"/>
         </w:rPr>
-        <w:t xml:space="preserve">Рисунок </w:t>
-      </w:r>
-      <w:r>
-        <w:rPr>
-          <w:rFonts w:ascii="Times New Roman" w:hAnsi="Times New Roman" w:cs="Times New Roman"/>
-          <w:sz w:val="28"/>
-          <w:szCs w:val="28"/>
-          <w:lang w:val="ru-RU"/>
-        </w:rPr>
-        <w:t>2</w:t>
-      </w:r>
-      <w:r>
-        <w:rPr>
-          <w:rFonts w:ascii="Times New Roman" w:hAnsi="Times New Roman" w:cs="Times New Roman"/>
-          <w:sz w:val="28"/>
-          <w:szCs w:val="28"/>
-          <w:lang w:val="ru-RU"/>
-        </w:rPr>
-        <w:t xml:space="preserve"> – Трассировка маршрута до узла </w:t>
-      </w:r>
+        <w:t xml:space="preserve">Рисунок 2 – Трассировка маршрута до узла </w:t>
+      </w:r>
+      <w:proofErr w:type="spellStart"/>
       <w:r>
         <w:rPr>
           <w:rFonts w:ascii="Times New Roman" w:hAnsi="Times New Roman" w:cs="Times New Roman"/>
@@ -1802,6 +1753,7 @@
         </w:rPr>
         <w:t>bsuir</w:t>
       </w:r>
+      <w:proofErr w:type="spellEnd"/>
       <w:r>
         <w:rPr>
           <w:rFonts w:ascii="Times New Roman" w:hAnsi="Times New Roman" w:cs="Times New Roman"/>
@@ -1827,43 +1779,7 @@
           <w:szCs w:val="28"/>
           <w:lang w:val="ru-RU"/>
         </w:rPr>
-        <w:t xml:space="preserve"> </w:t>
-      </w:r>
-      <w:r>
-        <w:rPr>
-          <w:rFonts w:ascii="Times New Roman" w:hAnsi="Times New Roman" w:cs="Times New Roman"/>
-          <w:sz w:val="28"/>
-          <w:szCs w:val="28"/>
-          <w:lang w:val="ru-RU"/>
-        </w:rPr>
-        <w:t>с</w:t>
-      </w:r>
-      <w:r>
-        <w:rPr>
-          <w:rFonts w:ascii="Times New Roman" w:hAnsi="Times New Roman" w:cs="Times New Roman"/>
-          <w:sz w:val="28"/>
-          <w:szCs w:val="28"/>
-          <w:lang w:val="ru-RU"/>
-        </w:rPr>
-        <w:t xml:space="preserve"> разрешени</w:t>
-      </w:r>
-      <w:r>
-        <w:rPr>
-          <w:rFonts w:ascii="Times New Roman" w:hAnsi="Times New Roman" w:cs="Times New Roman"/>
-          <w:sz w:val="28"/>
-          <w:szCs w:val="28"/>
-          <w:lang w:val="ru-RU"/>
-        </w:rPr>
-        <w:t xml:space="preserve">ем </w:t>
-      </w:r>
-      <w:r>
-        <w:rPr>
-          <w:rFonts w:ascii="Times New Roman" w:hAnsi="Times New Roman" w:cs="Times New Roman"/>
-          <w:sz w:val="28"/>
-          <w:szCs w:val="28"/>
-          <w:lang w:val="ru-RU"/>
-        </w:rPr>
-        <w:t>в имена узлов</w:t>
+        <w:t xml:space="preserve"> с разрешением в имена узлов</w:t>
       </w:r>
     </w:p>
     <w:p>
@@ -1886,12 +1802,13 @@
           <w:rFonts w:ascii="Times New Roman" w:hAnsi="Times New Roman" w:cs="Times New Roman"/>
           <w:sz w:val="28"/>
           <w:szCs w:val="28"/>
-          <w:lang w:val="en-US"/>
-        </w:rPr>
-      </w:pPr>
-      <w:r>
-        <w:rPr>
-          <w:rFonts w:ascii="Times New Roman" w:hAnsi="Times New Roman" w:cs="Times New Roman"/>
+          <w:lang w:val="ru-RU"/>
+        </w:rPr>
+      </w:pPr>
+      <w:r>
+        <w:rPr>
+          <w:rFonts w:ascii="Times New Roman" w:hAnsi="Times New Roman" w:cs="Times New Roman"/>
+          <w:noProof/>
           <w:sz w:val="28"/>
           <w:szCs w:val="28"/>
           <w:lang w:val="en-US"/>
@@ -1973,6 +1890,7 @@
         </w:rPr>
         <w:t xml:space="preserve"> выполненный утилитой </w:t>
       </w:r>
+      <w:proofErr w:type="spellStart"/>
       <w:r>
         <w:rPr>
           <w:rFonts w:ascii="Times New Roman" w:hAnsi="Times New Roman" w:cs="Times New Roman"/>
@@ -1982,6 +1900,7 @@
         </w:rPr>
         <w:t>tracert</w:t>
       </w:r>
+      <w:proofErr w:type="spellEnd"/>
       <w:r>
         <w:rPr>
           <w:rFonts w:ascii="Times New Roman" w:hAnsi="Times New Roman" w:cs="Times New Roman"/>
@@ -2000,7 +1919,7 @@
           <w:rFonts w:ascii="Times New Roman" w:hAnsi="Times New Roman" w:cs="Times New Roman"/>
           <w:sz w:val="28"/>
           <w:szCs w:val="28"/>
-          <w:lang w:val="en-US"/>
+          <w:lang w:val="ru-RU"/>
         </w:rPr>
       </w:pPr>
     </w:p>
@@ -2042,6 +1961,7 @@
         </w:rPr>
         <w:t xml:space="preserve"> – Трассировка маршрута до узла </w:t>
       </w:r>
+      <w:proofErr w:type="spellStart"/>
       <w:r>
         <w:rPr>
           <w:rFonts w:ascii="Times New Roman" w:hAnsi="Times New Roman" w:cs="Times New Roman"/>
@@ -2051,6 +1971,7 @@
         </w:rPr>
         <w:t>bsuir</w:t>
       </w:r>
+      <w:proofErr w:type="spellEnd"/>
       <w:r>
         <w:rPr>
           <w:rFonts w:ascii="Times New Roman" w:hAnsi="Times New Roman" w:cs="Times New Roman"/>
@@ -2076,17 +1997,9 @@
           <w:szCs w:val="28"/>
           <w:lang w:val="ru-RU"/>
         </w:rPr>
-        <w:t xml:space="preserve"> </w:t>
-      </w:r>
-      <w:r>
-        <w:rPr>
-          <w:rFonts w:ascii="Times New Roman" w:hAnsi="Times New Roman" w:cs="Times New Roman"/>
-          <w:sz w:val="28"/>
-          <w:szCs w:val="28"/>
-          <w:lang w:val="ru-RU"/>
-        </w:rPr>
-        <w:t xml:space="preserve">утилитой </w:t>
-      </w:r>
+        <w:t xml:space="preserve"> утилитой </w:t>
+      </w:r>
+      <w:proofErr w:type="spellStart"/>
       <w:r>
         <w:rPr>
           <w:rFonts w:ascii="Times New Roman" w:hAnsi="Times New Roman" w:cs="Times New Roman"/>
@@ -2096,6 +2009,7 @@
         </w:rPr>
         <w:t>tracert</w:t>
       </w:r>
+      <w:proofErr w:type="spellEnd"/>
     </w:p>
     <w:p>
       <w:pPr>
@@ -2154,6 +2068,7 @@
         <w:lastRenderedPageBreak/>
         <w:t xml:space="preserve">Анализируя рисунки 1-3 видно, что пакеты утилиты </w:t>
       </w:r>
+      <w:proofErr w:type="spellStart"/>
       <w:r>
         <w:rPr>
           <w:rFonts w:ascii="Times New Roman" w:hAnsi="Times New Roman" w:cs="Times New Roman"/>
@@ -2163,6 +2078,7 @@
         </w:rPr>
         <w:t>tracert</w:t>
       </w:r>
+      <w:proofErr w:type="spellEnd"/>
       <w:r>
         <w:rPr>
           <w:rFonts w:ascii="Times New Roman" w:hAnsi="Times New Roman" w:cs="Times New Roman"/>
@@ -2181,6 +2097,7 @@
         </w:rPr>
         <w:t xml:space="preserve">и программы </w:t>
       </w:r>
+      <w:proofErr w:type="spellStart"/>
       <w:r>
         <w:rPr>
           <w:rFonts w:ascii="Times New Roman" w:hAnsi="Times New Roman" w:cs="Times New Roman"/>
@@ -2190,6 +2107,7 @@
         </w:rPr>
         <w:t>mytracert</w:t>
       </w:r>
+      <w:proofErr w:type="spellEnd"/>
       <w:r>
         <w:rPr>
           <w:rFonts w:ascii="Times New Roman" w:hAnsi="Times New Roman" w:cs="Times New Roman"/>
@@ -2227,19 +2145,60 @@
           <w:szCs w:val="28"/>
           <w:lang w:val="ru-RU"/>
         </w:rPr>
+        <w:t>На рисунке 4 представлен фрагмент захвата трафика с фильтром «</w:t>
+      </w:r>
+      <w:proofErr w:type="spellStart"/>
+      <w:r>
+        <w:rPr>
+          <w:rFonts w:ascii="Times New Roman" w:hAnsi="Times New Roman" w:cs="Times New Roman"/>
+          <w:sz w:val="28"/>
+          <w:szCs w:val="28"/>
+          <w:lang w:val="en-US"/>
+        </w:rPr>
+        <w:t>icmp</w:t>
+      </w:r>
+      <w:proofErr w:type="spellEnd"/>
+      <w:r>
+        <w:rPr>
+          <w:rFonts w:ascii="Times New Roman" w:hAnsi="Times New Roman" w:cs="Times New Roman"/>
+          <w:sz w:val="28"/>
+          <w:szCs w:val="28"/>
+          <w:lang w:val="ru-RU"/>
+        </w:rPr>
+        <w:t>», генерируемого программой.</w:t>
+      </w:r>
+    </w:p>
+    <w:p>
+      <w:pPr>
+        <w:ind w:firstLine="709"/>
+        <w:jc w:val="both"/>
+        <w:rPr>
+          <w:rFonts w:ascii="Times New Roman" w:hAnsi="Times New Roman" w:cs="Times New Roman"/>
+          <w:sz w:val="28"/>
+          <w:szCs w:val="28"/>
+          <w:lang w:val="ru-RU"/>
+        </w:rPr>
+      </w:pPr>
+      <w:r>
+        <w:rPr>
+          <w:rFonts w:ascii="Times New Roman" w:hAnsi="Times New Roman" w:cs="Times New Roman"/>
+          <w:sz w:val="28"/>
+          <w:szCs w:val="28"/>
+          <w:lang w:val="ru-RU"/>
+        </w:rPr>
         <w:drawing>
-          <wp:anchor distT="0" distB="0" distL="114300" distR="114300" simplePos="0" relativeHeight="251661312" behindDoc="0" locked="0" layoutInCell="1" allowOverlap="1" wp14:anchorId="75E8E147" wp14:editId="7B4B4A80">
+          <wp:anchor distT="0" distB="0" distL="114300" distR="114300" simplePos="0" relativeHeight="251663360" behindDoc="0" locked="0" layoutInCell="1" allowOverlap="1" wp14:anchorId="3B3BBA90" wp14:editId="40C645E0">
             <wp:simplePos x="0" y="0"/>
             <wp:positionH relativeFrom="margin">
               <wp:align>center</wp:align>
             </wp:positionH>
             <wp:positionV relativeFrom="paragraph">
-              <wp:posOffset>632516</wp:posOffset>
+              <wp:posOffset>302065</wp:posOffset>
             </wp:positionV>
-            <wp:extent cx="6608445" cy="3884295"/>
-            <wp:effectExtent l="0" t="0" r="1905" b="1905"/>
-            <wp:wrapTopAndBottom/>
-            <wp:docPr id="1767243585" name="Рисунок 1"/>
+            <wp:extent cx="6644005" cy="3901440"/>
+            <wp:effectExtent l="0" t="0" r="4445" b="3810"/>
+            <wp:wrapSquare wrapText="bothSides"/>
+            <wp:docPr id="1366813589" name="Рисунок 1"/>
             <wp:cNvGraphicFramePr>
               <a:graphicFrameLocks xmlns:a="http://schemas.openxmlformats.org/drawingml/2006/main" noChangeAspect="1"/>
             </wp:cNvGraphicFramePr>
@@ -2247,7 +2206,7 @@
               <a:graphicData uri="http://schemas.openxmlformats.org/drawingml/2006/picture">
                 <pic:pic xmlns:pic="http://schemas.openxmlformats.org/drawingml/2006/picture">
                   <pic:nvPicPr>
-                    <pic:cNvPr id="1767243585" name=""/>
+                    <pic:cNvPr id="1366813589" name=""/>
                     <pic:cNvPicPr/>
                   </pic:nvPicPr>
                   <pic:blipFill>
@@ -2265,7 +2224,7 @@
                   <pic:spPr>
                     <a:xfrm>
                       <a:off x="0" y="0"/>
-                      <a:ext cx="6608445" cy="3884295"/>
+                      <a:ext cx="6644005" cy="3901440"/>
                     </a:xfrm>
                     <a:prstGeom prst="rect">
                       <a:avLst/>
@@ -2283,37 +2242,9 @@
           </wp:anchor>
         </w:drawing>
       </w:r>
-      <w:r>
-        <w:rPr>
-          <w:rFonts w:ascii="Times New Roman" w:hAnsi="Times New Roman" w:cs="Times New Roman"/>
-          <w:sz w:val="28"/>
-          <w:szCs w:val="28"/>
-          <w:lang w:val="ru-RU"/>
-        </w:rPr>
-        <w:t>На рисунке 4 представлен фрагмент захвата трафика с фильтром «</w:t>
-      </w:r>
-      <w:r>
-        <w:rPr>
-          <w:rFonts w:ascii="Times New Roman" w:hAnsi="Times New Roman" w:cs="Times New Roman"/>
-          <w:sz w:val="28"/>
-          <w:szCs w:val="28"/>
-          <w:lang w:val="en-US"/>
-        </w:rPr>
-        <w:t>icmp</w:t>
-      </w:r>
-      <w:r>
-        <w:rPr>
-          <w:rFonts w:ascii="Times New Roman" w:hAnsi="Times New Roman" w:cs="Times New Roman"/>
-          <w:sz w:val="28"/>
-          <w:szCs w:val="28"/>
-          <w:lang w:val="ru-RU"/>
-        </w:rPr>
-        <w:t>», генерируемого программой.</w:t>
-      </w:r>
-    </w:p>
-    <w:p>
-      <w:pPr>
-        <w:ind w:firstLine="709"/>
+    </w:p>
+    <w:p>
+      <w:pPr>
         <w:jc w:val="both"/>
         <w:rPr>
           <w:rFonts w:ascii="Times New Roman" w:hAnsi="Times New Roman" w:cs="Times New Roman"/>
@@ -2428,7 +2359,7 @@
     <w:p>
       <w:pPr>
         <w:ind w:firstLine="709"/>
-        <w:jc w:val="both"/>
+        <w:jc w:val="center"/>
         <w:rPr>
           <w:rFonts w:ascii="Times New Roman" w:hAnsi="Times New Roman" w:cs="Times New Roman"/>
           <w:sz w:val="28"/>
@@ -2445,18 +2376,18 @@
         </w:rPr>
         <w:lastRenderedPageBreak/>
         <w:drawing>
-          <wp:anchor distT="0" distB="0" distL="114300" distR="114300" simplePos="0" relativeHeight="251662336" behindDoc="0" locked="0" layoutInCell="1" allowOverlap="1" wp14:anchorId="4D34187E" wp14:editId="62F25A0F">
+          <wp:anchor distT="0" distB="0" distL="114300" distR="114300" simplePos="0" relativeHeight="251662336" behindDoc="0" locked="0" layoutInCell="1" allowOverlap="1" wp14:anchorId="70C53E16" wp14:editId="67B604F1">
             <wp:simplePos x="0" y="0"/>
             <wp:positionH relativeFrom="margin">
-              <wp:align>center</wp:align>
+              <wp:align>left</wp:align>
             </wp:positionH>
             <wp:positionV relativeFrom="paragraph">
-              <wp:posOffset>308</wp:posOffset>
+              <wp:posOffset>471</wp:posOffset>
             </wp:positionV>
-            <wp:extent cx="6163310" cy="2272030"/>
-            <wp:effectExtent l="0" t="0" r="8890" b="0"/>
+            <wp:extent cx="5940425" cy="2292350"/>
+            <wp:effectExtent l="0" t="0" r="3175" b="0"/>
             <wp:wrapTopAndBottom/>
-            <wp:docPr id="494868070" name="Рисунок 1"/>
+            <wp:docPr id="2101851637" name="Рисунок 1"/>
             <wp:cNvGraphicFramePr>
               <a:graphicFrameLocks xmlns:a="http://schemas.openxmlformats.org/drawingml/2006/main" noChangeAspect="1"/>
             </wp:cNvGraphicFramePr>
@@ -2464,7 +2395,7 @@
               <a:graphicData uri="http://schemas.openxmlformats.org/drawingml/2006/picture">
                 <pic:pic xmlns:pic="http://schemas.openxmlformats.org/drawingml/2006/picture">
                   <pic:nvPicPr>
-                    <pic:cNvPr id="494868070" name=""/>
+                    <pic:cNvPr id="2101851637" name=""/>
                     <pic:cNvPicPr/>
                   </pic:nvPicPr>
                   <pic:blipFill>
@@ -2482,7 +2413,7 @@
                   <pic:spPr>
                     <a:xfrm>
                       <a:off x="0" y="0"/>
-                      <a:ext cx="6163310" cy="2272030"/>
+                      <a:ext cx="5940425" cy="2292350"/>
                     </a:xfrm>
                     <a:prstGeom prst="rect">
                       <a:avLst/>
@@ -2491,12 +2422,6 @@
                 </pic:pic>
               </a:graphicData>
             </a:graphic>
-            <wp14:sizeRelH relativeFrom="margin">
-              <wp14:pctWidth>0</wp14:pctWidth>
-            </wp14:sizeRelH>
-            <wp14:sizeRelV relativeFrom="margin">
-              <wp14:pctHeight>0</wp14:pctHeight>
-            </wp14:sizeRelV>
           </wp:anchor>
         </w:drawing>
       </w:r>
@@ -2519,34 +2444,7 @@
           <w:szCs w:val="28"/>
           <w:lang w:val="ru-RU"/>
         </w:rPr>
-        <w:t xml:space="preserve">Рисунок </w:t>
-      </w:r>
-      <w:r>
-        <w:rPr>
-          <w:rFonts w:ascii="Times New Roman" w:hAnsi="Times New Roman" w:cs="Times New Roman"/>
-          <w:sz w:val="28"/>
-          <w:szCs w:val="28"/>
-          <w:lang w:val="ru-RU"/>
-        </w:rPr>
-        <w:t>5</w:t>
-      </w:r>
-      <w:r>
-        <w:rPr>
-          <w:rFonts w:ascii="Times New Roman" w:hAnsi="Times New Roman" w:cs="Times New Roman"/>
-          <w:sz w:val="28"/>
-          <w:szCs w:val="28"/>
-          <w:lang w:val="ru-RU"/>
-        </w:rPr>
-        <w:t xml:space="preserve"> – </w:t>
-      </w:r>
-      <w:r>
-        <w:rPr>
-          <w:rFonts w:ascii="Times New Roman" w:hAnsi="Times New Roman" w:cs="Times New Roman"/>
-          <w:sz w:val="28"/>
-          <w:szCs w:val="28"/>
-          <w:lang w:val="ru-RU"/>
-        </w:rPr>
-        <w:t xml:space="preserve">Информация об </w:t>
+        <w:t xml:space="preserve">Рисунок 5 – Информация об </w:t>
       </w:r>
       <w:r>
         <w:rPr>
@@ -2574,6 +2472,78 @@
           <w:lang w:val="ru-RU"/>
         </w:rPr>
         <w:t>запросе</w:t>
+      </w:r>
+      <w:r>
+        <w:rPr>
+          <w:rFonts w:ascii="Times New Roman" w:hAnsi="Times New Roman" w:cs="Times New Roman"/>
+          <w:sz w:val="28"/>
+          <w:szCs w:val="28"/>
+          <w:lang w:val="ru-RU"/>
+        </w:rPr>
+        <w:t xml:space="preserve"> (корректный формат </w:t>
+      </w:r>
+      <w:r>
+        <w:rPr>
+          <w:rFonts w:ascii="Times New Roman" w:hAnsi="Times New Roman" w:cs="Times New Roman"/>
+          <w:sz w:val="28"/>
+          <w:szCs w:val="28"/>
+          <w:lang w:val="en-US"/>
+        </w:rPr>
+        <w:t>Sequence</w:t>
+      </w:r>
+      <w:r>
+        <w:rPr>
+          <w:rFonts w:ascii="Times New Roman" w:hAnsi="Times New Roman" w:cs="Times New Roman"/>
+          <w:sz w:val="28"/>
+          <w:szCs w:val="28"/>
+          <w:lang w:val="ru-RU"/>
+        </w:rPr>
+        <w:t xml:space="preserve"> </w:t>
+      </w:r>
+      <w:r>
+        <w:rPr>
+          <w:rFonts w:ascii="Times New Roman" w:hAnsi="Times New Roman" w:cs="Times New Roman"/>
+          <w:sz w:val="28"/>
+          <w:szCs w:val="28"/>
+          <w:lang w:val="en-US"/>
+        </w:rPr>
+        <w:t>number</w:t>
+      </w:r>
+      <w:r>
+        <w:rPr>
+          <w:rFonts w:ascii="Times New Roman" w:hAnsi="Times New Roman" w:cs="Times New Roman"/>
+          <w:sz w:val="28"/>
+          <w:szCs w:val="28"/>
+          <w:lang w:val="ru-RU"/>
+        </w:rPr>
+        <w:t xml:space="preserve"> </w:t>
+      </w:r>
+      <w:r>
+        <w:rPr>
+          <w:rFonts w:ascii="Times New Roman" w:hAnsi="Times New Roman" w:cs="Times New Roman"/>
+          <w:sz w:val="28"/>
+          <w:szCs w:val="28"/>
+          <w:lang w:val="ru-RU"/>
+        </w:rPr>
+        <w:t xml:space="preserve">и </w:t>
+      </w:r>
+      <w:r>
+        <w:rPr>
+          <w:rFonts w:ascii="Times New Roman" w:hAnsi="Times New Roman" w:cs="Times New Roman"/>
+          <w:sz w:val="28"/>
+          <w:szCs w:val="28"/>
+          <w:lang w:val="en-US"/>
+        </w:rPr>
+        <w:t>Identifier</w:t>
+      </w:r>
+      <w:r>
+        <w:rPr>
+          <w:rFonts w:ascii="Times New Roman" w:hAnsi="Times New Roman" w:cs="Times New Roman"/>
+          <w:sz w:val="28"/>
+          <w:szCs w:val="28"/>
+          <w:lang w:val="ru-RU"/>
+        </w:rPr>
+        <w:t>)</w:t>
       </w:r>
     </w:p>
     <w:p>
@@ -2607,6 +2577,7 @@
         </w:rPr>
         <w:t xml:space="preserve"> в ходе выполнения лабораторной работы был разработан аналог утилиты </w:t>
       </w:r>
+      <w:proofErr w:type="spellStart"/>
       <w:r>
         <w:rPr>
           <w:rFonts w:ascii="Times New Roman" w:hAnsi="Times New Roman" w:cs="Times New Roman"/>
@@ -2616,6 +2587,7 @@
         </w:rPr>
         <w:t>tracert</w:t>
       </w:r>
+      <w:proofErr w:type="spellEnd"/>
       <w:r>
         <w:rPr>
           <w:rFonts w:ascii="Times New Roman" w:hAnsi="Times New Roman" w:cs="Times New Roman"/>
@@ -2652,6 +2624,7 @@
         </w:rPr>
         <w:t xml:space="preserve">. Результаты работы программы идентичны результату работы системной утилиты </w:t>
       </w:r>
+      <w:proofErr w:type="spellStart"/>
       <w:r>
         <w:rPr>
           <w:rFonts w:ascii="Times New Roman" w:hAnsi="Times New Roman" w:cs="Times New Roman"/>
@@ -2661,6 +2634,7 @@
         </w:rPr>
         <w:t>tracert</w:t>
       </w:r>
+      <w:proofErr w:type="spellEnd"/>
       <w:r>
         <w:rPr>
           <w:rFonts w:ascii="Times New Roman" w:hAnsi="Times New Roman" w:cs="Times New Roman"/>
@@ -2776,32 +2750,69 @@
         <w:jc w:val="both"/>
         <w:rPr>
           <w:rFonts w:ascii="Times New Roman" w:hAnsi="Times New Roman" w:cs="Times New Roman"/>
-          <w:lang w:val="en-US"/>
-        </w:rPr>
-      </w:pPr>
-      <w:r>
-        <w:rPr>
-          <w:rFonts w:ascii="Times New Roman" w:hAnsi="Times New Roman" w:cs="Times New Roman"/>
-          <w:lang w:val="en-US"/>
-        </w:rPr>
-        <w:t>using System;</w:t>
-      </w:r>
-    </w:p>
-    <w:p>
-      <w:pPr>
-        <w:ind w:firstLine="709"/>
-        <w:jc w:val="both"/>
-        <w:rPr>
-          <w:rFonts w:ascii="Times New Roman" w:hAnsi="Times New Roman" w:cs="Times New Roman"/>
-          <w:lang w:val="en-US"/>
-        </w:rPr>
-      </w:pPr>
-      <w:r>
-        <w:rPr>
-          <w:rFonts w:ascii="Times New Roman" w:hAnsi="Times New Roman" w:cs="Times New Roman"/>
-          <w:lang w:val="en-US"/>
-        </w:rPr>
-        <w:t>using System.Diagnostics;</w:t>
+          <w:lang w:val="ru-RU"/>
+        </w:rPr>
+      </w:pPr>
+      <w:r>
+        <w:rPr>
+          <w:rFonts w:ascii="Times New Roman" w:hAnsi="Times New Roman" w:cs="Times New Roman"/>
+          <w:lang w:val="en-US"/>
+        </w:rPr>
+        <w:t>using</w:t>
+      </w:r>
+      <w:r>
+        <w:rPr>
+          <w:rFonts w:ascii="Times New Roman" w:hAnsi="Times New Roman" w:cs="Times New Roman"/>
+          <w:lang w:val="ru-RU"/>
+        </w:rPr>
+        <w:t xml:space="preserve"> </w:t>
+      </w:r>
+      <w:r>
+        <w:rPr>
+          <w:rFonts w:ascii="Times New Roman" w:hAnsi="Times New Roman" w:cs="Times New Roman"/>
+          <w:lang w:val="en-US"/>
+        </w:rPr>
+        <w:t>System</w:t>
+      </w:r>
+      <w:r>
+        <w:rPr>
+          <w:rFonts w:ascii="Times New Roman" w:hAnsi="Times New Roman" w:cs="Times New Roman"/>
+          <w:lang w:val="ru-RU"/>
+        </w:rPr>
+        <w:t>;</w:t>
+      </w:r>
+    </w:p>
+    <w:p>
+      <w:pPr>
+        <w:ind w:firstLine="709"/>
+        <w:jc w:val="both"/>
+        <w:rPr>
+          <w:rFonts w:ascii="Times New Roman" w:hAnsi="Times New Roman" w:cs="Times New Roman"/>
+          <w:lang w:val="en-US"/>
+        </w:rPr>
+      </w:pPr>
+      <w:r>
+        <w:rPr>
+          <w:rFonts w:ascii="Times New Roman" w:hAnsi="Times New Roman" w:cs="Times New Roman"/>
+          <w:lang w:val="en-US"/>
+        </w:rPr>
+        <w:t xml:space="preserve">using </w:t>
+      </w:r>
+      <w:proofErr w:type="spellStart"/>
+      <w:r>
+        <w:rPr>
+          <w:rFonts w:ascii="Times New Roman" w:hAnsi="Times New Roman" w:cs="Times New Roman"/>
+          <w:lang w:val="en-US"/>
+        </w:rPr>
+        <w:t>System.Diagnostics</w:t>
+      </w:r>
+      <w:proofErr w:type="spellEnd"/>
+      <w:r>
+        <w:rPr>
+          <w:rFonts w:ascii="Times New Roman" w:hAnsi="Times New Roman" w:cs="Times New Roman"/>
+          <w:lang w:val="en-US"/>
+        </w:rPr>
+        <w:t>;</w:t>
       </w:r>
     </w:p>
     <w:p>
@@ -2835,52 +2846,93 @@
           <w:rFonts w:ascii="Times New Roman" w:hAnsi="Times New Roman" w:cs="Times New Roman"/>
           <w:lang w:val="en-US"/>
         </w:rPr>
-        <w:t>using System.Net.Sockets;</w:t>
-      </w:r>
-    </w:p>
-    <w:p>
-      <w:pPr>
-        <w:ind w:firstLine="709"/>
-        <w:jc w:val="both"/>
-        <w:rPr>
-          <w:rFonts w:ascii="Times New Roman" w:hAnsi="Times New Roman" w:cs="Times New Roman"/>
-          <w:lang w:val="en-US"/>
-        </w:rPr>
-      </w:pPr>
-      <w:r>
-        <w:rPr>
-          <w:rFonts w:ascii="Times New Roman" w:hAnsi="Times New Roman" w:cs="Times New Roman"/>
-          <w:lang w:val="en-US"/>
-        </w:rPr>
-        <w:t>using System.Threading;</w:t>
-      </w:r>
-    </w:p>
-    <w:p>
-      <w:pPr>
-        <w:ind w:firstLine="709"/>
-        <w:jc w:val="both"/>
-        <w:rPr>
-          <w:rFonts w:ascii="Times New Roman" w:hAnsi="Times New Roman" w:cs="Times New Roman"/>
-          <w:lang w:val="en-US"/>
-        </w:rPr>
-      </w:pPr>
-    </w:p>
-    <w:p>
-      <w:pPr>
-        <w:ind w:firstLine="709"/>
-        <w:jc w:val="both"/>
-        <w:rPr>
-          <w:rFonts w:ascii="Times New Roman" w:hAnsi="Times New Roman" w:cs="Times New Roman"/>
-          <w:lang w:val="en-US"/>
-        </w:rPr>
-      </w:pPr>
-      <w:r>
-        <w:rPr>
-          <w:rFonts w:ascii="Times New Roman" w:hAnsi="Times New Roman" w:cs="Times New Roman"/>
-          <w:lang w:val="en-US"/>
-        </w:rPr>
-        <w:t>namespace MyTracert</w:t>
-      </w:r>
+        <w:t xml:space="preserve">using </w:t>
+      </w:r>
+      <w:proofErr w:type="spellStart"/>
+      <w:r>
+        <w:rPr>
+          <w:rFonts w:ascii="Times New Roman" w:hAnsi="Times New Roman" w:cs="Times New Roman"/>
+          <w:lang w:val="en-US"/>
+        </w:rPr>
+        <w:t>System.Net.Sockets</w:t>
+      </w:r>
+      <w:proofErr w:type="spellEnd"/>
+      <w:r>
+        <w:rPr>
+          <w:rFonts w:ascii="Times New Roman" w:hAnsi="Times New Roman" w:cs="Times New Roman"/>
+          <w:lang w:val="en-US"/>
+        </w:rPr>
+        <w:t>;</w:t>
+      </w:r>
+    </w:p>
+    <w:p>
+      <w:pPr>
+        <w:ind w:firstLine="709"/>
+        <w:jc w:val="both"/>
+        <w:rPr>
+          <w:rFonts w:ascii="Times New Roman" w:hAnsi="Times New Roman" w:cs="Times New Roman"/>
+          <w:lang w:val="en-US"/>
+        </w:rPr>
+      </w:pPr>
+      <w:r>
+        <w:rPr>
+          <w:rFonts w:ascii="Times New Roman" w:hAnsi="Times New Roman" w:cs="Times New Roman"/>
+          <w:lang w:val="en-US"/>
+        </w:rPr>
+        <w:t xml:space="preserve">using </w:t>
+      </w:r>
+      <w:proofErr w:type="spellStart"/>
+      <w:r>
+        <w:rPr>
+          <w:rFonts w:ascii="Times New Roman" w:hAnsi="Times New Roman" w:cs="Times New Roman"/>
+          <w:lang w:val="en-US"/>
+        </w:rPr>
+        <w:t>System.Threading</w:t>
+      </w:r>
+      <w:proofErr w:type="spellEnd"/>
+      <w:r>
+        <w:rPr>
+          <w:rFonts w:ascii="Times New Roman" w:hAnsi="Times New Roman" w:cs="Times New Roman"/>
+          <w:lang w:val="en-US"/>
+        </w:rPr>
+        <w:t>;</w:t>
+      </w:r>
+    </w:p>
+    <w:p>
+      <w:pPr>
+        <w:ind w:firstLine="709"/>
+        <w:jc w:val="both"/>
+        <w:rPr>
+          <w:rFonts w:ascii="Times New Roman" w:hAnsi="Times New Roman" w:cs="Times New Roman"/>
+          <w:lang w:val="en-US"/>
+        </w:rPr>
+      </w:pPr>
+    </w:p>
+    <w:p>
+      <w:pPr>
+        <w:ind w:firstLine="709"/>
+        <w:jc w:val="both"/>
+        <w:rPr>
+          <w:rFonts w:ascii="Times New Roman" w:hAnsi="Times New Roman" w:cs="Times New Roman"/>
+          <w:lang w:val="en-US"/>
+        </w:rPr>
+      </w:pPr>
+      <w:r>
+        <w:rPr>
+          <w:rFonts w:ascii="Times New Roman" w:hAnsi="Times New Roman" w:cs="Times New Roman"/>
+          <w:lang w:val="en-US"/>
+        </w:rPr>
+        <w:t xml:space="preserve">namespace </w:t>
+      </w:r>
+      <w:proofErr w:type="spellStart"/>
+      <w:r>
+        <w:rPr>
+          <w:rFonts w:ascii="Times New Roman" w:hAnsi="Times New Roman" w:cs="Times New Roman"/>
+          <w:lang w:val="en-US"/>
+        </w:rPr>
+        <w:t>MyTracert</w:t>
+      </w:r>
+      <w:proofErr w:type="spellEnd"/>
     </w:p>
     <w:p>
       <w:pPr>
@@ -2990,24 +3042,23 @@
           <w:rFonts w:ascii="Times New Roman" w:hAnsi="Times New Roman" w:cs="Times New Roman"/>
           <w:lang w:val="en-US"/>
         </w:rPr>
-        <w:t xml:space="preserve">        private const int IcmpEchoRequestType = 8;</w:t>
-      </w:r>
-    </w:p>
-    <w:p>
-      <w:pPr>
-        <w:ind w:firstLine="709"/>
-        <w:jc w:val="both"/>
-        <w:rPr>
-          <w:rFonts w:ascii="Times New Roman" w:hAnsi="Times New Roman" w:cs="Times New Roman"/>
-          <w:lang w:val="en-US"/>
-        </w:rPr>
-      </w:pPr>
-      <w:r>
-        <w:rPr>
-          <w:rFonts w:ascii="Times New Roman" w:hAnsi="Times New Roman" w:cs="Times New Roman"/>
-          <w:lang w:val="en-US"/>
-        </w:rPr>
-        <w:t xml:space="preserve">        private const int IcmpEchoReplyType = 0;</w:t>
+        <w:t xml:space="preserve">        private const int </w:t>
+      </w:r>
+      <w:proofErr w:type="spellStart"/>
+      <w:r>
+        <w:rPr>
+          <w:rFonts w:ascii="Times New Roman" w:hAnsi="Times New Roman" w:cs="Times New Roman"/>
+          <w:lang w:val="en-US"/>
+        </w:rPr>
+        <w:t>IcmpEchoRequestType</w:t>
+      </w:r>
+      <w:proofErr w:type="spellEnd"/>
+      <w:r>
+        <w:rPr>
+          <w:rFonts w:ascii="Times New Roman" w:hAnsi="Times New Roman" w:cs="Times New Roman"/>
+          <w:lang w:val="en-US"/>
+        </w:rPr>
+        <w:t xml:space="preserve"> = 8;</w:t>
       </w:r>
     </w:p>
     <w:p>
@@ -3025,95 +3076,208 @@
           <w:lang w:val="en-US"/>
         </w:rPr>
         <w:lastRenderedPageBreak/>
-        <w:t xml:space="preserve">        private const int IcmpTimeExceededType = 11;</w:t>
-      </w:r>
-    </w:p>
-    <w:p>
-      <w:pPr>
-        <w:ind w:firstLine="709"/>
-        <w:jc w:val="both"/>
-        <w:rPr>
-          <w:rFonts w:ascii="Times New Roman" w:hAnsi="Times New Roman" w:cs="Times New Roman"/>
-          <w:lang w:val="en-US"/>
-        </w:rPr>
-      </w:pPr>
-    </w:p>
-    <w:p>
-      <w:pPr>
-        <w:ind w:firstLine="709"/>
-        <w:jc w:val="both"/>
-        <w:rPr>
-          <w:rFonts w:ascii="Times New Roman" w:hAnsi="Times New Roman" w:cs="Times New Roman"/>
-          <w:lang w:val="en-US"/>
-        </w:rPr>
-      </w:pPr>
-      <w:r>
-        <w:rPr>
-          <w:rFonts w:ascii="Times New Roman" w:hAnsi="Times New Roman" w:cs="Times New Roman"/>
-          <w:lang w:val="en-US"/>
-        </w:rPr>
-        <w:t xml:space="preserve">        private const int MaxHops = 40;</w:t>
-      </w:r>
-    </w:p>
-    <w:p>
-      <w:pPr>
-        <w:ind w:firstLine="709"/>
-        <w:jc w:val="both"/>
-        <w:rPr>
-          <w:rFonts w:ascii="Times New Roman" w:hAnsi="Times New Roman" w:cs="Times New Roman"/>
-          <w:lang w:val="en-US"/>
-        </w:rPr>
-      </w:pPr>
-      <w:r>
-        <w:rPr>
-          <w:rFonts w:ascii="Times New Roman" w:hAnsi="Times New Roman" w:cs="Times New Roman"/>
-          <w:lang w:val="en-US"/>
-        </w:rPr>
-        <w:t xml:space="preserve">        private const int TimeoutMs = 3000;</w:t>
-      </w:r>
-    </w:p>
-    <w:p>
-      <w:pPr>
-        <w:ind w:firstLine="709"/>
-        <w:jc w:val="both"/>
-        <w:rPr>
-          <w:rFonts w:ascii="Times New Roman" w:hAnsi="Times New Roman" w:cs="Times New Roman"/>
-          <w:lang w:val="en-US"/>
-        </w:rPr>
-      </w:pPr>
-      <w:r>
-        <w:rPr>
-          <w:rFonts w:ascii="Times New Roman" w:hAnsi="Times New Roman" w:cs="Times New Roman"/>
-          <w:lang w:val="en-US"/>
-        </w:rPr>
-        <w:t xml:space="preserve">        private const int PacketsPerHop = 4;</w:t>
-      </w:r>
-    </w:p>
-    <w:p>
-      <w:pPr>
-        <w:ind w:firstLine="709"/>
-        <w:jc w:val="both"/>
-        <w:rPr>
-          <w:rFonts w:ascii="Times New Roman" w:hAnsi="Times New Roman" w:cs="Times New Roman"/>
-          <w:lang w:val="en-US"/>
-        </w:rPr>
-      </w:pPr>
-    </w:p>
-    <w:p>
-      <w:pPr>
-        <w:ind w:firstLine="709"/>
-        <w:jc w:val="both"/>
-        <w:rPr>
-          <w:rFonts w:ascii="Times New Roman" w:hAnsi="Times New Roman" w:cs="Times New Roman"/>
-          <w:lang w:val="en-US"/>
-        </w:rPr>
-      </w:pPr>
-      <w:r>
-        <w:rPr>
-          <w:rFonts w:ascii="Times New Roman" w:hAnsi="Times New Roman" w:cs="Times New Roman"/>
-          <w:lang w:val="en-US"/>
-        </w:rPr>
-        <w:t xml:space="preserve">        static void Main(string[] args)</w:t>
+        <w:t xml:space="preserve">        private const int </w:t>
+      </w:r>
+      <w:proofErr w:type="spellStart"/>
+      <w:r>
+        <w:rPr>
+          <w:rFonts w:ascii="Times New Roman" w:hAnsi="Times New Roman" w:cs="Times New Roman"/>
+          <w:lang w:val="en-US"/>
+        </w:rPr>
+        <w:t>IcmpEchoReplyType</w:t>
+      </w:r>
+      <w:proofErr w:type="spellEnd"/>
+      <w:r>
+        <w:rPr>
+          <w:rFonts w:ascii="Times New Roman" w:hAnsi="Times New Roman" w:cs="Times New Roman"/>
+          <w:lang w:val="en-US"/>
+        </w:rPr>
+        <w:t xml:space="preserve"> = 0;</w:t>
+      </w:r>
+    </w:p>
+    <w:p>
+      <w:pPr>
+        <w:ind w:firstLine="709"/>
+        <w:jc w:val="both"/>
+        <w:rPr>
+          <w:rFonts w:ascii="Times New Roman" w:hAnsi="Times New Roman" w:cs="Times New Roman"/>
+          <w:lang w:val="en-US"/>
+        </w:rPr>
+      </w:pPr>
+      <w:r>
+        <w:rPr>
+          <w:rFonts w:ascii="Times New Roman" w:hAnsi="Times New Roman" w:cs="Times New Roman"/>
+          <w:lang w:val="en-US"/>
+        </w:rPr>
+        <w:t xml:space="preserve">        private const int </w:t>
+      </w:r>
+      <w:proofErr w:type="spellStart"/>
+      <w:r>
+        <w:rPr>
+          <w:rFonts w:ascii="Times New Roman" w:hAnsi="Times New Roman" w:cs="Times New Roman"/>
+          <w:lang w:val="en-US"/>
+        </w:rPr>
+        <w:t>IcmpTimeExceededType</w:t>
+      </w:r>
+      <w:proofErr w:type="spellEnd"/>
+      <w:r>
+        <w:rPr>
+          <w:rFonts w:ascii="Times New Roman" w:hAnsi="Times New Roman" w:cs="Times New Roman"/>
+          <w:lang w:val="en-US"/>
+        </w:rPr>
+        <w:t xml:space="preserve"> = 11;</w:t>
+      </w:r>
+    </w:p>
+    <w:p>
+      <w:pPr>
+        <w:ind w:firstLine="709"/>
+        <w:jc w:val="both"/>
+        <w:rPr>
+          <w:rFonts w:ascii="Times New Roman" w:hAnsi="Times New Roman" w:cs="Times New Roman"/>
+          <w:lang w:val="en-US"/>
+        </w:rPr>
+      </w:pPr>
+    </w:p>
+    <w:p>
+      <w:pPr>
+        <w:ind w:firstLine="709"/>
+        <w:jc w:val="both"/>
+        <w:rPr>
+          <w:rFonts w:ascii="Times New Roman" w:hAnsi="Times New Roman" w:cs="Times New Roman"/>
+          <w:lang w:val="en-US"/>
+        </w:rPr>
+      </w:pPr>
+      <w:r>
+        <w:rPr>
+          <w:rFonts w:ascii="Times New Roman" w:hAnsi="Times New Roman" w:cs="Times New Roman"/>
+          <w:lang w:val="en-US"/>
+        </w:rPr>
+        <w:t xml:space="preserve">        private const int </w:t>
+      </w:r>
+      <w:proofErr w:type="spellStart"/>
+      <w:r>
+        <w:rPr>
+          <w:rFonts w:ascii="Times New Roman" w:hAnsi="Times New Roman" w:cs="Times New Roman"/>
+          <w:lang w:val="en-US"/>
+        </w:rPr>
+        <w:t>MaxHops</w:t>
+      </w:r>
+      <w:proofErr w:type="spellEnd"/>
+      <w:r>
+        <w:rPr>
+          <w:rFonts w:ascii="Times New Roman" w:hAnsi="Times New Roman" w:cs="Times New Roman"/>
+          <w:lang w:val="en-US"/>
+        </w:rPr>
+        <w:t xml:space="preserve"> = 40;</w:t>
+      </w:r>
+    </w:p>
+    <w:p>
+      <w:pPr>
+        <w:ind w:firstLine="709"/>
+        <w:jc w:val="both"/>
+        <w:rPr>
+          <w:rFonts w:ascii="Times New Roman" w:hAnsi="Times New Roman" w:cs="Times New Roman"/>
+          <w:lang w:val="en-US"/>
+        </w:rPr>
+      </w:pPr>
+      <w:r>
+        <w:rPr>
+          <w:rFonts w:ascii="Times New Roman" w:hAnsi="Times New Roman" w:cs="Times New Roman"/>
+          <w:lang w:val="en-US"/>
+        </w:rPr>
+        <w:t xml:space="preserve">        private const int </w:t>
+      </w:r>
+      <w:proofErr w:type="spellStart"/>
+      <w:r>
+        <w:rPr>
+          <w:rFonts w:ascii="Times New Roman" w:hAnsi="Times New Roman" w:cs="Times New Roman"/>
+          <w:lang w:val="en-US"/>
+        </w:rPr>
+        <w:t>TimeoutMs</w:t>
+      </w:r>
+      <w:proofErr w:type="spellEnd"/>
+      <w:r>
+        <w:rPr>
+          <w:rFonts w:ascii="Times New Roman" w:hAnsi="Times New Roman" w:cs="Times New Roman"/>
+          <w:lang w:val="en-US"/>
+        </w:rPr>
+        <w:t xml:space="preserve"> = 3000;</w:t>
+      </w:r>
+    </w:p>
+    <w:p>
+      <w:pPr>
+        <w:ind w:firstLine="709"/>
+        <w:jc w:val="both"/>
+        <w:rPr>
+          <w:rFonts w:ascii="Times New Roman" w:hAnsi="Times New Roman" w:cs="Times New Roman"/>
+          <w:lang w:val="en-US"/>
+        </w:rPr>
+      </w:pPr>
+      <w:r>
+        <w:rPr>
+          <w:rFonts w:ascii="Times New Roman" w:hAnsi="Times New Roman" w:cs="Times New Roman"/>
+          <w:lang w:val="en-US"/>
+        </w:rPr>
+        <w:t xml:space="preserve">        private const int </w:t>
+      </w:r>
+      <w:proofErr w:type="spellStart"/>
+      <w:r>
+        <w:rPr>
+          <w:rFonts w:ascii="Times New Roman" w:hAnsi="Times New Roman" w:cs="Times New Roman"/>
+          <w:lang w:val="en-US"/>
+        </w:rPr>
+        <w:t>PacketsPerHop</w:t>
+      </w:r>
+      <w:proofErr w:type="spellEnd"/>
+      <w:r>
+        <w:rPr>
+          <w:rFonts w:ascii="Times New Roman" w:hAnsi="Times New Roman" w:cs="Times New Roman"/>
+          <w:lang w:val="en-US"/>
+        </w:rPr>
+        <w:t xml:space="preserve"> = 4;</w:t>
+      </w:r>
+    </w:p>
+    <w:p>
+      <w:pPr>
+        <w:ind w:firstLine="709"/>
+        <w:jc w:val="both"/>
+        <w:rPr>
+          <w:rFonts w:ascii="Times New Roman" w:hAnsi="Times New Roman" w:cs="Times New Roman"/>
+          <w:lang w:val="en-US"/>
+        </w:rPr>
+      </w:pPr>
+    </w:p>
+    <w:p>
+      <w:pPr>
+        <w:ind w:firstLine="709"/>
+        <w:jc w:val="both"/>
+        <w:rPr>
+          <w:rFonts w:ascii="Times New Roman" w:hAnsi="Times New Roman" w:cs="Times New Roman"/>
+          <w:lang w:val="en-US"/>
+        </w:rPr>
+      </w:pPr>
+      <w:r>
+        <w:rPr>
+          <w:rFonts w:ascii="Times New Roman" w:hAnsi="Times New Roman" w:cs="Times New Roman"/>
+          <w:lang w:val="en-US"/>
+        </w:rPr>
+        <w:t xml:space="preserve">        static void Main(string[] </w:t>
+      </w:r>
+      <w:proofErr w:type="spellStart"/>
+      <w:r>
+        <w:rPr>
+          <w:rFonts w:ascii="Times New Roman" w:hAnsi="Times New Roman" w:cs="Times New Roman"/>
+          <w:lang w:val="en-US"/>
+        </w:rPr>
+        <w:t>args</w:t>
+      </w:r>
+      <w:proofErr w:type="spellEnd"/>
+      <w:r>
+        <w:rPr>
+          <w:rFonts w:ascii="Times New Roman" w:hAnsi="Times New Roman" w:cs="Times New Roman"/>
+          <w:lang w:val="en-US"/>
+        </w:rPr>
+        <w:t>)</w:t>
       </w:r>
     </w:p>
     <w:p>
@@ -3147,7 +3311,23 @@
           <w:rFonts w:ascii="Times New Roman" w:hAnsi="Times New Roman" w:cs="Times New Roman"/>
           <w:lang w:val="en-US"/>
         </w:rPr>
-        <w:t xml:space="preserve">            if (args.Length == 0)</w:t>
+        <w:t xml:space="preserve">            if (</w:t>
+      </w:r>
+      <w:proofErr w:type="spellStart"/>
+      <w:r>
+        <w:rPr>
+          <w:rFonts w:ascii="Times New Roman" w:hAnsi="Times New Roman" w:cs="Times New Roman"/>
+          <w:lang w:val="en-US"/>
+        </w:rPr>
+        <w:t>args.Length</w:t>
+      </w:r>
+      <w:proofErr w:type="spellEnd"/>
+      <w:r>
+        <w:rPr>
+          <w:rFonts w:ascii="Times New Roman" w:hAnsi="Times New Roman" w:cs="Times New Roman"/>
+          <w:lang w:val="en-US"/>
+        </w:rPr>
+        <w:t xml:space="preserve"> == 0)</w:t>
       </w:r>
     </w:p>
     <w:p>
@@ -3181,7 +3361,23 @@
           <w:rFonts w:ascii="Times New Roman" w:hAnsi="Times New Roman" w:cs="Times New Roman"/>
           <w:lang w:val="en-US"/>
         </w:rPr>
-        <w:t xml:space="preserve">                Console.WriteLine("</w:t>
+        <w:t xml:space="preserve">                </w:t>
+      </w:r>
+      <w:proofErr w:type="spellStart"/>
+      <w:r>
+        <w:rPr>
+          <w:rFonts w:ascii="Times New Roman" w:hAnsi="Times New Roman" w:cs="Times New Roman"/>
+          <w:lang w:val="en-US"/>
+        </w:rPr>
+        <w:t>Console.WriteLine</w:t>
+      </w:r>
+      <w:proofErr w:type="spellEnd"/>
+      <w:r>
+        <w:rPr>
+          <w:rFonts w:ascii="Times New Roman" w:hAnsi="Times New Roman" w:cs="Times New Roman"/>
+          <w:lang w:val="en-US"/>
+        </w:rPr>
+        <w:t>("</w:t>
       </w:r>
       <w:r>
         <w:rPr>
@@ -3194,7 +3390,23 @@
           <w:rFonts w:ascii="Times New Roman" w:hAnsi="Times New Roman" w:cs="Times New Roman"/>
           <w:lang w:val="en-US"/>
         </w:rPr>
-        <w:t xml:space="preserve">: mytracert [-r] &lt;IP </w:t>
+        <w:t xml:space="preserve">: </w:t>
+      </w:r>
+      <w:proofErr w:type="spellStart"/>
+      <w:r>
+        <w:rPr>
+          <w:rFonts w:ascii="Times New Roman" w:hAnsi="Times New Roman" w:cs="Times New Roman"/>
+          <w:lang w:val="en-US"/>
+        </w:rPr>
+        <w:t>mytracert</w:t>
+      </w:r>
+      <w:proofErr w:type="spellEnd"/>
+      <w:r>
+        <w:rPr>
+          <w:rFonts w:ascii="Times New Roman" w:hAnsi="Times New Roman" w:cs="Times New Roman"/>
+          <w:lang w:val="en-US"/>
+        </w:rPr>
+        <w:t xml:space="preserve"> [-r] &lt;IP </w:t>
       </w:r>
       <w:r>
         <w:rPr>
@@ -3251,11 +3463,19 @@
         </w:rPr>
         <w:t xml:space="preserve">                </w:t>
       </w:r>
-      <w:r>
-        <w:rPr>
-          <w:rFonts w:ascii="Times New Roman" w:hAnsi="Times New Roman" w:cs="Times New Roman"/>
-        </w:rPr>
-        <w:t>Console.WriteLine("  -r : Переводить IP-адреса в имена узлов");</w:t>
+      <w:proofErr w:type="spellStart"/>
+      <w:r>
+        <w:rPr>
+          <w:rFonts w:ascii="Times New Roman" w:hAnsi="Times New Roman" w:cs="Times New Roman"/>
+        </w:rPr>
+        <w:t>Console.WriteLine</w:t>
+      </w:r>
+      <w:proofErr w:type="spellEnd"/>
+      <w:r>
+        <w:rPr>
+          <w:rFonts w:ascii="Times New Roman" w:hAnsi="Times New Roman" w:cs="Times New Roman"/>
+        </w:rPr>
+        <w:t>("  -r : Переводить IP-адреса в имена узлов");</w:t>
       </w:r>
     </w:p>
     <w:p>
@@ -3322,24 +3542,56 @@
           <w:rFonts w:ascii="Times New Roman" w:hAnsi="Times New Roman" w:cs="Times New Roman"/>
           <w:lang w:val="en-US"/>
         </w:rPr>
-        <w:t xml:space="preserve">            bool resolveNames = false;</w:t>
-      </w:r>
-    </w:p>
-    <w:p>
-      <w:pPr>
-        <w:ind w:firstLine="709"/>
-        <w:jc w:val="both"/>
-        <w:rPr>
-          <w:rFonts w:ascii="Times New Roman" w:hAnsi="Times New Roman" w:cs="Times New Roman"/>
-          <w:lang w:val="en-US"/>
-        </w:rPr>
-      </w:pPr>
-      <w:r>
-        <w:rPr>
-          <w:rFonts w:ascii="Times New Roman" w:hAnsi="Times New Roman" w:cs="Times New Roman"/>
-          <w:lang w:val="en-US"/>
-        </w:rPr>
-        <w:t xml:space="preserve">            string targetHost = "";</w:t>
+        <w:t xml:space="preserve">            bool </w:t>
+      </w:r>
+      <w:proofErr w:type="spellStart"/>
+      <w:r>
+        <w:rPr>
+          <w:rFonts w:ascii="Times New Roman" w:hAnsi="Times New Roman" w:cs="Times New Roman"/>
+          <w:lang w:val="en-US"/>
+        </w:rPr>
+        <w:t>resolveNames</w:t>
+      </w:r>
+      <w:proofErr w:type="spellEnd"/>
+      <w:r>
+        <w:rPr>
+          <w:rFonts w:ascii="Times New Roman" w:hAnsi="Times New Roman" w:cs="Times New Roman"/>
+          <w:lang w:val="en-US"/>
+        </w:rPr>
+        <w:t xml:space="preserve"> = false;</w:t>
+      </w:r>
+    </w:p>
+    <w:p>
+      <w:pPr>
+        <w:ind w:firstLine="709"/>
+        <w:jc w:val="both"/>
+        <w:rPr>
+          <w:rFonts w:ascii="Times New Roman" w:hAnsi="Times New Roman" w:cs="Times New Roman"/>
+          <w:lang w:val="en-US"/>
+        </w:rPr>
+      </w:pPr>
+      <w:r>
+        <w:rPr>
+          <w:rFonts w:ascii="Times New Roman" w:hAnsi="Times New Roman" w:cs="Times New Roman"/>
+          <w:lang w:val="en-US"/>
+        </w:rPr>
+        <w:t xml:space="preserve">            string </w:t>
+      </w:r>
+      <w:proofErr w:type="spellStart"/>
+      <w:r>
+        <w:rPr>
+          <w:rFonts w:ascii="Times New Roman" w:hAnsi="Times New Roman" w:cs="Times New Roman"/>
+          <w:lang w:val="en-US"/>
+        </w:rPr>
+        <w:t>targetHost</w:t>
+      </w:r>
+      <w:proofErr w:type="spellEnd"/>
+      <w:r>
+        <w:rPr>
+          <w:rFonts w:ascii="Times New Roman" w:hAnsi="Times New Roman" w:cs="Times New Roman"/>
+          <w:lang w:val="en-US"/>
+        </w:rPr>
+        <w:t xml:space="preserve"> = "";</w:t>
       </w:r>
     </w:p>
     <w:p>
@@ -3402,7 +3654,39 @@
           <w:rFonts w:ascii="Times New Roman" w:hAnsi="Times New Roman" w:cs="Times New Roman"/>
           <w:lang w:val="en-US"/>
         </w:rPr>
-        <w:t xml:space="preserve">            foreach (var arg in args)</w:t>
+        <w:t xml:space="preserve">            foreach (var </w:t>
+      </w:r>
+      <w:proofErr w:type="spellStart"/>
+      <w:r>
+        <w:rPr>
+          <w:rFonts w:ascii="Times New Roman" w:hAnsi="Times New Roman" w:cs="Times New Roman"/>
+          <w:lang w:val="en-US"/>
+        </w:rPr>
+        <w:t>arg</w:t>
+      </w:r>
+      <w:proofErr w:type="spellEnd"/>
+      <w:r>
+        <w:rPr>
+          <w:rFonts w:ascii="Times New Roman" w:hAnsi="Times New Roman" w:cs="Times New Roman"/>
+          <w:lang w:val="en-US"/>
+        </w:rPr>
+        <w:t xml:space="preserve"> in </w:t>
+      </w:r>
+      <w:proofErr w:type="spellStart"/>
+      <w:r>
+        <w:rPr>
+          <w:rFonts w:ascii="Times New Roman" w:hAnsi="Times New Roman" w:cs="Times New Roman"/>
+          <w:lang w:val="en-US"/>
+        </w:rPr>
+        <w:t>args</w:t>
+      </w:r>
+      <w:proofErr w:type="spellEnd"/>
+      <w:r>
+        <w:rPr>
+          <w:rFonts w:ascii="Times New Roman" w:hAnsi="Times New Roman" w:cs="Times New Roman"/>
+          <w:lang w:val="en-US"/>
+        </w:rPr>
+        <w:t>)</w:t>
       </w:r>
     </w:p>
     <w:p>
@@ -3436,24 +3720,88 @@
           <w:rFonts w:ascii="Times New Roman" w:hAnsi="Times New Roman" w:cs="Times New Roman"/>
           <w:lang w:val="en-US"/>
         </w:rPr>
-        <w:t xml:space="preserve">                if (arg == "-r") resolveNames = true;</w:t>
-      </w:r>
-    </w:p>
-    <w:p>
-      <w:pPr>
-        <w:ind w:firstLine="709"/>
-        <w:jc w:val="both"/>
-        <w:rPr>
-          <w:rFonts w:ascii="Times New Roman" w:hAnsi="Times New Roman" w:cs="Times New Roman"/>
-          <w:lang w:val="en-US"/>
-        </w:rPr>
-      </w:pPr>
-      <w:r>
-        <w:rPr>
-          <w:rFonts w:ascii="Times New Roman" w:hAnsi="Times New Roman" w:cs="Times New Roman"/>
-          <w:lang w:val="en-US"/>
-        </w:rPr>
-        <w:t xml:space="preserve">                else targetHost = arg;</w:t>
+        <w:t xml:space="preserve">                if (</w:t>
+      </w:r>
+      <w:proofErr w:type="spellStart"/>
+      <w:r>
+        <w:rPr>
+          <w:rFonts w:ascii="Times New Roman" w:hAnsi="Times New Roman" w:cs="Times New Roman"/>
+          <w:lang w:val="en-US"/>
+        </w:rPr>
+        <w:t>arg</w:t>
+      </w:r>
+      <w:proofErr w:type="spellEnd"/>
+      <w:r>
+        <w:rPr>
+          <w:rFonts w:ascii="Times New Roman" w:hAnsi="Times New Roman" w:cs="Times New Roman"/>
+          <w:lang w:val="en-US"/>
+        </w:rPr>
+        <w:t xml:space="preserve"> == "-r") </w:t>
+      </w:r>
+      <w:proofErr w:type="spellStart"/>
+      <w:r>
+        <w:rPr>
+          <w:rFonts w:ascii="Times New Roman" w:hAnsi="Times New Roman" w:cs="Times New Roman"/>
+          <w:lang w:val="en-US"/>
+        </w:rPr>
+        <w:t>resolveNames</w:t>
+      </w:r>
+      <w:proofErr w:type="spellEnd"/>
+      <w:r>
+        <w:rPr>
+          <w:rFonts w:ascii="Times New Roman" w:hAnsi="Times New Roman" w:cs="Times New Roman"/>
+          <w:lang w:val="en-US"/>
+        </w:rPr>
+        <w:t xml:space="preserve"> = true;</w:t>
+      </w:r>
+    </w:p>
+    <w:p>
+      <w:pPr>
+        <w:ind w:firstLine="709"/>
+        <w:jc w:val="both"/>
+        <w:rPr>
+          <w:rFonts w:ascii="Times New Roman" w:hAnsi="Times New Roman" w:cs="Times New Roman"/>
+          <w:lang w:val="en-US"/>
+        </w:rPr>
+      </w:pPr>
+      <w:r>
+        <w:rPr>
+          <w:rFonts w:ascii="Times New Roman" w:hAnsi="Times New Roman" w:cs="Times New Roman"/>
+          <w:lang w:val="en-US"/>
+        </w:rPr>
+        <w:t xml:space="preserve">                else </w:t>
+      </w:r>
+      <w:proofErr w:type="spellStart"/>
+      <w:r>
+        <w:rPr>
+          <w:rFonts w:ascii="Times New Roman" w:hAnsi="Times New Roman" w:cs="Times New Roman"/>
+          <w:lang w:val="en-US"/>
+        </w:rPr>
+        <w:t>targetHost</w:t>
+      </w:r>
+      <w:proofErr w:type="spellEnd"/>
+      <w:r>
+        <w:rPr>
+          <w:rFonts w:ascii="Times New Roman" w:hAnsi="Times New Roman" w:cs="Times New Roman"/>
+          <w:lang w:val="en-US"/>
+        </w:rPr>
+        <w:t xml:space="preserve"> = </w:t>
+      </w:r>
+      <w:proofErr w:type="spellStart"/>
+      <w:r>
+        <w:rPr>
+          <w:rFonts w:ascii="Times New Roman" w:hAnsi="Times New Roman" w:cs="Times New Roman"/>
+          <w:lang w:val="en-US"/>
+        </w:rPr>
+        <w:t>arg</w:t>
+      </w:r>
+      <w:proofErr w:type="spellEnd"/>
+      <w:r>
+        <w:rPr>
+          <w:rFonts w:ascii="Times New Roman" w:hAnsi="Times New Roman" w:cs="Times New Roman"/>
+          <w:lang w:val="en-US"/>
+        </w:rPr>
+        <w:t>;</w:t>
       </w:r>
     </w:p>
     <w:p>
@@ -3497,7 +3845,39 @@
           <w:rFonts w:ascii="Times New Roman" w:hAnsi="Times New Roman" w:cs="Times New Roman"/>
           <w:lang w:val="en-US"/>
         </w:rPr>
-        <w:t xml:space="preserve">            if (string.IsNullOrEmpty(targetHost))</w:t>
+        <w:t xml:space="preserve">            if (</w:t>
+      </w:r>
+      <w:proofErr w:type="spellStart"/>
+      <w:r>
+        <w:rPr>
+          <w:rFonts w:ascii="Times New Roman" w:hAnsi="Times New Roman" w:cs="Times New Roman"/>
+          <w:lang w:val="en-US"/>
+        </w:rPr>
+        <w:t>string.IsNullOrEmpty</w:t>
+      </w:r>
+      <w:proofErr w:type="spellEnd"/>
+      <w:r>
+        <w:rPr>
+          <w:rFonts w:ascii="Times New Roman" w:hAnsi="Times New Roman" w:cs="Times New Roman"/>
+          <w:lang w:val="en-US"/>
+        </w:rPr>
+        <w:t>(</w:t>
+      </w:r>
+      <w:proofErr w:type="spellStart"/>
+      <w:r>
+        <w:rPr>
+          <w:rFonts w:ascii="Times New Roman" w:hAnsi="Times New Roman" w:cs="Times New Roman"/>
+          <w:lang w:val="en-US"/>
+        </w:rPr>
+        <w:t>targetHost</w:t>
+      </w:r>
+      <w:proofErr w:type="spellEnd"/>
+      <w:r>
+        <w:rPr>
+          <w:rFonts w:ascii="Times New Roman" w:hAnsi="Times New Roman" w:cs="Times New Roman"/>
+          <w:lang w:val="en-US"/>
+        </w:rPr>
+        <w:t>))</w:t>
       </w:r>
     </w:p>
     <w:p>
@@ -3531,7 +3911,23 @@
           <w:rFonts w:ascii="Times New Roman" w:hAnsi="Times New Roman" w:cs="Times New Roman"/>
           <w:lang w:val="en-US"/>
         </w:rPr>
-        <w:t xml:space="preserve">                Console.WriteLine("</w:t>
+        <w:t xml:space="preserve">                </w:t>
+      </w:r>
+      <w:proofErr w:type="spellStart"/>
+      <w:r>
+        <w:rPr>
+          <w:rFonts w:ascii="Times New Roman" w:hAnsi="Times New Roman" w:cs="Times New Roman"/>
+          <w:lang w:val="en-US"/>
+        </w:rPr>
+        <w:t>Console.WriteLine</w:t>
+      </w:r>
+      <w:proofErr w:type="spellEnd"/>
+      <w:r>
+        <w:rPr>
+          <w:rFonts w:ascii="Times New Roman" w:hAnsi="Times New Roman" w:cs="Times New Roman"/>
+          <w:lang w:val="en-US"/>
+        </w:rPr>
+        <w:t>("</w:t>
       </w:r>
       <w:r>
         <w:rPr>
@@ -3601,25 +3997,34 @@
         </w:rPr>
         <w:t xml:space="preserve">                </w:t>
       </w:r>
-      <w:r>
-        <w:rPr>
-          <w:rFonts w:ascii="Times New Roman" w:hAnsi="Times New Roman" w:cs="Times New Roman"/>
-        </w:rPr>
-        <w:t>return;</w:t>
-      </w:r>
-    </w:p>
-    <w:p>
-      <w:pPr>
-        <w:ind w:firstLine="709"/>
-        <w:jc w:val="both"/>
-        <w:rPr>
-          <w:rFonts w:ascii="Times New Roman" w:hAnsi="Times New Roman" w:cs="Times New Roman"/>
-        </w:rPr>
-      </w:pPr>
-      <w:r>
-        <w:rPr>
-          <w:rFonts w:ascii="Times New Roman" w:hAnsi="Times New Roman" w:cs="Times New Roman"/>
-        </w:rPr>
+      <w:proofErr w:type="spellStart"/>
+      <w:r>
+        <w:rPr>
+          <w:rFonts w:ascii="Times New Roman" w:hAnsi="Times New Roman" w:cs="Times New Roman"/>
+        </w:rPr>
+        <w:t>return</w:t>
+      </w:r>
+      <w:proofErr w:type="spellEnd"/>
+      <w:r>
+        <w:rPr>
+          <w:rFonts w:ascii="Times New Roman" w:hAnsi="Times New Roman" w:cs="Times New Roman"/>
+        </w:rPr>
+        <w:t>;</w:t>
+      </w:r>
+    </w:p>
+    <w:p>
+      <w:pPr>
+        <w:ind w:firstLine="709"/>
+        <w:jc w:val="both"/>
+        <w:rPr>
+          <w:rFonts w:ascii="Times New Roman" w:hAnsi="Times New Roman" w:cs="Times New Roman"/>
+        </w:rPr>
+      </w:pPr>
+      <w:r>
+        <w:rPr>
+          <w:rFonts w:ascii="Times New Roman" w:hAnsi="Times New Roman" w:cs="Times New Roman"/>
+        </w:rPr>
+        <w:lastRenderedPageBreak/>
         <w:t xml:space="preserve">            }</w:t>
       </w:r>
     </w:p>
@@ -3644,23 +4049,59 @@
         <w:rPr>
           <w:rFonts w:ascii="Times New Roman" w:hAnsi="Times New Roman" w:cs="Times New Roman"/>
         </w:rPr>
-        <w:t xml:space="preserve">            IPAddress targetIp;</w:t>
-      </w:r>
-    </w:p>
-    <w:p>
-      <w:pPr>
-        <w:ind w:firstLine="709"/>
-        <w:jc w:val="both"/>
-        <w:rPr>
-          <w:rFonts w:ascii="Times New Roman" w:hAnsi="Times New Roman" w:cs="Times New Roman"/>
-        </w:rPr>
-      </w:pPr>
-      <w:r>
-        <w:rPr>
-          <w:rFonts w:ascii="Times New Roman" w:hAnsi="Times New Roman" w:cs="Times New Roman"/>
-        </w:rPr>
-        <w:t xml:space="preserve">            try</w:t>
-      </w:r>
+        <w:t xml:space="preserve">            </w:t>
+      </w:r>
+      <w:proofErr w:type="spellStart"/>
+      <w:r>
+        <w:rPr>
+          <w:rFonts w:ascii="Times New Roman" w:hAnsi="Times New Roman" w:cs="Times New Roman"/>
+        </w:rPr>
+        <w:t>IPAddress</w:t>
+      </w:r>
+      <w:proofErr w:type="spellEnd"/>
+      <w:r>
+        <w:rPr>
+          <w:rFonts w:ascii="Times New Roman" w:hAnsi="Times New Roman" w:cs="Times New Roman"/>
+        </w:rPr>
+        <w:t xml:space="preserve"> </w:t>
+      </w:r>
+      <w:proofErr w:type="spellStart"/>
+      <w:r>
+        <w:rPr>
+          <w:rFonts w:ascii="Times New Roman" w:hAnsi="Times New Roman" w:cs="Times New Roman"/>
+        </w:rPr>
+        <w:t>targetIp</w:t>
+      </w:r>
+      <w:proofErr w:type="spellEnd"/>
+      <w:r>
+        <w:rPr>
+          <w:rFonts w:ascii="Times New Roman" w:hAnsi="Times New Roman" w:cs="Times New Roman"/>
+        </w:rPr>
+        <w:t>;</w:t>
+      </w:r>
+    </w:p>
+    <w:p>
+      <w:pPr>
+        <w:ind w:firstLine="709"/>
+        <w:jc w:val="both"/>
+        <w:rPr>
+          <w:rFonts w:ascii="Times New Roman" w:hAnsi="Times New Roman" w:cs="Times New Roman"/>
+        </w:rPr>
+      </w:pPr>
+      <w:r>
+        <w:rPr>
+          <w:rFonts w:ascii="Times New Roman" w:hAnsi="Times New Roman" w:cs="Times New Roman"/>
+        </w:rPr>
+        <w:t xml:space="preserve">            </w:t>
+      </w:r>
+      <w:proofErr w:type="spellStart"/>
+      <w:r>
+        <w:rPr>
+          <w:rFonts w:ascii="Times New Roman" w:hAnsi="Times New Roman" w:cs="Times New Roman"/>
+        </w:rPr>
+        <w:t>try</w:t>
+      </w:r>
+      <w:proofErr w:type="spellEnd"/>
     </w:p>
     <w:p>
       <w:pPr>
@@ -3707,29 +4148,86 @@
         </w:rPr>
         <w:t xml:space="preserve">                </w:t>
       </w:r>
-      <w:r>
-        <w:rPr>
-          <w:rFonts w:ascii="Times New Roman" w:hAnsi="Times New Roman" w:cs="Times New Roman"/>
-          <w:lang w:val="en-US"/>
-        </w:rPr>
-        <w:t>IPAddress[] addresses = Dns.GetHostAddresses(targetHost);</w:t>
-      </w:r>
-    </w:p>
-    <w:p>
-      <w:pPr>
-        <w:ind w:firstLine="709"/>
-        <w:jc w:val="both"/>
-        <w:rPr>
-          <w:rFonts w:ascii="Times New Roman" w:hAnsi="Times New Roman" w:cs="Times New Roman"/>
-          <w:lang w:val="en-US"/>
-        </w:rPr>
-      </w:pPr>
-      <w:r>
-        <w:rPr>
-          <w:rFonts w:ascii="Times New Roman" w:hAnsi="Times New Roman" w:cs="Times New Roman"/>
-          <w:lang w:val="en-US"/>
-        </w:rPr>
-        <w:t xml:space="preserve">                targetIp = addresses[0];</w:t>
+      <w:proofErr w:type="spellStart"/>
+      <w:r>
+        <w:rPr>
+          <w:rFonts w:ascii="Times New Roman" w:hAnsi="Times New Roman" w:cs="Times New Roman"/>
+          <w:lang w:val="en-US"/>
+        </w:rPr>
+        <w:t>IPAddress</w:t>
+      </w:r>
+      <w:proofErr w:type="spellEnd"/>
+      <w:r>
+        <w:rPr>
+          <w:rFonts w:ascii="Times New Roman" w:hAnsi="Times New Roman" w:cs="Times New Roman"/>
+          <w:lang w:val="en-US"/>
+        </w:rPr>
+        <w:t xml:space="preserve">[] addresses = </w:t>
+      </w:r>
+      <w:proofErr w:type="spellStart"/>
+      <w:r>
+        <w:rPr>
+          <w:rFonts w:ascii="Times New Roman" w:hAnsi="Times New Roman" w:cs="Times New Roman"/>
+          <w:lang w:val="en-US"/>
+        </w:rPr>
+        <w:t>Dns.GetHostAddresses</w:t>
+      </w:r>
+      <w:proofErr w:type="spellEnd"/>
+      <w:r>
+        <w:rPr>
+          <w:rFonts w:ascii="Times New Roman" w:hAnsi="Times New Roman" w:cs="Times New Roman"/>
+          <w:lang w:val="en-US"/>
+        </w:rPr>
+        <w:t>(</w:t>
+      </w:r>
+      <w:proofErr w:type="spellStart"/>
+      <w:r>
+        <w:rPr>
+          <w:rFonts w:ascii="Times New Roman" w:hAnsi="Times New Roman" w:cs="Times New Roman"/>
+          <w:lang w:val="en-US"/>
+        </w:rPr>
+        <w:t>targetHost</w:t>
+      </w:r>
+      <w:proofErr w:type="spellEnd"/>
+      <w:r>
+        <w:rPr>
+          <w:rFonts w:ascii="Times New Roman" w:hAnsi="Times New Roman" w:cs="Times New Roman"/>
+          <w:lang w:val="en-US"/>
+        </w:rPr>
+        <w:t>);</w:t>
+      </w:r>
+    </w:p>
+    <w:p>
+      <w:pPr>
+        <w:ind w:firstLine="709"/>
+        <w:jc w:val="both"/>
+        <w:rPr>
+          <w:rFonts w:ascii="Times New Roman" w:hAnsi="Times New Roman" w:cs="Times New Roman"/>
+          <w:lang w:val="en-US"/>
+        </w:rPr>
+      </w:pPr>
+      <w:r>
+        <w:rPr>
+          <w:rFonts w:ascii="Times New Roman" w:hAnsi="Times New Roman" w:cs="Times New Roman"/>
+          <w:lang w:val="en-US"/>
+        </w:rPr>
+        <w:t xml:space="preserve">                </w:t>
+      </w:r>
+      <w:proofErr w:type="spellStart"/>
+      <w:r>
+        <w:rPr>
+          <w:rFonts w:ascii="Times New Roman" w:hAnsi="Times New Roman" w:cs="Times New Roman"/>
+          <w:lang w:val="en-US"/>
+        </w:rPr>
+        <w:t>targetIp</w:t>
+      </w:r>
+      <w:proofErr w:type="spellEnd"/>
+      <w:r>
+        <w:rPr>
+          <w:rFonts w:ascii="Times New Roman" w:hAnsi="Times New Roman" w:cs="Times New Roman"/>
+          <w:lang w:val="en-US"/>
+        </w:rPr>
+        <w:t xml:space="preserve"> = addresses[0];</w:t>
       </w:r>
     </w:p>
     <w:p>
@@ -3797,7 +4295,23 @@
           <w:rFonts w:ascii="Times New Roman" w:hAnsi="Times New Roman" w:cs="Times New Roman"/>
           <w:lang w:val="en-US"/>
         </w:rPr>
-        <w:t xml:space="preserve">                Console.WriteLine($"</w:t>
+        <w:t xml:space="preserve">                </w:t>
+      </w:r>
+      <w:proofErr w:type="spellStart"/>
+      <w:r>
+        <w:rPr>
+          <w:rFonts w:ascii="Times New Roman" w:hAnsi="Times New Roman" w:cs="Times New Roman"/>
+          <w:lang w:val="en-US"/>
+        </w:rPr>
+        <w:t>Console.WriteLine</w:t>
+      </w:r>
+      <w:proofErr w:type="spellEnd"/>
+      <w:r>
+        <w:rPr>
+          <w:rFonts w:ascii="Times New Roman" w:hAnsi="Times New Roman" w:cs="Times New Roman"/>
+          <w:lang w:val="en-US"/>
+        </w:rPr>
+        <w:t>($"</w:t>
       </w:r>
       <w:r>
         <w:rPr>
@@ -3875,7 +4389,23 @@
           <w:rFonts w:ascii="Times New Roman" w:hAnsi="Times New Roman" w:cs="Times New Roman"/>
           <w:lang w:val="en-US"/>
         </w:rPr>
-        <w:t xml:space="preserve"> {targetHost}.");</w:t>
+        <w:t xml:space="preserve"> {</w:t>
+      </w:r>
+      <w:proofErr w:type="spellStart"/>
+      <w:r>
+        <w:rPr>
+          <w:rFonts w:ascii="Times New Roman" w:hAnsi="Times New Roman" w:cs="Times New Roman"/>
+          <w:lang w:val="en-US"/>
+        </w:rPr>
+        <w:t>targetHost</w:t>
+      </w:r>
+      <w:proofErr w:type="spellEnd"/>
+      <w:r>
+        <w:rPr>
+          <w:rFonts w:ascii="Times New Roman" w:hAnsi="Times New Roman" w:cs="Times New Roman"/>
+          <w:lang w:val="en-US"/>
+        </w:rPr>
+        <w:t>}.");</w:t>
       </w:r>
     </w:p>
     <w:p>
@@ -3936,7 +4466,23 @@
           <w:rFonts w:ascii="Times New Roman" w:hAnsi="Times New Roman" w:cs="Times New Roman"/>
           <w:lang w:val="en-US"/>
         </w:rPr>
-        <w:t xml:space="preserve">            Console.WriteLine($"</w:t>
+        <w:t xml:space="preserve">            </w:t>
+      </w:r>
+      <w:proofErr w:type="spellStart"/>
+      <w:r>
+        <w:rPr>
+          <w:rFonts w:ascii="Times New Roman" w:hAnsi="Times New Roman" w:cs="Times New Roman"/>
+          <w:lang w:val="en-US"/>
+        </w:rPr>
+        <w:t>Console.WriteLine</w:t>
+      </w:r>
+      <w:proofErr w:type="spellEnd"/>
+      <w:r>
+        <w:rPr>
+          <w:rFonts w:ascii="Times New Roman" w:hAnsi="Times New Roman" w:cs="Times New Roman"/>
+          <w:lang w:val="en-US"/>
+        </w:rPr>
+        <w:t>($"</w:t>
       </w:r>
       <w:r>
         <w:rPr>
@@ -3975,24 +4521,72 @@
           <w:rFonts w:ascii="Times New Roman" w:hAnsi="Times New Roman" w:cs="Times New Roman"/>
           <w:lang w:val="en-US"/>
         </w:rPr>
-        <w:t xml:space="preserve"> {targetHost} [{targetIp}]");</w:t>
-      </w:r>
-    </w:p>
-    <w:p>
-      <w:pPr>
-        <w:ind w:firstLine="709"/>
-        <w:jc w:val="both"/>
-        <w:rPr>
-          <w:rFonts w:ascii="Times New Roman" w:hAnsi="Times New Roman" w:cs="Times New Roman"/>
-          <w:lang w:val="en-US"/>
-        </w:rPr>
-      </w:pPr>
-      <w:r>
-        <w:rPr>
-          <w:rFonts w:ascii="Times New Roman" w:hAnsi="Times New Roman" w:cs="Times New Roman"/>
-          <w:lang w:val="en-US"/>
-        </w:rPr>
-        <w:t xml:space="preserve">            Console.WriteLine($"</w:t>
+        <w:t xml:space="preserve"> {</w:t>
+      </w:r>
+      <w:proofErr w:type="spellStart"/>
+      <w:r>
+        <w:rPr>
+          <w:rFonts w:ascii="Times New Roman" w:hAnsi="Times New Roman" w:cs="Times New Roman"/>
+          <w:lang w:val="en-US"/>
+        </w:rPr>
+        <w:t>targetHost</w:t>
+      </w:r>
+      <w:proofErr w:type="spellEnd"/>
+      <w:r>
+        <w:rPr>
+          <w:rFonts w:ascii="Times New Roman" w:hAnsi="Times New Roman" w:cs="Times New Roman"/>
+          <w:lang w:val="en-US"/>
+        </w:rPr>
+        <w:t>} [{</w:t>
+      </w:r>
+      <w:proofErr w:type="spellStart"/>
+      <w:r>
+        <w:rPr>
+          <w:rFonts w:ascii="Times New Roman" w:hAnsi="Times New Roman" w:cs="Times New Roman"/>
+          <w:lang w:val="en-US"/>
+        </w:rPr>
+        <w:t>targetIp</w:t>
+      </w:r>
+      <w:proofErr w:type="spellEnd"/>
+      <w:r>
+        <w:rPr>
+          <w:rFonts w:ascii="Times New Roman" w:hAnsi="Times New Roman" w:cs="Times New Roman"/>
+          <w:lang w:val="en-US"/>
+        </w:rPr>
+        <w:t>}]");</w:t>
+      </w:r>
+    </w:p>
+    <w:p>
+      <w:pPr>
+        <w:ind w:firstLine="709"/>
+        <w:jc w:val="both"/>
+        <w:rPr>
+          <w:rFonts w:ascii="Times New Roman" w:hAnsi="Times New Roman" w:cs="Times New Roman"/>
+          <w:lang w:val="en-US"/>
+        </w:rPr>
+      </w:pPr>
+      <w:r>
+        <w:rPr>
+          <w:rFonts w:ascii="Times New Roman" w:hAnsi="Times New Roman" w:cs="Times New Roman"/>
+          <w:lang w:val="en-US"/>
+        </w:rPr>
+        <w:t xml:space="preserve">            </w:t>
+      </w:r>
+      <w:proofErr w:type="spellStart"/>
+      <w:r>
+        <w:rPr>
+          <w:rFonts w:ascii="Times New Roman" w:hAnsi="Times New Roman" w:cs="Times New Roman"/>
+          <w:lang w:val="en-US"/>
+        </w:rPr>
+        <w:t>Console.WriteLine</w:t>
+      </w:r>
+      <w:proofErr w:type="spellEnd"/>
+      <w:r>
+        <w:rPr>
+          <w:rFonts w:ascii="Times New Roman" w:hAnsi="Times New Roman" w:cs="Times New Roman"/>
+          <w:lang w:val="en-US"/>
+        </w:rPr>
+        <w:t>($"</w:t>
       </w:r>
       <w:r>
         <w:rPr>
@@ -4044,7 +4638,23 @@
           <w:rFonts w:ascii="Times New Roman" w:hAnsi="Times New Roman" w:cs="Times New Roman"/>
           <w:lang w:val="en-US"/>
         </w:rPr>
-        <w:t xml:space="preserve"> {MaxHops}:\n");</w:t>
+        <w:t xml:space="preserve"> {</w:t>
+      </w:r>
+      <w:proofErr w:type="spellStart"/>
+      <w:r>
+        <w:rPr>
+          <w:rFonts w:ascii="Times New Roman" w:hAnsi="Times New Roman" w:cs="Times New Roman"/>
+          <w:lang w:val="en-US"/>
+        </w:rPr>
+        <w:t>MaxHops</w:t>
+      </w:r>
+      <w:proofErr w:type="spellEnd"/>
+      <w:r>
+        <w:rPr>
+          <w:rFonts w:ascii="Times New Roman" w:hAnsi="Times New Roman" w:cs="Times New Roman"/>
+          <w:lang w:val="en-US"/>
+        </w:rPr>
+        <w:t>}:\n");</w:t>
       </w:r>
     </w:p>
     <w:p>
@@ -4127,155 +4737,476 @@
           <w:rFonts w:ascii="Times New Roman" w:hAnsi="Times New Roman" w:cs="Times New Roman"/>
           <w:lang w:val="en-US"/>
         </w:rPr>
-        <w:t xml:space="preserve">            using Socket icmpSocket = new Socket(AddressFamily.InterNetwork, SocketType.Raw, ProtocolType.Icmp);</w:t>
-      </w:r>
-    </w:p>
-    <w:p>
-      <w:pPr>
-        <w:ind w:firstLine="709"/>
-        <w:jc w:val="both"/>
-        <w:rPr>
-          <w:rFonts w:ascii="Times New Roman" w:hAnsi="Times New Roman" w:cs="Times New Roman"/>
-          <w:lang w:val="en-US"/>
-        </w:rPr>
-      </w:pPr>
-      <w:r>
-        <w:rPr>
-          <w:rFonts w:ascii="Times New Roman" w:hAnsi="Times New Roman" w:cs="Times New Roman"/>
-          <w:lang w:val="en-US"/>
-        </w:rPr>
-        <w:t xml:space="preserve">            icmpSocket.ReceiveTimeout = TimeoutMs;</w:t>
-      </w:r>
-    </w:p>
-    <w:p>
-      <w:pPr>
-        <w:ind w:firstLine="709"/>
-        <w:jc w:val="both"/>
-        <w:rPr>
-          <w:rFonts w:ascii="Times New Roman" w:hAnsi="Times New Roman" w:cs="Times New Roman"/>
-          <w:lang w:val="en-US"/>
-        </w:rPr>
-      </w:pPr>
-      <w:r>
-        <w:rPr>
-          <w:rFonts w:ascii="Times New Roman" w:hAnsi="Times New Roman" w:cs="Times New Roman"/>
-          <w:lang w:val="en-US"/>
-        </w:rPr>
-        <w:t xml:space="preserve">            icmpSocket.SendTimeout = TimeoutMs;</w:t>
-      </w:r>
-    </w:p>
-    <w:p>
-      <w:pPr>
-        <w:ind w:firstLine="709"/>
-        <w:jc w:val="both"/>
-        <w:rPr>
-          <w:rFonts w:ascii="Times New Roman" w:hAnsi="Times New Roman" w:cs="Times New Roman"/>
-          <w:lang w:val="en-US"/>
-        </w:rPr>
-      </w:pPr>
-    </w:p>
-    <w:p>
-      <w:pPr>
-        <w:ind w:firstLine="709"/>
-        <w:jc w:val="both"/>
-        <w:rPr>
-          <w:rFonts w:ascii="Times New Roman" w:hAnsi="Times New Roman" w:cs="Times New Roman"/>
-          <w:lang w:val="en-US"/>
-        </w:rPr>
-      </w:pPr>
-      <w:r>
-        <w:rPr>
-          <w:rFonts w:ascii="Times New Roman" w:hAnsi="Times New Roman" w:cs="Times New Roman"/>
-          <w:lang w:val="en-US"/>
-        </w:rPr>
-        <w:t xml:space="preserve">            ushort sequenceNumber = 1;</w:t>
-      </w:r>
-    </w:p>
-    <w:p>
-      <w:pPr>
-        <w:ind w:firstLine="709"/>
-        <w:jc w:val="both"/>
-        <w:rPr>
-          <w:rFonts w:ascii="Times New Roman" w:hAnsi="Times New Roman" w:cs="Times New Roman"/>
-          <w:lang w:val="en-US"/>
-        </w:rPr>
-      </w:pPr>
-      <w:r>
-        <w:rPr>
-          <w:rFonts w:ascii="Times New Roman" w:hAnsi="Times New Roman" w:cs="Times New Roman"/>
-          <w:lang w:val="en-US"/>
-        </w:rPr>
-        <w:t xml:space="preserve">            ushort processId = (ushort)Process.GetCurrentProcess().Id;</w:t>
-      </w:r>
-    </w:p>
-    <w:p>
-      <w:pPr>
-        <w:ind w:firstLine="709"/>
-        <w:jc w:val="both"/>
-        <w:rPr>
-          <w:rFonts w:ascii="Times New Roman" w:hAnsi="Times New Roman" w:cs="Times New Roman"/>
-          <w:lang w:val="en-US"/>
-        </w:rPr>
-      </w:pPr>
-    </w:p>
-    <w:p>
-      <w:pPr>
-        <w:ind w:firstLine="709"/>
-        <w:jc w:val="both"/>
-        <w:rPr>
-          <w:rFonts w:ascii="Times New Roman" w:hAnsi="Times New Roman" w:cs="Times New Roman"/>
-          <w:lang w:val="en-US"/>
-        </w:rPr>
-      </w:pPr>
-      <w:r>
-        <w:rPr>
-          <w:rFonts w:ascii="Times New Roman" w:hAnsi="Times New Roman" w:cs="Times New Roman"/>
-          <w:lang w:val="en-US"/>
-        </w:rPr>
-        <w:t xml:space="preserve">            bool reachedDestination = false;</w:t>
-      </w:r>
-    </w:p>
-    <w:p>
-      <w:pPr>
-        <w:ind w:firstLine="709"/>
-        <w:jc w:val="both"/>
-        <w:rPr>
-          <w:rFonts w:ascii="Times New Roman" w:hAnsi="Times New Roman" w:cs="Times New Roman"/>
-          <w:lang w:val="en-US"/>
-        </w:rPr>
-      </w:pPr>
-    </w:p>
-    <w:p>
-      <w:pPr>
-        <w:ind w:firstLine="709"/>
-        <w:jc w:val="both"/>
-        <w:rPr>
-          <w:rFonts w:ascii="Times New Roman" w:hAnsi="Times New Roman" w:cs="Times New Roman"/>
-          <w:lang w:val="en-US"/>
-        </w:rPr>
-      </w:pPr>
-      <w:r>
-        <w:rPr>
-          <w:rFonts w:ascii="Times New Roman" w:hAnsi="Times New Roman" w:cs="Times New Roman"/>
-          <w:lang w:val="en-US"/>
-        </w:rPr>
-        <w:t xml:space="preserve">            for (int ttl = 1; ttl &lt;= MaxHops &amp;&amp; !reachedDestination; ttl++)</w:t>
-      </w:r>
-    </w:p>
-    <w:p>
-      <w:pPr>
-        <w:ind w:firstLine="709"/>
-        <w:jc w:val="both"/>
-        <w:rPr>
-          <w:rFonts w:ascii="Times New Roman" w:hAnsi="Times New Roman" w:cs="Times New Roman"/>
-          <w:lang w:val="en-US"/>
-        </w:rPr>
-      </w:pPr>
-      <w:r>
-        <w:rPr>
-          <w:rFonts w:ascii="Times New Roman" w:hAnsi="Times New Roman" w:cs="Times New Roman"/>
-          <w:lang w:val="en-US"/>
-        </w:rPr>
+        <w:t xml:space="preserve">            using Socket </w:t>
+      </w:r>
+      <w:proofErr w:type="spellStart"/>
+      <w:r>
+        <w:rPr>
+          <w:rFonts w:ascii="Times New Roman" w:hAnsi="Times New Roman" w:cs="Times New Roman"/>
+          <w:lang w:val="en-US"/>
+        </w:rPr>
+        <w:t>icmpSocket</w:t>
+      </w:r>
+      <w:proofErr w:type="spellEnd"/>
+      <w:r>
+        <w:rPr>
+          <w:rFonts w:ascii="Times New Roman" w:hAnsi="Times New Roman" w:cs="Times New Roman"/>
+          <w:lang w:val="en-US"/>
+        </w:rPr>
+        <w:t xml:space="preserve"> = new Socket(</w:t>
+      </w:r>
+      <w:proofErr w:type="spellStart"/>
+      <w:r>
+        <w:rPr>
+          <w:rFonts w:ascii="Times New Roman" w:hAnsi="Times New Roman" w:cs="Times New Roman"/>
+          <w:lang w:val="en-US"/>
+        </w:rPr>
+        <w:t>AddressFamily.InterNetwork</w:t>
+      </w:r>
+      <w:proofErr w:type="spellEnd"/>
+      <w:r>
+        <w:rPr>
+          <w:rFonts w:ascii="Times New Roman" w:hAnsi="Times New Roman" w:cs="Times New Roman"/>
+          <w:lang w:val="en-US"/>
+        </w:rPr>
+        <w:t xml:space="preserve">, </w:t>
+      </w:r>
+      <w:proofErr w:type="spellStart"/>
+      <w:r>
+        <w:rPr>
+          <w:rFonts w:ascii="Times New Roman" w:hAnsi="Times New Roman" w:cs="Times New Roman"/>
+          <w:lang w:val="en-US"/>
+        </w:rPr>
+        <w:t>SocketType.Raw</w:t>
+      </w:r>
+      <w:proofErr w:type="spellEnd"/>
+      <w:r>
+        <w:rPr>
+          <w:rFonts w:ascii="Times New Roman" w:hAnsi="Times New Roman" w:cs="Times New Roman"/>
+          <w:lang w:val="en-US"/>
+        </w:rPr>
+        <w:t xml:space="preserve">, </w:t>
+      </w:r>
+      <w:proofErr w:type="spellStart"/>
+      <w:r>
+        <w:rPr>
+          <w:rFonts w:ascii="Times New Roman" w:hAnsi="Times New Roman" w:cs="Times New Roman"/>
+          <w:lang w:val="en-US"/>
+        </w:rPr>
+        <w:t>ProtocolType.Icmp</w:t>
+      </w:r>
+      <w:proofErr w:type="spellEnd"/>
+      <w:r>
+        <w:rPr>
+          <w:rFonts w:ascii="Times New Roman" w:hAnsi="Times New Roman" w:cs="Times New Roman"/>
+          <w:lang w:val="en-US"/>
+        </w:rPr>
+        <w:t>);</w:t>
+      </w:r>
+    </w:p>
+    <w:p>
+      <w:pPr>
+        <w:ind w:firstLine="709"/>
+        <w:jc w:val="both"/>
+        <w:rPr>
+          <w:rFonts w:ascii="Times New Roman" w:hAnsi="Times New Roman" w:cs="Times New Roman"/>
+          <w:lang w:val="en-US"/>
+        </w:rPr>
+      </w:pPr>
+      <w:r>
+        <w:rPr>
+          <w:rFonts w:ascii="Times New Roman" w:hAnsi="Times New Roman" w:cs="Times New Roman"/>
+          <w:lang w:val="en-US"/>
+        </w:rPr>
+        <w:t xml:space="preserve">            </w:t>
+      </w:r>
+      <w:proofErr w:type="spellStart"/>
+      <w:r>
+        <w:rPr>
+          <w:rFonts w:ascii="Times New Roman" w:hAnsi="Times New Roman" w:cs="Times New Roman"/>
+          <w:lang w:val="en-US"/>
+        </w:rPr>
+        <w:t>icmpSocket.ReceiveTimeout</w:t>
+      </w:r>
+      <w:proofErr w:type="spellEnd"/>
+      <w:r>
+        <w:rPr>
+          <w:rFonts w:ascii="Times New Roman" w:hAnsi="Times New Roman" w:cs="Times New Roman"/>
+          <w:lang w:val="en-US"/>
+        </w:rPr>
+        <w:t xml:space="preserve"> = </w:t>
+      </w:r>
+      <w:proofErr w:type="spellStart"/>
+      <w:r>
+        <w:rPr>
+          <w:rFonts w:ascii="Times New Roman" w:hAnsi="Times New Roman" w:cs="Times New Roman"/>
+          <w:lang w:val="en-US"/>
+        </w:rPr>
+        <w:t>TimeoutMs</w:t>
+      </w:r>
+      <w:proofErr w:type="spellEnd"/>
+      <w:r>
+        <w:rPr>
+          <w:rFonts w:ascii="Times New Roman" w:hAnsi="Times New Roman" w:cs="Times New Roman"/>
+          <w:lang w:val="en-US"/>
+        </w:rPr>
+        <w:t>;</w:t>
+      </w:r>
+    </w:p>
+    <w:p>
+      <w:pPr>
+        <w:ind w:firstLine="709"/>
+        <w:jc w:val="both"/>
+        <w:rPr>
+          <w:rFonts w:ascii="Times New Roman" w:hAnsi="Times New Roman" w:cs="Times New Roman"/>
+          <w:lang w:val="en-US"/>
+        </w:rPr>
+      </w:pPr>
+      <w:r>
+        <w:rPr>
+          <w:rFonts w:ascii="Times New Roman" w:hAnsi="Times New Roman" w:cs="Times New Roman"/>
+          <w:lang w:val="en-US"/>
+        </w:rPr>
+        <w:t xml:space="preserve">            </w:t>
+      </w:r>
+      <w:proofErr w:type="spellStart"/>
+      <w:r>
+        <w:rPr>
+          <w:rFonts w:ascii="Times New Roman" w:hAnsi="Times New Roman" w:cs="Times New Roman"/>
+          <w:lang w:val="en-US"/>
+        </w:rPr>
+        <w:t>icmpSocket.SendTimeout</w:t>
+      </w:r>
+      <w:proofErr w:type="spellEnd"/>
+      <w:r>
+        <w:rPr>
+          <w:rFonts w:ascii="Times New Roman" w:hAnsi="Times New Roman" w:cs="Times New Roman"/>
+          <w:lang w:val="en-US"/>
+        </w:rPr>
+        <w:t xml:space="preserve"> = </w:t>
+      </w:r>
+      <w:proofErr w:type="spellStart"/>
+      <w:r>
+        <w:rPr>
+          <w:rFonts w:ascii="Times New Roman" w:hAnsi="Times New Roman" w:cs="Times New Roman"/>
+          <w:lang w:val="en-US"/>
+        </w:rPr>
+        <w:t>TimeoutMs</w:t>
+      </w:r>
+      <w:proofErr w:type="spellEnd"/>
+      <w:r>
+        <w:rPr>
+          <w:rFonts w:ascii="Times New Roman" w:hAnsi="Times New Roman" w:cs="Times New Roman"/>
+          <w:lang w:val="en-US"/>
+        </w:rPr>
+        <w:t>;</w:t>
+      </w:r>
+    </w:p>
+    <w:p>
+      <w:pPr>
+        <w:ind w:firstLine="709"/>
+        <w:jc w:val="both"/>
+        <w:rPr>
+          <w:rFonts w:ascii="Times New Roman" w:hAnsi="Times New Roman" w:cs="Times New Roman"/>
+          <w:lang w:val="en-US"/>
+        </w:rPr>
+      </w:pPr>
+    </w:p>
+    <w:p>
+      <w:pPr>
+        <w:ind w:firstLine="709"/>
+        <w:jc w:val="both"/>
+        <w:rPr>
+          <w:rFonts w:ascii="Times New Roman" w:hAnsi="Times New Roman" w:cs="Times New Roman"/>
+          <w:lang w:val="en-US"/>
+        </w:rPr>
+      </w:pPr>
+      <w:r>
+        <w:rPr>
+          <w:rFonts w:ascii="Times New Roman" w:hAnsi="Times New Roman" w:cs="Times New Roman"/>
+          <w:lang w:val="en-US"/>
+        </w:rPr>
+        <w:t xml:space="preserve">            </w:t>
+      </w:r>
+      <w:proofErr w:type="spellStart"/>
+      <w:r>
+        <w:rPr>
+          <w:rFonts w:ascii="Times New Roman" w:hAnsi="Times New Roman" w:cs="Times New Roman"/>
+          <w:lang w:val="en-US"/>
+        </w:rPr>
+        <w:t>ushort</w:t>
+      </w:r>
+      <w:proofErr w:type="spellEnd"/>
+      <w:r>
+        <w:rPr>
+          <w:rFonts w:ascii="Times New Roman" w:hAnsi="Times New Roman" w:cs="Times New Roman"/>
+          <w:lang w:val="en-US"/>
+        </w:rPr>
+        <w:t xml:space="preserve"> </w:t>
+      </w:r>
+      <w:proofErr w:type="spellStart"/>
+      <w:r>
+        <w:rPr>
+          <w:rFonts w:ascii="Times New Roman" w:hAnsi="Times New Roman" w:cs="Times New Roman"/>
+          <w:lang w:val="en-US"/>
+        </w:rPr>
+        <w:t>sequenceNumber</w:t>
+      </w:r>
+      <w:proofErr w:type="spellEnd"/>
+      <w:r>
+        <w:rPr>
+          <w:rFonts w:ascii="Times New Roman" w:hAnsi="Times New Roman" w:cs="Times New Roman"/>
+          <w:lang w:val="en-US"/>
+        </w:rPr>
+        <w:t xml:space="preserve"> = 1;</w:t>
+      </w:r>
+    </w:p>
+    <w:p>
+      <w:pPr>
+        <w:ind w:firstLine="709"/>
+        <w:jc w:val="both"/>
+        <w:rPr>
+          <w:rFonts w:ascii="Times New Roman" w:hAnsi="Times New Roman" w:cs="Times New Roman"/>
+          <w:lang w:val="en-US"/>
+        </w:rPr>
+      </w:pPr>
+      <w:r>
+        <w:rPr>
+          <w:rFonts w:ascii="Times New Roman" w:hAnsi="Times New Roman" w:cs="Times New Roman"/>
+          <w:lang w:val="en-US"/>
+        </w:rPr>
+        <w:t xml:space="preserve">            </w:t>
+      </w:r>
+      <w:proofErr w:type="spellStart"/>
+      <w:r>
+        <w:rPr>
+          <w:rFonts w:ascii="Times New Roman" w:hAnsi="Times New Roman" w:cs="Times New Roman"/>
+          <w:lang w:val="en-US"/>
+        </w:rPr>
+        <w:t>ushort</w:t>
+      </w:r>
+      <w:proofErr w:type="spellEnd"/>
+      <w:r>
+        <w:rPr>
+          <w:rFonts w:ascii="Times New Roman" w:hAnsi="Times New Roman" w:cs="Times New Roman"/>
+          <w:lang w:val="en-US"/>
+        </w:rPr>
+        <w:t xml:space="preserve"> </w:t>
+      </w:r>
+      <w:proofErr w:type="spellStart"/>
+      <w:r>
+        <w:rPr>
+          <w:rFonts w:ascii="Times New Roman" w:hAnsi="Times New Roman" w:cs="Times New Roman"/>
+          <w:lang w:val="en-US"/>
+        </w:rPr>
+        <w:t>processId</w:t>
+      </w:r>
+      <w:proofErr w:type="spellEnd"/>
+      <w:r>
+        <w:rPr>
+          <w:rFonts w:ascii="Times New Roman" w:hAnsi="Times New Roman" w:cs="Times New Roman"/>
+          <w:lang w:val="en-US"/>
+        </w:rPr>
+        <w:t xml:space="preserve"> = (</w:t>
+      </w:r>
+      <w:proofErr w:type="spellStart"/>
+      <w:r>
+        <w:rPr>
+          <w:rFonts w:ascii="Times New Roman" w:hAnsi="Times New Roman" w:cs="Times New Roman"/>
+          <w:lang w:val="en-US"/>
+        </w:rPr>
+        <w:t>ushort</w:t>
+      </w:r>
+      <w:proofErr w:type="spellEnd"/>
+      <w:r>
+        <w:rPr>
+          <w:rFonts w:ascii="Times New Roman" w:hAnsi="Times New Roman" w:cs="Times New Roman"/>
+          <w:lang w:val="en-US"/>
+        </w:rPr>
+        <w:t>)</w:t>
+      </w:r>
+      <w:proofErr w:type="spellStart"/>
+      <w:r>
+        <w:rPr>
+          <w:rFonts w:ascii="Times New Roman" w:hAnsi="Times New Roman" w:cs="Times New Roman"/>
+          <w:lang w:val="en-US"/>
+        </w:rPr>
+        <w:t>Process.GetCurrentProcess</w:t>
+      </w:r>
+      <w:proofErr w:type="spellEnd"/>
+      <w:r>
+        <w:rPr>
+          <w:rFonts w:ascii="Times New Roman" w:hAnsi="Times New Roman" w:cs="Times New Roman"/>
+          <w:lang w:val="en-US"/>
+        </w:rPr>
+        <w:t>().Id;</w:t>
+      </w:r>
+    </w:p>
+    <w:p>
+      <w:pPr>
+        <w:ind w:firstLine="709"/>
+        <w:jc w:val="both"/>
+        <w:rPr>
+          <w:rFonts w:ascii="Times New Roman" w:hAnsi="Times New Roman" w:cs="Times New Roman"/>
+          <w:lang w:val="en-US"/>
+        </w:rPr>
+      </w:pPr>
+    </w:p>
+    <w:p>
+      <w:pPr>
+        <w:ind w:firstLine="709"/>
+        <w:jc w:val="both"/>
+        <w:rPr>
+          <w:rFonts w:ascii="Times New Roman" w:hAnsi="Times New Roman" w:cs="Times New Roman"/>
+          <w:lang w:val="en-US"/>
+        </w:rPr>
+      </w:pPr>
+      <w:r>
+        <w:rPr>
+          <w:rFonts w:ascii="Times New Roman" w:hAnsi="Times New Roman" w:cs="Times New Roman"/>
+          <w:lang w:val="en-US"/>
+        </w:rPr>
+        <w:t xml:space="preserve">            bool </w:t>
+      </w:r>
+      <w:proofErr w:type="spellStart"/>
+      <w:r>
+        <w:rPr>
+          <w:rFonts w:ascii="Times New Roman" w:hAnsi="Times New Roman" w:cs="Times New Roman"/>
+          <w:lang w:val="en-US"/>
+        </w:rPr>
+        <w:t>reachedDestination</w:t>
+      </w:r>
+      <w:proofErr w:type="spellEnd"/>
+      <w:r>
+        <w:rPr>
+          <w:rFonts w:ascii="Times New Roman" w:hAnsi="Times New Roman" w:cs="Times New Roman"/>
+          <w:lang w:val="en-US"/>
+        </w:rPr>
+        <w:t xml:space="preserve"> = false;</w:t>
+      </w:r>
+    </w:p>
+    <w:p>
+      <w:pPr>
+        <w:ind w:firstLine="709"/>
+        <w:jc w:val="both"/>
+        <w:rPr>
+          <w:rFonts w:ascii="Times New Roman" w:hAnsi="Times New Roman" w:cs="Times New Roman"/>
+          <w:lang w:val="en-US"/>
+        </w:rPr>
+      </w:pPr>
+    </w:p>
+    <w:p>
+      <w:pPr>
+        <w:ind w:firstLine="709"/>
+        <w:jc w:val="both"/>
+        <w:rPr>
+          <w:rFonts w:ascii="Times New Roman" w:hAnsi="Times New Roman" w:cs="Times New Roman"/>
+          <w:lang w:val="en-US"/>
+        </w:rPr>
+      </w:pPr>
+      <w:r>
+        <w:rPr>
+          <w:rFonts w:ascii="Times New Roman" w:hAnsi="Times New Roman" w:cs="Times New Roman"/>
+          <w:lang w:val="en-US"/>
+        </w:rPr>
+        <w:t xml:space="preserve">            for (int </w:t>
+      </w:r>
+      <w:proofErr w:type="spellStart"/>
+      <w:r>
+        <w:rPr>
+          <w:rFonts w:ascii="Times New Roman" w:hAnsi="Times New Roman" w:cs="Times New Roman"/>
+          <w:lang w:val="en-US"/>
+        </w:rPr>
+        <w:t>ttl</w:t>
+      </w:r>
+      <w:proofErr w:type="spellEnd"/>
+      <w:r>
+        <w:rPr>
+          <w:rFonts w:ascii="Times New Roman" w:hAnsi="Times New Roman" w:cs="Times New Roman"/>
+          <w:lang w:val="en-US"/>
+        </w:rPr>
+        <w:t xml:space="preserve"> = 1; </w:t>
+      </w:r>
+      <w:proofErr w:type="spellStart"/>
+      <w:r>
+        <w:rPr>
+          <w:rFonts w:ascii="Times New Roman" w:hAnsi="Times New Roman" w:cs="Times New Roman"/>
+          <w:lang w:val="en-US"/>
+        </w:rPr>
+        <w:t>ttl</w:t>
+      </w:r>
+      <w:proofErr w:type="spellEnd"/>
+      <w:r>
+        <w:rPr>
+          <w:rFonts w:ascii="Times New Roman" w:hAnsi="Times New Roman" w:cs="Times New Roman"/>
+          <w:lang w:val="en-US"/>
+        </w:rPr>
+        <w:t xml:space="preserve"> &lt;= </w:t>
+      </w:r>
+      <w:proofErr w:type="spellStart"/>
+      <w:r>
+        <w:rPr>
+          <w:rFonts w:ascii="Times New Roman" w:hAnsi="Times New Roman" w:cs="Times New Roman"/>
+          <w:lang w:val="en-US"/>
+        </w:rPr>
+        <w:t>MaxHops</w:t>
+      </w:r>
+      <w:proofErr w:type="spellEnd"/>
+      <w:r>
+        <w:rPr>
+          <w:rFonts w:ascii="Times New Roman" w:hAnsi="Times New Roman" w:cs="Times New Roman"/>
+          <w:lang w:val="en-US"/>
+        </w:rPr>
+        <w:t xml:space="preserve"> &amp;&amp; !</w:t>
+      </w:r>
+      <w:proofErr w:type="spellStart"/>
+      <w:r>
+        <w:rPr>
+          <w:rFonts w:ascii="Times New Roman" w:hAnsi="Times New Roman" w:cs="Times New Roman"/>
+          <w:lang w:val="en-US"/>
+        </w:rPr>
+        <w:t>reachedDestination</w:t>
+      </w:r>
+      <w:proofErr w:type="spellEnd"/>
+      <w:r>
+        <w:rPr>
+          <w:rFonts w:ascii="Times New Roman" w:hAnsi="Times New Roman" w:cs="Times New Roman"/>
+          <w:lang w:val="en-US"/>
+        </w:rPr>
+        <w:t xml:space="preserve">; </w:t>
+      </w:r>
+      <w:proofErr w:type="spellStart"/>
+      <w:r>
+        <w:rPr>
+          <w:rFonts w:ascii="Times New Roman" w:hAnsi="Times New Roman" w:cs="Times New Roman"/>
+          <w:lang w:val="en-US"/>
+        </w:rPr>
+        <w:t>ttl</w:t>
+      </w:r>
+      <w:proofErr w:type="spellEnd"/>
+      <w:r>
+        <w:rPr>
+          <w:rFonts w:ascii="Times New Roman" w:hAnsi="Times New Roman" w:cs="Times New Roman"/>
+          <w:lang w:val="en-US"/>
+        </w:rPr>
+        <w:t>++)</w:t>
+      </w:r>
+    </w:p>
+    <w:p>
+      <w:pPr>
+        <w:ind w:firstLine="709"/>
+        <w:jc w:val="both"/>
+        <w:rPr>
+          <w:rFonts w:ascii="Times New Roman" w:hAnsi="Times New Roman" w:cs="Times New Roman"/>
+          <w:lang w:val="en-US"/>
+        </w:rPr>
+      </w:pPr>
+      <w:r>
+        <w:rPr>
+          <w:rFonts w:ascii="Times New Roman" w:hAnsi="Times New Roman" w:cs="Times New Roman"/>
+          <w:lang w:val="en-US"/>
+        </w:rPr>
+        <w:lastRenderedPageBreak/>
         <w:t xml:space="preserve">            {</w:t>
       </w:r>
     </w:p>
@@ -4293,21 +5224,2425 @@
           <w:rFonts w:ascii="Times New Roman" w:hAnsi="Times New Roman" w:cs="Times New Roman"/>
           <w:lang w:val="en-US"/>
         </w:rPr>
+        <w:t xml:space="preserve">                //</w:t>
+      </w:r>
+      <w:r>
+        <w:rPr>
+          <w:rFonts w:ascii="Times New Roman" w:hAnsi="Times New Roman" w:cs="Times New Roman"/>
+        </w:rPr>
+        <w:t>Установка</w:t>
+      </w:r>
+      <w:r>
+        <w:rPr>
+          <w:rFonts w:ascii="Times New Roman" w:hAnsi="Times New Roman" w:cs="Times New Roman"/>
+          <w:lang w:val="en-US"/>
+        </w:rPr>
+        <w:t xml:space="preserve"> TTL </w:t>
+      </w:r>
+      <w:r>
+        <w:rPr>
+          <w:rFonts w:ascii="Times New Roman" w:hAnsi="Times New Roman" w:cs="Times New Roman"/>
+        </w:rPr>
+        <w:t>для</w:t>
+      </w:r>
+      <w:r>
+        <w:rPr>
+          <w:rFonts w:ascii="Times New Roman" w:hAnsi="Times New Roman" w:cs="Times New Roman"/>
+          <w:lang w:val="en-US"/>
+        </w:rPr>
+        <w:t xml:space="preserve"> </w:t>
+      </w:r>
+      <w:r>
+        <w:rPr>
+          <w:rFonts w:ascii="Times New Roman" w:hAnsi="Times New Roman" w:cs="Times New Roman"/>
+        </w:rPr>
+        <w:t>текущего</w:t>
+      </w:r>
+      <w:r>
+        <w:rPr>
+          <w:rFonts w:ascii="Times New Roman" w:hAnsi="Times New Roman" w:cs="Times New Roman"/>
+          <w:lang w:val="en-US"/>
+        </w:rPr>
+        <w:t xml:space="preserve"> </w:t>
+      </w:r>
+      <w:r>
+        <w:rPr>
+          <w:rFonts w:ascii="Times New Roman" w:hAnsi="Times New Roman" w:cs="Times New Roman"/>
+        </w:rPr>
+        <w:t>прыжка</w:t>
+      </w:r>
+    </w:p>
+    <w:p>
+      <w:pPr>
+        <w:ind w:firstLine="709"/>
+        <w:jc w:val="both"/>
+        <w:rPr>
+          <w:rFonts w:ascii="Times New Roman" w:hAnsi="Times New Roman" w:cs="Times New Roman"/>
+          <w:lang w:val="en-US"/>
+        </w:rPr>
+      </w:pPr>
+      <w:r>
+        <w:rPr>
+          <w:rFonts w:ascii="Times New Roman" w:hAnsi="Times New Roman" w:cs="Times New Roman"/>
+          <w:lang w:val="en-US"/>
+        </w:rPr>
+        <w:t xml:space="preserve">                </w:t>
+      </w:r>
+      <w:proofErr w:type="spellStart"/>
+      <w:r>
+        <w:rPr>
+          <w:rFonts w:ascii="Times New Roman" w:hAnsi="Times New Roman" w:cs="Times New Roman"/>
+          <w:lang w:val="en-US"/>
+        </w:rPr>
+        <w:t>icmpSocket.SetSocketOption</w:t>
+      </w:r>
+      <w:proofErr w:type="spellEnd"/>
+      <w:r>
+        <w:rPr>
+          <w:rFonts w:ascii="Times New Roman" w:hAnsi="Times New Roman" w:cs="Times New Roman"/>
+          <w:lang w:val="en-US"/>
+        </w:rPr>
+        <w:t>(</w:t>
+      </w:r>
+      <w:proofErr w:type="spellStart"/>
+      <w:r>
+        <w:rPr>
+          <w:rFonts w:ascii="Times New Roman" w:hAnsi="Times New Roman" w:cs="Times New Roman"/>
+          <w:lang w:val="en-US"/>
+        </w:rPr>
+        <w:t>SocketOptionLevel.IP</w:t>
+      </w:r>
+      <w:proofErr w:type="spellEnd"/>
+      <w:r>
+        <w:rPr>
+          <w:rFonts w:ascii="Times New Roman" w:hAnsi="Times New Roman" w:cs="Times New Roman"/>
+          <w:lang w:val="en-US"/>
+        </w:rPr>
+        <w:t xml:space="preserve">, </w:t>
+      </w:r>
+      <w:proofErr w:type="spellStart"/>
+      <w:r>
+        <w:rPr>
+          <w:rFonts w:ascii="Times New Roman" w:hAnsi="Times New Roman" w:cs="Times New Roman"/>
+          <w:lang w:val="en-US"/>
+        </w:rPr>
+        <w:t>SocketOptionName.IpTimeToLive</w:t>
+      </w:r>
+      <w:proofErr w:type="spellEnd"/>
+      <w:r>
+        <w:rPr>
+          <w:rFonts w:ascii="Times New Roman" w:hAnsi="Times New Roman" w:cs="Times New Roman"/>
+          <w:lang w:val="en-US"/>
+        </w:rPr>
+        <w:t xml:space="preserve">, </w:t>
+      </w:r>
+      <w:proofErr w:type="spellStart"/>
+      <w:r>
+        <w:rPr>
+          <w:rFonts w:ascii="Times New Roman" w:hAnsi="Times New Roman" w:cs="Times New Roman"/>
+          <w:lang w:val="en-US"/>
+        </w:rPr>
+        <w:t>ttl</w:t>
+      </w:r>
+      <w:proofErr w:type="spellEnd"/>
+      <w:r>
+        <w:rPr>
+          <w:rFonts w:ascii="Times New Roman" w:hAnsi="Times New Roman" w:cs="Times New Roman"/>
+          <w:lang w:val="en-US"/>
+        </w:rPr>
+        <w:t>);</w:t>
+      </w:r>
+    </w:p>
+    <w:p>
+      <w:pPr>
+        <w:ind w:firstLine="709"/>
+        <w:jc w:val="both"/>
+        <w:rPr>
+          <w:rFonts w:ascii="Times New Roman" w:hAnsi="Times New Roman" w:cs="Times New Roman"/>
+          <w:lang w:val="en-US"/>
+        </w:rPr>
+      </w:pPr>
+    </w:p>
+    <w:p>
+      <w:pPr>
+        <w:ind w:firstLine="709"/>
+        <w:jc w:val="both"/>
+        <w:rPr>
+          <w:rFonts w:ascii="Times New Roman" w:hAnsi="Times New Roman" w:cs="Times New Roman"/>
+          <w:lang w:val="en-US"/>
+        </w:rPr>
+      </w:pPr>
+      <w:r>
+        <w:rPr>
+          <w:rFonts w:ascii="Times New Roman" w:hAnsi="Times New Roman" w:cs="Times New Roman"/>
+          <w:lang w:val="en-US"/>
+        </w:rPr>
+        <w:t xml:space="preserve">                </w:t>
+      </w:r>
+      <w:proofErr w:type="spellStart"/>
+      <w:r>
+        <w:rPr>
+          <w:rFonts w:ascii="Times New Roman" w:hAnsi="Times New Roman" w:cs="Times New Roman"/>
+          <w:lang w:val="en-US"/>
+        </w:rPr>
+        <w:t>Console.Write</w:t>
+      </w:r>
+      <w:proofErr w:type="spellEnd"/>
+      <w:r>
+        <w:rPr>
+          <w:rFonts w:ascii="Times New Roman" w:hAnsi="Times New Roman" w:cs="Times New Roman"/>
+          <w:lang w:val="en-US"/>
+        </w:rPr>
+        <w:t>($"{ttl,3} ");</w:t>
+      </w:r>
+    </w:p>
+    <w:p>
+      <w:pPr>
+        <w:ind w:firstLine="709"/>
+        <w:jc w:val="both"/>
+        <w:rPr>
+          <w:rFonts w:ascii="Times New Roman" w:hAnsi="Times New Roman" w:cs="Times New Roman"/>
+          <w:lang w:val="en-US"/>
+        </w:rPr>
+      </w:pPr>
+    </w:p>
+    <w:p>
+      <w:pPr>
+        <w:ind w:firstLine="709"/>
+        <w:jc w:val="both"/>
+        <w:rPr>
+          <w:rFonts w:ascii="Times New Roman" w:hAnsi="Times New Roman" w:cs="Times New Roman"/>
+          <w:lang w:val="en-US"/>
+        </w:rPr>
+      </w:pPr>
+      <w:r>
+        <w:rPr>
+          <w:rFonts w:ascii="Times New Roman" w:hAnsi="Times New Roman" w:cs="Times New Roman"/>
+          <w:lang w:val="en-US"/>
+        </w:rPr>
+        <w:t xml:space="preserve">                </w:t>
+      </w:r>
+      <w:proofErr w:type="spellStart"/>
+      <w:r>
+        <w:rPr>
+          <w:rFonts w:ascii="Times New Roman" w:hAnsi="Times New Roman" w:cs="Times New Roman"/>
+          <w:lang w:val="en-US"/>
+        </w:rPr>
+        <w:t>IPAddress</w:t>
+      </w:r>
+      <w:proofErr w:type="spellEnd"/>
+      <w:r>
+        <w:rPr>
+          <w:rFonts w:ascii="Times New Roman" w:hAnsi="Times New Roman" w:cs="Times New Roman"/>
+          <w:lang w:val="en-US"/>
+        </w:rPr>
+        <w:t xml:space="preserve"> </w:t>
+      </w:r>
+      <w:proofErr w:type="spellStart"/>
+      <w:r>
+        <w:rPr>
+          <w:rFonts w:ascii="Times New Roman" w:hAnsi="Times New Roman" w:cs="Times New Roman"/>
+          <w:lang w:val="en-US"/>
+        </w:rPr>
+        <w:t>replyAddress</w:t>
+      </w:r>
+      <w:proofErr w:type="spellEnd"/>
+      <w:r>
+        <w:rPr>
+          <w:rFonts w:ascii="Times New Roman" w:hAnsi="Times New Roman" w:cs="Times New Roman"/>
+          <w:lang w:val="en-US"/>
+        </w:rPr>
+        <w:t xml:space="preserve"> = null;</w:t>
+      </w:r>
+    </w:p>
+    <w:p>
+      <w:pPr>
+        <w:ind w:firstLine="709"/>
+        <w:jc w:val="both"/>
+        <w:rPr>
+          <w:rFonts w:ascii="Times New Roman" w:hAnsi="Times New Roman" w:cs="Times New Roman"/>
+          <w:lang w:val="en-US"/>
+        </w:rPr>
+      </w:pPr>
+    </w:p>
+    <w:p>
+      <w:pPr>
+        <w:ind w:firstLine="709"/>
+        <w:jc w:val="both"/>
+        <w:rPr>
+          <w:rFonts w:ascii="Times New Roman" w:hAnsi="Times New Roman" w:cs="Times New Roman"/>
+          <w:lang w:val="en-US"/>
+        </w:rPr>
+      </w:pPr>
+      <w:r>
+        <w:rPr>
+          <w:rFonts w:ascii="Times New Roman" w:hAnsi="Times New Roman" w:cs="Times New Roman"/>
+          <w:lang w:val="en-US"/>
+        </w:rPr>
+        <w:t xml:space="preserve">                for (int </w:t>
+      </w:r>
+      <w:proofErr w:type="spellStart"/>
+      <w:r>
+        <w:rPr>
+          <w:rFonts w:ascii="Times New Roman" w:hAnsi="Times New Roman" w:cs="Times New Roman"/>
+          <w:lang w:val="en-US"/>
+        </w:rPr>
+        <w:t>i</w:t>
+      </w:r>
+      <w:proofErr w:type="spellEnd"/>
+      <w:r>
+        <w:rPr>
+          <w:rFonts w:ascii="Times New Roman" w:hAnsi="Times New Roman" w:cs="Times New Roman"/>
+          <w:lang w:val="en-US"/>
+        </w:rPr>
+        <w:t xml:space="preserve"> = 0; </w:t>
+      </w:r>
+      <w:proofErr w:type="spellStart"/>
+      <w:r>
+        <w:rPr>
+          <w:rFonts w:ascii="Times New Roman" w:hAnsi="Times New Roman" w:cs="Times New Roman"/>
+          <w:lang w:val="en-US"/>
+        </w:rPr>
+        <w:t>i</w:t>
+      </w:r>
+      <w:proofErr w:type="spellEnd"/>
+      <w:r>
+        <w:rPr>
+          <w:rFonts w:ascii="Times New Roman" w:hAnsi="Times New Roman" w:cs="Times New Roman"/>
+          <w:lang w:val="en-US"/>
+        </w:rPr>
+        <w:t xml:space="preserve"> &lt; </w:t>
+      </w:r>
+      <w:proofErr w:type="spellStart"/>
+      <w:r>
+        <w:rPr>
+          <w:rFonts w:ascii="Times New Roman" w:hAnsi="Times New Roman" w:cs="Times New Roman"/>
+          <w:lang w:val="en-US"/>
+        </w:rPr>
+        <w:t>PacketsPerHop</w:t>
+      </w:r>
+      <w:proofErr w:type="spellEnd"/>
+      <w:r>
+        <w:rPr>
+          <w:rFonts w:ascii="Times New Roman" w:hAnsi="Times New Roman" w:cs="Times New Roman"/>
+          <w:lang w:val="en-US"/>
+        </w:rPr>
+        <w:t xml:space="preserve">; </w:t>
+      </w:r>
+      <w:proofErr w:type="spellStart"/>
+      <w:r>
+        <w:rPr>
+          <w:rFonts w:ascii="Times New Roman" w:hAnsi="Times New Roman" w:cs="Times New Roman"/>
+          <w:lang w:val="en-US"/>
+        </w:rPr>
+        <w:t>i</w:t>
+      </w:r>
+      <w:proofErr w:type="spellEnd"/>
+      <w:r>
+        <w:rPr>
+          <w:rFonts w:ascii="Times New Roman" w:hAnsi="Times New Roman" w:cs="Times New Roman"/>
+          <w:lang w:val="en-US"/>
+        </w:rPr>
+        <w:t>++)</w:t>
+      </w:r>
+    </w:p>
+    <w:p>
+      <w:pPr>
+        <w:ind w:firstLine="709"/>
+        <w:jc w:val="both"/>
+        <w:rPr>
+          <w:rFonts w:ascii="Times New Roman" w:hAnsi="Times New Roman" w:cs="Times New Roman"/>
+        </w:rPr>
+      </w:pPr>
+      <w:r>
+        <w:rPr>
+          <w:rFonts w:ascii="Times New Roman" w:hAnsi="Times New Roman" w:cs="Times New Roman"/>
+          <w:lang w:val="en-US"/>
+        </w:rPr>
+        <w:t xml:space="preserve">                </w:t>
+      </w:r>
+      <w:r>
+        <w:rPr>
+          <w:rFonts w:ascii="Times New Roman" w:hAnsi="Times New Roman" w:cs="Times New Roman"/>
+        </w:rPr>
+        <w:t>{</w:t>
+      </w:r>
+    </w:p>
+    <w:p>
+      <w:pPr>
+        <w:ind w:firstLine="709"/>
+        <w:jc w:val="both"/>
+        <w:rPr>
+          <w:rFonts w:ascii="Times New Roman" w:hAnsi="Times New Roman" w:cs="Times New Roman"/>
+        </w:rPr>
+      </w:pPr>
+      <w:r>
+        <w:rPr>
+          <w:rFonts w:ascii="Times New Roman" w:hAnsi="Times New Roman" w:cs="Times New Roman"/>
+        </w:rPr>
+        <w:t xml:space="preserve">                    //Создание пакета и обновление </w:t>
+      </w:r>
+      <w:proofErr w:type="spellStart"/>
+      <w:r>
+        <w:rPr>
+          <w:rFonts w:ascii="Times New Roman" w:hAnsi="Times New Roman" w:cs="Times New Roman"/>
+        </w:rPr>
+        <w:t>sequence</w:t>
+      </w:r>
+      <w:proofErr w:type="spellEnd"/>
+      <w:r>
+        <w:rPr>
+          <w:rFonts w:ascii="Times New Roman" w:hAnsi="Times New Roman" w:cs="Times New Roman"/>
+        </w:rPr>
+        <w:t xml:space="preserve"> </w:t>
+      </w:r>
+      <w:proofErr w:type="spellStart"/>
+      <w:r>
+        <w:rPr>
+          <w:rFonts w:ascii="Times New Roman" w:hAnsi="Times New Roman" w:cs="Times New Roman"/>
+        </w:rPr>
+        <w:t>number</w:t>
+      </w:r>
+      <w:proofErr w:type="spellEnd"/>
+    </w:p>
+    <w:p>
+      <w:pPr>
+        <w:ind w:firstLine="709"/>
+        <w:jc w:val="both"/>
+        <w:rPr>
+          <w:rFonts w:ascii="Times New Roman" w:hAnsi="Times New Roman" w:cs="Times New Roman"/>
+          <w:lang w:val="en-US"/>
+        </w:rPr>
+      </w:pPr>
+      <w:r>
+        <w:rPr>
+          <w:rFonts w:ascii="Times New Roman" w:hAnsi="Times New Roman" w:cs="Times New Roman"/>
+        </w:rPr>
+        <w:t xml:space="preserve">                    </w:t>
+      </w:r>
+      <w:r>
+        <w:rPr>
+          <w:rFonts w:ascii="Times New Roman" w:hAnsi="Times New Roman" w:cs="Times New Roman"/>
+          <w:lang w:val="en-US"/>
+        </w:rPr>
+        <w:t xml:space="preserve">byte[] packet = </w:t>
+      </w:r>
+      <w:proofErr w:type="spellStart"/>
+      <w:r>
+        <w:rPr>
+          <w:rFonts w:ascii="Times New Roman" w:hAnsi="Times New Roman" w:cs="Times New Roman"/>
+          <w:lang w:val="en-US"/>
+        </w:rPr>
+        <w:t>CreateIcmpEchoRequest</w:t>
+      </w:r>
+      <w:proofErr w:type="spellEnd"/>
+      <w:r>
+        <w:rPr>
+          <w:rFonts w:ascii="Times New Roman" w:hAnsi="Times New Roman" w:cs="Times New Roman"/>
+          <w:lang w:val="en-US"/>
+        </w:rPr>
+        <w:t>(</w:t>
+      </w:r>
+      <w:proofErr w:type="spellStart"/>
+      <w:r>
+        <w:rPr>
+          <w:rFonts w:ascii="Times New Roman" w:hAnsi="Times New Roman" w:cs="Times New Roman"/>
+          <w:lang w:val="en-US"/>
+        </w:rPr>
+        <w:t>processId</w:t>
+      </w:r>
+      <w:proofErr w:type="spellEnd"/>
+      <w:r>
+        <w:rPr>
+          <w:rFonts w:ascii="Times New Roman" w:hAnsi="Times New Roman" w:cs="Times New Roman"/>
+          <w:lang w:val="en-US"/>
+        </w:rPr>
+        <w:t xml:space="preserve">, </w:t>
+      </w:r>
+      <w:proofErr w:type="spellStart"/>
+      <w:r>
+        <w:rPr>
+          <w:rFonts w:ascii="Times New Roman" w:hAnsi="Times New Roman" w:cs="Times New Roman"/>
+          <w:lang w:val="en-US"/>
+        </w:rPr>
+        <w:t>sequenceNumber</w:t>
+      </w:r>
+      <w:proofErr w:type="spellEnd"/>
+      <w:r>
+        <w:rPr>
+          <w:rFonts w:ascii="Times New Roman" w:hAnsi="Times New Roman" w:cs="Times New Roman"/>
+          <w:lang w:val="en-US"/>
+        </w:rPr>
+        <w:t>);</w:t>
+      </w:r>
+    </w:p>
+    <w:p>
+      <w:pPr>
+        <w:ind w:firstLine="709"/>
+        <w:jc w:val="both"/>
+        <w:rPr>
+          <w:rFonts w:ascii="Times New Roman" w:hAnsi="Times New Roman" w:cs="Times New Roman"/>
+          <w:lang w:val="en-US"/>
+        </w:rPr>
+      </w:pPr>
+      <w:r>
+        <w:rPr>
+          <w:rFonts w:ascii="Times New Roman" w:hAnsi="Times New Roman" w:cs="Times New Roman"/>
+          <w:lang w:val="en-US"/>
+        </w:rPr>
+        <w:t xml:space="preserve">                    </w:t>
+      </w:r>
+      <w:proofErr w:type="spellStart"/>
+      <w:r>
+        <w:rPr>
+          <w:rFonts w:ascii="Times New Roman" w:hAnsi="Times New Roman" w:cs="Times New Roman"/>
+          <w:lang w:val="en-US"/>
+        </w:rPr>
+        <w:t>sequenceNumber</w:t>
+      </w:r>
+      <w:proofErr w:type="spellEnd"/>
+      <w:r>
+        <w:rPr>
+          <w:rFonts w:ascii="Times New Roman" w:hAnsi="Times New Roman" w:cs="Times New Roman"/>
+          <w:lang w:val="en-US"/>
+        </w:rPr>
+        <w:t>++;</w:t>
+      </w:r>
+    </w:p>
+    <w:p>
+      <w:pPr>
+        <w:ind w:firstLine="709"/>
+        <w:jc w:val="both"/>
+        <w:rPr>
+          <w:rFonts w:ascii="Times New Roman" w:hAnsi="Times New Roman" w:cs="Times New Roman"/>
+          <w:lang w:val="en-US"/>
+        </w:rPr>
+      </w:pPr>
+    </w:p>
+    <w:p>
+      <w:pPr>
+        <w:ind w:firstLine="709"/>
+        <w:jc w:val="both"/>
+        <w:rPr>
+          <w:rFonts w:ascii="Times New Roman" w:hAnsi="Times New Roman" w:cs="Times New Roman"/>
+          <w:lang w:val="en-US"/>
+        </w:rPr>
+      </w:pPr>
+    </w:p>
+    <w:p>
+      <w:pPr>
+        <w:ind w:firstLine="709"/>
+        <w:jc w:val="both"/>
+        <w:rPr>
+          <w:rFonts w:ascii="Times New Roman" w:hAnsi="Times New Roman" w:cs="Times New Roman"/>
+          <w:lang w:val="en-US"/>
+        </w:rPr>
+      </w:pPr>
+      <w:r>
+        <w:rPr>
+          <w:rFonts w:ascii="Times New Roman" w:hAnsi="Times New Roman" w:cs="Times New Roman"/>
+          <w:lang w:val="en-US"/>
+        </w:rPr>
+        <w:t xml:space="preserve">                    </w:t>
+      </w:r>
+      <w:proofErr w:type="spellStart"/>
+      <w:r>
+        <w:rPr>
+          <w:rFonts w:ascii="Times New Roman" w:hAnsi="Times New Roman" w:cs="Times New Roman"/>
+          <w:lang w:val="en-US"/>
+        </w:rPr>
+        <w:t>EndPoint</w:t>
+      </w:r>
+      <w:proofErr w:type="spellEnd"/>
+      <w:r>
+        <w:rPr>
+          <w:rFonts w:ascii="Times New Roman" w:hAnsi="Times New Roman" w:cs="Times New Roman"/>
+          <w:lang w:val="en-US"/>
+        </w:rPr>
+        <w:t xml:space="preserve"> </w:t>
+      </w:r>
+      <w:proofErr w:type="spellStart"/>
+      <w:r>
+        <w:rPr>
+          <w:rFonts w:ascii="Times New Roman" w:hAnsi="Times New Roman" w:cs="Times New Roman"/>
+          <w:lang w:val="en-US"/>
+        </w:rPr>
+        <w:t>remoteEndPoint</w:t>
+      </w:r>
+      <w:proofErr w:type="spellEnd"/>
+      <w:r>
+        <w:rPr>
+          <w:rFonts w:ascii="Times New Roman" w:hAnsi="Times New Roman" w:cs="Times New Roman"/>
+          <w:lang w:val="en-US"/>
+        </w:rPr>
+        <w:t xml:space="preserve"> = new </w:t>
+      </w:r>
+      <w:proofErr w:type="spellStart"/>
+      <w:r>
+        <w:rPr>
+          <w:rFonts w:ascii="Times New Roman" w:hAnsi="Times New Roman" w:cs="Times New Roman"/>
+          <w:lang w:val="en-US"/>
+        </w:rPr>
+        <w:t>IPEndPoint</w:t>
+      </w:r>
+      <w:proofErr w:type="spellEnd"/>
+      <w:r>
+        <w:rPr>
+          <w:rFonts w:ascii="Times New Roman" w:hAnsi="Times New Roman" w:cs="Times New Roman"/>
+          <w:lang w:val="en-US"/>
+        </w:rPr>
+        <w:t>(</w:t>
+      </w:r>
+      <w:proofErr w:type="spellStart"/>
+      <w:r>
+        <w:rPr>
+          <w:rFonts w:ascii="Times New Roman" w:hAnsi="Times New Roman" w:cs="Times New Roman"/>
+          <w:lang w:val="en-US"/>
+        </w:rPr>
+        <w:t>targetIp</w:t>
+      </w:r>
+      <w:proofErr w:type="spellEnd"/>
+      <w:r>
+        <w:rPr>
+          <w:rFonts w:ascii="Times New Roman" w:hAnsi="Times New Roman" w:cs="Times New Roman"/>
+          <w:lang w:val="en-US"/>
+        </w:rPr>
+        <w:t>, 0);</w:t>
+      </w:r>
+    </w:p>
+    <w:p>
+      <w:pPr>
+        <w:ind w:firstLine="709"/>
+        <w:jc w:val="both"/>
+        <w:rPr>
+          <w:rFonts w:ascii="Times New Roman" w:hAnsi="Times New Roman" w:cs="Times New Roman"/>
+          <w:lang w:val="en-US"/>
+        </w:rPr>
+      </w:pPr>
+      <w:r>
+        <w:rPr>
+          <w:rFonts w:ascii="Times New Roman" w:hAnsi="Times New Roman" w:cs="Times New Roman"/>
+          <w:lang w:val="en-US"/>
+        </w:rPr>
+        <w:t xml:space="preserve">                    Stopwatch timer = new Stopwatch();</w:t>
+      </w:r>
+    </w:p>
+    <w:p>
+      <w:pPr>
+        <w:ind w:firstLine="709"/>
+        <w:jc w:val="both"/>
+        <w:rPr>
+          <w:rFonts w:ascii="Times New Roman" w:hAnsi="Times New Roman" w:cs="Times New Roman"/>
+          <w:lang w:val="en-US"/>
+        </w:rPr>
+      </w:pPr>
+    </w:p>
+    <w:p>
+      <w:pPr>
+        <w:ind w:firstLine="709"/>
+        <w:jc w:val="both"/>
+        <w:rPr>
+          <w:rFonts w:ascii="Times New Roman" w:hAnsi="Times New Roman" w:cs="Times New Roman"/>
+          <w:lang w:val="en-US"/>
+        </w:rPr>
+      </w:pPr>
+      <w:r>
+        <w:rPr>
+          <w:rFonts w:ascii="Times New Roman" w:hAnsi="Times New Roman" w:cs="Times New Roman"/>
+          <w:lang w:val="en-US"/>
+        </w:rPr>
+        <w:t xml:space="preserve">                    try</w:t>
+      </w:r>
+    </w:p>
+    <w:p>
+      <w:pPr>
+        <w:ind w:firstLine="709"/>
+        <w:jc w:val="both"/>
+        <w:rPr>
+          <w:rFonts w:ascii="Times New Roman" w:hAnsi="Times New Roman" w:cs="Times New Roman"/>
+          <w:lang w:val="en-US"/>
+        </w:rPr>
+      </w:pPr>
+      <w:r>
+        <w:rPr>
+          <w:rFonts w:ascii="Times New Roman" w:hAnsi="Times New Roman" w:cs="Times New Roman"/>
+          <w:lang w:val="en-US"/>
+        </w:rPr>
+        <w:t xml:space="preserve">                    {</w:t>
+      </w:r>
+    </w:p>
+    <w:p>
+      <w:pPr>
+        <w:ind w:firstLine="709"/>
+        <w:jc w:val="both"/>
+        <w:rPr>
+          <w:rFonts w:ascii="Times New Roman" w:hAnsi="Times New Roman" w:cs="Times New Roman"/>
+          <w:lang w:val="en-US"/>
+        </w:rPr>
+      </w:pPr>
+      <w:r>
+        <w:rPr>
+          <w:rFonts w:ascii="Times New Roman" w:hAnsi="Times New Roman" w:cs="Times New Roman"/>
+          <w:lang w:val="en-US"/>
+        </w:rPr>
+        <w:t xml:space="preserve">                        </w:t>
+      </w:r>
+      <w:proofErr w:type="spellStart"/>
+      <w:r>
+        <w:rPr>
+          <w:rFonts w:ascii="Times New Roman" w:hAnsi="Times New Roman" w:cs="Times New Roman"/>
+          <w:lang w:val="en-US"/>
+        </w:rPr>
+        <w:t>timer.Start</w:t>
+      </w:r>
+      <w:proofErr w:type="spellEnd"/>
+      <w:r>
+        <w:rPr>
+          <w:rFonts w:ascii="Times New Roman" w:hAnsi="Times New Roman" w:cs="Times New Roman"/>
+          <w:lang w:val="en-US"/>
+        </w:rPr>
+        <w:t>();</w:t>
+      </w:r>
+    </w:p>
+    <w:p>
+      <w:pPr>
+        <w:ind w:firstLine="709"/>
+        <w:jc w:val="both"/>
+        <w:rPr>
+          <w:rFonts w:ascii="Times New Roman" w:hAnsi="Times New Roman" w:cs="Times New Roman"/>
+          <w:lang w:val="en-US"/>
+        </w:rPr>
+      </w:pPr>
+      <w:r>
+        <w:rPr>
+          <w:rFonts w:ascii="Times New Roman" w:hAnsi="Times New Roman" w:cs="Times New Roman"/>
+          <w:lang w:val="en-US"/>
+        </w:rPr>
+        <w:t xml:space="preserve">                        </w:t>
+      </w:r>
+      <w:proofErr w:type="spellStart"/>
+      <w:r>
+        <w:rPr>
+          <w:rFonts w:ascii="Times New Roman" w:hAnsi="Times New Roman" w:cs="Times New Roman"/>
+          <w:lang w:val="en-US"/>
+        </w:rPr>
+        <w:t>icmpSocket.SendTo</w:t>
+      </w:r>
+      <w:proofErr w:type="spellEnd"/>
+      <w:r>
+        <w:rPr>
+          <w:rFonts w:ascii="Times New Roman" w:hAnsi="Times New Roman" w:cs="Times New Roman"/>
+          <w:lang w:val="en-US"/>
+        </w:rPr>
+        <w:t xml:space="preserve">(packet, </w:t>
+      </w:r>
+      <w:proofErr w:type="spellStart"/>
+      <w:r>
+        <w:rPr>
+          <w:rFonts w:ascii="Times New Roman" w:hAnsi="Times New Roman" w:cs="Times New Roman"/>
+          <w:lang w:val="en-US"/>
+        </w:rPr>
+        <w:t>remoteEndPoint</w:t>
+      </w:r>
+      <w:proofErr w:type="spellEnd"/>
+      <w:r>
+        <w:rPr>
+          <w:rFonts w:ascii="Times New Roman" w:hAnsi="Times New Roman" w:cs="Times New Roman"/>
+          <w:lang w:val="en-US"/>
+        </w:rPr>
+        <w:t>);</w:t>
+      </w:r>
+    </w:p>
+    <w:p>
+      <w:pPr>
+        <w:ind w:firstLine="709"/>
+        <w:jc w:val="both"/>
+        <w:rPr>
+          <w:rFonts w:ascii="Times New Roman" w:hAnsi="Times New Roman" w:cs="Times New Roman"/>
+          <w:lang w:val="en-US"/>
+        </w:rPr>
+      </w:pPr>
+    </w:p>
+    <w:p>
+      <w:pPr>
+        <w:ind w:firstLine="709"/>
+        <w:jc w:val="both"/>
+        <w:rPr>
+          <w:rFonts w:ascii="Times New Roman" w:hAnsi="Times New Roman" w:cs="Times New Roman"/>
+        </w:rPr>
+      </w:pPr>
+      <w:r>
+        <w:rPr>
+          <w:rFonts w:ascii="Times New Roman" w:hAnsi="Times New Roman" w:cs="Times New Roman"/>
+          <w:lang w:val="en-US"/>
+        </w:rPr>
+        <w:t xml:space="preserve">                        </w:t>
+      </w:r>
+      <w:r>
+        <w:rPr>
+          <w:rFonts w:ascii="Times New Roman" w:hAnsi="Times New Roman" w:cs="Times New Roman"/>
+        </w:rPr>
+        <w:t>//Буфер для получения ответа</w:t>
+      </w:r>
+    </w:p>
+    <w:p>
+      <w:pPr>
+        <w:ind w:firstLine="709"/>
+        <w:jc w:val="both"/>
+        <w:rPr>
+          <w:rFonts w:ascii="Times New Roman" w:hAnsi="Times New Roman" w:cs="Times New Roman"/>
+        </w:rPr>
+      </w:pPr>
+      <w:r>
+        <w:rPr>
+          <w:rFonts w:ascii="Times New Roman" w:hAnsi="Times New Roman" w:cs="Times New Roman"/>
+        </w:rPr>
+        <w:t xml:space="preserve">                        </w:t>
+      </w:r>
+      <w:proofErr w:type="spellStart"/>
+      <w:r>
+        <w:rPr>
+          <w:rFonts w:ascii="Times New Roman" w:hAnsi="Times New Roman" w:cs="Times New Roman"/>
+        </w:rPr>
+        <w:t>byte</w:t>
+      </w:r>
+      <w:proofErr w:type="spellEnd"/>
+      <w:r>
+        <w:rPr>
+          <w:rFonts w:ascii="Times New Roman" w:hAnsi="Times New Roman" w:cs="Times New Roman"/>
+        </w:rPr>
+        <w:t xml:space="preserve">[] </w:t>
+      </w:r>
+      <w:proofErr w:type="spellStart"/>
+      <w:r>
+        <w:rPr>
+          <w:rFonts w:ascii="Times New Roman" w:hAnsi="Times New Roman" w:cs="Times New Roman"/>
+        </w:rPr>
+        <w:t>receiveBuffer</w:t>
+      </w:r>
+      <w:proofErr w:type="spellEnd"/>
+      <w:r>
+        <w:rPr>
+          <w:rFonts w:ascii="Times New Roman" w:hAnsi="Times New Roman" w:cs="Times New Roman"/>
+        </w:rPr>
+        <w:t xml:space="preserve"> = </w:t>
+      </w:r>
+      <w:proofErr w:type="spellStart"/>
+      <w:r>
+        <w:rPr>
+          <w:rFonts w:ascii="Times New Roman" w:hAnsi="Times New Roman" w:cs="Times New Roman"/>
+        </w:rPr>
+        <w:t>new</w:t>
+      </w:r>
+      <w:proofErr w:type="spellEnd"/>
+      <w:r>
+        <w:rPr>
+          <w:rFonts w:ascii="Times New Roman" w:hAnsi="Times New Roman" w:cs="Times New Roman"/>
+        </w:rPr>
+        <w:t xml:space="preserve"> </w:t>
+      </w:r>
+      <w:proofErr w:type="spellStart"/>
+      <w:r>
+        <w:rPr>
+          <w:rFonts w:ascii="Times New Roman" w:hAnsi="Times New Roman" w:cs="Times New Roman"/>
+        </w:rPr>
+        <w:t>byte</w:t>
+      </w:r>
+      <w:proofErr w:type="spellEnd"/>
+      <w:r>
+        <w:rPr>
+          <w:rFonts w:ascii="Times New Roman" w:hAnsi="Times New Roman" w:cs="Times New Roman"/>
+        </w:rPr>
+        <w:t>[256];</w:t>
+      </w:r>
+    </w:p>
+    <w:p>
+      <w:pPr>
+        <w:ind w:firstLine="709"/>
+        <w:jc w:val="both"/>
+        <w:rPr>
+          <w:rFonts w:ascii="Times New Roman" w:hAnsi="Times New Roman" w:cs="Times New Roman"/>
+          <w:lang w:val="en-US"/>
+        </w:rPr>
+      </w:pPr>
+      <w:r>
+        <w:rPr>
+          <w:rFonts w:ascii="Times New Roman" w:hAnsi="Times New Roman" w:cs="Times New Roman"/>
+        </w:rPr>
+        <w:t xml:space="preserve">                        </w:t>
+      </w:r>
+      <w:proofErr w:type="spellStart"/>
+      <w:r>
+        <w:rPr>
+          <w:rFonts w:ascii="Times New Roman" w:hAnsi="Times New Roman" w:cs="Times New Roman"/>
+          <w:lang w:val="en-US"/>
+        </w:rPr>
+        <w:t>EndPoint</w:t>
+      </w:r>
+      <w:proofErr w:type="spellEnd"/>
+      <w:r>
+        <w:rPr>
+          <w:rFonts w:ascii="Times New Roman" w:hAnsi="Times New Roman" w:cs="Times New Roman"/>
+          <w:lang w:val="en-US"/>
+        </w:rPr>
+        <w:t xml:space="preserve"> </w:t>
+      </w:r>
+      <w:proofErr w:type="spellStart"/>
+      <w:r>
+        <w:rPr>
+          <w:rFonts w:ascii="Times New Roman" w:hAnsi="Times New Roman" w:cs="Times New Roman"/>
+          <w:lang w:val="en-US"/>
+        </w:rPr>
+        <w:t>replyEndPoint</w:t>
+      </w:r>
+      <w:proofErr w:type="spellEnd"/>
+      <w:r>
+        <w:rPr>
+          <w:rFonts w:ascii="Times New Roman" w:hAnsi="Times New Roman" w:cs="Times New Roman"/>
+          <w:lang w:val="en-US"/>
+        </w:rPr>
+        <w:t xml:space="preserve"> = new </w:t>
+      </w:r>
+      <w:proofErr w:type="spellStart"/>
+      <w:r>
+        <w:rPr>
+          <w:rFonts w:ascii="Times New Roman" w:hAnsi="Times New Roman" w:cs="Times New Roman"/>
+          <w:lang w:val="en-US"/>
+        </w:rPr>
+        <w:t>IPEndPoint</w:t>
+      </w:r>
+      <w:proofErr w:type="spellEnd"/>
+      <w:r>
+        <w:rPr>
+          <w:rFonts w:ascii="Times New Roman" w:hAnsi="Times New Roman" w:cs="Times New Roman"/>
+          <w:lang w:val="en-US"/>
+        </w:rPr>
+        <w:t>(</w:t>
+      </w:r>
+      <w:proofErr w:type="spellStart"/>
+      <w:r>
+        <w:rPr>
+          <w:rFonts w:ascii="Times New Roman" w:hAnsi="Times New Roman" w:cs="Times New Roman"/>
+          <w:lang w:val="en-US"/>
+        </w:rPr>
+        <w:t>IPAddress.Any</w:t>
+      </w:r>
+      <w:proofErr w:type="spellEnd"/>
+      <w:r>
+        <w:rPr>
+          <w:rFonts w:ascii="Times New Roman" w:hAnsi="Times New Roman" w:cs="Times New Roman"/>
+          <w:lang w:val="en-US"/>
+        </w:rPr>
+        <w:t>, 0);</w:t>
+      </w:r>
+    </w:p>
+    <w:p>
+      <w:pPr>
+        <w:ind w:firstLine="709"/>
+        <w:jc w:val="both"/>
+        <w:rPr>
+          <w:rFonts w:ascii="Times New Roman" w:hAnsi="Times New Roman" w:cs="Times New Roman"/>
+          <w:lang w:val="en-US"/>
+        </w:rPr>
+      </w:pPr>
+    </w:p>
+    <w:p>
+      <w:pPr>
+        <w:ind w:firstLine="709"/>
+        <w:jc w:val="both"/>
+        <w:rPr>
+          <w:rFonts w:ascii="Times New Roman" w:hAnsi="Times New Roman" w:cs="Times New Roman"/>
+          <w:lang w:val="en-US"/>
+        </w:rPr>
+      </w:pPr>
+      <w:r>
+        <w:rPr>
+          <w:rFonts w:ascii="Times New Roman" w:hAnsi="Times New Roman" w:cs="Times New Roman"/>
+          <w:lang w:val="en-US"/>
+        </w:rPr>
+        <w:t xml:space="preserve">                        //</w:t>
+      </w:r>
+      <w:r>
+        <w:rPr>
+          <w:rFonts w:ascii="Times New Roman" w:hAnsi="Times New Roman" w:cs="Times New Roman"/>
+        </w:rPr>
+        <w:t>Ожидание</w:t>
+      </w:r>
+      <w:r>
+        <w:rPr>
+          <w:rFonts w:ascii="Times New Roman" w:hAnsi="Times New Roman" w:cs="Times New Roman"/>
+          <w:lang w:val="en-US"/>
+        </w:rPr>
+        <w:t xml:space="preserve"> </w:t>
+      </w:r>
+      <w:r>
+        <w:rPr>
+          <w:rFonts w:ascii="Times New Roman" w:hAnsi="Times New Roman" w:cs="Times New Roman"/>
+        </w:rPr>
+        <w:t>ответа</w:t>
+      </w:r>
+    </w:p>
+    <w:p>
+      <w:pPr>
+        <w:ind w:firstLine="709"/>
+        <w:jc w:val="both"/>
+        <w:rPr>
+          <w:rFonts w:ascii="Times New Roman" w:hAnsi="Times New Roman" w:cs="Times New Roman"/>
+          <w:lang w:val="en-US"/>
+        </w:rPr>
+      </w:pPr>
+      <w:r>
+        <w:rPr>
+          <w:rFonts w:ascii="Times New Roman" w:hAnsi="Times New Roman" w:cs="Times New Roman"/>
+          <w:lang w:val="en-US"/>
+        </w:rPr>
+        <w:t xml:space="preserve">                        int </w:t>
+      </w:r>
+      <w:proofErr w:type="spellStart"/>
+      <w:r>
+        <w:rPr>
+          <w:rFonts w:ascii="Times New Roman" w:hAnsi="Times New Roman" w:cs="Times New Roman"/>
+          <w:lang w:val="en-US"/>
+        </w:rPr>
+        <w:t>bytesRead</w:t>
+      </w:r>
+      <w:proofErr w:type="spellEnd"/>
+      <w:r>
+        <w:rPr>
+          <w:rFonts w:ascii="Times New Roman" w:hAnsi="Times New Roman" w:cs="Times New Roman"/>
+          <w:lang w:val="en-US"/>
+        </w:rPr>
+        <w:t xml:space="preserve"> = </w:t>
+      </w:r>
+      <w:proofErr w:type="spellStart"/>
+      <w:r>
+        <w:rPr>
+          <w:rFonts w:ascii="Times New Roman" w:hAnsi="Times New Roman" w:cs="Times New Roman"/>
+          <w:lang w:val="en-US"/>
+        </w:rPr>
+        <w:t>icmpSocket.ReceiveFrom</w:t>
+      </w:r>
+      <w:proofErr w:type="spellEnd"/>
+      <w:r>
+        <w:rPr>
+          <w:rFonts w:ascii="Times New Roman" w:hAnsi="Times New Roman" w:cs="Times New Roman"/>
+          <w:lang w:val="en-US"/>
+        </w:rPr>
+        <w:t>(</w:t>
+      </w:r>
+      <w:proofErr w:type="spellStart"/>
+      <w:r>
+        <w:rPr>
+          <w:rFonts w:ascii="Times New Roman" w:hAnsi="Times New Roman" w:cs="Times New Roman"/>
+          <w:lang w:val="en-US"/>
+        </w:rPr>
+        <w:t>receiveBuffer</w:t>
+      </w:r>
+      <w:proofErr w:type="spellEnd"/>
+      <w:r>
+        <w:rPr>
+          <w:rFonts w:ascii="Times New Roman" w:hAnsi="Times New Roman" w:cs="Times New Roman"/>
+          <w:lang w:val="en-US"/>
+        </w:rPr>
+        <w:t xml:space="preserve">, ref </w:t>
+      </w:r>
+      <w:proofErr w:type="spellStart"/>
+      <w:r>
+        <w:rPr>
+          <w:rFonts w:ascii="Times New Roman" w:hAnsi="Times New Roman" w:cs="Times New Roman"/>
+          <w:lang w:val="en-US"/>
+        </w:rPr>
+        <w:t>replyEndPoint</w:t>
+      </w:r>
+      <w:proofErr w:type="spellEnd"/>
+      <w:r>
+        <w:rPr>
+          <w:rFonts w:ascii="Times New Roman" w:hAnsi="Times New Roman" w:cs="Times New Roman"/>
+          <w:lang w:val="en-US"/>
+        </w:rPr>
+        <w:t>);</w:t>
+      </w:r>
+    </w:p>
+    <w:p>
+      <w:pPr>
+        <w:ind w:firstLine="709"/>
+        <w:jc w:val="both"/>
+        <w:rPr>
+          <w:rFonts w:ascii="Times New Roman" w:hAnsi="Times New Roman" w:cs="Times New Roman"/>
+          <w:lang w:val="en-US"/>
+        </w:rPr>
+      </w:pPr>
+      <w:r>
+        <w:rPr>
+          <w:rFonts w:ascii="Times New Roman" w:hAnsi="Times New Roman" w:cs="Times New Roman"/>
+          <w:lang w:val="en-US"/>
+        </w:rPr>
         <w:lastRenderedPageBreak/>
-        <w:t xml:space="preserve">                //</w:t>
-      </w:r>
-      <w:r>
-        <w:rPr>
-          <w:rFonts w:ascii="Times New Roman" w:hAnsi="Times New Roman" w:cs="Times New Roman"/>
-        </w:rPr>
-        <w:t>Установка</w:t>
-      </w:r>
-      <w:r>
-        <w:rPr>
-          <w:rFonts w:ascii="Times New Roman" w:hAnsi="Times New Roman" w:cs="Times New Roman"/>
-          <w:lang w:val="en-US"/>
-        </w:rPr>
-        <w:t xml:space="preserve"> TTL </w:t>
+        <w:t xml:space="preserve">                        </w:t>
+      </w:r>
+      <w:proofErr w:type="spellStart"/>
+      <w:r>
+        <w:rPr>
+          <w:rFonts w:ascii="Times New Roman" w:hAnsi="Times New Roman" w:cs="Times New Roman"/>
+          <w:lang w:val="en-US"/>
+        </w:rPr>
+        <w:t>timer.Stop</w:t>
+      </w:r>
+      <w:proofErr w:type="spellEnd"/>
+      <w:r>
+        <w:rPr>
+          <w:rFonts w:ascii="Times New Roman" w:hAnsi="Times New Roman" w:cs="Times New Roman"/>
+          <w:lang w:val="en-US"/>
+        </w:rPr>
+        <w:t>();</w:t>
+      </w:r>
+    </w:p>
+    <w:p>
+      <w:pPr>
+        <w:ind w:firstLine="709"/>
+        <w:jc w:val="both"/>
+        <w:rPr>
+          <w:rFonts w:ascii="Times New Roman" w:hAnsi="Times New Roman" w:cs="Times New Roman"/>
+          <w:lang w:val="en-US"/>
+        </w:rPr>
+      </w:pPr>
+    </w:p>
+    <w:p>
+      <w:pPr>
+        <w:ind w:firstLine="709"/>
+        <w:jc w:val="both"/>
+        <w:rPr>
+          <w:rFonts w:ascii="Times New Roman" w:hAnsi="Times New Roman" w:cs="Times New Roman"/>
+          <w:lang w:val="en-US"/>
+        </w:rPr>
+      </w:pPr>
+      <w:r>
+        <w:rPr>
+          <w:rFonts w:ascii="Times New Roman" w:hAnsi="Times New Roman" w:cs="Times New Roman"/>
+          <w:lang w:val="en-US"/>
+        </w:rPr>
+        <w:t xml:space="preserve">                        </w:t>
+      </w:r>
+      <w:proofErr w:type="spellStart"/>
+      <w:r>
+        <w:rPr>
+          <w:rFonts w:ascii="Times New Roman" w:hAnsi="Times New Roman" w:cs="Times New Roman"/>
+          <w:lang w:val="en-US"/>
+        </w:rPr>
+        <w:t>replyAddress</w:t>
+      </w:r>
+      <w:proofErr w:type="spellEnd"/>
+      <w:r>
+        <w:rPr>
+          <w:rFonts w:ascii="Times New Roman" w:hAnsi="Times New Roman" w:cs="Times New Roman"/>
+          <w:lang w:val="en-US"/>
+        </w:rPr>
+        <w:t xml:space="preserve"> = ((</w:t>
+      </w:r>
+      <w:proofErr w:type="spellStart"/>
+      <w:r>
+        <w:rPr>
+          <w:rFonts w:ascii="Times New Roman" w:hAnsi="Times New Roman" w:cs="Times New Roman"/>
+          <w:lang w:val="en-US"/>
+        </w:rPr>
+        <w:t>IPEndPoint</w:t>
+      </w:r>
+      <w:proofErr w:type="spellEnd"/>
+      <w:r>
+        <w:rPr>
+          <w:rFonts w:ascii="Times New Roman" w:hAnsi="Times New Roman" w:cs="Times New Roman"/>
+          <w:lang w:val="en-US"/>
+        </w:rPr>
+        <w:t>)</w:t>
+      </w:r>
+      <w:proofErr w:type="spellStart"/>
+      <w:r>
+        <w:rPr>
+          <w:rFonts w:ascii="Times New Roman" w:hAnsi="Times New Roman" w:cs="Times New Roman"/>
+          <w:lang w:val="en-US"/>
+        </w:rPr>
+        <w:t>replyEndPoint</w:t>
+      </w:r>
+      <w:proofErr w:type="spellEnd"/>
+      <w:r>
+        <w:rPr>
+          <w:rFonts w:ascii="Times New Roman" w:hAnsi="Times New Roman" w:cs="Times New Roman"/>
+          <w:lang w:val="en-US"/>
+        </w:rPr>
+        <w:t>).Address;</w:t>
+      </w:r>
+    </w:p>
+    <w:p>
+      <w:pPr>
+        <w:ind w:firstLine="709"/>
+        <w:jc w:val="both"/>
+        <w:rPr>
+          <w:rFonts w:ascii="Times New Roman" w:hAnsi="Times New Roman" w:cs="Times New Roman"/>
+          <w:lang w:val="en-US"/>
+        </w:rPr>
+      </w:pPr>
+    </w:p>
+    <w:p>
+      <w:pPr>
+        <w:ind w:firstLine="709"/>
+        <w:jc w:val="both"/>
+        <w:rPr>
+          <w:rFonts w:ascii="Times New Roman" w:hAnsi="Times New Roman" w:cs="Times New Roman"/>
+          <w:lang w:val="en-US"/>
+        </w:rPr>
+      </w:pPr>
+      <w:r>
+        <w:rPr>
+          <w:rFonts w:ascii="Times New Roman" w:hAnsi="Times New Roman" w:cs="Times New Roman"/>
+          <w:lang w:val="en-US"/>
+        </w:rPr>
+        <w:t xml:space="preserve">                        //</w:t>
+      </w:r>
+      <w:r>
+        <w:rPr>
+          <w:rFonts w:ascii="Times New Roman" w:hAnsi="Times New Roman" w:cs="Times New Roman"/>
+        </w:rPr>
+        <w:t>Время</w:t>
+      </w:r>
+      <w:r>
+        <w:rPr>
+          <w:rFonts w:ascii="Times New Roman" w:hAnsi="Times New Roman" w:cs="Times New Roman"/>
+          <w:lang w:val="en-US"/>
+        </w:rPr>
+        <w:t xml:space="preserve"> </w:t>
+      </w:r>
+      <w:r>
+        <w:rPr>
+          <w:rFonts w:ascii="Times New Roman" w:hAnsi="Times New Roman" w:cs="Times New Roman"/>
+        </w:rPr>
+        <w:t>ответа</w:t>
+      </w:r>
+    </w:p>
+    <w:p>
+      <w:pPr>
+        <w:ind w:firstLine="709"/>
+        <w:jc w:val="both"/>
+        <w:rPr>
+          <w:rFonts w:ascii="Times New Roman" w:hAnsi="Times New Roman" w:cs="Times New Roman"/>
+          <w:lang w:val="en-US"/>
+        </w:rPr>
+      </w:pPr>
+      <w:r>
+        <w:rPr>
+          <w:rFonts w:ascii="Times New Roman" w:hAnsi="Times New Roman" w:cs="Times New Roman"/>
+          <w:lang w:val="en-US"/>
+        </w:rPr>
+        <w:t xml:space="preserve">                        if (</w:t>
+      </w:r>
+      <w:proofErr w:type="spellStart"/>
+      <w:r>
+        <w:rPr>
+          <w:rFonts w:ascii="Times New Roman" w:hAnsi="Times New Roman" w:cs="Times New Roman"/>
+          <w:lang w:val="en-US"/>
+        </w:rPr>
+        <w:t>timer.ElapsedMilliseconds</w:t>
+      </w:r>
+      <w:proofErr w:type="spellEnd"/>
+      <w:r>
+        <w:rPr>
+          <w:rFonts w:ascii="Times New Roman" w:hAnsi="Times New Roman" w:cs="Times New Roman"/>
+          <w:lang w:val="en-US"/>
+        </w:rPr>
+        <w:t xml:space="preserve"> == 0)</w:t>
+      </w:r>
+    </w:p>
+    <w:p>
+      <w:pPr>
+        <w:ind w:firstLine="709"/>
+        <w:jc w:val="both"/>
+        <w:rPr>
+          <w:rFonts w:ascii="Times New Roman" w:hAnsi="Times New Roman" w:cs="Times New Roman"/>
+          <w:lang w:val="en-US"/>
+        </w:rPr>
+      </w:pPr>
+      <w:r>
+        <w:rPr>
+          <w:rFonts w:ascii="Times New Roman" w:hAnsi="Times New Roman" w:cs="Times New Roman"/>
+          <w:lang w:val="en-US"/>
+        </w:rPr>
+        <w:t xml:space="preserve">                            </w:t>
+      </w:r>
+      <w:proofErr w:type="spellStart"/>
+      <w:r>
+        <w:rPr>
+          <w:rFonts w:ascii="Times New Roman" w:hAnsi="Times New Roman" w:cs="Times New Roman"/>
+          <w:lang w:val="en-US"/>
+        </w:rPr>
+        <w:t>Console.Write</w:t>
+      </w:r>
+      <w:proofErr w:type="spellEnd"/>
+      <w:r>
+        <w:rPr>
+          <w:rFonts w:ascii="Times New Roman" w:hAnsi="Times New Roman" w:cs="Times New Roman"/>
+          <w:lang w:val="en-US"/>
+        </w:rPr>
+        <w:t xml:space="preserve">("    &lt; 1 </w:t>
+      </w:r>
+      <w:r>
+        <w:rPr>
+          <w:rFonts w:ascii="Times New Roman" w:hAnsi="Times New Roman" w:cs="Times New Roman"/>
+        </w:rPr>
+        <w:t>мс</w:t>
+      </w:r>
+      <w:r>
+        <w:rPr>
+          <w:rFonts w:ascii="Times New Roman" w:hAnsi="Times New Roman" w:cs="Times New Roman"/>
+          <w:lang w:val="en-US"/>
+        </w:rPr>
+        <w:t>");</w:t>
+      </w:r>
+    </w:p>
+    <w:p>
+      <w:pPr>
+        <w:ind w:firstLine="709"/>
+        <w:jc w:val="both"/>
+        <w:rPr>
+          <w:rFonts w:ascii="Times New Roman" w:hAnsi="Times New Roman" w:cs="Times New Roman"/>
+          <w:lang w:val="en-US"/>
+        </w:rPr>
+      </w:pPr>
+      <w:r>
+        <w:rPr>
+          <w:rFonts w:ascii="Times New Roman" w:hAnsi="Times New Roman" w:cs="Times New Roman"/>
+          <w:lang w:val="en-US"/>
+        </w:rPr>
+        <w:t xml:space="preserve">                        else</w:t>
+      </w:r>
+    </w:p>
+    <w:p>
+      <w:pPr>
+        <w:ind w:firstLine="709"/>
+        <w:jc w:val="both"/>
+        <w:rPr>
+          <w:rFonts w:ascii="Times New Roman" w:hAnsi="Times New Roman" w:cs="Times New Roman"/>
+          <w:lang w:val="en-US"/>
+        </w:rPr>
+      </w:pPr>
+      <w:r>
+        <w:rPr>
+          <w:rFonts w:ascii="Times New Roman" w:hAnsi="Times New Roman" w:cs="Times New Roman"/>
+          <w:lang w:val="en-US"/>
+        </w:rPr>
+        <w:t xml:space="preserve">                            </w:t>
+      </w:r>
+      <w:proofErr w:type="spellStart"/>
+      <w:r>
+        <w:rPr>
+          <w:rFonts w:ascii="Times New Roman" w:hAnsi="Times New Roman" w:cs="Times New Roman"/>
+          <w:lang w:val="en-US"/>
+        </w:rPr>
+        <w:t>Console.Write</w:t>
+      </w:r>
+      <w:proofErr w:type="spellEnd"/>
+      <w:r>
+        <w:rPr>
+          <w:rFonts w:ascii="Times New Roman" w:hAnsi="Times New Roman" w:cs="Times New Roman"/>
+          <w:lang w:val="en-US"/>
+        </w:rPr>
+        <w:t xml:space="preserve">($"{timer.ElapsedMilliseconds,5} </w:t>
+      </w:r>
+      <w:r>
+        <w:rPr>
+          <w:rFonts w:ascii="Times New Roman" w:hAnsi="Times New Roman" w:cs="Times New Roman"/>
+        </w:rPr>
+        <w:t>мс</w:t>
+      </w:r>
+      <w:r>
+        <w:rPr>
+          <w:rFonts w:ascii="Times New Roman" w:hAnsi="Times New Roman" w:cs="Times New Roman"/>
+          <w:lang w:val="en-US"/>
+        </w:rPr>
+        <w:t>");</w:t>
+      </w:r>
+    </w:p>
+    <w:p>
+      <w:pPr>
+        <w:ind w:firstLine="709"/>
+        <w:jc w:val="both"/>
+        <w:rPr>
+          <w:rFonts w:ascii="Times New Roman" w:hAnsi="Times New Roman" w:cs="Times New Roman"/>
+          <w:lang w:val="en-US"/>
+        </w:rPr>
+      </w:pPr>
+    </w:p>
+    <w:p>
+      <w:pPr>
+        <w:ind w:firstLine="709"/>
+        <w:jc w:val="both"/>
+        <w:rPr>
+          <w:rFonts w:ascii="Times New Roman" w:hAnsi="Times New Roman" w:cs="Times New Roman"/>
+        </w:rPr>
+      </w:pPr>
+      <w:r>
+        <w:rPr>
+          <w:rFonts w:ascii="Times New Roman" w:hAnsi="Times New Roman" w:cs="Times New Roman"/>
+          <w:lang w:val="en-US"/>
+        </w:rPr>
+        <w:t xml:space="preserve">                        </w:t>
+      </w:r>
+      <w:r>
+        <w:rPr>
+          <w:rFonts w:ascii="Times New Roman" w:hAnsi="Times New Roman" w:cs="Times New Roman"/>
+        </w:rPr>
+        <w:t>//Анализ полученного ICMP пакета (пропуск заголовка)</w:t>
+      </w:r>
+    </w:p>
+    <w:p>
+      <w:pPr>
+        <w:ind w:firstLine="709"/>
+        <w:jc w:val="both"/>
+        <w:rPr>
+          <w:rFonts w:ascii="Times New Roman" w:hAnsi="Times New Roman" w:cs="Times New Roman"/>
+          <w:lang w:val="en-US"/>
+        </w:rPr>
+      </w:pPr>
+      <w:r>
+        <w:rPr>
+          <w:rFonts w:ascii="Times New Roman" w:hAnsi="Times New Roman" w:cs="Times New Roman"/>
+        </w:rPr>
+        <w:t xml:space="preserve">                        </w:t>
+      </w:r>
+      <w:r>
+        <w:rPr>
+          <w:rFonts w:ascii="Times New Roman" w:hAnsi="Times New Roman" w:cs="Times New Roman"/>
+          <w:lang w:val="en-US"/>
+        </w:rPr>
+        <w:t xml:space="preserve">int </w:t>
+      </w:r>
+      <w:proofErr w:type="spellStart"/>
+      <w:r>
+        <w:rPr>
+          <w:rFonts w:ascii="Times New Roman" w:hAnsi="Times New Roman" w:cs="Times New Roman"/>
+          <w:lang w:val="en-US"/>
+        </w:rPr>
+        <w:t>ipHeaderLength</w:t>
+      </w:r>
+      <w:proofErr w:type="spellEnd"/>
+      <w:r>
+        <w:rPr>
+          <w:rFonts w:ascii="Times New Roman" w:hAnsi="Times New Roman" w:cs="Times New Roman"/>
+          <w:lang w:val="en-US"/>
+        </w:rPr>
+        <w:t xml:space="preserve"> = (</w:t>
+      </w:r>
+      <w:proofErr w:type="spellStart"/>
+      <w:r>
+        <w:rPr>
+          <w:rFonts w:ascii="Times New Roman" w:hAnsi="Times New Roman" w:cs="Times New Roman"/>
+          <w:lang w:val="en-US"/>
+        </w:rPr>
+        <w:t>receiveBuffer</w:t>
+      </w:r>
+      <w:proofErr w:type="spellEnd"/>
+      <w:r>
+        <w:rPr>
+          <w:rFonts w:ascii="Times New Roman" w:hAnsi="Times New Roman" w:cs="Times New Roman"/>
+          <w:lang w:val="en-US"/>
+        </w:rPr>
+        <w:t>[0] &amp; 0x0F) * 4;</w:t>
+      </w:r>
+    </w:p>
+    <w:p>
+      <w:pPr>
+        <w:ind w:firstLine="709"/>
+        <w:jc w:val="both"/>
+        <w:rPr>
+          <w:rFonts w:ascii="Times New Roman" w:hAnsi="Times New Roman" w:cs="Times New Roman"/>
+          <w:lang w:val="en-US"/>
+        </w:rPr>
+      </w:pPr>
+      <w:r>
+        <w:rPr>
+          <w:rFonts w:ascii="Times New Roman" w:hAnsi="Times New Roman" w:cs="Times New Roman"/>
+          <w:lang w:val="en-US"/>
+        </w:rPr>
+        <w:t xml:space="preserve">                        int </w:t>
+      </w:r>
+      <w:proofErr w:type="spellStart"/>
+      <w:r>
+        <w:rPr>
+          <w:rFonts w:ascii="Times New Roman" w:hAnsi="Times New Roman" w:cs="Times New Roman"/>
+          <w:lang w:val="en-US"/>
+        </w:rPr>
+        <w:t>icmpType</w:t>
+      </w:r>
+      <w:proofErr w:type="spellEnd"/>
+      <w:r>
+        <w:rPr>
+          <w:rFonts w:ascii="Times New Roman" w:hAnsi="Times New Roman" w:cs="Times New Roman"/>
+          <w:lang w:val="en-US"/>
+        </w:rPr>
+        <w:t xml:space="preserve"> = </w:t>
+      </w:r>
+      <w:proofErr w:type="spellStart"/>
+      <w:r>
+        <w:rPr>
+          <w:rFonts w:ascii="Times New Roman" w:hAnsi="Times New Roman" w:cs="Times New Roman"/>
+          <w:lang w:val="en-US"/>
+        </w:rPr>
+        <w:t>receiveBuffer</w:t>
+      </w:r>
+      <w:proofErr w:type="spellEnd"/>
+      <w:r>
+        <w:rPr>
+          <w:rFonts w:ascii="Times New Roman" w:hAnsi="Times New Roman" w:cs="Times New Roman"/>
+          <w:lang w:val="en-US"/>
+        </w:rPr>
+        <w:t>[</w:t>
+      </w:r>
+      <w:proofErr w:type="spellStart"/>
+      <w:r>
+        <w:rPr>
+          <w:rFonts w:ascii="Times New Roman" w:hAnsi="Times New Roman" w:cs="Times New Roman"/>
+          <w:lang w:val="en-US"/>
+        </w:rPr>
+        <w:t>ipHeaderLength</w:t>
+      </w:r>
+      <w:proofErr w:type="spellEnd"/>
+      <w:r>
+        <w:rPr>
+          <w:rFonts w:ascii="Times New Roman" w:hAnsi="Times New Roman" w:cs="Times New Roman"/>
+          <w:lang w:val="en-US"/>
+        </w:rPr>
+        <w:t>];</w:t>
+      </w:r>
+    </w:p>
+    <w:p>
+      <w:pPr>
+        <w:ind w:firstLine="709"/>
+        <w:jc w:val="both"/>
+        <w:rPr>
+          <w:rFonts w:ascii="Times New Roman" w:hAnsi="Times New Roman" w:cs="Times New Roman"/>
+          <w:lang w:val="en-US"/>
+        </w:rPr>
+      </w:pPr>
+    </w:p>
+    <w:p>
+      <w:pPr>
+        <w:ind w:firstLine="709"/>
+        <w:jc w:val="both"/>
+        <w:rPr>
+          <w:rFonts w:ascii="Times New Roman" w:hAnsi="Times New Roman" w:cs="Times New Roman"/>
+          <w:lang w:val="en-US"/>
+        </w:rPr>
+      </w:pPr>
+      <w:r>
+        <w:rPr>
+          <w:rFonts w:ascii="Times New Roman" w:hAnsi="Times New Roman" w:cs="Times New Roman"/>
+          <w:lang w:val="en-US"/>
+        </w:rPr>
+        <w:t xml:space="preserve">                        if (</w:t>
+      </w:r>
+      <w:proofErr w:type="spellStart"/>
+      <w:r>
+        <w:rPr>
+          <w:rFonts w:ascii="Times New Roman" w:hAnsi="Times New Roman" w:cs="Times New Roman"/>
+          <w:lang w:val="en-US"/>
+        </w:rPr>
+        <w:t>icmpType</w:t>
+      </w:r>
+      <w:proofErr w:type="spellEnd"/>
+      <w:r>
+        <w:rPr>
+          <w:rFonts w:ascii="Times New Roman" w:hAnsi="Times New Roman" w:cs="Times New Roman"/>
+          <w:lang w:val="en-US"/>
+        </w:rPr>
+        <w:t xml:space="preserve"> == </w:t>
+      </w:r>
+      <w:proofErr w:type="spellStart"/>
+      <w:r>
+        <w:rPr>
+          <w:rFonts w:ascii="Times New Roman" w:hAnsi="Times New Roman" w:cs="Times New Roman"/>
+          <w:lang w:val="en-US"/>
+        </w:rPr>
+        <w:t>IcmpEchoReplyType</w:t>
+      </w:r>
+      <w:proofErr w:type="spellEnd"/>
+      <w:r>
+        <w:rPr>
+          <w:rFonts w:ascii="Times New Roman" w:hAnsi="Times New Roman" w:cs="Times New Roman"/>
+          <w:lang w:val="en-US"/>
+        </w:rPr>
+        <w:t>)</w:t>
+      </w:r>
+    </w:p>
+    <w:p>
+      <w:pPr>
+        <w:ind w:firstLine="709"/>
+        <w:jc w:val="both"/>
+        <w:rPr>
+          <w:rFonts w:ascii="Times New Roman" w:hAnsi="Times New Roman" w:cs="Times New Roman"/>
+          <w:lang w:val="en-US"/>
+        </w:rPr>
+      </w:pPr>
+      <w:r>
+        <w:rPr>
+          <w:rFonts w:ascii="Times New Roman" w:hAnsi="Times New Roman" w:cs="Times New Roman"/>
+          <w:lang w:val="en-US"/>
+        </w:rPr>
+        <w:t xml:space="preserve">                        {</w:t>
+      </w:r>
+    </w:p>
+    <w:p>
+      <w:pPr>
+        <w:ind w:firstLine="709"/>
+        <w:jc w:val="both"/>
+        <w:rPr>
+          <w:rFonts w:ascii="Times New Roman" w:hAnsi="Times New Roman" w:cs="Times New Roman"/>
+          <w:lang w:val="en-US"/>
+        </w:rPr>
+      </w:pPr>
+      <w:r>
+        <w:rPr>
+          <w:rFonts w:ascii="Times New Roman" w:hAnsi="Times New Roman" w:cs="Times New Roman"/>
+          <w:lang w:val="en-US"/>
+        </w:rPr>
+        <w:t xml:space="preserve">                            </w:t>
+      </w:r>
+      <w:proofErr w:type="spellStart"/>
+      <w:r>
+        <w:rPr>
+          <w:rFonts w:ascii="Times New Roman" w:hAnsi="Times New Roman" w:cs="Times New Roman"/>
+          <w:lang w:val="en-US"/>
+        </w:rPr>
+        <w:t>reachedDestination</w:t>
+      </w:r>
+      <w:proofErr w:type="spellEnd"/>
+      <w:r>
+        <w:rPr>
+          <w:rFonts w:ascii="Times New Roman" w:hAnsi="Times New Roman" w:cs="Times New Roman"/>
+          <w:lang w:val="en-US"/>
+        </w:rPr>
+        <w:t xml:space="preserve"> = true;</w:t>
+      </w:r>
+    </w:p>
+    <w:p>
+      <w:pPr>
+        <w:ind w:firstLine="709"/>
+        <w:jc w:val="both"/>
+        <w:rPr>
+          <w:rFonts w:ascii="Times New Roman" w:hAnsi="Times New Roman" w:cs="Times New Roman"/>
+          <w:lang w:val="en-US"/>
+        </w:rPr>
+      </w:pPr>
+      <w:r>
+        <w:rPr>
+          <w:rFonts w:ascii="Times New Roman" w:hAnsi="Times New Roman" w:cs="Times New Roman"/>
+          <w:lang w:val="en-US"/>
+        </w:rPr>
+        <w:t xml:space="preserve">                        }</w:t>
+      </w:r>
+    </w:p>
+    <w:p>
+      <w:pPr>
+        <w:ind w:firstLine="709"/>
+        <w:jc w:val="both"/>
+        <w:rPr>
+          <w:rFonts w:ascii="Times New Roman" w:hAnsi="Times New Roman" w:cs="Times New Roman"/>
+          <w:lang w:val="en-US"/>
+        </w:rPr>
+      </w:pPr>
+      <w:r>
+        <w:rPr>
+          <w:rFonts w:ascii="Times New Roman" w:hAnsi="Times New Roman" w:cs="Times New Roman"/>
+          <w:lang w:val="en-US"/>
+        </w:rPr>
+        <w:t xml:space="preserve">                    }</w:t>
+      </w:r>
+    </w:p>
+    <w:p>
+      <w:pPr>
+        <w:ind w:firstLine="709"/>
+        <w:jc w:val="both"/>
+        <w:rPr>
+          <w:rFonts w:ascii="Times New Roman" w:hAnsi="Times New Roman" w:cs="Times New Roman"/>
+          <w:lang w:val="en-US"/>
+        </w:rPr>
+      </w:pPr>
+      <w:r>
+        <w:rPr>
+          <w:rFonts w:ascii="Times New Roman" w:hAnsi="Times New Roman" w:cs="Times New Roman"/>
+          <w:lang w:val="en-US"/>
+        </w:rPr>
+        <w:t xml:space="preserve">                    catch (</w:t>
+      </w:r>
+      <w:proofErr w:type="spellStart"/>
+      <w:r>
+        <w:rPr>
+          <w:rFonts w:ascii="Times New Roman" w:hAnsi="Times New Roman" w:cs="Times New Roman"/>
+          <w:lang w:val="en-US"/>
+        </w:rPr>
+        <w:t>SocketException</w:t>
+      </w:r>
+      <w:proofErr w:type="spellEnd"/>
+      <w:r>
+        <w:rPr>
+          <w:rFonts w:ascii="Times New Roman" w:hAnsi="Times New Roman" w:cs="Times New Roman"/>
+          <w:lang w:val="en-US"/>
+        </w:rPr>
+        <w:t>)</w:t>
+      </w:r>
+    </w:p>
+    <w:p>
+      <w:pPr>
+        <w:ind w:firstLine="709"/>
+        <w:jc w:val="both"/>
+        <w:rPr>
+          <w:rFonts w:ascii="Times New Roman" w:hAnsi="Times New Roman" w:cs="Times New Roman"/>
+          <w:lang w:val="en-US"/>
+        </w:rPr>
+      </w:pPr>
+      <w:r>
+        <w:rPr>
+          <w:rFonts w:ascii="Times New Roman" w:hAnsi="Times New Roman" w:cs="Times New Roman"/>
+          <w:lang w:val="en-US"/>
+        </w:rPr>
+        <w:t xml:space="preserve">                    {</w:t>
+      </w:r>
+    </w:p>
+    <w:p>
+      <w:pPr>
+        <w:ind w:firstLine="709"/>
+        <w:jc w:val="both"/>
+        <w:rPr>
+          <w:rFonts w:ascii="Times New Roman" w:hAnsi="Times New Roman" w:cs="Times New Roman"/>
+          <w:lang w:val="en-US"/>
+        </w:rPr>
+      </w:pPr>
+      <w:r>
+        <w:rPr>
+          <w:rFonts w:ascii="Times New Roman" w:hAnsi="Times New Roman" w:cs="Times New Roman"/>
+          <w:lang w:val="en-US"/>
+        </w:rPr>
+        <w:t xml:space="preserve">                        //</w:t>
+      </w:r>
+      <w:r>
+        <w:rPr>
+          <w:rFonts w:ascii="Times New Roman" w:hAnsi="Times New Roman" w:cs="Times New Roman"/>
+        </w:rPr>
+        <w:t>Обработка</w:t>
+      </w:r>
+      <w:r>
+        <w:rPr>
+          <w:rFonts w:ascii="Times New Roman" w:hAnsi="Times New Roman" w:cs="Times New Roman"/>
+          <w:lang w:val="en-US"/>
+        </w:rPr>
+        <w:t xml:space="preserve"> </w:t>
+      </w:r>
+      <w:r>
+        <w:rPr>
+          <w:rFonts w:ascii="Times New Roman" w:hAnsi="Times New Roman" w:cs="Times New Roman"/>
+        </w:rPr>
+        <w:t>таймаута</w:t>
+      </w:r>
+      <w:r>
+        <w:rPr>
+          <w:rFonts w:ascii="Times New Roman" w:hAnsi="Times New Roman" w:cs="Times New Roman"/>
+          <w:lang w:val="en-US"/>
+        </w:rPr>
+        <w:t xml:space="preserve"> </w:t>
+      </w:r>
+      <w:r>
+        <w:rPr>
+          <w:rFonts w:ascii="Times New Roman" w:hAnsi="Times New Roman" w:cs="Times New Roman"/>
+        </w:rPr>
+        <w:t>ожидания</w:t>
+      </w:r>
+    </w:p>
+    <w:p>
+      <w:pPr>
+        <w:ind w:firstLine="709"/>
+        <w:jc w:val="both"/>
+        <w:rPr>
+          <w:rFonts w:ascii="Times New Roman" w:hAnsi="Times New Roman" w:cs="Times New Roman"/>
+          <w:lang w:val="en-US"/>
+        </w:rPr>
+      </w:pPr>
+      <w:r>
+        <w:rPr>
+          <w:rFonts w:ascii="Times New Roman" w:hAnsi="Times New Roman" w:cs="Times New Roman"/>
+          <w:lang w:val="en-US"/>
+        </w:rPr>
+        <w:t xml:space="preserve">                        </w:t>
+      </w:r>
+      <w:proofErr w:type="spellStart"/>
+      <w:r>
+        <w:rPr>
+          <w:rFonts w:ascii="Times New Roman" w:hAnsi="Times New Roman" w:cs="Times New Roman"/>
+          <w:lang w:val="en-US"/>
+        </w:rPr>
+        <w:t>Console.Write</w:t>
+      </w:r>
+      <w:proofErr w:type="spellEnd"/>
+      <w:r>
+        <w:rPr>
+          <w:rFonts w:ascii="Times New Roman" w:hAnsi="Times New Roman" w:cs="Times New Roman"/>
+          <w:lang w:val="en-US"/>
+        </w:rPr>
+        <w:t>("\t*   ");</w:t>
+      </w:r>
+    </w:p>
+    <w:p>
+      <w:pPr>
+        <w:ind w:firstLine="709"/>
+        <w:jc w:val="both"/>
+        <w:rPr>
+          <w:rFonts w:ascii="Times New Roman" w:hAnsi="Times New Roman" w:cs="Times New Roman"/>
+        </w:rPr>
+      </w:pPr>
+      <w:r>
+        <w:rPr>
+          <w:rFonts w:ascii="Times New Roman" w:hAnsi="Times New Roman" w:cs="Times New Roman"/>
+          <w:lang w:val="en-US"/>
+        </w:rPr>
+        <w:t xml:space="preserve">                    </w:t>
+      </w:r>
+      <w:r>
+        <w:rPr>
+          <w:rFonts w:ascii="Times New Roman" w:hAnsi="Times New Roman" w:cs="Times New Roman"/>
+        </w:rPr>
+        <w:t>}</w:t>
+      </w:r>
+    </w:p>
+    <w:p>
+      <w:pPr>
+        <w:ind w:firstLine="709"/>
+        <w:jc w:val="both"/>
+        <w:rPr>
+          <w:rFonts w:ascii="Times New Roman" w:hAnsi="Times New Roman" w:cs="Times New Roman"/>
+        </w:rPr>
+      </w:pPr>
+    </w:p>
+    <w:p>
+      <w:pPr>
+        <w:ind w:firstLine="709"/>
+        <w:jc w:val="both"/>
+        <w:rPr>
+          <w:rFonts w:ascii="Times New Roman" w:hAnsi="Times New Roman" w:cs="Times New Roman"/>
+        </w:rPr>
+      </w:pPr>
+      <w:r>
+        <w:rPr>
+          <w:rFonts w:ascii="Times New Roman" w:hAnsi="Times New Roman" w:cs="Times New Roman"/>
+        </w:rPr>
+        <w:t xml:space="preserve">                    </w:t>
+      </w:r>
+      <w:proofErr w:type="spellStart"/>
+      <w:r>
+        <w:rPr>
+          <w:rFonts w:ascii="Times New Roman" w:hAnsi="Times New Roman" w:cs="Times New Roman"/>
+        </w:rPr>
+        <w:t>Thread.Sleep</w:t>
+      </w:r>
+      <w:proofErr w:type="spellEnd"/>
+      <w:r>
+        <w:rPr>
+          <w:rFonts w:ascii="Times New Roman" w:hAnsi="Times New Roman" w:cs="Times New Roman"/>
+        </w:rPr>
+        <w:t>(10);</w:t>
+      </w:r>
+    </w:p>
+    <w:p>
+      <w:pPr>
+        <w:ind w:firstLine="709"/>
+        <w:jc w:val="both"/>
+        <w:rPr>
+          <w:rFonts w:ascii="Times New Roman" w:hAnsi="Times New Roman" w:cs="Times New Roman"/>
+        </w:rPr>
+      </w:pPr>
+      <w:r>
+        <w:rPr>
+          <w:rFonts w:ascii="Times New Roman" w:hAnsi="Times New Roman" w:cs="Times New Roman"/>
+        </w:rPr>
+        <w:t xml:space="preserve">                }</w:t>
+      </w:r>
+    </w:p>
+    <w:p>
+      <w:pPr>
+        <w:ind w:firstLine="709"/>
+        <w:jc w:val="both"/>
+        <w:rPr>
+          <w:rFonts w:ascii="Times New Roman" w:hAnsi="Times New Roman" w:cs="Times New Roman"/>
+        </w:rPr>
+      </w:pPr>
+    </w:p>
+    <w:p>
+      <w:pPr>
+        <w:ind w:firstLine="709"/>
+        <w:jc w:val="both"/>
+        <w:rPr>
+          <w:rFonts w:ascii="Times New Roman" w:hAnsi="Times New Roman" w:cs="Times New Roman"/>
+        </w:rPr>
+      </w:pPr>
+      <w:r>
+        <w:rPr>
+          <w:rFonts w:ascii="Times New Roman" w:hAnsi="Times New Roman" w:cs="Times New Roman"/>
+        </w:rPr>
+        <w:t xml:space="preserve">                //Вывод адреса и имени узла</w:t>
+      </w:r>
+    </w:p>
+    <w:p>
+      <w:pPr>
+        <w:ind w:firstLine="709"/>
+        <w:jc w:val="both"/>
+        <w:rPr>
+          <w:rFonts w:ascii="Times New Roman" w:hAnsi="Times New Roman" w:cs="Times New Roman"/>
+          <w:lang w:val="en-US"/>
+        </w:rPr>
+      </w:pPr>
+      <w:r>
+        <w:rPr>
+          <w:rFonts w:ascii="Times New Roman" w:hAnsi="Times New Roman" w:cs="Times New Roman"/>
+        </w:rPr>
+        <w:t xml:space="preserve">                </w:t>
+      </w:r>
+      <w:r>
+        <w:rPr>
+          <w:rFonts w:ascii="Times New Roman" w:hAnsi="Times New Roman" w:cs="Times New Roman"/>
+          <w:lang w:val="en-US"/>
+        </w:rPr>
+        <w:t>if (</w:t>
+      </w:r>
+      <w:proofErr w:type="spellStart"/>
+      <w:r>
+        <w:rPr>
+          <w:rFonts w:ascii="Times New Roman" w:hAnsi="Times New Roman" w:cs="Times New Roman"/>
+          <w:lang w:val="en-US"/>
+        </w:rPr>
+        <w:t>replyAddress</w:t>
+      </w:r>
+      <w:proofErr w:type="spellEnd"/>
+      <w:r>
+        <w:rPr>
+          <w:rFonts w:ascii="Times New Roman" w:hAnsi="Times New Roman" w:cs="Times New Roman"/>
+          <w:lang w:val="en-US"/>
+        </w:rPr>
+        <w:t xml:space="preserve"> != null)</w:t>
+      </w:r>
+    </w:p>
+    <w:p>
+      <w:pPr>
+        <w:ind w:firstLine="709"/>
+        <w:jc w:val="both"/>
+        <w:rPr>
+          <w:rFonts w:ascii="Times New Roman" w:hAnsi="Times New Roman" w:cs="Times New Roman"/>
+          <w:lang w:val="en-US"/>
+        </w:rPr>
+      </w:pPr>
+      <w:r>
+        <w:rPr>
+          <w:rFonts w:ascii="Times New Roman" w:hAnsi="Times New Roman" w:cs="Times New Roman"/>
+          <w:lang w:val="en-US"/>
+        </w:rPr>
+        <w:lastRenderedPageBreak/>
+        <w:t xml:space="preserve">                {</w:t>
+      </w:r>
+    </w:p>
+    <w:p>
+      <w:pPr>
+        <w:ind w:firstLine="709"/>
+        <w:jc w:val="both"/>
+        <w:rPr>
+          <w:rFonts w:ascii="Times New Roman" w:hAnsi="Times New Roman" w:cs="Times New Roman"/>
+          <w:lang w:val="en-US"/>
+        </w:rPr>
+      </w:pPr>
+      <w:r>
+        <w:rPr>
+          <w:rFonts w:ascii="Times New Roman" w:hAnsi="Times New Roman" w:cs="Times New Roman"/>
+          <w:lang w:val="en-US"/>
+        </w:rPr>
+        <w:t xml:space="preserve">                    string </w:t>
+      </w:r>
+      <w:proofErr w:type="spellStart"/>
+      <w:r>
+        <w:rPr>
+          <w:rFonts w:ascii="Times New Roman" w:hAnsi="Times New Roman" w:cs="Times New Roman"/>
+          <w:lang w:val="en-US"/>
+        </w:rPr>
+        <w:t>hostNameStr</w:t>
+      </w:r>
+      <w:proofErr w:type="spellEnd"/>
+      <w:r>
+        <w:rPr>
+          <w:rFonts w:ascii="Times New Roman" w:hAnsi="Times New Roman" w:cs="Times New Roman"/>
+          <w:lang w:val="en-US"/>
+        </w:rPr>
+        <w:t xml:space="preserve"> = </w:t>
+      </w:r>
+      <w:proofErr w:type="spellStart"/>
+      <w:r>
+        <w:rPr>
+          <w:rFonts w:ascii="Times New Roman" w:hAnsi="Times New Roman" w:cs="Times New Roman"/>
+          <w:lang w:val="en-US"/>
+        </w:rPr>
+        <w:t>replyAddress.ToString</w:t>
+      </w:r>
+      <w:proofErr w:type="spellEnd"/>
+      <w:r>
+        <w:rPr>
+          <w:rFonts w:ascii="Times New Roman" w:hAnsi="Times New Roman" w:cs="Times New Roman"/>
+          <w:lang w:val="en-US"/>
+        </w:rPr>
+        <w:t>();</w:t>
+      </w:r>
+    </w:p>
+    <w:p>
+      <w:pPr>
+        <w:ind w:firstLine="709"/>
+        <w:jc w:val="both"/>
+        <w:rPr>
+          <w:rFonts w:ascii="Times New Roman" w:hAnsi="Times New Roman" w:cs="Times New Roman"/>
+          <w:lang w:val="en-US"/>
+        </w:rPr>
+      </w:pPr>
+      <w:r>
+        <w:rPr>
+          <w:rFonts w:ascii="Times New Roman" w:hAnsi="Times New Roman" w:cs="Times New Roman"/>
+          <w:lang w:val="en-US"/>
+        </w:rPr>
+        <w:t xml:space="preserve">                    if (</w:t>
+      </w:r>
+      <w:proofErr w:type="spellStart"/>
+      <w:r>
+        <w:rPr>
+          <w:rFonts w:ascii="Times New Roman" w:hAnsi="Times New Roman" w:cs="Times New Roman"/>
+          <w:lang w:val="en-US"/>
+        </w:rPr>
+        <w:t>resolveNames</w:t>
+      </w:r>
+      <w:proofErr w:type="spellEnd"/>
+      <w:r>
+        <w:rPr>
+          <w:rFonts w:ascii="Times New Roman" w:hAnsi="Times New Roman" w:cs="Times New Roman"/>
+          <w:lang w:val="en-US"/>
+        </w:rPr>
+        <w:t>)</w:t>
+      </w:r>
+    </w:p>
+    <w:p>
+      <w:pPr>
+        <w:ind w:firstLine="709"/>
+        <w:jc w:val="both"/>
+        <w:rPr>
+          <w:rFonts w:ascii="Times New Roman" w:hAnsi="Times New Roman" w:cs="Times New Roman"/>
+          <w:lang w:val="en-US"/>
+        </w:rPr>
+      </w:pPr>
+      <w:r>
+        <w:rPr>
+          <w:rFonts w:ascii="Times New Roman" w:hAnsi="Times New Roman" w:cs="Times New Roman"/>
+          <w:lang w:val="en-US"/>
+        </w:rPr>
+        <w:t xml:space="preserve">                    {</w:t>
+      </w:r>
+    </w:p>
+    <w:p>
+      <w:pPr>
+        <w:ind w:firstLine="709"/>
+        <w:jc w:val="both"/>
+        <w:rPr>
+          <w:rFonts w:ascii="Times New Roman" w:hAnsi="Times New Roman" w:cs="Times New Roman"/>
+          <w:lang w:val="en-US"/>
+        </w:rPr>
+      </w:pPr>
+      <w:r>
+        <w:rPr>
+          <w:rFonts w:ascii="Times New Roman" w:hAnsi="Times New Roman" w:cs="Times New Roman"/>
+          <w:lang w:val="en-US"/>
+        </w:rPr>
+        <w:t xml:space="preserve">                        try</w:t>
+      </w:r>
+    </w:p>
+    <w:p>
+      <w:pPr>
+        <w:ind w:firstLine="709"/>
+        <w:jc w:val="both"/>
+        <w:rPr>
+          <w:rFonts w:ascii="Times New Roman" w:hAnsi="Times New Roman" w:cs="Times New Roman"/>
+          <w:lang w:val="en-US"/>
+        </w:rPr>
+      </w:pPr>
+      <w:r>
+        <w:rPr>
+          <w:rFonts w:ascii="Times New Roman" w:hAnsi="Times New Roman" w:cs="Times New Roman"/>
+          <w:lang w:val="en-US"/>
+        </w:rPr>
+        <w:t xml:space="preserve">                        {</w:t>
+      </w:r>
+    </w:p>
+    <w:p>
+      <w:pPr>
+        <w:ind w:firstLine="709"/>
+        <w:jc w:val="both"/>
+        <w:rPr>
+          <w:rFonts w:ascii="Times New Roman" w:hAnsi="Times New Roman" w:cs="Times New Roman"/>
+          <w:lang w:val="en-US"/>
+        </w:rPr>
+      </w:pPr>
+      <w:r>
+        <w:rPr>
+          <w:rFonts w:ascii="Times New Roman" w:hAnsi="Times New Roman" w:cs="Times New Roman"/>
+          <w:lang w:val="en-US"/>
+        </w:rPr>
+        <w:t xml:space="preserve">                            </w:t>
+      </w:r>
+      <w:proofErr w:type="spellStart"/>
+      <w:r>
+        <w:rPr>
+          <w:rFonts w:ascii="Times New Roman" w:hAnsi="Times New Roman" w:cs="Times New Roman"/>
+          <w:lang w:val="en-US"/>
+        </w:rPr>
+        <w:t>IPHostEntry</w:t>
+      </w:r>
+      <w:proofErr w:type="spellEnd"/>
+      <w:r>
+        <w:rPr>
+          <w:rFonts w:ascii="Times New Roman" w:hAnsi="Times New Roman" w:cs="Times New Roman"/>
+          <w:lang w:val="en-US"/>
+        </w:rPr>
+        <w:t xml:space="preserve"> </w:t>
+      </w:r>
+      <w:proofErr w:type="spellStart"/>
+      <w:r>
+        <w:rPr>
+          <w:rFonts w:ascii="Times New Roman" w:hAnsi="Times New Roman" w:cs="Times New Roman"/>
+          <w:lang w:val="en-US"/>
+        </w:rPr>
+        <w:t>hostEntry</w:t>
+      </w:r>
+      <w:proofErr w:type="spellEnd"/>
+      <w:r>
+        <w:rPr>
+          <w:rFonts w:ascii="Times New Roman" w:hAnsi="Times New Roman" w:cs="Times New Roman"/>
+          <w:lang w:val="en-US"/>
+        </w:rPr>
+        <w:t xml:space="preserve"> = </w:t>
+      </w:r>
+      <w:proofErr w:type="spellStart"/>
+      <w:r>
+        <w:rPr>
+          <w:rFonts w:ascii="Times New Roman" w:hAnsi="Times New Roman" w:cs="Times New Roman"/>
+          <w:lang w:val="en-US"/>
+        </w:rPr>
+        <w:t>Dns.GetHostEntry</w:t>
+      </w:r>
+      <w:proofErr w:type="spellEnd"/>
+      <w:r>
+        <w:rPr>
+          <w:rFonts w:ascii="Times New Roman" w:hAnsi="Times New Roman" w:cs="Times New Roman"/>
+          <w:lang w:val="en-US"/>
+        </w:rPr>
+        <w:t>(</w:t>
+      </w:r>
+      <w:proofErr w:type="spellStart"/>
+      <w:r>
+        <w:rPr>
+          <w:rFonts w:ascii="Times New Roman" w:hAnsi="Times New Roman" w:cs="Times New Roman"/>
+          <w:lang w:val="en-US"/>
+        </w:rPr>
+        <w:t>replyAddress</w:t>
+      </w:r>
+      <w:proofErr w:type="spellEnd"/>
+      <w:r>
+        <w:rPr>
+          <w:rFonts w:ascii="Times New Roman" w:hAnsi="Times New Roman" w:cs="Times New Roman"/>
+          <w:lang w:val="en-US"/>
+        </w:rPr>
+        <w:t>);</w:t>
+      </w:r>
+    </w:p>
+    <w:p>
+      <w:pPr>
+        <w:ind w:firstLine="709"/>
+        <w:jc w:val="both"/>
+        <w:rPr>
+          <w:rFonts w:ascii="Times New Roman" w:hAnsi="Times New Roman" w:cs="Times New Roman"/>
+          <w:lang w:val="en-US"/>
+        </w:rPr>
+      </w:pPr>
+      <w:r>
+        <w:rPr>
+          <w:rFonts w:ascii="Times New Roman" w:hAnsi="Times New Roman" w:cs="Times New Roman"/>
+          <w:lang w:val="en-US"/>
+        </w:rPr>
+        <w:t xml:space="preserve">                            </w:t>
+      </w:r>
+      <w:proofErr w:type="spellStart"/>
+      <w:r>
+        <w:rPr>
+          <w:rFonts w:ascii="Times New Roman" w:hAnsi="Times New Roman" w:cs="Times New Roman"/>
+          <w:lang w:val="en-US"/>
+        </w:rPr>
+        <w:t>hostNameStr</w:t>
+      </w:r>
+      <w:proofErr w:type="spellEnd"/>
+      <w:r>
+        <w:rPr>
+          <w:rFonts w:ascii="Times New Roman" w:hAnsi="Times New Roman" w:cs="Times New Roman"/>
+          <w:lang w:val="en-US"/>
+        </w:rPr>
+        <w:t xml:space="preserve"> = $"{</w:t>
+      </w:r>
+      <w:proofErr w:type="spellStart"/>
+      <w:r>
+        <w:rPr>
+          <w:rFonts w:ascii="Times New Roman" w:hAnsi="Times New Roman" w:cs="Times New Roman"/>
+          <w:lang w:val="en-US"/>
+        </w:rPr>
+        <w:t>hostEntry.HostName</w:t>
+      </w:r>
+      <w:proofErr w:type="spellEnd"/>
+      <w:r>
+        <w:rPr>
+          <w:rFonts w:ascii="Times New Roman" w:hAnsi="Times New Roman" w:cs="Times New Roman"/>
+          <w:lang w:val="en-US"/>
+        </w:rPr>
+        <w:t>} [{</w:t>
+      </w:r>
+      <w:proofErr w:type="spellStart"/>
+      <w:r>
+        <w:rPr>
+          <w:rFonts w:ascii="Times New Roman" w:hAnsi="Times New Roman" w:cs="Times New Roman"/>
+          <w:lang w:val="en-US"/>
+        </w:rPr>
+        <w:t>replyAddress</w:t>
+      </w:r>
+      <w:proofErr w:type="spellEnd"/>
+      <w:r>
+        <w:rPr>
+          <w:rFonts w:ascii="Times New Roman" w:hAnsi="Times New Roman" w:cs="Times New Roman"/>
+          <w:lang w:val="en-US"/>
+        </w:rPr>
+        <w:t>}]";</w:t>
+      </w:r>
+    </w:p>
+    <w:p>
+      <w:pPr>
+        <w:ind w:firstLine="709"/>
+        <w:jc w:val="both"/>
+        <w:rPr>
+          <w:rFonts w:ascii="Times New Roman" w:hAnsi="Times New Roman" w:cs="Times New Roman"/>
+          <w:lang w:val="en-US"/>
+        </w:rPr>
+      </w:pPr>
+      <w:r>
+        <w:rPr>
+          <w:rFonts w:ascii="Times New Roman" w:hAnsi="Times New Roman" w:cs="Times New Roman"/>
+          <w:lang w:val="en-US"/>
+        </w:rPr>
+        <w:t xml:space="preserve">                        }</w:t>
+      </w:r>
+    </w:p>
+    <w:p>
+      <w:pPr>
+        <w:ind w:firstLine="709"/>
+        <w:jc w:val="both"/>
+        <w:rPr>
+          <w:rFonts w:ascii="Times New Roman" w:hAnsi="Times New Roman" w:cs="Times New Roman"/>
+          <w:lang w:val="en-US"/>
+        </w:rPr>
+      </w:pPr>
+      <w:r>
+        <w:rPr>
+          <w:rFonts w:ascii="Times New Roman" w:hAnsi="Times New Roman" w:cs="Times New Roman"/>
+          <w:lang w:val="en-US"/>
+        </w:rPr>
+        <w:t xml:space="preserve">                        catch { }</w:t>
+      </w:r>
+    </w:p>
+    <w:p>
+      <w:pPr>
+        <w:ind w:firstLine="709"/>
+        <w:jc w:val="both"/>
+        <w:rPr>
+          <w:rFonts w:ascii="Times New Roman" w:hAnsi="Times New Roman" w:cs="Times New Roman"/>
+          <w:lang w:val="en-US"/>
+        </w:rPr>
+      </w:pPr>
+      <w:r>
+        <w:rPr>
+          <w:rFonts w:ascii="Times New Roman" w:hAnsi="Times New Roman" w:cs="Times New Roman"/>
+          <w:lang w:val="en-US"/>
+        </w:rPr>
+        <w:t xml:space="preserve">                    }</w:t>
+      </w:r>
+    </w:p>
+    <w:p>
+      <w:pPr>
+        <w:ind w:firstLine="709"/>
+        <w:jc w:val="both"/>
+        <w:rPr>
+          <w:rFonts w:ascii="Times New Roman" w:hAnsi="Times New Roman" w:cs="Times New Roman"/>
+          <w:lang w:val="en-US"/>
+        </w:rPr>
+      </w:pPr>
+      <w:r>
+        <w:rPr>
+          <w:rFonts w:ascii="Times New Roman" w:hAnsi="Times New Roman" w:cs="Times New Roman"/>
+          <w:lang w:val="en-US"/>
+        </w:rPr>
+        <w:t xml:space="preserve">                    </w:t>
+      </w:r>
+      <w:proofErr w:type="spellStart"/>
+      <w:r>
+        <w:rPr>
+          <w:rFonts w:ascii="Times New Roman" w:hAnsi="Times New Roman" w:cs="Times New Roman"/>
+          <w:lang w:val="en-US"/>
+        </w:rPr>
+        <w:t>Console.Write</w:t>
+      </w:r>
+      <w:proofErr w:type="spellEnd"/>
+      <w:r>
+        <w:rPr>
+          <w:rFonts w:ascii="Times New Roman" w:hAnsi="Times New Roman" w:cs="Times New Roman"/>
+          <w:lang w:val="en-US"/>
+        </w:rPr>
+        <w:t>($"  {</w:t>
+      </w:r>
+      <w:proofErr w:type="spellStart"/>
+      <w:r>
+        <w:rPr>
+          <w:rFonts w:ascii="Times New Roman" w:hAnsi="Times New Roman" w:cs="Times New Roman"/>
+          <w:lang w:val="en-US"/>
+        </w:rPr>
+        <w:t>hostNameStr</w:t>
+      </w:r>
+      <w:proofErr w:type="spellEnd"/>
+      <w:r>
+        <w:rPr>
+          <w:rFonts w:ascii="Times New Roman" w:hAnsi="Times New Roman" w:cs="Times New Roman"/>
+          <w:lang w:val="en-US"/>
+        </w:rPr>
+        <w:t>}");</w:t>
+      </w:r>
+    </w:p>
+    <w:p>
+      <w:pPr>
+        <w:ind w:firstLine="709"/>
+        <w:jc w:val="both"/>
+        <w:rPr>
+          <w:rFonts w:ascii="Times New Roman" w:hAnsi="Times New Roman" w:cs="Times New Roman"/>
+          <w:lang w:val="en-US"/>
+        </w:rPr>
+      </w:pPr>
+      <w:r>
+        <w:rPr>
+          <w:rFonts w:ascii="Times New Roman" w:hAnsi="Times New Roman" w:cs="Times New Roman"/>
+          <w:lang w:val="en-US"/>
+        </w:rPr>
+        <w:t xml:space="preserve">                }</w:t>
+      </w:r>
+    </w:p>
+    <w:p>
+      <w:pPr>
+        <w:ind w:firstLine="709"/>
+        <w:jc w:val="both"/>
+        <w:rPr>
+          <w:rFonts w:ascii="Times New Roman" w:hAnsi="Times New Roman" w:cs="Times New Roman"/>
+          <w:lang w:val="en-US"/>
+        </w:rPr>
+      </w:pPr>
+      <w:r>
+        <w:rPr>
+          <w:rFonts w:ascii="Times New Roman" w:hAnsi="Times New Roman" w:cs="Times New Roman"/>
+          <w:lang w:val="en-US"/>
+        </w:rPr>
+        <w:t xml:space="preserve">                else</w:t>
+      </w:r>
+    </w:p>
+    <w:p>
+      <w:pPr>
+        <w:ind w:firstLine="709"/>
+        <w:jc w:val="both"/>
+        <w:rPr>
+          <w:rFonts w:ascii="Times New Roman" w:hAnsi="Times New Roman" w:cs="Times New Roman"/>
+          <w:lang w:val="en-US"/>
+        </w:rPr>
+      </w:pPr>
+      <w:r>
+        <w:rPr>
+          <w:rFonts w:ascii="Times New Roman" w:hAnsi="Times New Roman" w:cs="Times New Roman"/>
+          <w:lang w:val="en-US"/>
+        </w:rPr>
+        <w:t xml:space="preserve">                {</w:t>
+      </w:r>
+    </w:p>
+    <w:p>
+      <w:pPr>
+        <w:ind w:firstLine="709"/>
+        <w:jc w:val="both"/>
+        <w:rPr>
+          <w:rFonts w:ascii="Times New Roman" w:hAnsi="Times New Roman" w:cs="Times New Roman"/>
+          <w:lang w:val="en-US"/>
+        </w:rPr>
+      </w:pPr>
+      <w:r>
+        <w:rPr>
+          <w:rFonts w:ascii="Times New Roman" w:hAnsi="Times New Roman" w:cs="Times New Roman"/>
+          <w:lang w:val="en-US"/>
+        </w:rPr>
+        <w:t xml:space="preserve">                    </w:t>
+      </w:r>
+      <w:proofErr w:type="spellStart"/>
+      <w:r>
+        <w:rPr>
+          <w:rFonts w:ascii="Times New Roman" w:hAnsi="Times New Roman" w:cs="Times New Roman"/>
+          <w:lang w:val="en-US"/>
+        </w:rPr>
+        <w:t>Console.Write</w:t>
+      </w:r>
+      <w:proofErr w:type="spellEnd"/>
+      <w:r>
+        <w:rPr>
+          <w:rFonts w:ascii="Times New Roman" w:hAnsi="Times New Roman" w:cs="Times New Roman"/>
+          <w:lang w:val="en-US"/>
+        </w:rPr>
+        <w:t xml:space="preserve">("  </w:t>
+      </w:r>
+      <w:r>
+        <w:rPr>
+          <w:rFonts w:ascii="Times New Roman" w:hAnsi="Times New Roman" w:cs="Times New Roman"/>
+        </w:rPr>
+        <w:t>Превышен</w:t>
+      </w:r>
+      <w:r>
+        <w:rPr>
+          <w:rFonts w:ascii="Times New Roman" w:hAnsi="Times New Roman" w:cs="Times New Roman"/>
+          <w:lang w:val="en-US"/>
+        </w:rPr>
+        <w:t xml:space="preserve"> </w:t>
+      </w:r>
+      <w:r>
+        <w:rPr>
+          <w:rFonts w:ascii="Times New Roman" w:hAnsi="Times New Roman" w:cs="Times New Roman"/>
+        </w:rPr>
+        <w:t>интервал</w:t>
+      </w:r>
+      <w:r>
+        <w:rPr>
+          <w:rFonts w:ascii="Times New Roman" w:hAnsi="Times New Roman" w:cs="Times New Roman"/>
+          <w:lang w:val="en-US"/>
+        </w:rPr>
+        <w:t xml:space="preserve"> </w:t>
+      </w:r>
+      <w:r>
+        <w:rPr>
+          <w:rFonts w:ascii="Times New Roman" w:hAnsi="Times New Roman" w:cs="Times New Roman"/>
+        </w:rPr>
+        <w:t>ожидания</w:t>
+      </w:r>
+      <w:r>
+        <w:rPr>
+          <w:rFonts w:ascii="Times New Roman" w:hAnsi="Times New Roman" w:cs="Times New Roman"/>
+          <w:lang w:val="en-US"/>
+        </w:rPr>
+        <w:t xml:space="preserve"> </w:t>
       </w:r>
       <w:r>
         <w:rPr>
@@ -4326,7 +7661,140 @@
         <w:rPr>
           <w:rFonts w:ascii="Times New Roman" w:hAnsi="Times New Roman" w:cs="Times New Roman"/>
         </w:rPr>
-        <w:t>текущего</w:t>
+        <w:t>запроса</w:t>
+      </w:r>
+      <w:r>
+        <w:rPr>
+          <w:rFonts w:ascii="Times New Roman" w:hAnsi="Times New Roman" w:cs="Times New Roman"/>
+          <w:lang w:val="en-US"/>
+        </w:rPr>
+        <w:t>.");</w:t>
+      </w:r>
+    </w:p>
+    <w:p>
+      <w:pPr>
+        <w:ind w:firstLine="709"/>
+        <w:jc w:val="both"/>
+        <w:rPr>
+          <w:rFonts w:ascii="Times New Roman" w:hAnsi="Times New Roman" w:cs="Times New Roman"/>
+          <w:lang w:val="en-US"/>
+        </w:rPr>
+      </w:pPr>
+      <w:r>
+        <w:rPr>
+          <w:rFonts w:ascii="Times New Roman" w:hAnsi="Times New Roman" w:cs="Times New Roman"/>
+          <w:lang w:val="en-US"/>
+        </w:rPr>
+        <w:t xml:space="preserve">                }</w:t>
+      </w:r>
+    </w:p>
+    <w:p>
+      <w:pPr>
+        <w:ind w:firstLine="709"/>
+        <w:jc w:val="both"/>
+        <w:rPr>
+          <w:rFonts w:ascii="Times New Roman" w:hAnsi="Times New Roman" w:cs="Times New Roman"/>
+          <w:lang w:val="en-US"/>
+        </w:rPr>
+      </w:pPr>
+    </w:p>
+    <w:p>
+      <w:pPr>
+        <w:ind w:firstLine="709"/>
+        <w:jc w:val="both"/>
+        <w:rPr>
+          <w:rFonts w:ascii="Times New Roman" w:hAnsi="Times New Roman" w:cs="Times New Roman"/>
+          <w:lang w:val="en-US"/>
+        </w:rPr>
+      </w:pPr>
+      <w:r>
+        <w:rPr>
+          <w:rFonts w:ascii="Times New Roman" w:hAnsi="Times New Roman" w:cs="Times New Roman"/>
+          <w:lang w:val="en-US"/>
+        </w:rPr>
+        <w:t xml:space="preserve">                </w:t>
+      </w:r>
+      <w:proofErr w:type="spellStart"/>
+      <w:r>
+        <w:rPr>
+          <w:rFonts w:ascii="Times New Roman" w:hAnsi="Times New Roman" w:cs="Times New Roman"/>
+          <w:lang w:val="en-US"/>
+        </w:rPr>
+        <w:t>Console.WriteLine</w:t>
+      </w:r>
+      <w:proofErr w:type="spellEnd"/>
+      <w:r>
+        <w:rPr>
+          <w:rFonts w:ascii="Times New Roman" w:hAnsi="Times New Roman" w:cs="Times New Roman"/>
+          <w:lang w:val="en-US"/>
+        </w:rPr>
+        <w:t>();</w:t>
+      </w:r>
+    </w:p>
+    <w:p>
+      <w:pPr>
+        <w:ind w:firstLine="709"/>
+        <w:jc w:val="both"/>
+        <w:rPr>
+          <w:rFonts w:ascii="Times New Roman" w:hAnsi="Times New Roman" w:cs="Times New Roman"/>
+          <w:lang w:val="en-US"/>
+        </w:rPr>
+      </w:pPr>
+      <w:r>
+        <w:rPr>
+          <w:rFonts w:ascii="Times New Roman" w:hAnsi="Times New Roman" w:cs="Times New Roman"/>
+          <w:lang w:val="en-US"/>
+        </w:rPr>
+        <w:t xml:space="preserve">            }</w:t>
+      </w:r>
+    </w:p>
+    <w:p>
+      <w:pPr>
+        <w:ind w:firstLine="709"/>
+        <w:jc w:val="both"/>
+        <w:rPr>
+          <w:rFonts w:ascii="Times New Roman" w:hAnsi="Times New Roman" w:cs="Times New Roman"/>
+          <w:lang w:val="en-US"/>
+        </w:rPr>
+      </w:pPr>
+    </w:p>
+    <w:p>
+      <w:pPr>
+        <w:ind w:firstLine="709"/>
+        <w:jc w:val="both"/>
+        <w:rPr>
+          <w:rFonts w:ascii="Times New Roman" w:hAnsi="Times New Roman" w:cs="Times New Roman"/>
+          <w:lang w:val="en-US"/>
+        </w:rPr>
+      </w:pPr>
+      <w:r>
+        <w:rPr>
+          <w:rFonts w:ascii="Times New Roman" w:hAnsi="Times New Roman" w:cs="Times New Roman"/>
+          <w:lang w:val="en-US"/>
+        </w:rPr>
+        <w:t xml:space="preserve">            </w:t>
+      </w:r>
+      <w:proofErr w:type="spellStart"/>
+      <w:r>
+        <w:rPr>
+          <w:rFonts w:ascii="Times New Roman" w:hAnsi="Times New Roman" w:cs="Times New Roman"/>
+          <w:lang w:val="en-US"/>
+        </w:rPr>
+        <w:t>Console.WriteLine</w:t>
+      </w:r>
+      <w:proofErr w:type="spellEnd"/>
+      <w:r>
+        <w:rPr>
+          <w:rFonts w:ascii="Times New Roman" w:hAnsi="Times New Roman" w:cs="Times New Roman"/>
+          <w:lang w:val="en-US"/>
+        </w:rPr>
+        <w:t>("\n</w:t>
+      </w:r>
+      <w:r>
+        <w:rPr>
+          <w:rFonts w:ascii="Times New Roman" w:hAnsi="Times New Roman" w:cs="Times New Roman"/>
+        </w:rPr>
+        <w:t>Трассировка</w:t>
       </w:r>
       <w:r>
         <w:rPr>
@@ -4339,125 +7807,1380 @@
         <w:rPr>
           <w:rFonts w:ascii="Times New Roman" w:hAnsi="Times New Roman" w:cs="Times New Roman"/>
         </w:rPr>
-        <w:t>прыжка</w:t>
-      </w:r>
-    </w:p>
-    <w:p>
-      <w:pPr>
-        <w:ind w:firstLine="709"/>
-        <w:jc w:val="both"/>
-        <w:rPr>
-          <w:rFonts w:ascii="Times New Roman" w:hAnsi="Times New Roman" w:cs="Times New Roman"/>
-          <w:lang w:val="en-US"/>
-        </w:rPr>
-      </w:pPr>
-      <w:r>
-        <w:rPr>
-          <w:rFonts w:ascii="Times New Roman" w:hAnsi="Times New Roman" w:cs="Times New Roman"/>
-          <w:lang w:val="en-US"/>
-        </w:rPr>
-        <w:t xml:space="preserve">                icmpSocket.SetSocketOption(SocketOptionLevel.IP, SocketOptionName.IpTimeToLive, ttl);</w:t>
-      </w:r>
-    </w:p>
-    <w:p>
-      <w:pPr>
-        <w:ind w:firstLine="709"/>
-        <w:jc w:val="both"/>
-        <w:rPr>
-          <w:rFonts w:ascii="Times New Roman" w:hAnsi="Times New Roman" w:cs="Times New Roman"/>
-          <w:lang w:val="en-US"/>
-        </w:rPr>
-      </w:pPr>
-    </w:p>
-    <w:p>
-      <w:pPr>
-        <w:ind w:firstLine="709"/>
-        <w:jc w:val="both"/>
-        <w:rPr>
-          <w:rFonts w:ascii="Times New Roman" w:hAnsi="Times New Roman" w:cs="Times New Roman"/>
-          <w:lang w:val="en-US"/>
-        </w:rPr>
-      </w:pPr>
-      <w:r>
-        <w:rPr>
-          <w:rFonts w:ascii="Times New Roman" w:hAnsi="Times New Roman" w:cs="Times New Roman"/>
-          <w:lang w:val="en-US"/>
-        </w:rPr>
-        <w:t xml:space="preserve">                Console.Write($"{ttl,3} ");</w:t>
-      </w:r>
-    </w:p>
-    <w:p>
-      <w:pPr>
-        <w:ind w:firstLine="709"/>
-        <w:jc w:val="both"/>
-        <w:rPr>
-          <w:rFonts w:ascii="Times New Roman" w:hAnsi="Times New Roman" w:cs="Times New Roman"/>
-          <w:lang w:val="en-US"/>
-        </w:rPr>
-      </w:pPr>
-    </w:p>
-    <w:p>
-      <w:pPr>
-        <w:ind w:firstLine="709"/>
-        <w:jc w:val="both"/>
-        <w:rPr>
-          <w:rFonts w:ascii="Times New Roman" w:hAnsi="Times New Roman" w:cs="Times New Roman"/>
-          <w:lang w:val="en-US"/>
-        </w:rPr>
-      </w:pPr>
-      <w:r>
-        <w:rPr>
-          <w:rFonts w:ascii="Times New Roman" w:hAnsi="Times New Roman" w:cs="Times New Roman"/>
-          <w:lang w:val="en-US"/>
-        </w:rPr>
-        <w:t xml:space="preserve">                IPAddress replyAddress = null;</w:t>
-      </w:r>
-    </w:p>
-    <w:p>
-      <w:pPr>
-        <w:ind w:firstLine="709"/>
-        <w:jc w:val="both"/>
-        <w:rPr>
-          <w:rFonts w:ascii="Times New Roman" w:hAnsi="Times New Roman" w:cs="Times New Roman"/>
-          <w:lang w:val="en-US"/>
-        </w:rPr>
-      </w:pPr>
-    </w:p>
-    <w:p>
-      <w:pPr>
-        <w:ind w:firstLine="709"/>
-        <w:jc w:val="both"/>
-        <w:rPr>
-          <w:rFonts w:ascii="Times New Roman" w:hAnsi="Times New Roman" w:cs="Times New Roman"/>
-          <w:lang w:val="en-US"/>
-        </w:rPr>
-      </w:pPr>
-      <w:r>
-        <w:rPr>
-          <w:rFonts w:ascii="Times New Roman" w:hAnsi="Times New Roman" w:cs="Times New Roman"/>
-          <w:lang w:val="en-US"/>
-        </w:rPr>
-        <w:t xml:space="preserve">                for (int i = 0; i &lt; PacketsPerHop; i++)</w:t>
-      </w:r>
-    </w:p>
-    <w:p>
-      <w:pPr>
-        <w:ind w:firstLine="709"/>
-        <w:jc w:val="both"/>
-        <w:rPr>
-          <w:rFonts w:ascii="Times New Roman" w:hAnsi="Times New Roman" w:cs="Times New Roman"/>
-        </w:rPr>
-      </w:pPr>
-      <w:r>
-        <w:rPr>
-          <w:rFonts w:ascii="Times New Roman" w:hAnsi="Times New Roman" w:cs="Times New Roman"/>
-          <w:lang w:val="en-US"/>
+        <w:t>завершена</w:t>
+      </w:r>
+      <w:r>
+        <w:rPr>
+          <w:rFonts w:ascii="Times New Roman" w:hAnsi="Times New Roman" w:cs="Times New Roman"/>
+          <w:lang w:val="en-US"/>
+        </w:rPr>
+        <w:t>.");</w:t>
+      </w:r>
+    </w:p>
+    <w:p>
+      <w:pPr>
+        <w:ind w:firstLine="709"/>
+        <w:jc w:val="both"/>
+        <w:rPr>
+          <w:rFonts w:ascii="Times New Roman" w:hAnsi="Times New Roman" w:cs="Times New Roman"/>
+        </w:rPr>
+      </w:pPr>
+      <w:r>
+        <w:rPr>
+          <w:rFonts w:ascii="Times New Roman" w:hAnsi="Times New Roman" w:cs="Times New Roman"/>
+          <w:lang w:val="en-US"/>
+        </w:rPr>
+        <w:t xml:space="preserve">        </w:t>
+      </w:r>
+      <w:r>
+        <w:rPr>
+          <w:rFonts w:ascii="Times New Roman" w:hAnsi="Times New Roman" w:cs="Times New Roman"/>
+        </w:rPr>
+        <w:t>}</w:t>
+      </w:r>
+    </w:p>
+    <w:p>
+      <w:pPr>
+        <w:ind w:firstLine="709"/>
+        <w:jc w:val="both"/>
+        <w:rPr>
+          <w:rFonts w:ascii="Times New Roman" w:hAnsi="Times New Roman" w:cs="Times New Roman"/>
+        </w:rPr>
+      </w:pPr>
+    </w:p>
+    <w:p>
+      <w:pPr>
+        <w:ind w:firstLine="709"/>
+        <w:jc w:val="both"/>
+        <w:rPr>
+          <w:rFonts w:ascii="Times New Roman" w:hAnsi="Times New Roman" w:cs="Times New Roman"/>
+        </w:rPr>
+      </w:pPr>
+      <w:r>
+        <w:rPr>
+          <w:rFonts w:ascii="Times New Roman" w:hAnsi="Times New Roman" w:cs="Times New Roman"/>
+        </w:rPr>
+        <w:t xml:space="preserve">        //Метод для создания массива байтов для ICMP запроса</w:t>
+      </w:r>
+    </w:p>
+    <w:p>
+      <w:pPr>
+        <w:ind w:firstLine="709"/>
+        <w:jc w:val="both"/>
+        <w:rPr>
+          <w:rFonts w:ascii="Times New Roman" w:hAnsi="Times New Roman" w:cs="Times New Roman"/>
+          <w:lang w:val="en-US"/>
+        </w:rPr>
+      </w:pPr>
+      <w:r>
+        <w:rPr>
+          <w:rFonts w:ascii="Times New Roman" w:hAnsi="Times New Roman" w:cs="Times New Roman"/>
+        </w:rPr>
+        <w:t xml:space="preserve">        </w:t>
+      </w:r>
+      <w:r>
+        <w:rPr>
+          <w:rFonts w:ascii="Times New Roman" w:hAnsi="Times New Roman" w:cs="Times New Roman"/>
+          <w:lang w:val="en-US"/>
+        </w:rPr>
+        <w:t xml:space="preserve">private static byte[] </w:t>
+      </w:r>
+      <w:proofErr w:type="spellStart"/>
+      <w:r>
+        <w:rPr>
+          <w:rFonts w:ascii="Times New Roman" w:hAnsi="Times New Roman" w:cs="Times New Roman"/>
+          <w:lang w:val="en-US"/>
+        </w:rPr>
+        <w:t>CreateIcmpEchoRequest</w:t>
+      </w:r>
+      <w:proofErr w:type="spellEnd"/>
+      <w:r>
+        <w:rPr>
+          <w:rFonts w:ascii="Times New Roman" w:hAnsi="Times New Roman" w:cs="Times New Roman"/>
+          <w:lang w:val="en-US"/>
+        </w:rPr>
+        <w:t>(</w:t>
+      </w:r>
+      <w:proofErr w:type="spellStart"/>
+      <w:r>
+        <w:rPr>
+          <w:rFonts w:ascii="Times New Roman" w:hAnsi="Times New Roman" w:cs="Times New Roman"/>
+          <w:lang w:val="en-US"/>
+        </w:rPr>
+        <w:t>ushort</w:t>
+      </w:r>
+      <w:proofErr w:type="spellEnd"/>
+      <w:r>
+        <w:rPr>
+          <w:rFonts w:ascii="Times New Roman" w:hAnsi="Times New Roman" w:cs="Times New Roman"/>
+          <w:lang w:val="en-US"/>
+        </w:rPr>
+        <w:t xml:space="preserve"> id, </w:t>
+      </w:r>
+      <w:proofErr w:type="spellStart"/>
+      <w:r>
+        <w:rPr>
+          <w:rFonts w:ascii="Times New Roman" w:hAnsi="Times New Roman" w:cs="Times New Roman"/>
+          <w:lang w:val="en-US"/>
+        </w:rPr>
+        <w:t>ushort</w:t>
+      </w:r>
+      <w:proofErr w:type="spellEnd"/>
+      <w:r>
+        <w:rPr>
+          <w:rFonts w:ascii="Times New Roman" w:hAnsi="Times New Roman" w:cs="Times New Roman"/>
+          <w:lang w:val="en-US"/>
+        </w:rPr>
+        <w:t xml:space="preserve"> sequence)</w:t>
+      </w:r>
+    </w:p>
+    <w:p>
+      <w:pPr>
+        <w:ind w:firstLine="709"/>
+        <w:jc w:val="both"/>
+        <w:rPr>
+          <w:rFonts w:ascii="Times New Roman" w:hAnsi="Times New Roman" w:cs="Times New Roman"/>
+        </w:rPr>
+      </w:pPr>
+      <w:r>
+        <w:rPr>
+          <w:rFonts w:ascii="Times New Roman" w:hAnsi="Times New Roman" w:cs="Times New Roman"/>
+          <w:lang w:val="en-US"/>
+        </w:rPr>
+        <w:t xml:space="preserve">        </w:t>
+      </w:r>
+      <w:r>
+        <w:rPr>
+          <w:rFonts w:ascii="Times New Roman" w:hAnsi="Times New Roman" w:cs="Times New Roman"/>
+        </w:rPr>
+        <w:t>{</w:t>
+      </w:r>
+    </w:p>
+    <w:p>
+      <w:pPr>
+        <w:ind w:firstLine="709"/>
+        <w:jc w:val="both"/>
+        <w:rPr>
+          <w:rFonts w:ascii="Times New Roman" w:hAnsi="Times New Roman" w:cs="Times New Roman"/>
+        </w:rPr>
+      </w:pPr>
+      <w:r>
+        <w:rPr>
+          <w:rFonts w:ascii="Times New Roman" w:hAnsi="Times New Roman" w:cs="Times New Roman"/>
+        </w:rPr>
+        <w:t xml:space="preserve">            //Заголовок ICMP - 8 байт, полезная нагрузка - 32 байта</w:t>
+      </w:r>
+    </w:p>
+    <w:p>
+      <w:pPr>
+        <w:ind w:firstLine="709"/>
+        <w:jc w:val="both"/>
+        <w:rPr>
+          <w:rFonts w:ascii="Times New Roman" w:hAnsi="Times New Roman" w:cs="Times New Roman"/>
+          <w:lang w:val="en-US"/>
+        </w:rPr>
+      </w:pPr>
+      <w:r>
+        <w:rPr>
+          <w:rFonts w:ascii="Times New Roman" w:hAnsi="Times New Roman" w:cs="Times New Roman"/>
+        </w:rPr>
+        <w:t xml:space="preserve">            </w:t>
+      </w:r>
+      <w:r>
+        <w:rPr>
+          <w:rFonts w:ascii="Times New Roman" w:hAnsi="Times New Roman" w:cs="Times New Roman"/>
+          <w:lang w:val="en-US"/>
+        </w:rPr>
+        <w:t xml:space="preserve">int </w:t>
+      </w:r>
+      <w:proofErr w:type="spellStart"/>
+      <w:r>
+        <w:rPr>
+          <w:rFonts w:ascii="Times New Roman" w:hAnsi="Times New Roman" w:cs="Times New Roman"/>
+          <w:lang w:val="en-US"/>
+        </w:rPr>
+        <w:t>packetSize</w:t>
+      </w:r>
+      <w:proofErr w:type="spellEnd"/>
+      <w:r>
+        <w:rPr>
+          <w:rFonts w:ascii="Times New Roman" w:hAnsi="Times New Roman" w:cs="Times New Roman"/>
+          <w:lang w:val="en-US"/>
+        </w:rPr>
+        <w:t xml:space="preserve"> = 8 + 32;</w:t>
+      </w:r>
+    </w:p>
+    <w:p>
+      <w:pPr>
+        <w:ind w:firstLine="709"/>
+        <w:jc w:val="both"/>
+        <w:rPr>
+          <w:rFonts w:ascii="Times New Roman" w:hAnsi="Times New Roman" w:cs="Times New Roman"/>
+          <w:lang w:val="en-US"/>
+        </w:rPr>
+      </w:pPr>
+      <w:r>
+        <w:rPr>
+          <w:rFonts w:ascii="Times New Roman" w:hAnsi="Times New Roman" w:cs="Times New Roman"/>
+          <w:lang w:val="en-US"/>
+        </w:rPr>
+        <w:t xml:space="preserve">            byte[] packet = new byte[</w:t>
+      </w:r>
+      <w:proofErr w:type="spellStart"/>
+      <w:r>
+        <w:rPr>
+          <w:rFonts w:ascii="Times New Roman" w:hAnsi="Times New Roman" w:cs="Times New Roman"/>
+          <w:lang w:val="en-US"/>
+        </w:rPr>
+        <w:t>packetSize</w:t>
+      </w:r>
+      <w:proofErr w:type="spellEnd"/>
+      <w:r>
+        <w:rPr>
+          <w:rFonts w:ascii="Times New Roman" w:hAnsi="Times New Roman" w:cs="Times New Roman"/>
+          <w:lang w:val="en-US"/>
+        </w:rPr>
+        <w:t>];</w:t>
+      </w:r>
+    </w:p>
+    <w:p>
+      <w:pPr>
+        <w:ind w:firstLine="709"/>
+        <w:jc w:val="both"/>
+        <w:rPr>
+          <w:rFonts w:ascii="Times New Roman" w:hAnsi="Times New Roman" w:cs="Times New Roman"/>
+          <w:lang w:val="en-US"/>
+        </w:rPr>
+      </w:pPr>
+    </w:p>
+    <w:p>
+      <w:pPr>
+        <w:ind w:firstLine="709"/>
+        <w:jc w:val="both"/>
+        <w:rPr>
+          <w:rFonts w:ascii="Times New Roman" w:hAnsi="Times New Roman" w:cs="Times New Roman"/>
+          <w:lang w:val="en-US"/>
+        </w:rPr>
+      </w:pPr>
+      <w:r>
+        <w:rPr>
+          <w:rFonts w:ascii="Times New Roman" w:hAnsi="Times New Roman" w:cs="Times New Roman"/>
+          <w:lang w:val="en-US"/>
+        </w:rPr>
+        <w:t xml:space="preserve">            packet[0] = </w:t>
+      </w:r>
+      <w:proofErr w:type="spellStart"/>
+      <w:r>
+        <w:rPr>
+          <w:rFonts w:ascii="Times New Roman" w:hAnsi="Times New Roman" w:cs="Times New Roman"/>
+          <w:lang w:val="en-US"/>
+        </w:rPr>
+        <w:t>IcmpEchoRequestType</w:t>
+      </w:r>
+      <w:proofErr w:type="spellEnd"/>
+      <w:r>
+        <w:rPr>
+          <w:rFonts w:ascii="Times New Roman" w:hAnsi="Times New Roman" w:cs="Times New Roman"/>
+          <w:lang w:val="en-US"/>
+        </w:rPr>
+        <w:t>; //Type 8 (Echo Request)</w:t>
+      </w:r>
+    </w:p>
+    <w:p>
+      <w:pPr>
+        <w:ind w:firstLine="709"/>
+        <w:jc w:val="both"/>
+        <w:rPr>
+          <w:rFonts w:ascii="Times New Roman" w:hAnsi="Times New Roman" w:cs="Times New Roman"/>
+          <w:lang w:val="en-US"/>
+        </w:rPr>
+      </w:pPr>
+      <w:r>
+        <w:rPr>
+          <w:rFonts w:ascii="Times New Roman" w:hAnsi="Times New Roman" w:cs="Times New Roman"/>
+          <w:lang w:val="en-US"/>
+        </w:rPr>
+        <w:t xml:space="preserve">            packet[1] = 0;                   //Code 0</w:t>
+      </w:r>
+    </w:p>
+    <w:p>
+      <w:pPr>
+        <w:ind w:firstLine="709"/>
+        <w:jc w:val="both"/>
+        <w:rPr>
+          <w:rFonts w:ascii="Times New Roman" w:hAnsi="Times New Roman" w:cs="Times New Roman"/>
+          <w:lang w:val="en-US"/>
+        </w:rPr>
+      </w:pPr>
+    </w:p>
+    <w:p>
+      <w:pPr>
+        <w:ind w:firstLine="709"/>
+        <w:jc w:val="both"/>
+        <w:rPr>
+          <w:rFonts w:ascii="Times New Roman" w:hAnsi="Times New Roman" w:cs="Times New Roman"/>
+          <w:lang w:val="en-US"/>
+        </w:rPr>
+      </w:pPr>
+      <w:r>
+        <w:rPr>
+          <w:rFonts w:ascii="Times New Roman" w:hAnsi="Times New Roman" w:cs="Times New Roman"/>
+          <w:lang w:val="en-US"/>
+        </w:rPr>
+        <w:t xml:space="preserve">            //Checksum - </w:t>
+      </w:r>
+      <w:r>
+        <w:rPr>
+          <w:rFonts w:ascii="Times New Roman" w:hAnsi="Times New Roman" w:cs="Times New Roman"/>
+        </w:rPr>
+        <w:t>байты</w:t>
+      </w:r>
+      <w:r>
+        <w:rPr>
+          <w:rFonts w:ascii="Times New Roman" w:hAnsi="Times New Roman" w:cs="Times New Roman"/>
+          <w:lang w:val="en-US"/>
+        </w:rPr>
+        <w:t xml:space="preserve"> 2 </w:t>
+      </w:r>
+      <w:r>
+        <w:rPr>
+          <w:rFonts w:ascii="Times New Roman" w:hAnsi="Times New Roman" w:cs="Times New Roman"/>
+        </w:rPr>
+        <w:t>и</w:t>
+      </w:r>
+      <w:r>
+        <w:rPr>
+          <w:rFonts w:ascii="Times New Roman" w:hAnsi="Times New Roman" w:cs="Times New Roman"/>
+          <w:lang w:val="en-US"/>
+        </w:rPr>
+        <w:t xml:space="preserve"> 3</w:t>
+      </w:r>
+    </w:p>
+    <w:p>
+      <w:pPr>
+        <w:ind w:firstLine="709"/>
+        <w:jc w:val="both"/>
+        <w:rPr>
+          <w:rFonts w:ascii="Times New Roman" w:hAnsi="Times New Roman" w:cs="Times New Roman"/>
+          <w:lang w:val="ru-RU"/>
+        </w:rPr>
+      </w:pPr>
+      <w:r>
+        <w:rPr>
+          <w:rFonts w:ascii="Times New Roman" w:hAnsi="Times New Roman" w:cs="Times New Roman"/>
+          <w:lang w:val="ru-RU"/>
+        </w:rPr>
+        <w:tab/>
+      </w:r>
+      <w:r>
+        <w:rPr>
+          <w:rFonts w:ascii="Times New Roman" w:hAnsi="Times New Roman" w:cs="Times New Roman"/>
+          <w:lang w:val="ru-RU"/>
+        </w:rPr>
+        <w:tab/>
+        <w:t>//ПЕРЕРАБОТАННЫЕ ВЫЧИСЛЕНИЯ</w:t>
+      </w:r>
+    </w:p>
+    <w:p>
+      <w:pPr>
+        <w:ind w:left="709" w:firstLine="709"/>
+        <w:jc w:val="both"/>
+        <w:rPr>
+          <w:rFonts w:ascii="Times New Roman" w:hAnsi="Times New Roman" w:cs="Times New Roman"/>
+          <w:lang w:val="en-US"/>
+        </w:rPr>
+      </w:pPr>
+      <w:r>
+        <w:rPr>
+          <w:rFonts w:ascii="Times New Roman" w:hAnsi="Times New Roman" w:cs="Times New Roman"/>
+          <w:lang w:val="en-US"/>
+        </w:rPr>
+        <w:t>//Identifier</w:t>
+      </w:r>
+    </w:p>
+    <w:p>
+      <w:pPr>
+        <w:ind w:left="709" w:firstLine="709"/>
+        <w:jc w:val="both"/>
+        <w:rPr>
+          <w:rFonts w:ascii="Times New Roman" w:hAnsi="Times New Roman" w:cs="Times New Roman"/>
+          <w:lang w:val="en-US"/>
+        </w:rPr>
+      </w:pPr>
+      <w:r>
+        <w:rPr>
+          <w:rFonts w:ascii="Times New Roman" w:hAnsi="Times New Roman" w:cs="Times New Roman"/>
+          <w:lang w:val="en-US"/>
+        </w:rPr>
+        <w:t xml:space="preserve">short </w:t>
+      </w:r>
+      <w:proofErr w:type="spellStart"/>
+      <w:r>
+        <w:rPr>
+          <w:rFonts w:ascii="Times New Roman" w:hAnsi="Times New Roman" w:cs="Times New Roman"/>
+          <w:lang w:val="en-US"/>
+        </w:rPr>
+        <w:t>networkId</w:t>
+      </w:r>
+      <w:proofErr w:type="spellEnd"/>
+      <w:r>
+        <w:rPr>
+          <w:rFonts w:ascii="Times New Roman" w:hAnsi="Times New Roman" w:cs="Times New Roman"/>
+          <w:lang w:val="en-US"/>
+        </w:rPr>
+        <w:t xml:space="preserve"> = </w:t>
+      </w:r>
+      <w:proofErr w:type="spellStart"/>
+      <w:r>
+        <w:rPr>
+          <w:rFonts w:ascii="Times New Roman" w:hAnsi="Times New Roman" w:cs="Times New Roman"/>
+          <w:lang w:val="en-US"/>
+        </w:rPr>
+        <w:t>IPAddress.HostToNetworkOrder</w:t>
+      </w:r>
+      <w:proofErr w:type="spellEnd"/>
+      <w:r>
+        <w:rPr>
+          <w:rFonts w:ascii="Times New Roman" w:hAnsi="Times New Roman" w:cs="Times New Roman"/>
+          <w:lang w:val="en-US"/>
+        </w:rPr>
+        <w:t>((short)id);</w:t>
+      </w:r>
+    </w:p>
+    <w:p>
+      <w:pPr>
+        <w:ind w:left="709" w:firstLine="709"/>
+        <w:jc w:val="both"/>
+        <w:rPr>
+          <w:rFonts w:ascii="Times New Roman" w:hAnsi="Times New Roman" w:cs="Times New Roman"/>
+          <w:lang w:val="en-US"/>
+        </w:rPr>
+      </w:pPr>
+      <w:r>
+        <w:rPr>
+          <w:rFonts w:ascii="Times New Roman" w:hAnsi="Times New Roman" w:cs="Times New Roman"/>
+          <w:lang w:val="en-US"/>
+        </w:rPr>
+        <w:t xml:space="preserve">byte[] </w:t>
+      </w:r>
+      <w:proofErr w:type="spellStart"/>
+      <w:r>
+        <w:rPr>
+          <w:rFonts w:ascii="Times New Roman" w:hAnsi="Times New Roman" w:cs="Times New Roman"/>
+          <w:lang w:val="en-US"/>
+        </w:rPr>
+        <w:t>idBytes</w:t>
+      </w:r>
+      <w:proofErr w:type="spellEnd"/>
+      <w:r>
+        <w:rPr>
+          <w:rFonts w:ascii="Times New Roman" w:hAnsi="Times New Roman" w:cs="Times New Roman"/>
+          <w:lang w:val="en-US"/>
+        </w:rPr>
+        <w:t xml:space="preserve"> = </w:t>
+      </w:r>
+      <w:proofErr w:type="spellStart"/>
+      <w:r>
+        <w:rPr>
+          <w:rFonts w:ascii="Times New Roman" w:hAnsi="Times New Roman" w:cs="Times New Roman"/>
+          <w:lang w:val="en-US"/>
+        </w:rPr>
+        <w:t>BitConverter.GetBytes</w:t>
+      </w:r>
+      <w:proofErr w:type="spellEnd"/>
+      <w:r>
+        <w:rPr>
+          <w:rFonts w:ascii="Times New Roman" w:hAnsi="Times New Roman" w:cs="Times New Roman"/>
+          <w:lang w:val="en-US"/>
+        </w:rPr>
+        <w:t>(</w:t>
+      </w:r>
+      <w:proofErr w:type="spellStart"/>
+      <w:r>
+        <w:rPr>
+          <w:rFonts w:ascii="Times New Roman" w:hAnsi="Times New Roman" w:cs="Times New Roman"/>
+          <w:lang w:val="en-US"/>
+        </w:rPr>
+        <w:t>networkId</w:t>
+      </w:r>
+      <w:proofErr w:type="spellEnd"/>
+      <w:r>
+        <w:rPr>
+          <w:rFonts w:ascii="Times New Roman" w:hAnsi="Times New Roman" w:cs="Times New Roman"/>
+          <w:lang w:val="en-US"/>
+        </w:rPr>
+        <w:t>);</w:t>
+      </w:r>
+    </w:p>
+    <w:p>
+      <w:pPr>
+        <w:ind w:left="709" w:firstLine="709"/>
+        <w:jc w:val="both"/>
+        <w:rPr>
+          <w:rFonts w:ascii="Times New Roman" w:hAnsi="Times New Roman" w:cs="Times New Roman"/>
+          <w:lang w:val="en-US"/>
+        </w:rPr>
+      </w:pPr>
+      <w:r>
+        <w:rPr>
+          <w:rFonts w:ascii="Times New Roman" w:hAnsi="Times New Roman" w:cs="Times New Roman"/>
+          <w:lang w:val="en-US"/>
+        </w:rPr>
+        <w:t xml:space="preserve">packet[4] = </w:t>
+      </w:r>
+      <w:proofErr w:type="spellStart"/>
+      <w:r>
+        <w:rPr>
+          <w:rFonts w:ascii="Times New Roman" w:hAnsi="Times New Roman" w:cs="Times New Roman"/>
+          <w:lang w:val="en-US"/>
+        </w:rPr>
+        <w:t>idBytes</w:t>
+      </w:r>
+      <w:proofErr w:type="spellEnd"/>
+      <w:r>
+        <w:rPr>
+          <w:rFonts w:ascii="Times New Roman" w:hAnsi="Times New Roman" w:cs="Times New Roman"/>
+          <w:lang w:val="en-US"/>
+        </w:rPr>
+        <w:t>[0];</w:t>
+      </w:r>
+    </w:p>
+    <w:p>
+      <w:pPr>
+        <w:ind w:left="709" w:firstLine="709"/>
+        <w:jc w:val="both"/>
+        <w:rPr>
+          <w:rFonts w:ascii="Times New Roman" w:hAnsi="Times New Roman" w:cs="Times New Roman"/>
+          <w:lang w:val="en-US"/>
+        </w:rPr>
+      </w:pPr>
+      <w:r>
+        <w:rPr>
+          <w:rFonts w:ascii="Times New Roman" w:hAnsi="Times New Roman" w:cs="Times New Roman"/>
+          <w:lang w:val="en-US"/>
+        </w:rPr>
+        <w:t xml:space="preserve">packet[5] = </w:t>
+      </w:r>
+      <w:proofErr w:type="spellStart"/>
+      <w:r>
+        <w:rPr>
+          <w:rFonts w:ascii="Times New Roman" w:hAnsi="Times New Roman" w:cs="Times New Roman"/>
+          <w:lang w:val="en-US"/>
+        </w:rPr>
+        <w:t>idBytes</w:t>
+      </w:r>
+      <w:proofErr w:type="spellEnd"/>
+      <w:r>
+        <w:rPr>
+          <w:rFonts w:ascii="Times New Roman" w:hAnsi="Times New Roman" w:cs="Times New Roman"/>
+          <w:lang w:val="en-US"/>
+        </w:rPr>
+        <w:t>[1];</w:t>
+      </w:r>
+    </w:p>
+    <w:p>
+      <w:pPr>
+        <w:ind w:left="709" w:firstLine="709"/>
+        <w:jc w:val="both"/>
+        <w:rPr>
+          <w:rFonts w:ascii="Times New Roman" w:hAnsi="Times New Roman" w:cs="Times New Roman"/>
+          <w:lang w:val="en-US"/>
+        </w:rPr>
+      </w:pPr>
+    </w:p>
+    <w:p>
+      <w:pPr>
+        <w:ind w:left="709" w:firstLine="709"/>
+        <w:jc w:val="both"/>
+        <w:rPr>
+          <w:rFonts w:ascii="Times New Roman" w:hAnsi="Times New Roman" w:cs="Times New Roman"/>
+          <w:lang w:val="en-US"/>
+        </w:rPr>
+      </w:pPr>
+      <w:r>
+        <w:rPr>
+          <w:rFonts w:ascii="Times New Roman" w:hAnsi="Times New Roman" w:cs="Times New Roman"/>
+          <w:lang w:val="en-US"/>
+        </w:rPr>
+        <w:t>//Sequence Number</w:t>
+      </w:r>
+    </w:p>
+    <w:p>
+      <w:pPr>
+        <w:ind w:left="709" w:firstLine="709"/>
+        <w:jc w:val="both"/>
+        <w:rPr>
+          <w:rFonts w:ascii="Times New Roman" w:hAnsi="Times New Roman" w:cs="Times New Roman"/>
+          <w:lang w:val="en-US"/>
+        </w:rPr>
+      </w:pPr>
+      <w:r>
+        <w:rPr>
+          <w:rFonts w:ascii="Times New Roman" w:hAnsi="Times New Roman" w:cs="Times New Roman"/>
+          <w:lang w:val="en-US"/>
+        </w:rPr>
+        <w:t xml:space="preserve">short </w:t>
+      </w:r>
+      <w:proofErr w:type="spellStart"/>
+      <w:r>
+        <w:rPr>
+          <w:rFonts w:ascii="Times New Roman" w:hAnsi="Times New Roman" w:cs="Times New Roman"/>
+          <w:lang w:val="en-US"/>
+        </w:rPr>
+        <w:t>networkSequence</w:t>
+      </w:r>
+      <w:proofErr w:type="spellEnd"/>
+      <w:r>
+        <w:rPr>
+          <w:rFonts w:ascii="Times New Roman" w:hAnsi="Times New Roman" w:cs="Times New Roman"/>
+          <w:lang w:val="en-US"/>
+        </w:rPr>
+        <w:t xml:space="preserve"> = </w:t>
+      </w:r>
+      <w:proofErr w:type="spellStart"/>
+      <w:r>
+        <w:rPr>
+          <w:rFonts w:ascii="Times New Roman" w:hAnsi="Times New Roman" w:cs="Times New Roman"/>
+          <w:lang w:val="en-US"/>
+        </w:rPr>
+        <w:t>IPAddress.HostToNetworkOrder</w:t>
+      </w:r>
+      <w:proofErr w:type="spellEnd"/>
+      <w:r>
+        <w:rPr>
+          <w:rFonts w:ascii="Times New Roman" w:hAnsi="Times New Roman" w:cs="Times New Roman"/>
+          <w:lang w:val="en-US"/>
+        </w:rPr>
+        <w:t>((short)sequence);</w:t>
+      </w:r>
+    </w:p>
+    <w:p>
+      <w:pPr>
+        <w:ind w:left="709" w:firstLine="709"/>
+        <w:jc w:val="both"/>
+        <w:rPr>
+          <w:rFonts w:ascii="Times New Roman" w:hAnsi="Times New Roman" w:cs="Times New Roman"/>
+          <w:lang w:val="en-US"/>
+        </w:rPr>
+      </w:pPr>
+      <w:r>
+        <w:rPr>
+          <w:rFonts w:ascii="Times New Roman" w:hAnsi="Times New Roman" w:cs="Times New Roman"/>
+          <w:lang w:val="en-US"/>
+        </w:rPr>
+        <w:t xml:space="preserve">byte[] </w:t>
+      </w:r>
+      <w:proofErr w:type="spellStart"/>
+      <w:r>
+        <w:rPr>
+          <w:rFonts w:ascii="Times New Roman" w:hAnsi="Times New Roman" w:cs="Times New Roman"/>
+          <w:lang w:val="en-US"/>
+        </w:rPr>
+        <w:t>seqBytes</w:t>
+      </w:r>
+      <w:proofErr w:type="spellEnd"/>
+      <w:r>
+        <w:rPr>
+          <w:rFonts w:ascii="Times New Roman" w:hAnsi="Times New Roman" w:cs="Times New Roman"/>
+          <w:lang w:val="en-US"/>
+        </w:rPr>
+        <w:t xml:space="preserve"> = </w:t>
+      </w:r>
+      <w:proofErr w:type="spellStart"/>
+      <w:r>
+        <w:rPr>
+          <w:rFonts w:ascii="Times New Roman" w:hAnsi="Times New Roman" w:cs="Times New Roman"/>
+          <w:lang w:val="en-US"/>
+        </w:rPr>
+        <w:t>BitConverter.GetBytes</w:t>
+      </w:r>
+      <w:proofErr w:type="spellEnd"/>
+      <w:r>
+        <w:rPr>
+          <w:rFonts w:ascii="Times New Roman" w:hAnsi="Times New Roman" w:cs="Times New Roman"/>
+          <w:lang w:val="en-US"/>
+        </w:rPr>
+        <w:t>(</w:t>
+      </w:r>
+      <w:proofErr w:type="spellStart"/>
+      <w:r>
+        <w:rPr>
+          <w:rFonts w:ascii="Times New Roman" w:hAnsi="Times New Roman" w:cs="Times New Roman"/>
+          <w:lang w:val="en-US"/>
+        </w:rPr>
+        <w:t>networkSequence</w:t>
+      </w:r>
+      <w:proofErr w:type="spellEnd"/>
+      <w:r>
+        <w:rPr>
+          <w:rFonts w:ascii="Times New Roman" w:hAnsi="Times New Roman" w:cs="Times New Roman"/>
+          <w:lang w:val="en-US"/>
+        </w:rPr>
+        <w:t>);</w:t>
+      </w:r>
+    </w:p>
+    <w:p>
+      <w:pPr>
+        <w:ind w:left="709" w:firstLine="709"/>
+        <w:jc w:val="both"/>
+        <w:rPr>
+          <w:rFonts w:ascii="Times New Roman" w:hAnsi="Times New Roman" w:cs="Times New Roman"/>
+          <w:lang w:val="en-US"/>
+        </w:rPr>
+      </w:pPr>
+      <w:r>
+        <w:rPr>
+          <w:rFonts w:ascii="Times New Roman" w:hAnsi="Times New Roman" w:cs="Times New Roman"/>
+          <w:lang w:val="en-US"/>
+        </w:rPr>
+        <w:t xml:space="preserve">packet[6] = </w:t>
+      </w:r>
+      <w:proofErr w:type="spellStart"/>
+      <w:r>
+        <w:rPr>
+          <w:rFonts w:ascii="Times New Roman" w:hAnsi="Times New Roman" w:cs="Times New Roman"/>
+          <w:lang w:val="en-US"/>
+        </w:rPr>
+        <w:t>seqBytes</w:t>
+      </w:r>
+      <w:proofErr w:type="spellEnd"/>
+      <w:r>
+        <w:rPr>
+          <w:rFonts w:ascii="Times New Roman" w:hAnsi="Times New Roman" w:cs="Times New Roman"/>
+          <w:lang w:val="en-US"/>
+        </w:rPr>
+        <w:t>[0];</w:t>
+      </w:r>
+    </w:p>
+    <w:p>
+      <w:pPr>
+        <w:ind w:left="709" w:firstLine="709"/>
+        <w:jc w:val="both"/>
+        <w:rPr>
+          <w:rFonts w:ascii="Times New Roman" w:hAnsi="Times New Roman" w:cs="Times New Roman"/>
+          <w:lang w:val="en-US"/>
+        </w:rPr>
+      </w:pPr>
+      <w:r>
+        <w:rPr>
+          <w:rFonts w:ascii="Times New Roman" w:hAnsi="Times New Roman" w:cs="Times New Roman"/>
+          <w:lang w:val="en-US"/>
+        </w:rPr>
+        <w:t xml:space="preserve">packet[7] = </w:t>
+      </w:r>
+      <w:proofErr w:type="spellStart"/>
+      <w:r>
+        <w:rPr>
+          <w:rFonts w:ascii="Times New Roman" w:hAnsi="Times New Roman" w:cs="Times New Roman"/>
+          <w:lang w:val="en-US"/>
+        </w:rPr>
+        <w:t>seqBytes</w:t>
+      </w:r>
+      <w:proofErr w:type="spellEnd"/>
+      <w:r>
+        <w:rPr>
+          <w:rFonts w:ascii="Times New Roman" w:hAnsi="Times New Roman" w:cs="Times New Roman"/>
+          <w:lang w:val="en-US"/>
+        </w:rPr>
+        <w:t>[1];</w:t>
+      </w:r>
+    </w:p>
+    <w:p>
+      <w:pPr>
+        <w:ind w:firstLine="709"/>
+        <w:jc w:val="both"/>
+        <w:rPr>
+          <w:rFonts w:ascii="Times New Roman" w:hAnsi="Times New Roman" w:cs="Times New Roman"/>
+          <w:lang w:val="en-US"/>
+        </w:rPr>
+      </w:pPr>
+      <w:r>
+        <w:rPr>
+          <w:rFonts w:ascii="Times New Roman" w:hAnsi="Times New Roman" w:cs="Times New Roman"/>
+          <w:lang w:val="en-US"/>
+        </w:rPr>
+        <w:t xml:space="preserve">            //</w:t>
+      </w:r>
+      <w:r>
+        <w:rPr>
+          <w:rFonts w:ascii="Times New Roman" w:hAnsi="Times New Roman" w:cs="Times New Roman"/>
+        </w:rPr>
+        <w:t>Заполнение</w:t>
+      </w:r>
+      <w:r>
+        <w:rPr>
+          <w:rFonts w:ascii="Times New Roman" w:hAnsi="Times New Roman" w:cs="Times New Roman"/>
+          <w:lang w:val="en-US"/>
+        </w:rPr>
+        <w:t xml:space="preserve"> </w:t>
+      </w:r>
+      <w:r>
+        <w:rPr>
+          <w:rFonts w:ascii="Times New Roman" w:hAnsi="Times New Roman" w:cs="Times New Roman"/>
+        </w:rPr>
+        <w:t>полезной</w:t>
+      </w:r>
+      <w:r>
+        <w:rPr>
+          <w:rFonts w:ascii="Times New Roman" w:hAnsi="Times New Roman" w:cs="Times New Roman"/>
+          <w:lang w:val="en-US"/>
+        </w:rPr>
+        <w:t xml:space="preserve"> </w:t>
+      </w:r>
+      <w:r>
+        <w:rPr>
+          <w:rFonts w:ascii="Times New Roman" w:hAnsi="Times New Roman" w:cs="Times New Roman"/>
+        </w:rPr>
+        <w:t>нагрузки</w:t>
+      </w:r>
+    </w:p>
+    <w:p>
+      <w:pPr>
+        <w:ind w:firstLine="709"/>
+        <w:jc w:val="both"/>
+        <w:rPr>
+          <w:rFonts w:ascii="Times New Roman" w:hAnsi="Times New Roman" w:cs="Times New Roman"/>
+          <w:lang w:val="en-US"/>
+        </w:rPr>
+      </w:pPr>
+      <w:r>
+        <w:rPr>
+          <w:rFonts w:ascii="Times New Roman" w:hAnsi="Times New Roman" w:cs="Times New Roman"/>
+          <w:lang w:val="en-US"/>
+        </w:rPr>
+        <w:t xml:space="preserve">            for (int </w:t>
+      </w:r>
+      <w:proofErr w:type="spellStart"/>
+      <w:r>
+        <w:rPr>
+          <w:rFonts w:ascii="Times New Roman" w:hAnsi="Times New Roman" w:cs="Times New Roman"/>
+          <w:lang w:val="en-US"/>
+        </w:rPr>
+        <w:t>i</w:t>
+      </w:r>
+      <w:proofErr w:type="spellEnd"/>
+      <w:r>
+        <w:rPr>
+          <w:rFonts w:ascii="Times New Roman" w:hAnsi="Times New Roman" w:cs="Times New Roman"/>
+          <w:lang w:val="en-US"/>
+        </w:rPr>
+        <w:t xml:space="preserve"> = 8; </w:t>
+      </w:r>
+      <w:proofErr w:type="spellStart"/>
+      <w:r>
+        <w:rPr>
+          <w:rFonts w:ascii="Times New Roman" w:hAnsi="Times New Roman" w:cs="Times New Roman"/>
+          <w:lang w:val="en-US"/>
+        </w:rPr>
+        <w:t>i</w:t>
+      </w:r>
+      <w:proofErr w:type="spellEnd"/>
+      <w:r>
+        <w:rPr>
+          <w:rFonts w:ascii="Times New Roman" w:hAnsi="Times New Roman" w:cs="Times New Roman"/>
+          <w:lang w:val="en-US"/>
+        </w:rPr>
+        <w:t xml:space="preserve"> &lt; </w:t>
+      </w:r>
+      <w:proofErr w:type="spellStart"/>
+      <w:r>
+        <w:rPr>
+          <w:rFonts w:ascii="Times New Roman" w:hAnsi="Times New Roman" w:cs="Times New Roman"/>
+          <w:lang w:val="en-US"/>
+        </w:rPr>
+        <w:t>packetSize</w:t>
+      </w:r>
+      <w:proofErr w:type="spellEnd"/>
+      <w:r>
+        <w:rPr>
+          <w:rFonts w:ascii="Times New Roman" w:hAnsi="Times New Roman" w:cs="Times New Roman"/>
+          <w:lang w:val="en-US"/>
+        </w:rPr>
+        <w:t xml:space="preserve">; </w:t>
+      </w:r>
+      <w:proofErr w:type="spellStart"/>
+      <w:r>
+        <w:rPr>
+          <w:rFonts w:ascii="Times New Roman" w:hAnsi="Times New Roman" w:cs="Times New Roman"/>
+          <w:lang w:val="en-US"/>
+        </w:rPr>
+        <w:t>i</w:t>
+      </w:r>
+      <w:proofErr w:type="spellEnd"/>
+      <w:r>
+        <w:rPr>
+          <w:rFonts w:ascii="Times New Roman" w:hAnsi="Times New Roman" w:cs="Times New Roman"/>
+          <w:lang w:val="en-US"/>
+        </w:rPr>
+        <w:t>++)</w:t>
+      </w:r>
+    </w:p>
+    <w:p>
+      <w:pPr>
+        <w:ind w:firstLine="709"/>
+        <w:jc w:val="both"/>
+        <w:rPr>
+          <w:rFonts w:ascii="Times New Roman" w:hAnsi="Times New Roman" w:cs="Times New Roman"/>
+        </w:rPr>
+      </w:pPr>
+      <w:r>
+        <w:rPr>
+          <w:rFonts w:ascii="Times New Roman" w:hAnsi="Times New Roman" w:cs="Times New Roman"/>
+          <w:lang w:val="en-US"/>
+        </w:rPr>
+        <w:t xml:space="preserve">            </w:t>
+      </w:r>
+      <w:r>
+        <w:rPr>
+          <w:rFonts w:ascii="Times New Roman" w:hAnsi="Times New Roman" w:cs="Times New Roman"/>
+        </w:rPr>
+        <w:t>{</w:t>
+      </w:r>
+    </w:p>
+    <w:p>
+      <w:pPr>
+        <w:ind w:firstLine="709"/>
+        <w:jc w:val="both"/>
+        <w:rPr>
+          <w:rFonts w:ascii="Times New Roman" w:hAnsi="Times New Roman" w:cs="Times New Roman"/>
+        </w:rPr>
+      </w:pPr>
+      <w:r>
+        <w:rPr>
+          <w:rFonts w:ascii="Times New Roman" w:hAnsi="Times New Roman" w:cs="Times New Roman"/>
         </w:rPr>
         <w:t xml:space="preserve">                </w:t>
       </w:r>
-      <w:r>
-        <w:rPr>
-          <w:rFonts w:ascii="Times New Roman" w:hAnsi="Times New Roman" w:cs="Times New Roman"/>
+      <w:proofErr w:type="spellStart"/>
+      <w:r>
+        <w:rPr>
+          <w:rFonts w:ascii="Times New Roman" w:hAnsi="Times New Roman" w:cs="Times New Roman"/>
+        </w:rPr>
+        <w:t>packet</w:t>
+      </w:r>
+      <w:proofErr w:type="spellEnd"/>
+      <w:r>
+        <w:rPr>
+          <w:rFonts w:ascii="Times New Roman" w:hAnsi="Times New Roman" w:cs="Times New Roman"/>
+        </w:rPr>
+        <w:t>[i] = (</w:t>
+      </w:r>
+      <w:proofErr w:type="spellStart"/>
+      <w:r>
+        <w:rPr>
+          <w:rFonts w:ascii="Times New Roman" w:hAnsi="Times New Roman" w:cs="Times New Roman"/>
+        </w:rPr>
+        <w:t>byte</w:t>
+      </w:r>
+      <w:proofErr w:type="spellEnd"/>
+      <w:r>
+        <w:rPr>
+          <w:rFonts w:ascii="Times New Roman" w:hAnsi="Times New Roman" w:cs="Times New Roman"/>
+        </w:rPr>
+        <w:t>)'a';</w:t>
+      </w:r>
+    </w:p>
+    <w:p>
+      <w:pPr>
+        <w:ind w:firstLine="709"/>
+        <w:jc w:val="both"/>
+        <w:rPr>
+          <w:rFonts w:ascii="Times New Roman" w:hAnsi="Times New Roman" w:cs="Times New Roman"/>
+        </w:rPr>
+      </w:pPr>
+      <w:r>
+        <w:rPr>
+          <w:rFonts w:ascii="Times New Roman" w:hAnsi="Times New Roman" w:cs="Times New Roman"/>
+        </w:rPr>
+        <w:t xml:space="preserve">            }</w:t>
+      </w:r>
+    </w:p>
+    <w:p>
+      <w:pPr>
+        <w:ind w:firstLine="709"/>
+        <w:jc w:val="both"/>
+        <w:rPr>
+          <w:rFonts w:ascii="Times New Roman" w:hAnsi="Times New Roman" w:cs="Times New Roman"/>
+        </w:rPr>
+      </w:pPr>
+    </w:p>
+    <w:p>
+      <w:pPr>
+        <w:ind w:firstLine="709"/>
+        <w:jc w:val="both"/>
+        <w:rPr>
+          <w:rFonts w:ascii="Times New Roman" w:hAnsi="Times New Roman" w:cs="Times New Roman"/>
+        </w:rPr>
+      </w:pPr>
+      <w:r>
+        <w:rPr>
+          <w:rFonts w:ascii="Times New Roman" w:hAnsi="Times New Roman" w:cs="Times New Roman"/>
+        </w:rPr>
+        <w:t xml:space="preserve">            //Контрольная сумма</w:t>
+      </w:r>
+    </w:p>
+    <w:p>
+      <w:pPr>
+        <w:ind w:firstLine="709"/>
+        <w:jc w:val="both"/>
+        <w:rPr>
+          <w:rFonts w:ascii="Times New Roman" w:hAnsi="Times New Roman" w:cs="Times New Roman"/>
+          <w:lang w:val="en-US"/>
+        </w:rPr>
+      </w:pPr>
+      <w:r>
+        <w:rPr>
+          <w:rFonts w:ascii="Times New Roman" w:hAnsi="Times New Roman" w:cs="Times New Roman"/>
+        </w:rPr>
+        <w:t xml:space="preserve">            </w:t>
+      </w:r>
+      <w:proofErr w:type="spellStart"/>
+      <w:r>
+        <w:rPr>
+          <w:rFonts w:ascii="Times New Roman" w:hAnsi="Times New Roman" w:cs="Times New Roman"/>
+          <w:lang w:val="en-US"/>
+        </w:rPr>
+        <w:t>ushort</w:t>
+      </w:r>
+      <w:proofErr w:type="spellEnd"/>
+      <w:r>
+        <w:rPr>
+          <w:rFonts w:ascii="Times New Roman" w:hAnsi="Times New Roman" w:cs="Times New Roman"/>
+          <w:lang w:val="en-US"/>
+        </w:rPr>
+        <w:t xml:space="preserve"> checksum = </w:t>
+      </w:r>
+      <w:proofErr w:type="spellStart"/>
+      <w:r>
+        <w:rPr>
+          <w:rFonts w:ascii="Times New Roman" w:hAnsi="Times New Roman" w:cs="Times New Roman"/>
+          <w:lang w:val="en-US"/>
+        </w:rPr>
+        <w:t>CalculateChecksum</w:t>
+      </w:r>
+      <w:proofErr w:type="spellEnd"/>
+      <w:r>
+        <w:rPr>
+          <w:rFonts w:ascii="Times New Roman" w:hAnsi="Times New Roman" w:cs="Times New Roman"/>
+          <w:lang w:val="en-US"/>
+        </w:rPr>
+        <w:t>(packet);</w:t>
+      </w:r>
+    </w:p>
+    <w:p>
+      <w:pPr>
+        <w:ind w:firstLine="709"/>
+        <w:jc w:val="both"/>
+        <w:rPr>
+          <w:rFonts w:ascii="Times New Roman" w:hAnsi="Times New Roman" w:cs="Times New Roman"/>
+          <w:lang w:val="en-US"/>
+        </w:rPr>
+      </w:pPr>
+      <w:r>
+        <w:rPr>
+          <w:rFonts w:ascii="Times New Roman" w:hAnsi="Times New Roman" w:cs="Times New Roman"/>
+          <w:lang w:val="en-US"/>
+        </w:rPr>
+        <w:t xml:space="preserve">            byte[] </w:t>
+      </w:r>
+      <w:proofErr w:type="spellStart"/>
+      <w:r>
+        <w:rPr>
+          <w:rFonts w:ascii="Times New Roman" w:hAnsi="Times New Roman" w:cs="Times New Roman"/>
+          <w:lang w:val="en-US"/>
+        </w:rPr>
+        <w:t>checksumBytes</w:t>
+      </w:r>
+      <w:proofErr w:type="spellEnd"/>
+      <w:r>
+        <w:rPr>
+          <w:rFonts w:ascii="Times New Roman" w:hAnsi="Times New Roman" w:cs="Times New Roman"/>
+          <w:lang w:val="en-US"/>
+        </w:rPr>
+        <w:t xml:space="preserve"> = </w:t>
+      </w:r>
+      <w:proofErr w:type="spellStart"/>
+      <w:r>
+        <w:rPr>
+          <w:rFonts w:ascii="Times New Roman" w:hAnsi="Times New Roman" w:cs="Times New Roman"/>
+          <w:lang w:val="en-US"/>
+        </w:rPr>
+        <w:t>BitConverter.GetBytes</w:t>
+      </w:r>
+      <w:proofErr w:type="spellEnd"/>
+      <w:r>
+        <w:rPr>
+          <w:rFonts w:ascii="Times New Roman" w:hAnsi="Times New Roman" w:cs="Times New Roman"/>
+          <w:lang w:val="en-US"/>
+        </w:rPr>
+        <w:t>(checksum);</w:t>
+      </w:r>
+    </w:p>
+    <w:p>
+      <w:pPr>
+        <w:ind w:firstLine="709"/>
+        <w:jc w:val="both"/>
+        <w:rPr>
+          <w:rFonts w:ascii="Times New Roman" w:hAnsi="Times New Roman" w:cs="Times New Roman"/>
+          <w:lang w:val="en-US"/>
+        </w:rPr>
+      </w:pPr>
+      <w:r>
+        <w:rPr>
+          <w:rFonts w:ascii="Times New Roman" w:hAnsi="Times New Roman" w:cs="Times New Roman"/>
+          <w:lang w:val="en-US"/>
+        </w:rPr>
+        <w:t xml:space="preserve">            packet[2] = </w:t>
+      </w:r>
+      <w:proofErr w:type="spellStart"/>
+      <w:r>
+        <w:rPr>
+          <w:rFonts w:ascii="Times New Roman" w:hAnsi="Times New Roman" w:cs="Times New Roman"/>
+          <w:lang w:val="en-US"/>
+        </w:rPr>
+        <w:t>checksumBytes</w:t>
+      </w:r>
+      <w:proofErr w:type="spellEnd"/>
+      <w:r>
+        <w:rPr>
+          <w:rFonts w:ascii="Times New Roman" w:hAnsi="Times New Roman" w:cs="Times New Roman"/>
+          <w:lang w:val="en-US"/>
+        </w:rPr>
+        <w:t>[0];</w:t>
+      </w:r>
+    </w:p>
+    <w:p>
+      <w:pPr>
+        <w:ind w:firstLine="709"/>
+        <w:jc w:val="both"/>
+        <w:rPr>
+          <w:rFonts w:ascii="Times New Roman" w:hAnsi="Times New Roman" w:cs="Times New Roman"/>
+          <w:lang w:val="en-US"/>
+        </w:rPr>
+      </w:pPr>
+      <w:r>
+        <w:rPr>
+          <w:rFonts w:ascii="Times New Roman" w:hAnsi="Times New Roman" w:cs="Times New Roman"/>
+          <w:lang w:val="en-US"/>
+        </w:rPr>
+        <w:t xml:space="preserve">            packet[3] = </w:t>
+      </w:r>
+      <w:proofErr w:type="spellStart"/>
+      <w:r>
+        <w:rPr>
+          <w:rFonts w:ascii="Times New Roman" w:hAnsi="Times New Roman" w:cs="Times New Roman"/>
+          <w:lang w:val="en-US"/>
+        </w:rPr>
+        <w:t>checksumBytes</w:t>
+      </w:r>
+      <w:proofErr w:type="spellEnd"/>
+      <w:r>
+        <w:rPr>
+          <w:rFonts w:ascii="Times New Roman" w:hAnsi="Times New Roman" w:cs="Times New Roman"/>
+          <w:lang w:val="en-US"/>
+        </w:rPr>
+        <w:t>[1];</w:t>
+      </w:r>
+    </w:p>
+    <w:p>
+      <w:pPr>
+        <w:ind w:firstLine="709"/>
+        <w:jc w:val="both"/>
+        <w:rPr>
+          <w:rFonts w:ascii="Times New Roman" w:hAnsi="Times New Roman" w:cs="Times New Roman"/>
+          <w:lang w:val="en-US"/>
+        </w:rPr>
+      </w:pPr>
+    </w:p>
+    <w:p>
+      <w:pPr>
+        <w:ind w:firstLine="709"/>
+        <w:jc w:val="both"/>
+        <w:rPr>
+          <w:rFonts w:ascii="Times New Roman" w:hAnsi="Times New Roman" w:cs="Times New Roman"/>
+          <w:lang w:val="en-US"/>
+        </w:rPr>
+      </w:pPr>
+      <w:r>
+        <w:rPr>
+          <w:rFonts w:ascii="Times New Roman" w:hAnsi="Times New Roman" w:cs="Times New Roman"/>
+          <w:lang w:val="en-US"/>
+        </w:rPr>
+        <w:t xml:space="preserve">            return packet;</w:t>
+      </w:r>
+    </w:p>
+    <w:p>
+      <w:pPr>
+        <w:ind w:firstLine="709"/>
+        <w:jc w:val="both"/>
+        <w:rPr>
+          <w:rFonts w:ascii="Times New Roman" w:hAnsi="Times New Roman" w:cs="Times New Roman"/>
+          <w:lang w:val="en-US"/>
+        </w:rPr>
+      </w:pPr>
+      <w:r>
+        <w:rPr>
+          <w:rFonts w:ascii="Times New Roman" w:hAnsi="Times New Roman" w:cs="Times New Roman"/>
+          <w:lang w:val="en-US"/>
+        </w:rPr>
+        <w:lastRenderedPageBreak/>
+        <w:t xml:space="preserve">        }</w:t>
+      </w:r>
+    </w:p>
+    <w:p>
+      <w:pPr>
+        <w:ind w:firstLine="709"/>
+        <w:jc w:val="both"/>
+        <w:rPr>
+          <w:rFonts w:ascii="Times New Roman" w:hAnsi="Times New Roman" w:cs="Times New Roman"/>
+          <w:lang w:val="en-US"/>
+        </w:rPr>
+      </w:pPr>
+    </w:p>
+    <w:p>
+      <w:pPr>
+        <w:ind w:firstLine="709"/>
+        <w:jc w:val="both"/>
+        <w:rPr>
+          <w:rFonts w:ascii="Times New Roman" w:hAnsi="Times New Roman" w:cs="Times New Roman"/>
+          <w:lang w:val="en-US"/>
+        </w:rPr>
+      </w:pPr>
+      <w:r>
+        <w:rPr>
+          <w:rFonts w:ascii="Times New Roman" w:hAnsi="Times New Roman" w:cs="Times New Roman"/>
+          <w:lang w:val="en-US"/>
+        </w:rPr>
+        <w:t xml:space="preserve">        //</w:t>
+      </w:r>
+      <w:r>
+        <w:rPr>
+          <w:rFonts w:ascii="Times New Roman" w:hAnsi="Times New Roman" w:cs="Times New Roman"/>
+        </w:rPr>
+        <w:t>Метод</w:t>
+      </w:r>
+      <w:r>
+        <w:rPr>
+          <w:rFonts w:ascii="Times New Roman" w:hAnsi="Times New Roman" w:cs="Times New Roman"/>
+          <w:lang w:val="en-US"/>
+        </w:rPr>
+        <w:t xml:space="preserve"> </w:t>
+      </w:r>
+      <w:r>
+        <w:rPr>
+          <w:rFonts w:ascii="Times New Roman" w:hAnsi="Times New Roman" w:cs="Times New Roman"/>
+        </w:rPr>
+        <w:t>для</w:t>
+      </w:r>
+      <w:r>
+        <w:rPr>
+          <w:rFonts w:ascii="Times New Roman" w:hAnsi="Times New Roman" w:cs="Times New Roman"/>
+          <w:lang w:val="en-US"/>
+        </w:rPr>
+        <w:t xml:space="preserve"> </w:t>
+      </w:r>
+      <w:r>
+        <w:rPr>
+          <w:rFonts w:ascii="Times New Roman" w:hAnsi="Times New Roman" w:cs="Times New Roman"/>
+        </w:rPr>
+        <w:t>вычисления</w:t>
+      </w:r>
+      <w:r>
+        <w:rPr>
+          <w:rFonts w:ascii="Times New Roman" w:hAnsi="Times New Roman" w:cs="Times New Roman"/>
+          <w:lang w:val="en-US"/>
+        </w:rPr>
+        <w:t xml:space="preserve"> </w:t>
+      </w:r>
+      <w:r>
+        <w:rPr>
+          <w:rFonts w:ascii="Times New Roman" w:hAnsi="Times New Roman" w:cs="Times New Roman"/>
+        </w:rPr>
+        <w:t>контрольной</w:t>
+      </w:r>
+      <w:r>
+        <w:rPr>
+          <w:rFonts w:ascii="Times New Roman" w:hAnsi="Times New Roman" w:cs="Times New Roman"/>
+          <w:lang w:val="en-US"/>
+        </w:rPr>
+        <w:t xml:space="preserve"> </w:t>
+      </w:r>
+      <w:r>
+        <w:rPr>
+          <w:rFonts w:ascii="Times New Roman" w:hAnsi="Times New Roman" w:cs="Times New Roman"/>
+        </w:rPr>
+        <w:t>суммы</w:t>
+      </w:r>
+    </w:p>
+    <w:p>
+      <w:pPr>
+        <w:ind w:firstLine="709"/>
+        <w:jc w:val="both"/>
+        <w:rPr>
+          <w:rFonts w:ascii="Times New Roman" w:hAnsi="Times New Roman" w:cs="Times New Roman"/>
+          <w:lang w:val="en-US"/>
+        </w:rPr>
+      </w:pPr>
+      <w:r>
+        <w:rPr>
+          <w:rFonts w:ascii="Times New Roman" w:hAnsi="Times New Roman" w:cs="Times New Roman"/>
+          <w:lang w:val="en-US"/>
+        </w:rPr>
+        <w:t xml:space="preserve">        private static </w:t>
+      </w:r>
+      <w:proofErr w:type="spellStart"/>
+      <w:r>
+        <w:rPr>
+          <w:rFonts w:ascii="Times New Roman" w:hAnsi="Times New Roman" w:cs="Times New Roman"/>
+          <w:lang w:val="en-US"/>
+        </w:rPr>
+        <w:t>ushort</w:t>
+      </w:r>
+      <w:proofErr w:type="spellEnd"/>
+      <w:r>
+        <w:rPr>
+          <w:rFonts w:ascii="Times New Roman" w:hAnsi="Times New Roman" w:cs="Times New Roman"/>
+          <w:lang w:val="en-US"/>
+        </w:rPr>
+        <w:t xml:space="preserve"> </w:t>
+      </w:r>
+      <w:proofErr w:type="spellStart"/>
+      <w:r>
+        <w:rPr>
+          <w:rFonts w:ascii="Times New Roman" w:hAnsi="Times New Roman" w:cs="Times New Roman"/>
+          <w:lang w:val="en-US"/>
+        </w:rPr>
+        <w:t>CalculateChecksum</w:t>
+      </w:r>
+      <w:proofErr w:type="spellEnd"/>
+      <w:r>
+        <w:rPr>
+          <w:rFonts w:ascii="Times New Roman" w:hAnsi="Times New Roman" w:cs="Times New Roman"/>
+          <w:lang w:val="en-US"/>
+        </w:rPr>
+        <w:t>(byte[] buffer)</w:t>
+      </w:r>
+    </w:p>
+    <w:p>
+      <w:pPr>
+        <w:ind w:firstLine="709"/>
+        <w:jc w:val="both"/>
+        <w:rPr>
+          <w:rFonts w:ascii="Times New Roman" w:hAnsi="Times New Roman" w:cs="Times New Roman"/>
+          <w:lang w:val="en-US"/>
+        </w:rPr>
+      </w:pPr>
+      <w:r>
+        <w:rPr>
+          <w:rFonts w:ascii="Times New Roman" w:hAnsi="Times New Roman" w:cs="Times New Roman"/>
+          <w:lang w:val="en-US"/>
+        </w:rPr>
+        <w:t xml:space="preserve">        </w:t>
+      </w:r>
+      <w:r>
+        <w:rPr>
+          <w:rFonts w:ascii="Times New Roman" w:hAnsi="Times New Roman" w:cs="Times New Roman"/>
+          <w:lang w:val="en-US"/>
         </w:rPr>
         <w:t>{</w:t>
       </w:r>
@@ -4468,1259 +9191,167 @@
         <w:jc w:val="both"/>
         <w:rPr>
           <w:rFonts w:ascii="Times New Roman" w:hAnsi="Times New Roman" w:cs="Times New Roman"/>
-        </w:rPr>
-      </w:pPr>
-      <w:r>
-        <w:rPr>
-          <w:rFonts w:ascii="Times New Roman" w:hAnsi="Times New Roman" w:cs="Times New Roman"/>
-        </w:rPr>
-        <w:t xml:space="preserve">                    //Создание пакета и обновление sequence number</w:t>
-      </w:r>
-    </w:p>
-    <w:p>
-      <w:pPr>
-        <w:ind w:firstLine="709"/>
-        <w:jc w:val="both"/>
-        <w:rPr>
-          <w:rFonts w:ascii="Times New Roman" w:hAnsi="Times New Roman" w:cs="Times New Roman"/>
-          <w:lang w:val="en-US"/>
-        </w:rPr>
-      </w:pPr>
-      <w:r>
-        <w:rPr>
-          <w:rFonts w:ascii="Times New Roman" w:hAnsi="Times New Roman" w:cs="Times New Roman"/>
-        </w:rPr>
-        <w:t xml:space="preserve">                    </w:t>
-      </w:r>
-      <w:r>
-        <w:rPr>
-          <w:rFonts w:ascii="Times New Roman" w:hAnsi="Times New Roman" w:cs="Times New Roman"/>
-          <w:lang w:val="en-US"/>
-        </w:rPr>
-        <w:t>byte[] packet = CreateIcmpEchoRequest(processId, sequenceNumber);</w:t>
-      </w:r>
-    </w:p>
-    <w:p>
-      <w:pPr>
-        <w:ind w:firstLine="709"/>
-        <w:jc w:val="both"/>
-        <w:rPr>
-          <w:rFonts w:ascii="Times New Roman" w:hAnsi="Times New Roman" w:cs="Times New Roman"/>
-          <w:lang w:val="en-US"/>
-        </w:rPr>
-      </w:pPr>
-      <w:r>
-        <w:rPr>
-          <w:rFonts w:ascii="Times New Roman" w:hAnsi="Times New Roman" w:cs="Times New Roman"/>
-          <w:lang w:val="en-US"/>
-        </w:rPr>
-        <w:t xml:space="preserve">                    sequenceNumber++;</w:t>
-      </w:r>
-    </w:p>
-    <w:p>
-      <w:pPr>
-        <w:ind w:firstLine="709"/>
-        <w:jc w:val="both"/>
-        <w:rPr>
-          <w:rFonts w:ascii="Times New Roman" w:hAnsi="Times New Roman" w:cs="Times New Roman"/>
-          <w:lang w:val="en-US"/>
-        </w:rPr>
-      </w:pPr>
-    </w:p>
-    <w:p>
-      <w:pPr>
-        <w:ind w:firstLine="709"/>
-        <w:jc w:val="both"/>
-        <w:rPr>
-          <w:rFonts w:ascii="Times New Roman" w:hAnsi="Times New Roman" w:cs="Times New Roman"/>
-          <w:lang w:val="en-US"/>
-        </w:rPr>
-      </w:pPr>
-    </w:p>
-    <w:p>
-      <w:pPr>
-        <w:ind w:firstLine="709"/>
-        <w:jc w:val="both"/>
-        <w:rPr>
-          <w:rFonts w:ascii="Times New Roman" w:hAnsi="Times New Roman" w:cs="Times New Roman"/>
-          <w:lang w:val="en-US"/>
-        </w:rPr>
-      </w:pPr>
-      <w:r>
-        <w:rPr>
-          <w:rFonts w:ascii="Times New Roman" w:hAnsi="Times New Roman" w:cs="Times New Roman"/>
-          <w:lang w:val="en-US"/>
-        </w:rPr>
-        <w:t xml:space="preserve">                    EndPoint remoteEndPoint = new IPEndPoint(targetIp, 0);</w:t>
-      </w:r>
-    </w:p>
-    <w:p>
-      <w:pPr>
-        <w:ind w:firstLine="709"/>
-        <w:jc w:val="both"/>
-        <w:rPr>
-          <w:rFonts w:ascii="Times New Roman" w:hAnsi="Times New Roman" w:cs="Times New Roman"/>
-          <w:lang w:val="en-US"/>
-        </w:rPr>
-      </w:pPr>
-      <w:r>
-        <w:rPr>
-          <w:rFonts w:ascii="Times New Roman" w:hAnsi="Times New Roman" w:cs="Times New Roman"/>
-          <w:lang w:val="en-US"/>
-        </w:rPr>
-        <w:t xml:space="preserve">                    Stopwatch timer = new Stopwatch();</w:t>
-      </w:r>
-    </w:p>
-    <w:p>
-      <w:pPr>
-        <w:ind w:firstLine="709"/>
-        <w:jc w:val="both"/>
-        <w:rPr>
-          <w:rFonts w:ascii="Times New Roman" w:hAnsi="Times New Roman" w:cs="Times New Roman"/>
-          <w:lang w:val="en-US"/>
-        </w:rPr>
-      </w:pPr>
-    </w:p>
-    <w:p>
-      <w:pPr>
-        <w:ind w:firstLine="709"/>
-        <w:jc w:val="both"/>
-        <w:rPr>
-          <w:rFonts w:ascii="Times New Roman" w:hAnsi="Times New Roman" w:cs="Times New Roman"/>
-          <w:lang w:val="en-US"/>
-        </w:rPr>
-      </w:pPr>
-      <w:r>
-        <w:rPr>
-          <w:rFonts w:ascii="Times New Roman" w:hAnsi="Times New Roman" w:cs="Times New Roman"/>
-          <w:lang w:val="en-US"/>
-        </w:rPr>
-        <w:t xml:space="preserve">                    try</w:t>
-      </w:r>
-    </w:p>
-    <w:p>
-      <w:pPr>
-        <w:ind w:firstLine="709"/>
-        <w:jc w:val="both"/>
-        <w:rPr>
-          <w:rFonts w:ascii="Times New Roman" w:hAnsi="Times New Roman" w:cs="Times New Roman"/>
-          <w:lang w:val="en-US"/>
-        </w:rPr>
-      </w:pPr>
-      <w:r>
-        <w:rPr>
-          <w:rFonts w:ascii="Times New Roman" w:hAnsi="Times New Roman" w:cs="Times New Roman"/>
-          <w:lang w:val="en-US"/>
-        </w:rPr>
-        <w:t xml:space="preserve">                    {</w:t>
-      </w:r>
-    </w:p>
-    <w:p>
-      <w:pPr>
-        <w:ind w:firstLine="709"/>
-        <w:jc w:val="both"/>
-        <w:rPr>
-          <w:rFonts w:ascii="Times New Roman" w:hAnsi="Times New Roman" w:cs="Times New Roman"/>
-          <w:lang w:val="en-US"/>
-        </w:rPr>
-      </w:pPr>
-      <w:r>
-        <w:rPr>
-          <w:rFonts w:ascii="Times New Roman" w:hAnsi="Times New Roman" w:cs="Times New Roman"/>
-          <w:lang w:val="en-US"/>
-        </w:rPr>
-        <w:t xml:space="preserve">                        timer.Start();</w:t>
-      </w:r>
-    </w:p>
-    <w:p>
-      <w:pPr>
-        <w:ind w:firstLine="709"/>
-        <w:jc w:val="both"/>
-        <w:rPr>
-          <w:rFonts w:ascii="Times New Roman" w:hAnsi="Times New Roman" w:cs="Times New Roman"/>
-          <w:lang w:val="en-US"/>
-        </w:rPr>
-      </w:pPr>
-      <w:r>
-        <w:rPr>
-          <w:rFonts w:ascii="Times New Roman" w:hAnsi="Times New Roman" w:cs="Times New Roman"/>
-          <w:lang w:val="en-US"/>
-        </w:rPr>
-        <w:t xml:space="preserve">                        icmpSocket.SendTo(packet, remoteEndPoint);</w:t>
-      </w:r>
-    </w:p>
-    <w:p>
-      <w:pPr>
-        <w:ind w:firstLine="709"/>
-        <w:jc w:val="both"/>
-        <w:rPr>
-          <w:rFonts w:ascii="Times New Roman" w:hAnsi="Times New Roman" w:cs="Times New Roman"/>
-          <w:lang w:val="en-US"/>
-        </w:rPr>
-      </w:pPr>
-    </w:p>
-    <w:p>
-      <w:pPr>
-        <w:ind w:firstLine="709"/>
-        <w:jc w:val="both"/>
-        <w:rPr>
-          <w:rFonts w:ascii="Times New Roman" w:hAnsi="Times New Roman" w:cs="Times New Roman"/>
-        </w:rPr>
-      </w:pPr>
-      <w:r>
-        <w:rPr>
-          <w:rFonts w:ascii="Times New Roman" w:hAnsi="Times New Roman" w:cs="Times New Roman"/>
-          <w:lang w:val="en-US"/>
-        </w:rPr>
-        <w:t xml:space="preserve">                        </w:t>
-      </w:r>
-      <w:r>
-        <w:rPr>
-          <w:rFonts w:ascii="Times New Roman" w:hAnsi="Times New Roman" w:cs="Times New Roman"/>
-        </w:rPr>
-        <w:t>//Буфер для получения ответа</w:t>
-      </w:r>
-    </w:p>
-    <w:p>
-      <w:pPr>
-        <w:ind w:firstLine="709"/>
-        <w:jc w:val="both"/>
-        <w:rPr>
-          <w:rFonts w:ascii="Times New Roman" w:hAnsi="Times New Roman" w:cs="Times New Roman"/>
-        </w:rPr>
-      </w:pPr>
-      <w:r>
-        <w:rPr>
-          <w:rFonts w:ascii="Times New Roman" w:hAnsi="Times New Roman" w:cs="Times New Roman"/>
-        </w:rPr>
-        <w:t xml:space="preserve">                        byte[] receiveBuffer = new byte[256];</w:t>
-      </w:r>
-    </w:p>
-    <w:p>
-      <w:pPr>
-        <w:ind w:firstLine="709"/>
-        <w:jc w:val="both"/>
-        <w:rPr>
-          <w:rFonts w:ascii="Times New Roman" w:hAnsi="Times New Roman" w:cs="Times New Roman"/>
-          <w:lang w:val="en-US"/>
-        </w:rPr>
-      </w:pPr>
-      <w:r>
-        <w:rPr>
-          <w:rFonts w:ascii="Times New Roman" w:hAnsi="Times New Roman" w:cs="Times New Roman"/>
-        </w:rPr>
-        <w:t xml:space="preserve">                        </w:t>
-      </w:r>
-      <w:r>
-        <w:rPr>
-          <w:rFonts w:ascii="Times New Roman" w:hAnsi="Times New Roman" w:cs="Times New Roman"/>
-          <w:lang w:val="en-US"/>
-        </w:rPr>
-        <w:t>EndPoint replyEndPoint = new IPEndPoint(IPAddress.Any, 0);</w:t>
-      </w:r>
-    </w:p>
-    <w:p>
-      <w:pPr>
-        <w:ind w:firstLine="709"/>
-        <w:jc w:val="both"/>
-        <w:rPr>
-          <w:rFonts w:ascii="Times New Roman" w:hAnsi="Times New Roman" w:cs="Times New Roman"/>
-          <w:lang w:val="en-US"/>
-        </w:rPr>
-      </w:pPr>
-    </w:p>
-    <w:p>
-      <w:pPr>
-        <w:ind w:firstLine="709"/>
-        <w:jc w:val="both"/>
-        <w:rPr>
-          <w:rFonts w:ascii="Times New Roman" w:hAnsi="Times New Roman" w:cs="Times New Roman"/>
-          <w:lang w:val="en-US"/>
-        </w:rPr>
-      </w:pPr>
-      <w:r>
-        <w:rPr>
-          <w:rFonts w:ascii="Times New Roman" w:hAnsi="Times New Roman" w:cs="Times New Roman"/>
-          <w:lang w:val="en-US"/>
-        </w:rPr>
-        <w:t xml:space="preserve">                        //</w:t>
-      </w:r>
-      <w:r>
-        <w:rPr>
-          <w:rFonts w:ascii="Times New Roman" w:hAnsi="Times New Roman" w:cs="Times New Roman"/>
-        </w:rPr>
-        <w:t>Ожидание</w:t>
-      </w:r>
-      <w:r>
-        <w:rPr>
-          <w:rFonts w:ascii="Times New Roman" w:hAnsi="Times New Roman" w:cs="Times New Roman"/>
-          <w:lang w:val="en-US"/>
-        </w:rPr>
-        <w:t xml:space="preserve"> </w:t>
-      </w:r>
-      <w:r>
-        <w:rPr>
-          <w:rFonts w:ascii="Times New Roman" w:hAnsi="Times New Roman" w:cs="Times New Roman"/>
-        </w:rPr>
-        <w:t>ответа</w:t>
-      </w:r>
-    </w:p>
-    <w:p>
-      <w:pPr>
-        <w:ind w:firstLine="709"/>
-        <w:jc w:val="both"/>
-        <w:rPr>
-          <w:rFonts w:ascii="Times New Roman" w:hAnsi="Times New Roman" w:cs="Times New Roman"/>
-          <w:lang w:val="en-US"/>
-        </w:rPr>
-      </w:pPr>
-      <w:r>
-        <w:rPr>
-          <w:rFonts w:ascii="Times New Roman" w:hAnsi="Times New Roman" w:cs="Times New Roman"/>
-          <w:lang w:val="en-US"/>
-        </w:rPr>
-        <w:t xml:space="preserve">                        int bytesRead = icmpSocket.ReceiveFrom(receiveBuffer, ref replyEndPoint);</w:t>
-      </w:r>
-    </w:p>
-    <w:p>
-      <w:pPr>
-        <w:ind w:firstLine="709"/>
-        <w:jc w:val="both"/>
-        <w:rPr>
-          <w:rFonts w:ascii="Times New Roman" w:hAnsi="Times New Roman" w:cs="Times New Roman"/>
-          <w:lang w:val="en-US"/>
-        </w:rPr>
-      </w:pPr>
-      <w:r>
-        <w:rPr>
-          <w:rFonts w:ascii="Times New Roman" w:hAnsi="Times New Roman" w:cs="Times New Roman"/>
-          <w:lang w:val="en-US"/>
-        </w:rPr>
-        <w:t xml:space="preserve">                        timer.Stop();</w:t>
-      </w:r>
-    </w:p>
-    <w:p>
-      <w:pPr>
-        <w:ind w:firstLine="709"/>
-        <w:jc w:val="both"/>
-        <w:rPr>
-          <w:rFonts w:ascii="Times New Roman" w:hAnsi="Times New Roman" w:cs="Times New Roman"/>
-          <w:lang w:val="en-US"/>
-        </w:rPr>
-      </w:pPr>
-    </w:p>
-    <w:p>
-      <w:pPr>
-        <w:ind w:firstLine="709"/>
-        <w:jc w:val="both"/>
-        <w:rPr>
-          <w:rFonts w:ascii="Times New Roman" w:hAnsi="Times New Roman" w:cs="Times New Roman"/>
-          <w:lang w:val="en-US"/>
-        </w:rPr>
-      </w:pPr>
-      <w:r>
-        <w:rPr>
-          <w:rFonts w:ascii="Times New Roman" w:hAnsi="Times New Roman" w:cs="Times New Roman"/>
-          <w:lang w:val="en-US"/>
-        </w:rPr>
-        <w:t xml:space="preserve">                        replyAddress = ((IPEndPoint)replyEndPoint).Address;</w:t>
-      </w:r>
-    </w:p>
-    <w:p>
-      <w:pPr>
-        <w:ind w:firstLine="709"/>
-        <w:jc w:val="both"/>
-        <w:rPr>
-          <w:rFonts w:ascii="Times New Roman" w:hAnsi="Times New Roman" w:cs="Times New Roman"/>
-          <w:lang w:val="en-US"/>
-        </w:rPr>
-      </w:pPr>
-    </w:p>
-    <w:p>
-      <w:pPr>
-        <w:ind w:firstLine="709"/>
-        <w:jc w:val="both"/>
-        <w:rPr>
-          <w:rFonts w:ascii="Times New Roman" w:hAnsi="Times New Roman" w:cs="Times New Roman"/>
-          <w:lang w:val="en-US"/>
-        </w:rPr>
-      </w:pPr>
-      <w:r>
-        <w:rPr>
-          <w:rFonts w:ascii="Times New Roman" w:hAnsi="Times New Roman" w:cs="Times New Roman"/>
-          <w:lang w:val="en-US"/>
-        </w:rPr>
-        <w:t xml:space="preserve">                        //</w:t>
-      </w:r>
-      <w:r>
-        <w:rPr>
-          <w:rFonts w:ascii="Times New Roman" w:hAnsi="Times New Roman" w:cs="Times New Roman"/>
-        </w:rPr>
-        <w:t>Время</w:t>
-      </w:r>
-      <w:r>
-        <w:rPr>
-          <w:rFonts w:ascii="Times New Roman" w:hAnsi="Times New Roman" w:cs="Times New Roman"/>
-          <w:lang w:val="en-US"/>
-        </w:rPr>
-        <w:t xml:space="preserve"> </w:t>
-      </w:r>
-      <w:r>
-        <w:rPr>
-          <w:rFonts w:ascii="Times New Roman" w:hAnsi="Times New Roman" w:cs="Times New Roman"/>
-        </w:rPr>
-        <w:t>ответа</w:t>
-      </w:r>
-    </w:p>
-    <w:p>
-      <w:pPr>
-        <w:ind w:firstLine="709"/>
-        <w:jc w:val="both"/>
-        <w:rPr>
-          <w:rFonts w:ascii="Times New Roman" w:hAnsi="Times New Roman" w:cs="Times New Roman"/>
-          <w:lang w:val="en-US"/>
-        </w:rPr>
-      </w:pPr>
-      <w:r>
-        <w:rPr>
-          <w:rFonts w:ascii="Times New Roman" w:hAnsi="Times New Roman" w:cs="Times New Roman"/>
-          <w:lang w:val="en-US"/>
-        </w:rPr>
-        <w:t xml:space="preserve">                        if (timer.ElapsedMilliseconds == 0)</w:t>
-      </w:r>
-    </w:p>
-    <w:p>
-      <w:pPr>
-        <w:ind w:firstLine="709"/>
-        <w:jc w:val="both"/>
-        <w:rPr>
-          <w:rFonts w:ascii="Times New Roman" w:hAnsi="Times New Roman" w:cs="Times New Roman"/>
-          <w:lang w:val="en-US"/>
-        </w:rPr>
-      </w:pPr>
-      <w:r>
-        <w:rPr>
-          <w:rFonts w:ascii="Times New Roman" w:hAnsi="Times New Roman" w:cs="Times New Roman"/>
-          <w:lang w:val="en-US"/>
-        </w:rPr>
-        <w:t xml:space="preserve">                            Console.Write("    &lt; 1 </w:t>
-      </w:r>
-      <w:r>
-        <w:rPr>
-          <w:rFonts w:ascii="Times New Roman" w:hAnsi="Times New Roman" w:cs="Times New Roman"/>
-        </w:rPr>
-        <w:t>мс</w:t>
-      </w:r>
-      <w:r>
-        <w:rPr>
-          <w:rFonts w:ascii="Times New Roman" w:hAnsi="Times New Roman" w:cs="Times New Roman"/>
-          <w:lang w:val="en-US"/>
-        </w:rPr>
-        <w:t>");</w:t>
-      </w:r>
-    </w:p>
-    <w:p>
-      <w:pPr>
-        <w:ind w:firstLine="709"/>
-        <w:jc w:val="both"/>
-        <w:rPr>
-          <w:rFonts w:ascii="Times New Roman" w:hAnsi="Times New Roman" w:cs="Times New Roman"/>
-          <w:lang w:val="en-US"/>
-        </w:rPr>
-      </w:pPr>
-      <w:r>
-        <w:rPr>
-          <w:rFonts w:ascii="Times New Roman" w:hAnsi="Times New Roman" w:cs="Times New Roman"/>
-          <w:lang w:val="en-US"/>
-        </w:rPr>
-        <w:t xml:space="preserve">                        else</w:t>
-      </w:r>
-    </w:p>
-    <w:p>
-      <w:pPr>
-        <w:ind w:firstLine="709"/>
-        <w:jc w:val="both"/>
-        <w:rPr>
-          <w:rFonts w:ascii="Times New Roman" w:hAnsi="Times New Roman" w:cs="Times New Roman"/>
-          <w:lang w:val="en-US"/>
-        </w:rPr>
-      </w:pPr>
-      <w:r>
-        <w:rPr>
-          <w:rFonts w:ascii="Times New Roman" w:hAnsi="Times New Roman" w:cs="Times New Roman"/>
-          <w:lang w:val="en-US"/>
-        </w:rPr>
-        <w:t xml:space="preserve">                            Console.Write($"{timer.ElapsedMilliseconds,5} </w:t>
-      </w:r>
-      <w:r>
-        <w:rPr>
-          <w:rFonts w:ascii="Times New Roman" w:hAnsi="Times New Roman" w:cs="Times New Roman"/>
-        </w:rPr>
-        <w:t>мс</w:t>
-      </w:r>
-      <w:r>
-        <w:rPr>
-          <w:rFonts w:ascii="Times New Roman" w:hAnsi="Times New Roman" w:cs="Times New Roman"/>
-          <w:lang w:val="en-US"/>
-        </w:rPr>
-        <w:t>");</w:t>
-      </w:r>
-    </w:p>
-    <w:p>
-      <w:pPr>
-        <w:ind w:firstLine="709"/>
-        <w:jc w:val="both"/>
-        <w:rPr>
-          <w:rFonts w:ascii="Times New Roman" w:hAnsi="Times New Roman" w:cs="Times New Roman"/>
-          <w:lang w:val="en-US"/>
-        </w:rPr>
-      </w:pPr>
-    </w:p>
-    <w:p>
-      <w:pPr>
-        <w:ind w:firstLine="709"/>
-        <w:jc w:val="both"/>
-        <w:rPr>
-          <w:rFonts w:ascii="Times New Roman" w:hAnsi="Times New Roman" w:cs="Times New Roman"/>
-        </w:rPr>
-      </w:pPr>
-      <w:r>
-        <w:rPr>
-          <w:rFonts w:ascii="Times New Roman" w:hAnsi="Times New Roman" w:cs="Times New Roman"/>
-          <w:lang w:val="en-US"/>
-        </w:rPr>
-        <w:t xml:space="preserve">                        </w:t>
-      </w:r>
-      <w:r>
-        <w:rPr>
-          <w:rFonts w:ascii="Times New Roman" w:hAnsi="Times New Roman" w:cs="Times New Roman"/>
-        </w:rPr>
-        <w:t>//Анализ полученного ICMP пакета (пропуск заголовка)</w:t>
-      </w:r>
-    </w:p>
-    <w:p>
-      <w:pPr>
-        <w:ind w:firstLine="709"/>
-        <w:jc w:val="both"/>
-        <w:rPr>
-          <w:rFonts w:ascii="Times New Roman" w:hAnsi="Times New Roman" w:cs="Times New Roman"/>
-          <w:lang w:val="en-US"/>
-        </w:rPr>
-      </w:pPr>
-      <w:r>
-        <w:rPr>
-          <w:rFonts w:ascii="Times New Roman" w:hAnsi="Times New Roman" w:cs="Times New Roman"/>
-        </w:rPr>
-        <w:t xml:space="preserve">                        </w:t>
-      </w:r>
-      <w:r>
-        <w:rPr>
-          <w:rFonts w:ascii="Times New Roman" w:hAnsi="Times New Roman" w:cs="Times New Roman"/>
-          <w:lang w:val="en-US"/>
-        </w:rPr>
-        <w:t>int ipHeaderLength = (receiveBuffer[0] &amp; 0x0F) * 4;</w:t>
-      </w:r>
-    </w:p>
-    <w:p>
-      <w:pPr>
-        <w:ind w:firstLine="709"/>
-        <w:jc w:val="both"/>
-        <w:rPr>
-          <w:rFonts w:ascii="Times New Roman" w:hAnsi="Times New Roman" w:cs="Times New Roman"/>
-          <w:lang w:val="en-US"/>
-        </w:rPr>
-      </w:pPr>
-      <w:r>
-        <w:rPr>
-          <w:rFonts w:ascii="Times New Roman" w:hAnsi="Times New Roman" w:cs="Times New Roman"/>
-          <w:lang w:val="en-US"/>
-        </w:rPr>
-        <w:t xml:space="preserve">                        int icmpType = receiveBuffer[ipHeaderLength];</w:t>
-      </w:r>
-    </w:p>
-    <w:p>
-      <w:pPr>
-        <w:ind w:firstLine="709"/>
-        <w:jc w:val="both"/>
-        <w:rPr>
-          <w:rFonts w:ascii="Times New Roman" w:hAnsi="Times New Roman" w:cs="Times New Roman"/>
-          <w:lang w:val="en-US"/>
-        </w:rPr>
-      </w:pPr>
-    </w:p>
-    <w:p>
-      <w:pPr>
-        <w:ind w:firstLine="709"/>
-        <w:jc w:val="both"/>
-        <w:rPr>
-          <w:rFonts w:ascii="Times New Roman" w:hAnsi="Times New Roman" w:cs="Times New Roman"/>
-          <w:lang w:val="en-US"/>
-        </w:rPr>
-      </w:pPr>
-      <w:r>
-        <w:rPr>
-          <w:rFonts w:ascii="Times New Roman" w:hAnsi="Times New Roman" w:cs="Times New Roman"/>
-          <w:lang w:val="en-US"/>
-        </w:rPr>
-        <w:t xml:space="preserve">                        if (icmpType == IcmpEchoReplyType)</w:t>
-      </w:r>
-    </w:p>
-    <w:p>
-      <w:pPr>
-        <w:ind w:firstLine="709"/>
-        <w:jc w:val="both"/>
-        <w:rPr>
-          <w:rFonts w:ascii="Times New Roman" w:hAnsi="Times New Roman" w:cs="Times New Roman"/>
-          <w:lang w:val="en-US"/>
-        </w:rPr>
-      </w:pPr>
-      <w:r>
-        <w:rPr>
-          <w:rFonts w:ascii="Times New Roman" w:hAnsi="Times New Roman" w:cs="Times New Roman"/>
-          <w:lang w:val="en-US"/>
-        </w:rPr>
-        <w:t xml:space="preserve">                        {</w:t>
-      </w:r>
-    </w:p>
-    <w:p>
-      <w:pPr>
-        <w:ind w:firstLine="709"/>
-        <w:jc w:val="both"/>
-        <w:rPr>
-          <w:rFonts w:ascii="Times New Roman" w:hAnsi="Times New Roman" w:cs="Times New Roman"/>
-          <w:lang w:val="en-US"/>
-        </w:rPr>
-      </w:pPr>
-      <w:r>
-        <w:rPr>
-          <w:rFonts w:ascii="Times New Roman" w:hAnsi="Times New Roman" w:cs="Times New Roman"/>
-          <w:lang w:val="en-US"/>
-        </w:rPr>
-        <w:t xml:space="preserve">                            reachedDestination = true;</w:t>
-      </w:r>
-    </w:p>
-    <w:p>
-      <w:pPr>
-        <w:ind w:firstLine="709"/>
-        <w:jc w:val="both"/>
-        <w:rPr>
-          <w:rFonts w:ascii="Times New Roman" w:hAnsi="Times New Roman" w:cs="Times New Roman"/>
-          <w:lang w:val="en-US"/>
-        </w:rPr>
-      </w:pPr>
-      <w:r>
-        <w:rPr>
-          <w:rFonts w:ascii="Times New Roman" w:hAnsi="Times New Roman" w:cs="Times New Roman"/>
-          <w:lang w:val="en-US"/>
-        </w:rPr>
-        <w:t xml:space="preserve">                        }</w:t>
-      </w:r>
-    </w:p>
-    <w:p>
-      <w:pPr>
-        <w:ind w:firstLine="709"/>
-        <w:jc w:val="both"/>
-        <w:rPr>
-          <w:rFonts w:ascii="Times New Roman" w:hAnsi="Times New Roman" w:cs="Times New Roman"/>
-          <w:lang w:val="en-US"/>
-        </w:rPr>
-      </w:pPr>
-      <w:r>
-        <w:rPr>
-          <w:rFonts w:ascii="Times New Roman" w:hAnsi="Times New Roman" w:cs="Times New Roman"/>
-          <w:lang w:val="en-US"/>
-        </w:rPr>
-        <w:t xml:space="preserve">                    }</w:t>
-      </w:r>
-    </w:p>
-    <w:p>
-      <w:pPr>
-        <w:ind w:firstLine="709"/>
-        <w:jc w:val="both"/>
-        <w:rPr>
-          <w:rFonts w:ascii="Times New Roman" w:hAnsi="Times New Roman" w:cs="Times New Roman"/>
-          <w:lang w:val="en-US"/>
-        </w:rPr>
-      </w:pPr>
-      <w:r>
-        <w:rPr>
-          <w:rFonts w:ascii="Times New Roman" w:hAnsi="Times New Roman" w:cs="Times New Roman"/>
-          <w:lang w:val="en-US"/>
-        </w:rPr>
-        <w:t xml:space="preserve">                    catch (SocketException)</w:t>
-      </w:r>
-    </w:p>
-    <w:p>
-      <w:pPr>
-        <w:ind w:firstLine="709"/>
-        <w:jc w:val="both"/>
-        <w:rPr>
-          <w:rFonts w:ascii="Times New Roman" w:hAnsi="Times New Roman" w:cs="Times New Roman"/>
-          <w:lang w:val="en-US"/>
-        </w:rPr>
-      </w:pPr>
-      <w:r>
-        <w:rPr>
-          <w:rFonts w:ascii="Times New Roman" w:hAnsi="Times New Roman" w:cs="Times New Roman"/>
-          <w:lang w:val="en-US"/>
-        </w:rPr>
-        <w:t xml:space="preserve">                    {</w:t>
-      </w:r>
-    </w:p>
-    <w:p>
-      <w:pPr>
-        <w:ind w:firstLine="709"/>
-        <w:jc w:val="both"/>
-        <w:rPr>
-          <w:rFonts w:ascii="Times New Roman" w:hAnsi="Times New Roman" w:cs="Times New Roman"/>
-          <w:lang w:val="en-US"/>
-        </w:rPr>
-      </w:pPr>
-      <w:r>
-        <w:rPr>
-          <w:rFonts w:ascii="Times New Roman" w:hAnsi="Times New Roman" w:cs="Times New Roman"/>
-          <w:lang w:val="en-US"/>
-        </w:rPr>
-        <w:t xml:space="preserve">                        //</w:t>
-      </w:r>
-      <w:r>
-        <w:rPr>
-          <w:rFonts w:ascii="Times New Roman" w:hAnsi="Times New Roman" w:cs="Times New Roman"/>
-        </w:rPr>
-        <w:t>Обработка</w:t>
-      </w:r>
-      <w:r>
-        <w:rPr>
-          <w:rFonts w:ascii="Times New Roman" w:hAnsi="Times New Roman" w:cs="Times New Roman"/>
-          <w:lang w:val="en-US"/>
-        </w:rPr>
-        <w:t xml:space="preserve"> </w:t>
-      </w:r>
-      <w:r>
-        <w:rPr>
-          <w:rFonts w:ascii="Times New Roman" w:hAnsi="Times New Roman" w:cs="Times New Roman"/>
-        </w:rPr>
-        <w:t>таймаута</w:t>
-      </w:r>
-      <w:r>
-        <w:rPr>
-          <w:rFonts w:ascii="Times New Roman" w:hAnsi="Times New Roman" w:cs="Times New Roman"/>
-          <w:lang w:val="en-US"/>
-        </w:rPr>
-        <w:t xml:space="preserve"> </w:t>
-      </w:r>
-      <w:r>
-        <w:rPr>
-          <w:rFonts w:ascii="Times New Roman" w:hAnsi="Times New Roman" w:cs="Times New Roman"/>
-        </w:rPr>
-        <w:t>ожидания</w:t>
-      </w:r>
-    </w:p>
-    <w:p>
-      <w:pPr>
-        <w:ind w:firstLine="709"/>
-        <w:jc w:val="both"/>
-        <w:rPr>
-          <w:rFonts w:ascii="Times New Roman" w:hAnsi="Times New Roman" w:cs="Times New Roman"/>
-          <w:lang w:val="en-US"/>
-        </w:rPr>
-      </w:pPr>
-      <w:r>
-        <w:rPr>
-          <w:rFonts w:ascii="Times New Roman" w:hAnsi="Times New Roman" w:cs="Times New Roman"/>
-          <w:lang w:val="en-US"/>
-        </w:rPr>
-        <w:t xml:space="preserve">                        Console.Write("\t*   ");</w:t>
-      </w:r>
-    </w:p>
-    <w:p>
-      <w:pPr>
-        <w:ind w:firstLine="709"/>
-        <w:jc w:val="both"/>
-        <w:rPr>
-          <w:rFonts w:ascii="Times New Roman" w:hAnsi="Times New Roman" w:cs="Times New Roman"/>
-        </w:rPr>
-      </w:pPr>
-      <w:r>
-        <w:rPr>
-          <w:rFonts w:ascii="Times New Roman" w:hAnsi="Times New Roman" w:cs="Times New Roman"/>
-          <w:lang w:val="en-US"/>
-        </w:rPr>
-        <w:t xml:space="preserve">                    </w:t>
-      </w:r>
-      <w:r>
-        <w:rPr>
-          <w:rFonts w:ascii="Times New Roman" w:hAnsi="Times New Roman" w:cs="Times New Roman"/>
-        </w:rPr>
-        <w:t>}</w:t>
-      </w:r>
-    </w:p>
-    <w:p>
-      <w:pPr>
-        <w:ind w:firstLine="709"/>
-        <w:jc w:val="both"/>
-        <w:rPr>
-          <w:rFonts w:ascii="Times New Roman" w:hAnsi="Times New Roman" w:cs="Times New Roman"/>
-        </w:rPr>
-      </w:pPr>
-    </w:p>
-    <w:p>
-      <w:pPr>
-        <w:ind w:firstLine="709"/>
-        <w:jc w:val="both"/>
-        <w:rPr>
-          <w:rFonts w:ascii="Times New Roman" w:hAnsi="Times New Roman" w:cs="Times New Roman"/>
-        </w:rPr>
-      </w:pPr>
-      <w:r>
-        <w:rPr>
-          <w:rFonts w:ascii="Times New Roman" w:hAnsi="Times New Roman" w:cs="Times New Roman"/>
-        </w:rPr>
-        <w:t xml:space="preserve">                    Thread.Sleep(10);</w:t>
-      </w:r>
-    </w:p>
-    <w:p>
-      <w:pPr>
-        <w:ind w:firstLine="709"/>
-        <w:jc w:val="both"/>
-        <w:rPr>
-          <w:rFonts w:ascii="Times New Roman" w:hAnsi="Times New Roman" w:cs="Times New Roman"/>
-        </w:rPr>
-      </w:pPr>
-      <w:r>
-        <w:rPr>
-          <w:rFonts w:ascii="Times New Roman" w:hAnsi="Times New Roman" w:cs="Times New Roman"/>
-        </w:rPr>
-        <w:t xml:space="preserve">                }</w:t>
-      </w:r>
-    </w:p>
-    <w:p>
-      <w:pPr>
-        <w:ind w:firstLine="709"/>
-        <w:jc w:val="both"/>
-        <w:rPr>
-          <w:rFonts w:ascii="Times New Roman" w:hAnsi="Times New Roman" w:cs="Times New Roman"/>
-        </w:rPr>
-      </w:pPr>
-    </w:p>
-    <w:p>
-      <w:pPr>
-        <w:ind w:firstLine="709"/>
-        <w:jc w:val="both"/>
-        <w:rPr>
-          <w:rFonts w:ascii="Times New Roman" w:hAnsi="Times New Roman" w:cs="Times New Roman"/>
-        </w:rPr>
-      </w:pPr>
-      <w:r>
-        <w:rPr>
-          <w:rFonts w:ascii="Times New Roman" w:hAnsi="Times New Roman" w:cs="Times New Roman"/>
-        </w:rPr>
-        <w:t xml:space="preserve">                //Вывод адреса и имени узла</w:t>
-      </w:r>
-    </w:p>
-    <w:p>
-      <w:pPr>
-        <w:ind w:firstLine="709"/>
-        <w:jc w:val="both"/>
-        <w:rPr>
-          <w:rFonts w:ascii="Times New Roman" w:hAnsi="Times New Roman" w:cs="Times New Roman"/>
-          <w:lang w:val="en-US"/>
-        </w:rPr>
-      </w:pPr>
-      <w:r>
-        <w:rPr>
-          <w:rFonts w:ascii="Times New Roman" w:hAnsi="Times New Roman" w:cs="Times New Roman"/>
-        </w:rPr>
-        <w:t xml:space="preserve">                </w:t>
-      </w:r>
-      <w:r>
-        <w:rPr>
-          <w:rFonts w:ascii="Times New Roman" w:hAnsi="Times New Roman" w:cs="Times New Roman"/>
-          <w:lang w:val="en-US"/>
-        </w:rPr>
-        <w:t>if (replyAddress != null)</w:t>
-      </w:r>
-    </w:p>
-    <w:p>
-      <w:pPr>
-        <w:ind w:firstLine="709"/>
-        <w:jc w:val="both"/>
-        <w:rPr>
-          <w:rFonts w:ascii="Times New Roman" w:hAnsi="Times New Roman" w:cs="Times New Roman"/>
-          <w:lang w:val="en-US"/>
-        </w:rPr>
-      </w:pPr>
-      <w:r>
-        <w:rPr>
-          <w:rFonts w:ascii="Times New Roman" w:hAnsi="Times New Roman" w:cs="Times New Roman"/>
-          <w:lang w:val="en-US"/>
-        </w:rPr>
-        <w:t xml:space="preserve">                {</w:t>
-      </w:r>
-    </w:p>
-    <w:p>
-      <w:pPr>
-        <w:ind w:firstLine="709"/>
-        <w:jc w:val="both"/>
-        <w:rPr>
-          <w:rFonts w:ascii="Times New Roman" w:hAnsi="Times New Roman" w:cs="Times New Roman"/>
-          <w:lang w:val="en-US"/>
-        </w:rPr>
-      </w:pPr>
-      <w:r>
-        <w:rPr>
-          <w:rFonts w:ascii="Times New Roman" w:hAnsi="Times New Roman" w:cs="Times New Roman"/>
-          <w:lang w:val="en-US"/>
-        </w:rPr>
-        <w:lastRenderedPageBreak/>
-        <w:t xml:space="preserve">                    string hostNameStr = replyAddress.ToString();</w:t>
-      </w:r>
-    </w:p>
-    <w:p>
-      <w:pPr>
-        <w:ind w:firstLine="709"/>
-        <w:jc w:val="both"/>
-        <w:rPr>
-          <w:rFonts w:ascii="Times New Roman" w:hAnsi="Times New Roman" w:cs="Times New Roman"/>
-          <w:lang w:val="en-US"/>
-        </w:rPr>
-      </w:pPr>
-      <w:r>
-        <w:rPr>
-          <w:rFonts w:ascii="Times New Roman" w:hAnsi="Times New Roman" w:cs="Times New Roman"/>
-          <w:lang w:val="en-US"/>
-        </w:rPr>
-        <w:t xml:space="preserve">                    if (resolveNames)</w:t>
-      </w:r>
-    </w:p>
-    <w:p>
-      <w:pPr>
-        <w:ind w:firstLine="709"/>
-        <w:jc w:val="both"/>
-        <w:rPr>
-          <w:rFonts w:ascii="Times New Roman" w:hAnsi="Times New Roman" w:cs="Times New Roman"/>
-          <w:lang w:val="en-US"/>
-        </w:rPr>
-      </w:pPr>
-      <w:r>
-        <w:rPr>
-          <w:rFonts w:ascii="Times New Roman" w:hAnsi="Times New Roman" w:cs="Times New Roman"/>
-          <w:lang w:val="en-US"/>
-        </w:rPr>
-        <w:t xml:space="preserve">                    {</w:t>
-      </w:r>
-    </w:p>
-    <w:p>
-      <w:pPr>
-        <w:ind w:firstLine="709"/>
-        <w:jc w:val="both"/>
-        <w:rPr>
-          <w:rFonts w:ascii="Times New Roman" w:hAnsi="Times New Roman" w:cs="Times New Roman"/>
-          <w:lang w:val="en-US"/>
-        </w:rPr>
-      </w:pPr>
-      <w:r>
-        <w:rPr>
-          <w:rFonts w:ascii="Times New Roman" w:hAnsi="Times New Roman" w:cs="Times New Roman"/>
-          <w:lang w:val="en-US"/>
-        </w:rPr>
-        <w:t xml:space="preserve">                        try</w:t>
-      </w:r>
-    </w:p>
-    <w:p>
-      <w:pPr>
-        <w:ind w:firstLine="709"/>
-        <w:jc w:val="both"/>
-        <w:rPr>
-          <w:rFonts w:ascii="Times New Roman" w:hAnsi="Times New Roman" w:cs="Times New Roman"/>
-          <w:lang w:val="en-US"/>
-        </w:rPr>
-      </w:pPr>
-      <w:r>
-        <w:rPr>
-          <w:rFonts w:ascii="Times New Roman" w:hAnsi="Times New Roman" w:cs="Times New Roman"/>
-          <w:lang w:val="en-US"/>
-        </w:rPr>
-        <w:t xml:space="preserve">                        {</w:t>
-      </w:r>
-    </w:p>
-    <w:p>
-      <w:pPr>
-        <w:ind w:firstLine="709"/>
-        <w:jc w:val="both"/>
-        <w:rPr>
-          <w:rFonts w:ascii="Times New Roman" w:hAnsi="Times New Roman" w:cs="Times New Roman"/>
-          <w:lang w:val="en-US"/>
-        </w:rPr>
-      </w:pPr>
-      <w:r>
-        <w:rPr>
-          <w:rFonts w:ascii="Times New Roman" w:hAnsi="Times New Roman" w:cs="Times New Roman"/>
-          <w:lang w:val="en-US"/>
-        </w:rPr>
-        <w:t xml:space="preserve">                            IPHostEntry hostEntry = Dns.GetHostEntry(replyAddress);</w:t>
-      </w:r>
-    </w:p>
-    <w:p>
-      <w:pPr>
-        <w:ind w:firstLine="709"/>
-        <w:jc w:val="both"/>
-        <w:rPr>
-          <w:rFonts w:ascii="Times New Roman" w:hAnsi="Times New Roman" w:cs="Times New Roman"/>
-          <w:lang w:val="en-US"/>
-        </w:rPr>
-      </w:pPr>
-      <w:r>
-        <w:rPr>
-          <w:rFonts w:ascii="Times New Roman" w:hAnsi="Times New Roman" w:cs="Times New Roman"/>
-          <w:lang w:val="en-US"/>
-        </w:rPr>
-        <w:t xml:space="preserve">                            hostNameStr = $"{hostEntry.HostName} [{replyAddress}]";</w:t>
-      </w:r>
-    </w:p>
-    <w:p>
-      <w:pPr>
-        <w:ind w:firstLine="709"/>
-        <w:jc w:val="both"/>
-        <w:rPr>
-          <w:rFonts w:ascii="Times New Roman" w:hAnsi="Times New Roman" w:cs="Times New Roman"/>
-          <w:lang w:val="en-US"/>
-        </w:rPr>
-      </w:pPr>
-      <w:r>
-        <w:rPr>
-          <w:rFonts w:ascii="Times New Roman" w:hAnsi="Times New Roman" w:cs="Times New Roman"/>
-          <w:lang w:val="en-US"/>
-        </w:rPr>
-        <w:t xml:space="preserve">                        }</w:t>
-      </w:r>
-    </w:p>
-    <w:p>
-      <w:pPr>
-        <w:ind w:firstLine="709"/>
-        <w:jc w:val="both"/>
-        <w:rPr>
-          <w:rFonts w:ascii="Times New Roman" w:hAnsi="Times New Roman" w:cs="Times New Roman"/>
-          <w:lang w:val="en-US"/>
-        </w:rPr>
-      </w:pPr>
-      <w:r>
-        <w:rPr>
-          <w:rFonts w:ascii="Times New Roman" w:hAnsi="Times New Roman" w:cs="Times New Roman"/>
-          <w:lang w:val="en-US"/>
-        </w:rPr>
-        <w:t xml:space="preserve">                        catch { }</w:t>
-      </w:r>
-    </w:p>
-    <w:p>
-      <w:pPr>
-        <w:ind w:firstLine="709"/>
-        <w:jc w:val="both"/>
-        <w:rPr>
-          <w:rFonts w:ascii="Times New Roman" w:hAnsi="Times New Roman" w:cs="Times New Roman"/>
-          <w:lang w:val="en-US"/>
-        </w:rPr>
-      </w:pPr>
-      <w:r>
-        <w:rPr>
-          <w:rFonts w:ascii="Times New Roman" w:hAnsi="Times New Roman" w:cs="Times New Roman"/>
-          <w:lang w:val="en-US"/>
-        </w:rPr>
-        <w:t xml:space="preserve">                    }</w:t>
-      </w:r>
-    </w:p>
-    <w:p>
-      <w:pPr>
-        <w:ind w:firstLine="709"/>
-        <w:jc w:val="both"/>
-        <w:rPr>
-          <w:rFonts w:ascii="Times New Roman" w:hAnsi="Times New Roman" w:cs="Times New Roman"/>
-          <w:lang w:val="en-US"/>
-        </w:rPr>
-      </w:pPr>
-      <w:r>
-        <w:rPr>
-          <w:rFonts w:ascii="Times New Roman" w:hAnsi="Times New Roman" w:cs="Times New Roman"/>
-          <w:lang w:val="en-US"/>
-        </w:rPr>
-        <w:t xml:space="preserve">                    Console.Write($"  {hostNameStr}");</w:t>
-      </w:r>
-    </w:p>
-    <w:p>
-      <w:pPr>
-        <w:ind w:firstLine="709"/>
-        <w:jc w:val="both"/>
-        <w:rPr>
-          <w:rFonts w:ascii="Times New Roman" w:hAnsi="Times New Roman" w:cs="Times New Roman"/>
-          <w:lang w:val="en-US"/>
-        </w:rPr>
-      </w:pPr>
-      <w:r>
-        <w:rPr>
-          <w:rFonts w:ascii="Times New Roman" w:hAnsi="Times New Roman" w:cs="Times New Roman"/>
-          <w:lang w:val="en-US"/>
-        </w:rPr>
-        <w:t xml:space="preserve">                }</w:t>
-      </w:r>
-    </w:p>
-    <w:p>
-      <w:pPr>
-        <w:ind w:firstLine="709"/>
-        <w:jc w:val="both"/>
-        <w:rPr>
-          <w:rFonts w:ascii="Times New Roman" w:hAnsi="Times New Roman" w:cs="Times New Roman"/>
-          <w:lang w:val="en-US"/>
-        </w:rPr>
-      </w:pPr>
-      <w:r>
-        <w:rPr>
-          <w:rFonts w:ascii="Times New Roman" w:hAnsi="Times New Roman" w:cs="Times New Roman"/>
-          <w:lang w:val="en-US"/>
-        </w:rPr>
-        <w:t xml:space="preserve">                else</w:t>
-      </w:r>
-    </w:p>
-    <w:p>
-      <w:pPr>
-        <w:ind w:firstLine="709"/>
-        <w:jc w:val="both"/>
-        <w:rPr>
-          <w:rFonts w:ascii="Times New Roman" w:hAnsi="Times New Roman" w:cs="Times New Roman"/>
-          <w:lang w:val="en-US"/>
-        </w:rPr>
-      </w:pPr>
-      <w:r>
-        <w:rPr>
-          <w:rFonts w:ascii="Times New Roman" w:hAnsi="Times New Roman" w:cs="Times New Roman"/>
-          <w:lang w:val="en-US"/>
-        </w:rPr>
-        <w:t xml:space="preserve">                {</w:t>
-      </w:r>
-    </w:p>
-    <w:p>
-      <w:pPr>
-        <w:ind w:firstLine="709"/>
-        <w:jc w:val="both"/>
-        <w:rPr>
-          <w:rFonts w:ascii="Times New Roman" w:hAnsi="Times New Roman" w:cs="Times New Roman"/>
-          <w:lang w:val="en-US"/>
-        </w:rPr>
-      </w:pPr>
-      <w:r>
-        <w:rPr>
-          <w:rFonts w:ascii="Times New Roman" w:hAnsi="Times New Roman" w:cs="Times New Roman"/>
-          <w:lang w:val="en-US"/>
-        </w:rPr>
-        <w:t xml:space="preserve">                    Console.Write("  </w:t>
-      </w:r>
-      <w:r>
-        <w:rPr>
-          <w:rFonts w:ascii="Times New Roman" w:hAnsi="Times New Roman" w:cs="Times New Roman"/>
-        </w:rPr>
-        <w:t>Превышен</w:t>
-      </w:r>
-      <w:r>
-        <w:rPr>
-          <w:rFonts w:ascii="Times New Roman" w:hAnsi="Times New Roman" w:cs="Times New Roman"/>
-          <w:lang w:val="en-US"/>
-        </w:rPr>
-        <w:t xml:space="preserve"> </w:t>
-      </w:r>
-      <w:r>
-        <w:rPr>
-          <w:rFonts w:ascii="Times New Roman" w:hAnsi="Times New Roman" w:cs="Times New Roman"/>
-        </w:rPr>
-        <w:t>интервал</w:t>
-      </w:r>
-      <w:r>
-        <w:rPr>
-          <w:rFonts w:ascii="Times New Roman" w:hAnsi="Times New Roman" w:cs="Times New Roman"/>
-          <w:lang w:val="en-US"/>
-        </w:rPr>
-        <w:t xml:space="preserve"> </w:t>
-      </w:r>
-      <w:r>
-        <w:rPr>
-          <w:rFonts w:ascii="Times New Roman" w:hAnsi="Times New Roman" w:cs="Times New Roman"/>
-        </w:rPr>
-        <w:t>ожидания</w:t>
-      </w:r>
-      <w:r>
-        <w:rPr>
-          <w:rFonts w:ascii="Times New Roman" w:hAnsi="Times New Roman" w:cs="Times New Roman"/>
-          <w:lang w:val="en-US"/>
-        </w:rPr>
-        <w:t xml:space="preserve"> </w:t>
-      </w:r>
-      <w:r>
-        <w:rPr>
-          <w:rFonts w:ascii="Times New Roman" w:hAnsi="Times New Roman" w:cs="Times New Roman"/>
-        </w:rPr>
-        <w:t>для</w:t>
-      </w:r>
-      <w:r>
-        <w:rPr>
-          <w:rFonts w:ascii="Times New Roman" w:hAnsi="Times New Roman" w:cs="Times New Roman"/>
-          <w:lang w:val="en-US"/>
-        </w:rPr>
-        <w:t xml:space="preserve"> </w:t>
-      </w:r>
-      <w:r>
-        <w:rPr>
-          <w:rFonts w:ascii="Times New Roman" w:hAnsi="Times New Roman" w:cs="Times New Roman"/>
-        </w:rPr>
-        <w:t>запроса</w:t>
-      </w:r>
-      <w:r>
-        <w:rPr>
-          <w:rFonts w:ascii="Times New Roman" w:hAnsi="Times New Roman" w:cs="Times New Roman"/>
-          <w:lang w:val="en-US"/>
-        </w:rPr>
-        <w:t>.");</w:t>
-      </w:r>
-    </w:p>
-    <w:p>
-      <w:pPr>
-        <w:ind w:firstLine="709"/>
-        <w:jc w:val="both"/>
-        <w:rPr>
-          <w:rFonts w:ascii="Times New Roman" w:hAnsi="Times New Roman" w:cs="Times New Roman"/>
-          <w:lang w:val="en-US"/>
-        </w:rPr>
-      </w:pPr>
-      <w:r>
-        <w:rPr>
-          <w:rFonts w:ascii="Times New Roman" w:hAnsi="Times New Roman" w:cs="Times New Roman"/>
-          <w:lang w:val="en-US"/>
-        </w:rPr>
-        <w:t xml:space="preserve">                }</w:t>
-      </w:r>
-    </w:p>
-    <w:p>
-      <w:pPr>
-        <w:ind w:firstLine="709"/>
-        <w:jc w:val="both"/>
-        <w:rPr>
-          <w:rFonts w:ascii="Times New Roman" w:hAnsi="Times New Roman" w:cs="Times New Roman"/>
-          <w:lang w:val="en-US"/>
-        </w:rPr>
-      </w:pPr>
-    </w:p>
-    <w:p>
-      <w:pPr>
-        <w:ind w:firstLine="709"/>
-        <w:jc w:val="both"/>
-        <w:rPr>
-          <w:rFonts w:ascii="Times New Roman" w:hAnsi="Times New Roman" w:cs="Times New Roman"/>
-          <w:lang w:val="en-US"/>
-        </w:rPr>
-      </w:pPr>
-      <w:r>
-        <w:rPr>
-          <w:rFonts w:ascii="Times New Roman" w:hAnsi="Times New Roman" w:cs="Times New Roman"/>
-          <w:lang w:val="en-US"/>
-        </w:rPr>
-        <w:t xml:space="preserve">                Console.WriteLine();</w:t>
+          <w:lang w:val="en-US"/>
+        </w:rPr>
+      </w:pPr>
+      <w:r>
+        <w:rPr>
+          <w:rFonts w:ascii="Times New Roman" w:hAnsi="Times New Roman" w:cs="Times New Roman"/>
+          <w:lang w:val="en-US"/>
+        </w:rPr>
+        <w:t xml:space="preserve">            int checksum = 0;</w:t>
+      </w:r>
+    </w:p>
+    <w:p>
+      <w:pPr>
+        <w:ind w:firstLine="709"/>
+        <w:jc w:val="both"/>
+        <w:rPr>
+          <w:rFonts w:ascii="Times New Roman" w:hAnsi="Times New Roman" w:cs="Times New Roman"/>
+          <w:lang w:val="en-US"/>
+        </w:rPr>
+      </w:pPr>
+      <w:r>
+        <w:rPr>
+          <w:rFonts w:ascii="Times New Roman" w:hAnsi="Times New Roman" w:cs="Times New Roman"/>
+          <w:lang w:val="en-US"/>
+        </w:rPr>
+        <w:t xml:space="preserve">            </w:t>
+      </w:r>
+      <w:r>
+        <w:rPr>
+          <w:rFonts w:ascii="Times New Roman" w:hAnsi="Times New Roman" w:cs="Times New Roman"/>
+          <w:lang w:val="en-US"/>
+        </w:rPr>
+        <w:t xml:space="preserve">int length = </w:t>
+      </w:r>
+      <w:proofErr w:type="spellStart"/>
+      <w:r>
+        <w:rPr>
+          <w:rFonts w:ascii="Times New Roman" w:hAnsi="Times New Roman" w:cs="Times New Roman"/>
+          <w:lang w:val="en-US"/>
+        </w:rPr>
+        <w:t>buffer.Length</w:t>
+      </w:r>
+      <w:proofErr w:type="spellEnd"/>
+      <w:r>
+        <w:rPr>
+          <w:rFonts w:ascii="Times New Roman" w:hAnsi="Times New Roman" w:cs="Times New Roman"/>
+          <w:lang w:val="en-US"/>
+        </w:rPr>
+        <w:t>;</w:t>
+      </w:r>
+    </w:p>
+    <w:p>
+      <w:pPr>
+        <w:ind w:firstLine="709"/>
+        <w:jc w:val="both"/>
+        <w:rPr>
+          <w:rFonts w:ascii="Times New Roman" w:hAnsi="Times New Roman" w:cs="Times New Roman"/>
+          <w:lang w:val="en-US"/>
+        </w:rPr>
+      </w:pPr>
+      <w:r>
+        <w:rPr>
+          <w:rFonts w:ascii="Times New Roman" w:hAnsi="Times New Roman" w:cs="Times New Roman"/>
+          <w:lang w:val="en-US"/>
+        </w:rPr>
+        <w:t xml:space="preserve">            int index = 0;</w:t>
+      </w:r>
+    </w:p>
+    <w:p>
+      <w:pPr>
+        <w:ind w:firstLine="709"/>
+        <w:jc w:val="both"/>
+        <w:rPr>
+          <w:rFonts w:ascii="Times New Roman" w:hAnsi="Times New Roman" w:cs="Times New Roman"/>
+          <w:lang w:val="en-US"/>
+        </w:rPr>
+      </w:pPr>
+    </w:p>
+    <w:p>
+      <w:pPr>
+        <w:ind w:firstLine="709"/>
+        <w:jc w:val="both"/>
+        <w:rPr>
+          <w:rFonts w:ascii="Times New Roman" w:hAnsi="Times New Roman" w:cs="Times New Roman"/>
+          <w:lang w:val="en-US"/>
+        </w:rPr>
+      </w:pPr>
+      <w:r>
+        <w:rPr>
+          <w:rFonts w:ascii="Times New Roman" w:hAnsi="Times New Roman" w:cs="Times New Roman"/>
+          <w:lang w:val="en-US"/>
+        </w:rPr>
+        <w:t xml:space="preserve">            while (length &gt; 1)</w:t>
+      </w:r>
+    </w:p>
+    <w:p>
+      <w:pPr>
+        <w:ind w:firstLine="709"/>
+        <w:jc w:val="both"/>
+        <w:rPr>
+          <w:rFonts w:ascii="Times New Roman" w:hAnsi="Times New Roman" w:cs="Times New Roman"/>
+          <w:lang w:val="en-US"/>
+        </w:rPr>
+      </w:pPr>
+      <w:r>
+        <w:rPr>
+          <w:rFonts w:ascii="Times New Roman" w:hAnsi="Times New Roman" w:cs="Times New Roman"/>
+          <w:lang w:val="en-US"/>
+        </w:rPr>
+        <w:t xml:space="preserve">            {</w:t>
+      </w:r>
+    </w:p>
+    <w:p>
+      <w:pPr>
+        <w:ind w:firstLine="709"/>
+        <w:jc w:val="both"/>
+        <w:rPr>
+          <w:rFonts w:ascii="Times New Roman" w:hAnsi="Times New Roman" w:cs="Times New Roman"/>
+          <w:lang w:val="en-US"/>
+        </w:rPr>
+      </w:pPr>
+      <w:r>
+        <w:rPr>
+          <w:rFonts w:ascii="Times New Roman" w:hAnsi="Times New Roman" w:cs="Times New Roman"/>
+          <w:lang w:val="en-US"/>
+        </w:rPr>
+        <w:t xml:space="preserve">                checksum += Convert.ToInt32(BitConverter.ToUInt16(buffer, index));</w:t>
+      </w:r>
+    </w:p>
+    <w:p>
+      <w:pPr>
+        <w:ind w:firstLine="709"/>
+        <w:jc w:val="both"/>
+        <w:rPr>
+          <w:rFonts w:ascii="Times New Roman" w:hAnsi="Times New Roman" w:cs="Times New Roman"/>
+          <w:lang w:val="en-US"/>
+        </w:rPr>
+      </w:pPr>
+      <w:r>
+        <w:rPr>
+          <w:rFonts w:ascii="Times New Roman" w:hAnsi="Times New Roman" w:cs="Times New Roman"/>
+          <w:lang w:val="en-US"/>
+        </w:rPr>
+        <w:t xml:space="preserve">                index += 2;</w:t>
+      </w:r>
+    </w:p>
+    <w:p>
+      <w:pPr>
+        <w:ind w:firstLine="709"/>
+        <w:jc w:val="both"/>
+        <w:rPr>
+          <w:rFonts w:ascii="Times New Roman" w:hAnsi="Times New Roman" w:cs="Times New Roman"/>
+          <w:lang w:val="en-US"/>
+        </w:rPr>
+      </w:pPr>
+      <w:r>
+        <w:rPr>
+          <w:rFonts w:ascii="Times New Roman" w:hAnsi="Times New Roman" w:cs="Times New Roman"/>
+          <w:lang w:val="en-US"/>
+        </w:rPr>
+        <w:t xml:space="preserve">                length -= 2;</w:t>
       </w:r>
     </w:p>
     <w:p>
@@ -5764,1149 +9395,170 @@
           <w:rFonts w:ascii="Times New Roman" w:hAnsi="Times New Roman" w:cs="Times New Roman"/>
           <w:lang w:val="en-US"/>
         </w:rPr>
-        <w:t xml:space="preserve">            Console.WriteLine("\n</w:t>
-      </w:r>
-      <w:r>
-        <w:rPr>
-          <w:rFonts w:ascii="Times New Roman" w:hAnsi="Times New Roman" w:cs="Times New Roman"/>
-        </w:rPr>
-        <w:t>Трассировка</w:t>
-      </w:r>
-      <w:r>
-        <w:rPr>
-          <w:rFonts w:ascii="Times New Roman" w:hAnsi="Times New Roman" w:cs="Times New Roman"/>
-          <w:lang w:val="en-US"/>
-        </w:rPr>
-        <w:t xml:space="preserve"> </w:t>
-      </w:r>
-      <w:r>
-        <w:rPr>
-          <w:rFonts w:ascii="Times New Roman" w:hAnsi="Times New Roman" w:cs="Times New Roman"/>
-        </w:rPr>
-        <w:t>завершена</w:t>
-      </w:r>
-      <w:r>
-        <w:rPr>
-          <w:rFonts w:ascii="Times New Roman" w:hAnsi="Times New Roman" w:cs="Times New Roman"/>
-          <w:lang w:val="en-US"/>
-        </w:rPr>
-        <w:t>.");</w:t>
-      </w:r>
-    </w:p>
-    <w:p>
-      <w:pPr>
-        <w:ind w:firstLine="709"/>
-        <w:jc w:val="both"/>
-        <w:rPr>
-          <w:rFonts w:ascii="Times New Roman" w:hAnsi="Times New Roman" w:cs="Times New Roman"/>
-        </w:rPr>
-      </w:pPr>
-      <w:r>
-        <w:rPr>
-          <w:rFonts w:ascii="Times New Roman" w:hAnsi="Times New Roman" w:cs="Times New Roman"/>
-          <w:lang w:val="en-US"/>
-        </w:rPr>
-        <w:t xml:space="preserve">        </w:t>
-      </w:r>
-      <w:r>
-        <w:rPr>
-          <w:rFonts w:ascii="Times New Roman" w:hAnsi="Times New Roman" w:cs="Times New Roman"/>
-        </w:rPr>
-        <w:t>}</w:t>
-      </w:r>
-    </w:p>
-    <w:p>
-      <w:pPr>
-        <w:ind w:firstLine="709"/>
-        <w:jc w:val="both"/>
-        <w:rPr>
-          <w:rFonts w:ascii="Times New Roman" w:hAnsi="Times New Roman" w:cs="Times New Roman"/>
-        </w:rPr>
-      </w:pPr>
-    </w:p>
-    <w:p>
-      <w:pPr>
-        <w:ind w:firstLine="709"/>
-        <w:jc w:val="both"/>
-        <w:rPr>
-          <w:rFonts w:ascii="Times New Roman" w:hAnsi="Times New Roman" w:cs="Times New Roman"/>
-        </w:rPr>
-      </w:pPr>
-      <w:r>
-        <w:rPr>
-          <w:rFonts w:ascii="Times New Roman" w:hAnsi="Times New Roman" w:cs="Times New Roman"/>
-        </w:rPr>
-        <w:t xml:space="preserve">        //Метод для создания массива байтов для ICMP запроса</w:t>
-      </w:r>
-    </w:p>
-    <w:p>
-      <w:pPr>
-        <w:ind w:firstLine="709"/>
-        <w:jc w:val="both"/>
-        <w:rPr>
-          <w:rFonts w:ascii="Times New Roman" w:hAnsi="Times New Roman" w:cs="Times New Roman"/>
-          <w:lang w:val="en-US"/>
-        </w:rPr>
-      </w:pPr>
-      <w:r>
-        <w:rPr>
-          <w:rFonts w:ascii="Times New Roman" w:hAnsi="Times New Roman" w:cs="Times New Roman"/>
-        </w:rPr>
-        <w:t xml:space="preserve">        </w:t>
-      </w:r>
-      <w:r>
-        <w:rPr>
-          <w:rFonts w:ascii="Times New Roman" w:hAnsi="Times New Roman" w:cs="Times New Roman"/>
-          <w:lang w:val="en-US"/>
-        </w:rPr>
-        <w:t>private static byte[] CreateIcmpEchoRequest(ushort id, ushort sequence)</w:t>
-      </w:r>
-    </w:p>
-    <w:p>
-      <w:pPr>
-        <w:ind w:firstLine="709"/>
-        <w:jc w:val="both"/>
-        <w:rPr>
-          <w:rFonts w:ascii="Times New Roman" w:hAnsi="Times New Roman" w:cs="Times New Roman"/>
-        </w:rPr>
-      </w:pPr>
-      <w:r>
-        <w:rPr>
-          <w:rFonts w:ascii="Times New Roman" w:hAnsi="Times New Roman" w:cs="Times New Roman"/>
-          <w:lang w:val="en-US"/>
-        </w:rPr>
-        <w:t xml:space="preserve">        </w:t>
-      </w:r>
-      <w:r>
-        <w:rPr>
-          <w:rFonts w:ascii="Times New Roman" w:hAnsi="Times New Roman" w:cs="Times New Roman"/>
-        </w:rPr>
-        <w:t>{</w:t>
-      </w:r>
-    </w:p>
-    <w:p>
-      <w:pPr>
-        <w:ind w:firstLine="709"/>
-        <w:jc w:val="both"/>
-        <w:rPr>
-          <w:rFonts w:ascii="Times New Roman" w:hAnsi="Times New Roman" w:cs="Times New Roman"/>
-        </w:rPr>
-      </w:pPr>
-      <w:r>
-        <w:rPr>
-          <w:rFonts w:ascii="Times New Roman" w:hAnsi="Times New Roman" w:cs="Times New Roman"/>
-        </w:rPr>
-        <w:t xml:space="preserve">            //Заголовок ICMP - 8 байт, полезная нагрузка - 32 байта</w:t>
-      </w:r>
-    </w:p>
-    <w:p>
-      <w:pPr>
-        <w:ind w:firstLine="709"/>
-        <w:jc w:val="both"/>
-        <w:rPr>
-          <w:rFonts w:ascii="Times New Roman" w:hAnsi="Times New Roman" w:cs="Times New Roman"/>
-          <w:lang w:val="en-US"/>
-        </w:rPr>
-      </w:pPr>
-      <w:r>
-        <w:rPr>
-          <w:rFonts w:ascii="Times New Roman" w:hAnsi="Times New Roman" w:cs="Times New Roman"/>
+        <w:t xml:space="preserve">            if (length &gt; 0)</w:t>
+      </w:r>
+    </w:p>
+    <w:p>
+      <w:pPr>
+        <w:ind w:firstLine="709"/>
+        <w:jc w:val="both"/>
+        <w:rPr>
+          <w:rFonts w:ascii="Times New Roman" w:hAnsi="Times New Roman" w:cs="Times New Roman"/>
+          <w:lang w:val="en-US"/>
+        </w:rPr>
+      </w:pPr>
+      <w:r>
+        <w:rPr>
+          <w:rFonts w:ascii="Times New Roman" w:hAnsi="Times New Roman" w:cs="Times New Roman"/>
+          <w:lang w:val="en-US"/>
+        </w:rPr>
+        <w:t xml:space="preserve">            {</w:t>
+      </w:r>
+    </w:p>
+    <w:p>
+      <w:pPr>
+        <w:ind w:firstLine="709"/>
+        <w:jc w:val="both"/>
+        <w:rPr>
+          <w:rFonts w:ascii="Times New Roman" w:hAnsi="Times New Roman" w:cs="Times New Roman"/>
+          <w:lang w:val="en-US"/>
+        </w:rPr>
+      </w:pPr>
+      <w:r>
+        <w:rPr>
+          <w:rFonts w:ascii="Times New Roman" w:hAnsi="Times New Roman" w:cs="Times New Roman"/>
+          <w:lang w:val="en-US"/>
+        </w:rPr>
+        <w:t xml:space="preserve">                checksum += Convert.ToInt32(buffer[index]);</w:t>
+      </w:r>
+    </w:p>
+    <w:p>
+      <w:pPr>
+        <w:ind w:firstLine="709"/>
+        <w:jc w:val="both"/>
+        <w:rPr>
+          <w:rFonts w:ascii="Times New Roman" w:hAnsi="Times New Roman" w:cs="Times New Roman"/>
+          <w:lang w:val="en-US"/>
+        </w:rPr>
+      </w:pPr>
+      <w:r>
+        <w:rPr>
+          <w:rFonts w:ascii="Times New Roman" w:hAnsi="Times New Roman" w:cs="Times New Roman"/>
+          <w:lang w:val="en-US"/>
+        </w:rPr>
+        <w:t xml:space="preserve">            }</w:t>
+      </w:r>
+    </w:p>
+    <w:p>
+      <w:pPr>
+        <w:ind w:firstLine="709"/>
+        <w:jc w:val="both"/>
+        <w:rPr>
+          <w:rFonts w:ascii="Times New Roman" w:hAnsi="Times New Roman" w:cs="Times New Roman"/>
+          <w:lang w:val="en-US"/>
+        </w:rPr>
+      </w:pPr>
+    </w:p>
+    <w:p>
+      <w:pPr>
+        <w:ind w:firstLine="709"/>
+        <w:jc w:val="both"/>
+        <w:rPr>
+          <w:rFonts w:ascii="Times New Roman" w:hAnsi="Times New Roman" w:cs="Times New Roman"/>
+          <w:lang w:val="en-US"/>
+        </w:rPr>
+      </w:pPr>
+      <w:r>
+        <w:rPr>
+          <w:rFonts w:ascii="Times New Roman" w:hAnsi="Times New Roman" w:cs="Times New Roman"/>
+          <w:lang w:val="en-US"/>
+        </w:rPr>
+        <w:t xml:space="preserve">            checksum = (checksum &gt;&gt; 16) + (checksum &amp; 0xffff);</w:t>
+      </w:r>
+    </w:p>
+    <w:p>
+      <w:pPr>
+        <w:ind w:firstLine="709"/>
+        <w:jc w:val="both"/>
+        <w:rPr>
+          <w:rFonts w:ascii="Times New Roman" w:hAnsi="Times New Roman" w:cs="Times New Roman"/>
+          <w:lang w:val="en-US"/>
+        </w:rPr>
+      </w:pPr>
+      <w:r>
+        <w:rPr>
+          <w:rFonts w:ascii="Times New Roman" w:hAnsi="Times New Roman" w:cs="Times New Roman"/>
+          <w:lang w:val="en-US"/>
+        </w:rPr>
+        <w:t xml:space="preserve">            checksum += (checksum &gt;&gt; 16);</w:t>
+      </w:r>
+    </w:p>
+    <w:p>
+      <w:pPr>
+        <w:ind w:firstLine="709"/>
+        <w:jc w:val="both"/>
+        <w:rPr>
+          <w:rFonts w:ascii="Times New Roman" w:hAnsi="Times New Roman" w:cs="Times New Roman"/>
+          <w:lang w:val="en-US"/>
+        </w:rPr>
+      </w:pPr>
+    </w:p>
+    <w:p>
+      <w:pPr>
+        <w:ind w:firstLine="709"/>
+        <w:jc w:val="both"/>
+        <w:rPr>
+          <w:rFonts w:ascii="Times New Roman" w:hAnsi="Times New Roman" w:cs="Times New Roman"/>
+        </w:rPr>
+      </w:pPr>
+      <w:r>
+        <w:rPr>
+          <w:rFonts w:ascii="Times New Roman" w:hAnsi="Times New Roman" w:cs="Times New Roman"/>
+          <w:lang w:val="en-US"/>
         </w:rPr>
         <w:t xml:space="preserve">            </w:t>
       </w:r>
-      <w:r>
-        <w:rPr>
-          <w:rFonts w:ascii="Times New Roman" w:hAnsi="Times New Roman" w:cs="Times New Roman"/>
-          <w:lang w:val="en-US"/>
-        </w:rPr>
-        <w:t>int packetSize = 8 + 32;</w:t>
-      </w:r>
-    </w:p>
-    <w:p>
-      <w:pPr>
-        <w:ind w:firstLine="709"/>
-        <w:jc w:val="both"/>
-        <w:rPr>
-          <w:rFonts w:ascii="Times New Roman" w:hAnsi="Times New Roman" w:cs="Times New Roman"/>
-          <w:lang w:val="en-US"/>
-        </w:rPr>
-      </w:pPr>
-      <w:r>
-        <w:rPr>
-          <w:rFonts w:ascii="Times New Roman" w:hAnsi="Times New Roman" w:cs="Times New Roman"/>
-          <w:lang w:val="en-US"/>
-        </w:rPr>
-        <w:t xml:space="preserve">            byte[] packet = new byte[packetSize];</w:t>
-      </w:r>
-    </w:p>
-    <w:p>
-      <w:pPr>
-        <w:ind w:firstLine="709"/>
-        <w:jc w:val="both"/>
-        <w:rPr>
-          <w:rFonts w:ascii="Times New Roman" w:hAnsi="Times New Roman" w:cs="Times New Roman"/>
-          <w:lang w:val="en-US"/>
-        </w:rPr>
-      </w:pPr>
-    </w:p>
-    <w:p>
-      <w:pPr>
-        <w:ind w:firstLine="709"/>
-        <w:jc w:val="both"/>
-        <w:rPr>
-          <w:rFonts w:ascii="Times New Roman" w:hAnsi="Times New Roman" w:cs="Times New Roman"/>
-          <w:lang w:val="en-US"/>
-        </w:rPr>
-      </w:pPr>
-      <w:r>
-        <w:rPr>
-          <w:rFonts w:ascii="Times New Roman" w:hAnsi="Times New Roman" w:cs="Times New Roman"/>
-          <w:lang w:val="en-US"/>
-        </w:rPr>
-        <w:lastRenderedPageBreak/>
-        <w:t xml:space="preserve">            packet[0] = IcmpEchoRequestType; //Type 8 (Echo Request)</w:t>
-      </w:r>
-    </w:p>
-    <w:p>
-      <w:pPr>
-        <w:ind w:firstLine="709"/>
-        <w:jc w:val="both"/>
-        <w:rPr>
-          <w:rFonts w:ascii="Times New Roman" w:hAnsi="Times New Roman" w:cs="Times New Roman"/>
-          <w:lang w:val="en-US"/>
-        </w:rPr>
-      </w:pPr>
-      <w:r>
-        <w:rPr>
-          <w:rFonts w:ascii="Times New Roman" w:hAnsi="Times New Roman" w:cs="Times New Roman"/>
-          <w:lang w:val="en-US"/>
-        </w:rPr>
-        <w:t xml:space="preserve">            packet[1] = 0;                   //Code 0</w:t>
-      </w:r>
-    </w:p>
-    <w:p>
-      <w:pPr>
-        <w:ind w:firstLine="709"/>
-        <w:jc w:val="both"/>
-        <w:rPr>
-          <w:rFonts w:ascii="Times New Roman" w:hAnsi="Times New Roman" w:cs="Times New Roman"/>
-          <w:lang w:val="en-US"/>
-        </w:rPr>
-      </w:pPr>
-    </w:p>
-    <w:p>
-      <w:pPr>
-        <w:ind w:firstLine="709"/>
-        <w:jc w:val="both"/>
-        <w:rPr>
-          <w:rFonts w:ascii="Times New Roman" w:hAnsi="Times New Roman" w:cs="Times New Roman"/>
-          <w:lang w:val="en-US"/>
-        </w:rPr>
-      </w:pPr>
-      <w:r>
-        <w:rPr>
-          <w:rFonts w:ascii="Times New Roman" w:hAnsi="Times New Roman" w:cs="Times New Roman"/>
-          <w:lang w:val="en-US"/>
-        </w:rPr>
-        <w:t xml:space="preserve">            //Checksum - </w:t>
-      </w:r>
-      <w:r>
-        <w:rPr>
-          <w:rFonts w:ascii="Times New Roman" w:hAnsi="Times New Roman" w:cs="Times New Roman"/>
-        </w:rPr>
-        <w:t>байты</w:t>
-      </w:r>
-      <w:r>
-        <w:rPr>
-          <w:rFonts w:ascii="Times New Roman" w:hAnsi="Times New Roman" w:cs="Times New Roman"/>
-          <w:lang w:val="en-US"/>
-        </w:rPr>
-        <w:t xml:space="preserve"> 2 </w:t>
-      </w:r>
-      <w:r>
-        <w:rPr>
-          <w:rFonts w:ascii="Times New Roman" w:hAnsi="Times New Roman" w:cs="Times New Roman"/>
-        </w:rPr>
-        <w:t>и</w:t>
-      </w:r>
-      <w:r>
-        <w:rPr>
-          <w:rFonts w:ascii="Times New Roman" w:hAnsi="Times New Roman" w:cs="Times New Roman"/>
-          <w:lang w:val="en-US"/>
-        </w:rPr>
-        <w:t xml:space="preserve"> 3</w:t>
-      </w:r>
-    </w:p>
-    <w:p>
-      <w:pPr>
-        <w:ind w:firstLine="709"/>
-        <w:jc w:val="both"/>
-        <w:rPr>
-          <w:rFonts w:ascii="Times New Roman" w:hAnsi="Times New Roman" w:cs="Times New Roman"/>
-          <w:lang w:val="en-US"/>
-        </w:rPr>
-      </w:pPr>
-    </w:p>
-    <w:p>
-      <w:pPr>
-        <w:ind w:firstLine="709"/>
-        <w:jc w:val="both"/>
-        <w:rPr>
-          <w:rFonts w:ascii="Times New Roman" w:hAnsi="Times New Roman" w:cs="Times New Roman"/>
-          <w:lang w:val="en-US"/>
-        </w:rPr>
-      </w:pPr>
-      <w:r>
-        <w:rPr>
-          <w:rFonts w:ascii="Times New Roman" w:hAnsi="Times New Roman" w:cs="Times New Roman"/>
-          <w:lang w:val="en-US"/>
-        </w:rPr>
-        <w:t xml:space="preserve">            //Identifier</w:t>
-      </w:r>
-    </w:p>
-    <w:p>
-      <w:pPr>
-        <w:ind w:firstLine="709"/>
-        <w:jc w:val="both"/>
-        <w:rPr>
-          <w:rFonts w:ascii="Times New Roman" w:hAnsi="Times New Roman" w:cs="Times New Roman"/>
-          <w:lang w:val="en-US"/>
-        </w:rPr>
-      </w:pPr>
-      <w:r>
-        <w:rPr>
-          <w:rFonts w:ascii="Times New Roman" w:hAnsi="Times New Roman" w:cs="Times New Roman"/>
-          <w:lang w:val="en-US"/>
-        </w:rPr>
-        <w:t xml:space="preserve">            byte[] idBytes = BitConverter.GetBytes(id);</w:t>
-      </w:r>
-    </w:p>
-    <w:p>
-      <w:pPr>
-        <w:ind w:firstLine="709"/>
-        <w:jc w:val="both"/>
-        <w:rPr>
-          <w:rFonts w:ascii="Times New Roman" w:hAnsi="Times New Roman" w:cs="Times New Roman"/>
-          <w:lang w:val="en-US"/>
-        </w:rPr>
-      </w:pPr>
-      <w:r>
-        <w:rPr>
-          <w:rFonts w:ascii="Times New Roman" w:hAnsi="Times New Roman" w:cs="Times New Roman"/>
-          <w:lang w:val="en-US"/>
-        </w:rPr>
-        <w:t xml:space="preserve">            packet[4] = idBytes[0];</w:t>
-      </w:r>
-    </w:p>
-    <w:p>
-      <w:pPr>
-        <w:ind w:firstLine="709"/>
-        <w:jc w:val="both"/>
-        <w:rPr>
-          <w:rFonts w:ascii="Times New Roman" w:hAnsi="Times New Roman" w:cs="Times New Roman"/>
-          <w:lang w:val="en-US"/>
-        </w:rPr>
-      </w:pPr>
-      <w:r>
-        <w:rPr>
-          <w:rFonts w:ascii="Times New Roman" w:hAnsi="Times New Roman" w:cs="Times New Roman"/>
-          <w:lang w:val="en-US"/>
-        </w:rPr>
-        <w:t xml:space="preserve">            packet[5] = idBytes[1];</w:t>
-      </w:r>
-    </w:p>
-    <w:p>
-      <w:pPr>
-        <w:ind w:firstLine="709"/>
-        <w:jc w:val="both"/>
-        <w:rPr>
-          <w:rFonts w:ascii="Times New Roman" w:hAnsi="Times New Roman" w:cs="Times New Roman"/>
-          <w:lang w:val="en-US"/>
-        </w:rPr>
-      </w:pPr>
-    </w:p>
-    <w:p>
-      <w:pPr>
-        <w:ind w:firstLine="709"/>
-        <w:jc w:val="both"/>
-        <w:rPr>
-          <w:rFonts w:ascii="Times New Roman" w:hAnsi="Times New Roman" w:cs="Times New Roman"/>
-          <w:lang w:val="en-US"/>
-        </w:rPr>
-      </w:pPr>
-      <w:r>
-        <w:rPr>
-          <w:rFonts w:ascii="Times New Roman" w:hAnsi="Times New Roman" w:cs="Times New Roman"/>
-          <w:lang w:val="en-US"/>
-        </w:rPr>
-        <w:t xml:space="preserve">            //Sequence Number</w:t>
-      </w:r>
-    </w:p>
-    <w:p>
-      <w:pPr>
-        <w:ind w:firstLine="709"/>
-        <w:jc w:val="both"/>
-        <w:rPr>
-          <w:rFonts w:ascii="Times New Roman" w:hAnsi="Times New Roman" w:cs="Times New Roman"/>
-          <w:lang w:val="en-US"/>
-        </w:rPr>
-      </w:pPr>
-      <w:r>
-        <w:rPr>
-          <w:rFonts w:ascii="Times New Roman" w:hAnsi="Times New Roman" w:cs="Times New Roman"/>
-          <w:lang w:val="en-US"/>
-        </w:rPr>
-        <w:t xml:space="preserve">            byte[] seqBytes = BitConverter.GetBytes(sequence);</w:t>
-      </w:r>
-    </w:p>
-    <w:p>
-      <w:pPr>
-        <w:ind w:firstLine="709"/>
-        <w:jc w:val="both"/>
-        <w:rPr>
-          <w:rFonts w:ascii="Times New Roman" w:hAnsi="Times New Roman" w:cs="Times New Roman"/>
-          <w:lang w:val="en-US"/>
-        </w:rPr>
-      </w:pPr>
-      <w:r>
-        <w:rPr>
-          <w:rFonts w:ascii="Times New Roman" w:hAnsi="Times New Roman" w:cs="Times New Roman"/>
-          <w:lang w:val="en-US"/>
-        </w:rPr>
-        <w:t xml:space="preserve">            packet[6] = seqBytes[0];</w:t>
-      </w:r>
-    </w:p>
-    <w:p>
-      <w:pPr>
-        <w:ind w:firstLine="709"/>
-        <w:jc w:val="both"/>
-        <w:rPr>
-          <w:rFonts w:ascii="Times New Roman" w:hAnsi="Times New Roman" w:cs="Times New Roman"/>
-          <w:lang w:val="en-US"/>
-        </w:rPr>
-      </w:pPr>
-      <w:r>
-        <w:rPr>
-          <w:rFonts w:ascii="Times New Roman" w:hAnsi="Times New Roman" w:cs="Times New Roman"/>
-          <w:lang w:val="en-US"/>
-        </w:rPr>
-        <w:t xml:space="preserve">            packet[7] = seqBytes[1];</w:t>
-      </w:r>
-    </w:p>
-    <w:p>
-      <w:pPr>
-        <w:ind w:firstLine="709"/>
-        <w:jc w:val="both"/>
-        <w:rPr>
-          <w:rFonts w:ascii="Times New Roman" w:hAnsi="Times New Roman" w:cs="Times New Roman"/>
-          <w:lang w:val="en-US"/>
-        </w:rPr>
-      </w:pPr>
-    </w:p>
-    <w:p>
-      <w:pPr>
-        <w:ind w:firstLine="709"/>
-        <w:jc w:val="both"/>
-        <w:rPr>
-          <w:rFonts w:ascii="Times New Roman" w:hAnsi="Times New Roman" w:cs="Times New Roman"/>
-          <w:lang w:val="en-US"/>
-        </w:rPr>
-      </w:pPr>
-      <w:r>
-        <w:rPr>
-          <w:rFonts w:ascii="Times New Roman" w:hAnsi="Times New Roman" w:cs="Times New Roman"/>
-          <w:lang w:val="en-US"/>
-        </w:rPr>
-        <w:t xml:space="preserve">            //</w:t>
-      </w:r>
-      <w:r>
-        <w:rPr>
-          <w:rFonts w:ascii="Times New Roman" w:hAnsi="Times New Roman" w:cs="Times New Roman"/>
-        </w:rPr>
-        <w:t>Заполнение</w:t>
-      </w:r>
-      <w:r>
-        <w:rPr>
-          <w:rFonts w:ascii="Times New Roman" w:hAnsi="Times New Roman" w:cs="Times New Roman"/>
-          <w:lang w:val="en-US"/>
-        </w:rPr>
-        <w:t xml:space="preserve"> </w:t>
-      </w:r>
-      <w:r>
-        <w:rPr>
-          <w:rFonts w:ascii="Times New Roman" w:hAnsi="Times New Roman" w:cs="Times New Roman"/>
-        </w:rPr>
-        <w:t>полезной</w:t>
-      </w:r>
-      <w:r>
-        <w:rPr>
-          <w:rFonts w:ascii="Times New Roman" w:hAnsi="Times New Roman" w:cs="Times New Roman"/>
-          <w:lang w:val="en-US"/>
-        </w:rPr>
-        <w:t xml:space="preserve"> </w:t>
-      </w:r>
-      <w:r>
-        <w:rPr>
-          <w:rFonts w:ascii="Times New Roman" w:hAnsi="Times New Roman" w:cs="Times New Roman"/>
-        </w:rPr>
-        <w:t>нагрузки</w:t>
-      </w:r>
-    </w:p>
-    <w:p>
-      <w:pPr>
-        <w:ind w:firstLine="709"/>
-        <w:jc w:val="both"/>
-        <w:rPr>
-          <w:rFonts w:ascii="Times New Roman" w:hAnsi="Times New Roman" w:cs="Times New Roman"/>
-          <w:lang w:val="en-US"/>
-        </w:rPr>
-      </w:pPr>
-      <w:r>
-        <w:rPr>
-          <w:rFonts w:ascii="Times New Roman" w:hAnsi="Times New Roman" w:cs="Times New Roman"/>
-          <w:lang w:val="en-US"/>
-        </w:rPr>
-        <w:t xml:space="preserve">            for (int i = 8; i &lt; packetSize; i++)</w:t>
-      </w:r>
-    </w:p>
-    <w:p>
-      <w:pPr>
-        <w:ind w:firstLine="709"/>
-        <w:jc w:val="both"/>
-        <w:rPr>
-          <w:rFonts w:ascii="Times New Roman" w:hAnsi="Times New Roman" w:cs="Times New Roman"/>
-        </w:rPr>
-      </w:pPr>
-      <w:r>
-        <w:rPr>
-          <w:rFonts w:ascii="Times New Roman" w:hAnsi="Times New Roman" w:cs="Times New Roman"/>
-          <w:lang w:val="en-US"/>
-        </w:rPr>
-        <w:t xml:space="preserve">            </w:t>
-      </w:r>
-      <w:r>
-        <w:rPr>
-          <w:rFonts w:ascii="Times New Roman" w:hAnsi="Times New Roman" w:cs="Times New Roman"/>
-        </w:rPr>
-        <w:t>{</w:t>
-      </w:r>
-    </w:p>
-    <w:p>
-      <w:pPr>
-        <w:ind w:firstLine="709"/>
-        <w:jc w:val="both"/>
-        <w:rPr>
-          <w:rFonts w:ascii="Times New Roman" w:hAnsi="Times New Roman" w:cs="Times New Roman"/>
-        </w:rPr>
-      </w:pPr>
-      <w:r>
-        <w:rPr>
-          <w:rFonts w:ascii="Times New Roman" w:hAnsi="Times New Roman" w:cs="Times New Roman"/>
-        </w:rPr>
-        <w:t xml:space="preserve">                packet[i] = (byte)'a';</w:t>
-      </w:r>
-    </w:p>
-    <w:p>
-      <w:pPr>
-        <w:ind w:firstLine="709"/>
-        <w:jc w:val="both"/>
-        <w:rPr>
-          <w:rFonts w:ascii="Times New Roman" w:hAnsi="Times New Roman" w:cs="Times New Roman"/>
-        </w:rPr>
-      </w:pPr>
-      <w:r>
-        <w:rPr>
-          <w:rFonts w:ascii="Times New Roman" w:hAnsi="Times New Roman" w:cs="Times New Roman"/>
-        </w:rPr>
-        <w:t xml:space="preserve">            }</w:t>
-      </w:r>
-    </w:p>
-    <w:p>
-      <w:pPr>
-        <w:ind w:firstLine="709"/>
-        <w:jc w:val="both"/>
-        <w:rPr>
-          <w:rFonts w:ascii="Times New Roman" w:hAnsi="Times New Roman" w:cs="Times New Roman"/>
-        </w:rPr>
-      </w:pPr>
-    </w:p>
-    <w:p>
-      <w:pPr>
-        <w:ind w:firstLine="709"/>
-        <w:jc w:val="both"/>
-        <w:rPr>
-          <w:rFonts w:ascii="Times New Roman" w:hAnsi="Times New Roman" w:cs="Times New Roman"/>
-        </w:rPr>
-      </w:pPr>
-      <w:r>
-        <w:rPr>
-          <w:rFonts w:ascii="Times New Roman" w:hAnsi="Times New Roman" w:cs="Times New Roman"/>
-        </w:rPr>
-        <w:t xml:space="preserve">            //Контрольная сумма</w:t>
-      </w:r>
-    </w:p>
-    <w:p>
-      <w:pPr>
-        <w:ind w:firstLine="709"/>
-        <w:jc w:val="both"/>
-        <w:rPr>
-          <w:rFonts w:ascii="Times New Roman" w:hAnsi="Times New Roman" w:cs="Times New Roman"/>
-          <w:lang w:val="en-US"/>
-        </w:rPr>
-      </w:pPr>
-      <w:r>
-        <w:rPr>
-          <w:rFonts w:ascii="Times New Roman" w:hAnsi="Times New Roman" w:cs="Times New Roman"/>
-        </w:rPr>
-        <w:t xml:space="preserve">            </w:t>
-      </w:r>
-      <w:r>
-        <w:rPr>
-          <w:rFonts w:ascii="Times New Roman" w:hAnsi="Times New Roman" w:cs="Times New Roman"/>
-          <w:lang w:val="en-US"/>
-        </w:rPr>
-        <w:t>ushort checksum = CalculateChecksum(packet);</w:t>
-      </w:r>
-    </w:p>
-    <w:p>
-      <w:pPr>
-        <w:ind w:firstLine="709"/>
-        <w:jc w:val="both"/>
-        <w:rPr>
-          <w:rFonts w:ascii="Times New Roman" w:hAnsi="Times New Roman" w:cs="Times New Roman"/>
-          <w:lang w:val="en-US"/>
-        </w:rPr>
-      </w:pPr>
-      <w:r>
-        <w:rPr>
-          <w:rFonts w:ascii="Times New Roman" w:hAnsi="Times New Roman" w:cs="Times New Roman"/>
-          <w:lang w:val="en-US"/>
-        </w:rPr>
-        <w:t xml:space="preserve">            byte[] checksumBytes = BitConverter.GetBytes(checksum);</w:t>
-      </w:r>
-    </w:p>
-    <w:p>
-      <w:pPr>
-        <w:ind w:firstLine="709"/>
-        <w:jc w:val="both"/>
-        <w:rPr>
-          <w:rFonts w:ascii="Times New Roman" w:hAnsi="Times New Roman" w:cs="Times New Roman"/>
-          <w:lang w:val="en-US"/>
-        </w:rPr>
-      </w:pPr>
-      <w:r>
-        <w:rPr>
-          <w:rFonts w:ascii="Times New Roman" w:hAnsi="Times New Roman" w:cs="Times New Roman"/>
-          <w:lang w:val="en-US"/>
-        </w:rPr>
-        <w:t xml:space="preserve">            packet[2] = checksumBytes[0];</w:t>
-      </w:r>
-    </w:p>
-    <w:p>
-      <w:pPr>
-        <w:ind w:firstLine="709"/>
-        <w:jc w:val="both"/>
-        <w:rPr>
-          <w:rFonts w:ascii="Times New Roman" w:hAnsi="Times New Roman" w:cs="Times New Roman"/>
-          <w:lang w:val="en-US"/>
-        </w:rPr>
-      </w:pPr>
-      <w:r>
-        <w:rPr>
-          <w:rFonts w:ascii="Times New Roman" w:hAnsi="Times New Roman" w:cs="Times New Roman"/>
-          <w:lang w:val="en-US"/>
-        </w:rPr>
-        <w:t xml:space="preserve">            packet[3] = checksumBytes[1];</w:t>
-      </w:r>
-    </w:p>
-    <w:p>
-      <w:pPr>
-        <w:ind w:firstLine="709"/>
-        <w:jc w:val="both"/>
-        <w:rPr>
-          <w:rFonts w:ascii="Times New Roman" w:hAnsi="Times New Roman" w:cs="Times New Roman"/>
-          <w:lang w:val="en-US"/>
-        </w:rPr>
-      </w:pPr>
-    </w:p>
-    <w:p>
-      <w:pPr>
-        <w:ind w:firstLine="709"/>
-        <w:jc w:val="both"/>
-        <w:rPr>
-          <w:rFonts w:ascii="Times New Roman" w:hAnsi="Times New Roman" w:cs="Times New Roman"/>
-          <w:lang w:val="en-US"/>
-        </w:rPr>
-      </w:pPr>
-      <w:r>
-        <w:rPr>
-          <w:rFonts w:ascii="Times New Roman" w:hAnsi="Times New Roman" w:cs="Times New Roman"/>
-          <w:lang w:val="en-US"/>
-        </w:rPr>
-        <w:t xml:space="preserve">            return packet;</w:t>
-      </w:r>
-    </w:p>
-    <w:p>
-      <w:pPr>
-        <w:ind w:firstLine="709"/>
-        <w:jc w:val="both"/>
-        <w:rPr>
-          <w:rFonts w:ascii="Times New Roman" w:hAnsi="Times New Roman" w:cs="Times New Roman"/>
-          <w:lang w:val="en-US"/>
-        </w:rPr>
-      </w:pPr>
-      <w:r>
-        <w:rPr>
-          <w:rFonts w:ascii="Times New Roman" w:hAnsi="Times New Roman" w:cs="Times New Roman"/>
-          <w:lang w:val="en-US"/>
-        </w:rPr>
-        <w:t xml:space="preserve">        }</w:t>
-      </w:r>
-    </w:p>
-    <w:p>
-      <w:pPr>
-        <w:ind w:firstLine="709"/>
-        <w:jc w:val="both"/>
-        <w:rPr>
-          <w:rFonts w:ascii="Times New Roman" w:hAnsi="Times New Roman" w:cs="Times New Roman"/>
-          <w:lang w:val="en-US"/>
-        </w:rPr>
-      </w:pPr>
-    </w:p>
-    <w:p>
-      <w:pPr>
-        <w:ind w:firstLine="709"/>
-        <w:jc w:val="both"/>
-        <w:rPr>
-          <w:rFonts w:ascii="Times New Roman" w:hAnsi="Times New Roman" w:cs="Times New Roman"/>
-          <w:lang w:val="en-US"/>
-        </w:rPr>
-      </w:pPr>
-      <w:r>
-        <w:rPr>
-          <w:rFonts w:ascii="Times New Roman" w:hAnsi="Times New Roman" w:cs="Times New Roman"/>
-          <w:lang w:val="en-US"/>
-        </w:rPr>
-        <w:lastRenderedPageBreak/>
-        <w:t xml:space="preserve">        //</w:t>
-      </w:r>
-      <w:r>
-        <w:rPr>
-          <w:rFonts w:ascii="Times New Roman" w:hAnsi="Times New Roman" w:cs="Times New Roman"/>
-        </w:rPr>
-        <w:t>Метод</w:t>
-      </w:r>
-      <w:r>
-        <w:rPr>
-          <w:rFonts w:ascii="Times New Roman" w:hAnsi="Times New Roman" w:cs="Times New Roman"/>
-          <w:lang w:val="en-US"/>
-        </w:rPr>
-        <w:t xml:space="preserve"> </w:t>
-      </w:r>
-      <w:r>
-        <w:rPr>
-          <w:rFonts w:ascii="Times New Roman" w:hAnsi="Times New Roman" w:cs="Times New Roman"/>
-        </w:rPr>
-        <w:t>для</w:t>
-      </w:r>
-      <w:r>
-        <w:rPr>
-          <w:rFonts w:ascii="Times New Roman" w:hAnsi="Times New Roman" w:cs="Times New Roman"/>
-          <w:lang w:val="en-US"/>
-        </w:rPr>
-        <w:t xml:space="preserve"> </w:t>
-      </w:r>
-      <w:r>
-        <w:rPr>
-          <w:rFonts w:ascii="Times New Roman" w:hAnsi="Times New Roman" w:cs="Times New Roman"/>
-        </w:rPr>
-        <w:t>вычисления</w:t>
-      </w:r>
-      <w:r>
-        <w:rPr>
-          <w:rFonts w:ascii="Times New Roman" w:hAnsi="Times New Roman" w:cs="Times New Roman"/>
-          <w:lang w:val="en-US"/>
-        </w:rPr>
-        <w:t xml:space="preserve"> </w:t>
-      </w:r>
-      <w:r>
-        <w:rPr>
-          <w:rFonts w:ascii="Times New Roman" w:hAnsi="Times New Roman" w:cs="Times New Roman"/>
-        </w:rPr>
-        <w:t>контрольной</w:t>
-      </w:r>
-      <w:r>
-        <w:rPr>
-          <w:rFonts w:ascii="Times New Roman" w:hAnsi="Times New Roman" w:cs="Times New Roman"/>
-          <w:lang w:val="en-US"/>
-        </w:rPr>
-        <w:t xml:space="preserve"> </w:t>
-      </w:r>
-      <w:r>
-        <w:rPr>
-          <w:rFonts w:ascii="Times New Roman" w:hAnsi="Times New Roman" w:cs="Times New Roman"/>
-        </w:rPr>
-        <w:t>суммы</w:t>
-      </w:r>
-    </w:p>
-    <w:p>
-      <w:pPr>
-        <w:ind w:firstLine="709"/>
-        <w:jc w:val="both"/>
-        <w:rPr>
-          <w:rFonts w:ascii="Times New Roman" w:hAnsi="Times New Roman" w:cs="Times New Roman"/>
-          <w:lang w:val="en-US"/>
-        </w:rPr>
-      </w:pPr>
-      <w:r>
-        <w:rPr>
-          <w:rFonts w:ascii="Times New Roman" w:hAnsi="Times New Roman" w:cs="Times New Roman"/>
-          <w:lang w:val="en-US"/>
-        </w:rPr>
-        <w:t xml:space="preserve">        private static ushort CalculateChecksum(byte[] buffer)</w:t>
-      </w:r>
-    </w:p>
-    <w:p>
-      <w:pPr>
-        <w:ind w:firstLine="709"/>
-        <w:jc w:val="both"/>
-        <w:rPr>
-          <w:rFonts w:ascii="Times New Roman" w:hAnsi="Times New Roman" w:cs="Times New Roman"/>
-        </w:rPr>
-      </w:pPr>
-      <w:r>
-        <w:rPr>
-          <w:rFonts w:ascii="Times New Roman" w:hAnsi="Times New Roman" w:cs="Times New Roman"/>
-          <w:lang w:val="en-US"/>
-        </w:rPr>
-        <w:t xml:space="preserve">        </w:t>
-      </w:r>
-      <w:r>
-        <w:rPr>
-          <w:rFonts w:ascii="Times New Roman" w:hAnsi="Times New Roman" w:cs="Times New Roman"/>
-        </w:rPr>
-        <w:t>{</w:t>
-      </w:r>
-    </w:p>
-    <w:p>
-      <w:pPr>
-        <w:ind w:firstLine="709"/>
-        <w:jc w:val="both"/>
-        <w:rPr>
-          <w:rFonts w:ascii="Times New Roman" w:hAnsi="Times New Roman" w:cs="Times New Roman"/>
-        </w:rPr>
-      </w:pPr>
-      <w:r>
-        <w:rPr>
-          <w:rFonts w:ascii="Times New Roman" w:hAnsi="Times New Roman" w:cs="Times New Roman"/>
-        </w:rPr>
-        <w:t xml:space="preserve">            int checksum = 0;</w:t>
-      </w:r>
-    </w:p>
-    <w:p>
-      <w:pPr>
-        <w:ind w:firstLine="709"/>
-        <w:jc w:val="both"/>
-        <w:rPr>
-          <w:rFonts w:ascii="Times New Roman" w:hAnsi="Times New Roman" w:cs="Times New Roman"/>
-          <w:lang w:val="en-US"/>
-        </w:rPr>
-      </w:pPr>
-      <w:r>
-        <w:rPr>
-          <w:rFonts w:ascii="Times New Roman" w:hAnsi="Times New Roman" w:cs="Times New Roman"/>
-        </w:rPr>
-        <w:t xml:space="preserve">            </w:t>
-      </w:r>
-      <w:r>
-        <w:rPr>
-          <w:rFonts w:ascii="Times New Roman" w:hAnsi="Times New Roman" w:cs="Times New Roman"/>
-          <w:lang w:val="en-US"/>
-        </w:rPr>
-        <w:t>int length = buffer.Length;</w:t>
-      </w:r>
-    </w:p>
-    <w:p>
-      <w:pPr>
-        <w:ind w:firstLine="709"/>
-        <w:jc w:val="both"/>
-        <w:rPr>
-          <w:rFonts w:ascii="Times New Roman" w:hAnsi="Times New Roman" w:cs="Times New Roman"/>
-          <w:lang w:val="en-US"/>
-        </w:rPr>
-      </w:pPr>
-      <w:r>
-        <w:rPr>
-          <w:rFonts w:ascii="Times New Roman" w:hAnsi="Times New Roman" w:cs="Times New Roman"/>
-          <w:lang w:val="en-US"/>
-        </w:rPr>
-        <w:t xml:space="preserve">            int index = 0;</w:t>
-      </w:r>
-    </w:p>
-    <w:p>
-      <w:pPr>
-        <w:ind w:firstLine="709"/>
-        <w:jc w:val="both"/>
-        <w:rPr>
-          <w:rFonts w:ascii="Times New Roman" w:hAnsi="Times New Roman" w:cs="Times New Roman"/>
-          <w:lang w:val="en-US"/>
-        </w:rPr>
-      </w:pPr>
-    </w:p>
-    <w:p>
-      <w:pPr>
-        <w:ind w:firstLine="709"/>
-        <w:jc w:val="both"/>
-        <w:rPr>
-          <w:rFonts w:ascii="Times New Roman" w:hAnsi="Times New Roman" w:cs="Times New Roman"/>
-          <w:lang w:val="en-US"/>
-        </w:rPr>
-      </w:pPr>
-      <w:r>
-        <w:rPr>
-          <w:rFonts w:ascii="Times New Roman" w:hAnsi="Times New Roman" w:cs="Times New Roman"/>
-          <w:lang w:val="en-US"/>
-        </w:rPr>
-        <w:t xml:space="preserve">            while (length &gt; 1)</w:t>
-      </w:r>
-    </w:p>
-    <w:p>
-      <w:pPr>
-        <w:ind w:firstLine="709"/>
-        <w:jc w:val="both"/>
-        <w:rPr>
-          <w:rFonts w:ascii="Times New Roman" w:hAnsi="Times New Roman" w:cs="Times New Roman"/>
-          <w:lang w:val="en-US"/>
-        </w:rPr>
-      </w:pPr>
-      <w:r>
-        <w:rPr>
-          <w:rFonts w:ascii="Times New Roman" w:hAnsi="Times New Roman" w:cs="Times New Roman"/>
-          <w:lang w:val="en-US"/>
-        </w:rPr>
-        <w:t xml:space="preserve">            {</w:t>
-      </w:r>
-    </w:p>
-    <w:p>
-      <w:pPr>
-        <w:ind w:firstLine="709"/>
-        <w:jc w:val="both"/>
-        <w:rPr>
-          <w:rFonts w:ascii="Times New Roman" w:hAnsi="Times New Roman" w:cs="Times New Roman"/>
-          <w:lang w:val="en-US"/>
-        </w:rPr>
-      </w:pPr>
-      <w:r>
-        <w:rPr>
-          <w:rFonts w:ascii="Times New Roman" w:hAnsi="Times New Roman" w:cs="Times New Roman"/>
-          <w:lang w:val="en-US"/>
-        </w:rPr>
-        <w:t xml:space="preserve">                checksum += Convert.ToInt32(BitConverter.ToUInt16(buffer, index));</w:t>
-      </w:r>
-    </w:p>
-    <w:p>
-      <w:pPr>
-        <w:ind w:firstLine="709"/>
-        <w:jc w:val="both"/>
-        <w:rPr>
-          <w:rFonts w:ascii="Times New Roman" w:hAnsi="Times New Roman" w:cs="Times New Roman"/>
-          <w:lang w:val="en-US"/>
-        </w:rPr>
-      </w:pPr>
-      <w:r>
-        <w:rPr>
-          <w:rFonts w:ascii="Times New Roman" w:hAnsi="Times New Roman" w:cs="Times New Roman"/>
-          <w:lang w:val="en-US"/>
-        </w:rPr>
-        <w:t xml:space="preserve">                index += 2;</w:t>
-      </w:r>
-    </w:p>
-    <w:p>
-      <w:pPr>
-        <w:ind w:firstLine="709"/>
-        <w:jc w:val="both"/>
-        <w:rPr>
-          <w:rFonts w:ascii="Times New Roman" w:hAnsi="Times New Roman" w:cs="Times New Roman"/>
-          <w:lang w:val="en-US"/>
-        </w:rPr>
-      </w:pPr>
-      <w:r>
-        <w:rPr>
-          <w:rFonts w:ascii="Times New Roman" w:hAnsi="Times New Roman" w:cs="Times New Roman"/>
-          <w:lang w:val="en-US"/>
-        </w:rPr>
-        <w:t xml:space="preserve">                length -= 2;</w:t>
-      </w:r>
-    </w:p>
-    <w:p>
-      <w:pPr>
-        <w:ind w:firstLine="709"/>
-        <w:jc w:val="both"/>
-        <w:rPr>
-          <w:rFonts w:ascii="Times New Roman" w:hAnsi="Times New Roman" w:cs="Times New Roman"/>
-          <w:lang w:val="en-US"/>
-        </w:rPr>
-      </w:pPr>
-      <w:r>
-        <w:rPr>
-          <w:rFonts w:ascii="Times New Roman" w:hAnsi="Times New Roman" w:cs="Times New Roman"/>
-          <w:lang w:val="en-US"/>
-        </w:rPr>
-        <w:t xml:space="preserve">            }</w:t>
-      </w:r>
-    </w:p>
-    <w:p>
-      <w:pPr>
-        <w:ind w:firstLine="709"/>
-        <w:jc w:val="both"/>
-        <w:rPr>
-          <w:rFonts w:ascii="Times New Roman" w:hAnsi="Times New Roman" w:cs="Times New Roman"/>
-          <w:lang w:val="en-US"/>
-        </w:rPr>
-      </w:pPr>
-    </w:p>
-    <w:p>
-      <w:pPr>
-        <w:ind w:firstLine="709"/>
-        <w:jc w:val="both"/>
-        <w:rPr>
-          <w:rFonts w:ascii="Times New Roman" w:hAnsi="Times New Roman" w:cs="Times New Roman"/>
-          <w:lang w:val="en-US"/>
-        </w:rPr>
-      </w:pPr>
-      <w:r>
-        <w:rPr>
-          <w:rFonts w:ascii="Times New Roman" w:hAnsi="Times New Roman" w:cs="Times New Roman"/>
-          <w:lang w:val="en-US"/>
-        </w:rPr>
-        <w:t xml:space="preserve">            if (length &gt; 0)</w:t>
-      </w:r>
-    </w:p>
-    <w:p>
-      <w:pPr>
-        <w:ind w:firstLine="709"/>
-        <w:jc w:val="both"/>
-        <w:rPr>
-          <w:rFonts w:ascii="Times New Roman" w:hAnsi="Times New Roman" w:cs="Times New Roman"/>
-          <w:lang w:val="en-US"/>
-        </w:rPr>
-      </w:pPr>
-      <w:r>
-        <w:rPr>
-          <w:rFonts w:ascii="Times New Roman" w:hAnsi="Times New Roman" w:cs="Times New Roman"/>
-          <w:lang w:val="en-US"/>
-        </w:rPr>
-        <w:t xml:space="preserve">            {</w:t>
-      </w:r>
-    </w:p>
-    <w:p>
-      <w:pPr>
-        <w:ind w:firstLine="709"/>
-        <w:jc w:val="both"/>
-        <w:rPr>
-          <w:rFonts w:ascii="Times New Roman" w:hAnsi="Times New Roman" w:cs="Times New Roman"/>
-          <w:lang w:val="en-US"/>
-        </w:rPr>
-      </w:pPr>
-      <w:r>
-        <w:rPr>
-          <w:rFonts w:ascii="Times New Roman" w:hAnsi="Times New Roman" w:cs="Times New Roman"/>
-          <w:lang w:val="en-US"/>
-        </w:rPr>
-        <w:t xml:space="preserve">                checksum += Convert.ToInt32(buffer[index]);</w:t>
-      </w:r>
-    </w:p>
-    <w:p>
-      <w:pPr>
-        <w:ind w:firstLine="709"/>
-        <w:jc w:val="both"/>
-        <w:rPr>
-          <w:rFonts w:ascii="Times New Roman" w:hAnsi="Times New Roman" w:cs="Times New Roman"/>
-          <w:lang w:val="en-US"/>
-        </w:rPr>
-      </w:pPr>
-      <w:r>
-        <w:rPr>
-          <w:rFonts w:ascii="Times New Roman" w:hAnsi="Times New Roman" w:cs="Times New Roman"/>
-          <w:lang w:val="en-US"/>
-        </w:rPr>
-        <w:t xml:space="preserve">            }</w:t>
-      </w:r>
-    </w:p>
-    <w:p>
-      <w:pPr>
-        <w:ind w:firstLine="709"/>
-        <w:jc w:val="both"/>
-        <w:rPr>
-          <w:rFonts w:ascii="Times New Roman" w:hAnsi="Times New Roman" w:cs="Times New Roman"/>
-          <w:lang w:val="en-US"/>
-        </w:rPr>
-      </w:pPr>
-    </w:p>
-    <w:p>
-      <w:pPr>
-        <w:ind w:firstLine="709"/>
-        <w:jc w:val="both"/>
-        <w:rPr>
-          <w:rFonts w:ascii="Times New Roman" w:hAnsi="Times New Roman" w:cs="Times New Roman"/>
-          <w:lang w:val="en-US"/>
-        </w:rPr>
-      </w:pPr>
-      <w:r>
-        <w:rPr>
-          <w:rFonts w:ascii="Times New Roman" w:hAnsi="Times New Roman" w:cs="Times New Roman"/>
-          <w:lang w:val="en-US"/>
-        </w:rPr>
-        <w:t xml:space="preserve">            checksum = (checksum &gt;&gt; 16) + (checksum &amp; 0xffff);</w:t>
-      </w:r>
-    </w:p>
-    <w:p>
-      <w:pPr>
-        <w:ind w:firstLine="709"/>
-        <w:jc w:val="both"/>
-        <w:rPr>
-          <w:rFonts w:ascii="Times New Roman" w:hAnsi="Times New Roman" w:cs="Times New Roman"/>
-          <w:lang w:val="en-US"/>
-        </w:rPr>
-      </w:pPr>
-      <w:r>
-        <w:rPr>
-          <w:rFonts w:ascii="Times New Roman" w:hAnsi="Times New Roman" w:cs="Times New Roman"/>
-          <w:lang w:val="en-US"/>
-        </w:rPr>
-        <w:t xml:space="preserve">            checksum += (checksum &gt;&gt; 16);</w:t>
-      </w:r>
-    </w:p>
-    <w:p>
-      <w:pPr>
-        <w:ind w:firstLine="709"/>
-        <w:jc w:val="both"/>
-        <w:rPr>
-          <w:rFonts w:ascii="Times New Roman" w:hAnsi="Times New Roman" w:cs="Times New Roman"/>
-          <w:lang w:val="en-US"/>
-        </w:rPr>
-      </w:pPr>
-    </w:p>
-    <w:p>
-      <w:pPr>
-        <w:ind w:firstLine="709"/>
-        <w:jc w:val="both"/>
-        <w:rPr>
-          <w:rFonts w:ascii="Times New Roman" w:hAnsi="Times New Roman" w:cs="Times New Roman"/>
-        </w:rPr>
-      </w:pPr>
-      <w:r>
-        <w:rPr>
-          <w:rFonts w:ascii="Times New Roman" w:hAnsi="Times New Roman" w:cs="Times New Roman"/>
-          <w:lang w:val="en-US"/>
-        </w:rPr>
-        <w:t xml:space="preserve">            </w:t>
-      </w:r>
-      <w:r>
-        <w:rPr>
-          <w:rFonts w:ascii="Times New Roman" w:hAnsi="Times New Roman" w:cs="Times New Roman"/>
-        </w:rPr>
-        <w:t>return (ushort)(~checksum);</w:t>
+      <w:proofErr w:type="spellStart"/>
+      <w:r>
+        <w:rPr>
+          <w:rFonts w:ascii="Times New Roman" w:hAnsi="Times New Roman" w:cs="Times New Roman"/>
+        </w:rPr>
+        <w:t>return</w:t>
+      </w:r>
+      <w:proofErr w:type="spellEnd"/>
+      <w:r>
+        <w:rPr>
+          <w:rFonts w:ascii="Times New Roman" w:hAnsi="Times New Roman" w:cs="Times New Roman"/>
+        </w:rPr>
+        <w:t xml:space="preserve"> (</w:t>
+      </w:r>
+      <w:proofErr w:type="spellStart"/>
+      <w:r>
+        <w:rPr>
+          <w:rFonts w:ascii="Times New Roman" w:hAnsi="Times New Roman" w:cs="Times New Roman"/>
+        </w:rPr>
+        <w:t>ushort</w:t>
+      </w:r>
+      <w:proofErr w:type="spellEnd"/>
+      <w:r>
+        <w:rPr>
+          <w:rFonts w:ascii="Times New Roman" w:hAnsi="Times New Roman" w:cs="Times New Roman"/>
+        </w:rPr>
+        <w:t>)(~</w:t>
+      </w:r>
+      <w:proofErr w:type="spellStart"/>
+      <w:r>
+        <w:rPr>
+          <w:rFonts w:ascii="Times New Roman" w:hAnsi="Times New Roman" w:cs="Times New Roman"/>
+        </w:rPr>
+        <w:t>checksum</w:t>
+      </w:r>
+      <w:proofErr w:type="spellEnd"/>
+      <w:r>
+        <w:rPr>
+          <w:rFonts w:ascii="Times New Roman" w:hAnsi="Times New Roman" w:cs="Times New Roman"/>
+        </w:rPr>
+        <w:t>);</w:t>
       </w:r>
     </w:p>
     <w:p>
